--- a/formatos/New_draft/acuerdo_sin_ads_juridica.docx
+++ b/formatos/New_draft/acuerdo_sin_ads_juridica.docx
@@ -105,7 +105,7 @@
           <w:szCs w:val="23"/>
           <w:highlight w:val="yellow"/>
         </w:rPr>
-        <w:t xml:space="preserve">{{ </w:t>
+        <w:t xml:space="preserve">{{ RAZÓN_SOCIAL_ENCABEZADO }}</w:t>
       </w:r>
       <w:proofErr w:type="spellStart"/>
       <w:r>
@@ -117,18 +117,18 @@
           <w:szCs w:val="23"/>
           <w:highlight w:val="yellow"/>
         </w:rPr>
-        <w:t>RAZÓN_SOCIAL</w:t>
-      </w:r>
-      <w:r>
-        <w:rPr>
-          <w:rFonts w:ascii="Garamond" w:eastAsia="Garamond" w:hAnsi="Garamond" w:cs="Garamond"/>
-          <w:b/>
-          <w:bCs/>
-          <w:sz w:val="23"/>
-          <w:szCs w:val="23"/>
-          <w:highlight w:val="yellow"/>
-        </w:rPr>
-        <w:t>|upper</w:t>
+        <w:t/>
+      </w:r>
+      <w:r>
+        <w:rPr>
+          <w:rFonts w:ascii="Garamond" w:eastAsia="Garamond" w:hAnsi="Garamond" w:cs="Garamond"/>
+          <w:b/>
+          <w:bCs/>
+          <w:sz w:val="23"/>
+          <w:szCs w:val="23"/>
+          <w:highlight w:val="yellow"/>
+        </w:rPr>
+        <w:t/>
       </w:r>
       <w:proofErr w:type="spellEnd"/>
       <w:r>
@@ -140,7 +140,7 @@
           <w:szCs w:val="23"/>
           <w:highlight w:val="yellow"/>
         </w:rPr>
-        <w:t xml:space="preserve"> }}</w:t>
+        <w:t xml:space="preserve"/>
       </w:r>
       <w:r>
         <w:rPr>
@@ -3708,15 +3708,15 @@
         <w:rPr>
           <w:rFonts w:ascii="Garamond" w:eastAsia="Garamond" w:hAnsi="Garamond" w:cs="Garamond"/>
         </w:rPr>
-        <w:t xml:space="preserve"> Eliminar todo el software que pertenezca a Rappi una vez cese el uso de la Plataforma Rappi por parte del Aliado Comercial; y </w:t>
-      </w:r>
-      <w:r>
-        <w:rPr>
-          <w:rFonts w:ascii="Garamond" w:eastAsia="Garamond" w:hAnsi="Garamond" w:cs="Garamond"/>
-          <w:b/>
-          <w:bCs/>
-        </w:rPr>
-        <w:t>(</w:t>
+        <w:t xml:space="preserve"> Eliminar todo el software que pertenezca a Rappi una vez cese el uso de la Plataforma Rappi por parte del Aliado Comercial.</w:t>
+      </w:r>
+      <w:r>
+        <w:rPr>
+          <w:rFonts w:ascii="Garamond" w:eastAsia="Garamond" w:hAnsi="Garamond" w:cs="Garamond"/>
+          <w:b/>
+          <w:bCs/>
+        </w:rPr>
+        <w:t/>
       </w:r>
       <w:proofErr w:type="spellStart"/>
       <w:r>
@@ -3725,7 +3725,7 @@
           <w:b/>
           <w:bCs/>
         </w:rPr>
-        <w:t>xviii</w:t>
+        <w:t/>
       </w:r>
       <w:proofErr w:type="spellEnd"/>
       <w:r>
@@ -3734,13 +3734,250 @@
           <w:b/>
           <w:bCs/>
         </w:rPr>
-        <w:t>)</w:t>
-      </w:r>
-      <w:r>
-        <w:rPr>
-          <w:rFonts w:ascii="Garamond" w:eastAsia="Garamond" w:hAnsi="Garamond" w:cs="Garamond"/>
-          <w:b/>
-          <w:bCs/>
+        <w:t/>
+      </w:r>
+      <w:r>
+        <w:rPr>
+          <w:rFonts w:ascii="Garamond" w:eastAsia="Garamond" w:hAnsi="Garamond" w:cs="Garamond"/>
+          <w:b/>
+          <w:bCs/>
+        </w:rPr>
+        <w:t xml:space="preserve"/>
+      </w:r>
+      <w:r>
+        <w:rPr>
+          <w:rFonts w:ascii="Garamond" w:eastAsia="Garamond" w:hAnsi="Garamond" w:cs="Garamond"/>
+          <w:sz w:val="23"/>
+          <w:szCs w:val="23"/>
+          <w:highlight w:val="yellow"/>
+          <w:lang w:val="es-ES"/>
+        </w:rPr>
+        <w:t xml:space="preserve"/>
+      </w:r>
+      <w:proofErr w:type="spellStart"/>
+      <w:r>
+        <w:rPr>
+          <w:rFonts w:ascii="Garamond" w:eastAsia="Garamond" w:hAnsi="Garamond" w:cs="Garamond"/>
+          <w:sz w:val="23"/>
+          <w:szCs w:val="23"/>
+          <w:highlight w:val="yellow"/>
+          <w:lang w:val="es-ES"/>
+        </w:rPr>
+        <w:t/>
+      </w:r>
+      <w:proofErr w:type="spellEnd"/>
+      <w:r>
+        <w:rPr>
+          <w:rFonts w:ascii="Garamond" w:eastAsia="Garamond" w:hAnsi="Garamond" w:cs="Garamond"/>
+          <w:sz w:val="23"/>
+          <w:szCs w:val="23"/>
+          <w:highlight w:val="yellow"/>
+          <w:lang w:val="es-ES"/>
+        </w:rPr>
+        <w:t xml:space="preserve"/>
+      </w:r>
+      <w:proofErr w:type="spellStart"/>
+      <w:r>
+        <w:rPr>
+          <w:rFonts w:ascii="Garamond" w:eastAsia="Garamond" w:hAnsi="Garamond" w:cs="Garamond"/>
+          <w:sz w:val="23"/>
+          <w:szCs w:val="23"/>
+          <w:highlight w:val="yellow"/>
+          <w:lang w:val="es-ES"/>
+        </w:rPr>
+        <w:t/>
+      </w:r>
+      <w:r>
+        <w:rPr>
+          <w:rFonts w:ascii="Garamond" w:eastAsia="Garamond" w:hAnsi="Garamond" w:cs="Garamond"/>
+          <w:sz w:val="23"/>
+          <w:szCs w:val="23"/>
+          <w:highlight w:val="yellow"/>
+          <w:lang w:val="es-ES"/>
+        </w:rPr>
+        <w:t/>
+      </w:r>
+      <w:r>
+        <w:rPr>
+          <w:rFonts w:ascii="Garamond" w:eastAsia="Garamond" w:hAnsi="Garamond" w:cs="Garamond"/>
+          <w:sz w:val="23"/>
+          <w:szCs w:val="23"/>
+          <w:highlight w:val="yellow"/>
+          <w:lang w:val="es-ES"/>
+        </w:rPr>
+        <w:t/>
+      </w:r>
+      <w:proofErr w:type="spellEnd"/>
+      <w:r>
+        <w:rPr>
+          <w:rFonts w:ascii="Garamond" w:eastAsia="Garamond" w:hAnsi="Garamond" w:cs="Garamond"/>
+          <w:sz w:val="23"/>
+          <w:szCs w:val="23"/>
+          <w:highlight w:val="yellow"/>
+          <w:lang w:val="es-ES"/>
+        </w:rPr>
+        <w:t xml:space="preserve"/>
+      </w:r>
+    </w:p>
+    <w:p>
+      <w:pPr>
+        <w:jc w:val="both"/>
+        <w:rPr>
+          <w:rFonts w:ascii="Garamond" w:eastAsia="Garamond" w:hAnsi="Garamond" w:cs="Garamond"/>
+          <w:sz w:val="23"/>
+          <w:szCs w:val="23"/>
+          <w:lang w:val="en-US"/>
+        </w:rPr>
+      </w:pPr>
+      <w:r>
+        <w:rPr>
+          <w:rFonts w:ascii="Garamond" w:eastAsia="Garamond" w:hAnsi="Garamond" w:cs="Garamond"/>
+          <w:sz w:val="23"/>
+          <w:szCs w:val="23"/>
+          <w:highlight w:val="yellow"/>
+          <w:lang w:val="en-US"/>
+        </w:rPr>
+        <w:t>{%p if activa_descuento_menu %}</w:t>
+      </w:r>
+    </w:p>
+    <w:p>
+      <w:pPr>
+        <w:jc w:val="both"/>
+        <w:rPr>
+          <w:rFonts w:ascii="Garamond" w:eastAsia="Garamond" w:hAnsi="Garamond" w:cs="Garamond"/>
+          <w:sz w:val="23"/>
+          <w:szCs w:val="23"/>
+        </w:rPr>
+      </w:pPr>
+      <w:r>
+        <w:rPr>
+          <w:rFonts w:ascii="Garamond" w:eastAsia="Garamond" w:hAnsi="Garamond" w:cs="Garamond"/>
+          <w:sz w:val="23"/>
+          <w:szCs w:val="23"/>
+        </w:rPr>
+        <w:t xml:space="preserve">{{ ROM_DESCUENTO_MENU }} Realizar un descuento de por lo menos el </w:t>
+      </w:r>
+      <w:proofErr w:type="gramStart"/>
+      <w:r>
+        <w:rPr>
+          <w:rFonts w:ascii="Garamond" w:eastAsia="Garamond" w:hAnsi="Garamond" w:cs="Garamond"/>
+          <w:sz w:val="23"/>
+          <w:szCs w:val="23"/>
+          <w:highlight w:val="yellow"/>
+        </w:rPr>
+        <w:t>{{ N</w:t>
+      </w:r>
+      <w:proofErr w:type="gramEnd"/>
+      <w:r>
+        <w:rPr>
+          <w:rFonts w:ascii="Garamond" w:eastAsia="Garamond" w:hAnsi="Garamond" w:cs="Garamond"/>
+          <w:sz w:val="23"/>
+          <w:szCs w:val="23"/>
+          <w:highlight w:val="yellow"/>
+        </w:rPr>
+        <w:t>_DESCUENTO_</w:t>
+      </w:r>
+      <w:proofErr w:type="gramStart"/>
+      <w:r>
+        <w:rPr>
+          <w:rFonts w:ascii="Garamond" w:eastAsia="Garamond" w:hAnsi="Garamond" w:cs="Garamond"/>
+          <w:sz w:val="23"/>
+          <w:szCs w:val="23"/>
+          <w:highlight w:val="yellow"/>
+        </w:rPr>
+        <w:t>MENU }}</w:t>
+      </w:r>
+      <w:r>
+        <w:rPr>
+          <w:rFonts w:ascii="Garamond" w:eastAsia="Garamond" w:hAnsi="Garamond" w:cs="Garamond"/>
+          <w:sz w:val="23"/>
+          <w:szCs w:val="23"/>
+        </w:rPr>
+        <w:t>%</w:t>
+      </w:r>
+      <w:proofErr w:type="gramEnd"/>
+      <w:r>
+        <w:rPr>
+          <w:rFonts w:ascii="Garamond" w:eastAsia="Garamond" w:hAnsi="Garamond" w:cs="Garamond"/>
+          <w:sz w:val="23"/>
+          <w:szCs w:val="23"/>
+        </w:rPr>
+        <w:t xml:space="preserve"> (</w:t>
+      </w:r>
+      <w:proofErr w:type="gramStart"/>
+      <w:r>
+        <w:rPr>
+          <w:rFonts w:ascii="Garamond" w:eastAsia="Garamond" w:hAnsi="Garamond" w:cs="Garamond"/>
+          <w:sz w:val="23"/>
+          <w:szCs w:val="23"/>
+          <w:highlight w:val="yellow"/>
+        </w:rPr>
+        <w:t xml:space="preserve">{{ </w:t>
+      </w:r>
+      <w:proofErr w:type="spellStart"/>
+      <w:r>
+        <w:rPr>
+          <w:rFonts w:ascii="Garamond" w:eastAsia="Garamond" w:hAnsi="Garamond" w:cs="Garamond"/>
+          <w:sz w:val="23"/>
+          <w:szCs w:val="23"/>
+          <w:highlight w:val="yellow"/>
+        </w:rPr>
+        <w:t>VALOR</w:t>
+      </w:r>
+      <w:proofErr w:type="gramEnd"/>
+      <w:r>
+        <w:rPr>
+          <w:rFonts w:ascii="Garamond" w:eastAsia="Garamond" w:hAnsi="Garamond" w:cs="Garamond"/>
+          <w:sz w:val="23"/>
+          <w:szCs w:val="23"/>
+          <w:highlight w:val="yellow"/>
+        </w:rPr>
+        <w:t>_DESCUENTO_MENU</w:t>
+      </w:r>
+      <w:r>
+        <w:rPr>
+          <w:rFonts w:ascii="Garamond" w:eastAsia="Garamond" w:hAnsi="Garamond" w:cs="Garamond"/>
+          <w:sz w:val="23"/>
+          <w:szCs w:val="23"/>
+          <w:highlight w:val="yellow"/>
+        </w:rPr>
+        <w:t>|</w:t>
+      </w:r>
+      <w:proofErr w:type="gramStart"/>
+      <w:r>
+        <w:rPr>
+          <w:rFonts w:ascii="Garamond" w:eastAsia="Garamond" w:hAnsi="Garamond" w:cs="Garamond"/>
+          <w:sz w:val="23"/>
+          <w:szCs w:val="23"/>
+          <w:highlight w:val="yellow"/>
+        </w:rPr>
+        <w:t>lower</w:t>
+      </w:r>
+      <w:proofErr w:type="spellEnd"/>
+      <w:r>
+        <w:rPr>
+          <w:rFonts w:ascii="Garamond" w:eastAsia="Garamond" w:hAnsi="Garamond" w:cs="Garamond"/>
+          <w:sz w:val="23"/>
+          <w:szCs w:val="23"/>
+          <w:highlight w:val="yellow"/>
+        </w:rPr>
+        <w:t xml:space="preserve"> }</w:t>
+      </w:r>
+      <w:proofErr w:type="gramEnd"/>
+      <w:r>
+        <w:rPr>
+          <w:rFonts w:ascii="Garamond" w:eastAsia="Garamond" w:hAnsi="Garamond" w:cs="Garamond"/>
+          <w:sz w:val="23"/>
+          <w:szCs w:val="23"/>
+          <w:highlight w:val="yellow"/>
+        </w:rPr>
+        <w:t>}</w:t>
+      </w:r>
+      <w:r>
+        <w:rPr>
+          <w:rFonts w:ascii="Garamond" w:eastAsia="Garamond" w:hAnsi="Garamond" w:cs="Garamond"/>
+          <w:sz w:val="23"/>
+          <w:szCs w:val="23"/>
         </w:rPr>
         <w:t xml:space="preserve"> </w:t>
       </w:r>
@@ -3749,6 +3986,347 @@
           <w:rFonts w:ascii="Garamond" w:eastAsia="Garamond" w:hAnsi="Garamond" w:cs="Garamond"/>
           <w:sz w:val="23"/>
           <w:szCs w:val="23"/>
+        </w:rPr>
+        <w:t xml:space="preserve">por ciento) en todo el menú dentro de la Plataforma Rappi durante los primeros </w:t>
+      </w:r>
+      <w:proofErr w:type="gramStart"/>
+      <w:r>
+        <w:rPr>
+          <w:rFonts w:ascii="Garamond" w:eastAsia="Garamond" w:hAnsi="Garamond" w:cs="Garamond"/>
+          <w:sz w:val="23"/>
+          <w:szCs w:val="23"/>
+          <w:highlight w:val="yellow"/>
+        </w:rPr>
+        <w:t>{{ N</w:t>
+      </w:r>
+      <w:proofErr w:type="gramEnd"/>
+      <w:r>
+        <w:rPr>
+          <w:rFonts w:ascii="Garamond" w:eastAsia="Garamond" w:hAnsi="Garamond" w:cs="Garamond"/>
+          <w:sz w:val="23"/>
+          <w:szCs w:val="23"/>
+          <w:highlight w:val="yellow"/>
+        </w:rPr>
+        <w:t>_MESES_DESCUENTO_</w:t>
+      </w:r>
+      <w:proofErr w:type="gramStart"/>
+      <w:r>
+        <w:rPr>
+          <w:rFonts w:ascii="Garamond" w:eastAsia="Garamond" w:hAnsi="Garamond" w:cs="Garamond"/>
+          <w:sz w:val="23"/>
+          <w:szCs w:val="23"/>
+          <w:highlight w:val="yellow"/>
+        </w:rPr>
+        <w:t>MENU }</w:t>
+      </w:r>
+      <w:proofErr w:type="gramEnd"/>
+      <w:r>
+        <w:rPr>
+          <w:rFonts w:ascii="Garamond" w:eastAsia="Garamond" w:hAnsi="Garamond" w:cs="Garamond"/>
+          <w:sz w:val="23"/>
+          <w:szCs w:val="23"/>
+          <w:highlight w:val="yellow"/>
+        </w:rPr>
+        <w:t>}</w:t>
+      </w:r>
+      <w:r>
+        <w:rPr>
+          <w:rFonts w:ascii="Garamond" w:eastAsia="Garamond" w:hAnsi="Garamond" w:cs="Garamond"/>
+          <w:sz w:val="23"/>
+          <w:szCs w:val="23"/>
+        </w:rPr>
+        <w:t xml:space="preserve"> (</w:t>
+      </w:r>
+      <w:proofErr w:type="gramStart"/>
+      <w:r>
+        <w:rPr>
+          <w:rFonts w:ascii="Garamond" w:eastAsia="Garamond" w:hAnsi="Garamond" w:cs="Garamond"/>
+          <w:sz w:val="23"/>
+          <w:szCs w:val="23"/>
+          <w:highlight w:val="yellow"/>
+        </w:rPr>
+        <w:t xml:space="preserve">{{ </w:t>
+      </w:r>
+      <w:proofErr w:type="spellStart"/>
+      <w:r>
+        <w:rPr>
+          <w:rFonts w:ascii="Garamond" w:eastAsia="Garamond" w:hAnsi="Garamond" w:cs="Garamond"/>
+          <w:sz w:val="23"/>
+          <w:szCs w:val="23"/>
+          <w:highlight w:val="yellow"/>
+        </w:rPr>
+        <w:t>VALOR</w:t>
+      </w:r>
+      <w:proofErr w:type="gramEnd"/>
+      <w:r>
+        <w:rPr>
+          <w:rFonts w:ascii="Garamond" w:eastAsia="Garamond" w:hAnsi="Garamond" w:cs="Garamond"/>
+          <w:sz w:val="23"/>
+          <w:szCs w:val="23"/>
+          <w:highlight w:val="yellow"/>
+        </w:rPr>
+        <w:t>_MES_DESCUENTO_MENU</w:t>
+      </w:r>
+      <w:r>
+        <w:rPr>
+          <w:rFonts w:ascii="Garamond" w:eastAsia="Garamond" w:hAnsi="Garamond" w:cs="Garamond"/>
+          <w:sz w:val="23"/>
+          <w:szCs w:val="23"/>
+          <w:highlight w:val="yellow"/>
+        </w:rPr>
+        <w:t>|</w:t>
+      </w:r>
+      <w:proofErr w:type="gramStart"/>
+      <w:r>
+        <w:rPr>
+          <w:rFonts w:ascii="Garamond" w:eastAsia="Garamond" w:hAnsi="Garamond" w:cs="Garamond"/>
+          <w:sz w:val="23"/>
+          <w:szCs w:val="23"/>
+          <w:highlight w:val="yellow"/>
+        </w:rPr>
+        <w:t>lower</w:t>
+      </w:r>
+      <w:proofErr w:type="spellEnd"/>
+      <w:r>
+        <w:rPr>
+          <w:rFonts w:ascii="Garamond" w:eastAsia="Garamond" w:hAnsi="Garamond" w:cs="Garamond"/>
+          <w:sz w:val="23"/>
+          <w:szCs w:val="23"/>
+          <w:highlight w:val="yellow"/>
+        </w:rPr>
+        <w:t xml:space="preserve"> }</w:t>
+      </w:r>
+      <w:proofErr w:type="gramEnd"/>
+      <w:r>
+        <w:rPr>
+          <w:rFonts w:ascii="Garamond" w:eastAsia="Garamond" w:hAnsi="Garamond" w:cs="Garamond"/>
+          <w:sz w:val="23"/>
+          <w:szCs w:val="23"/>
+          <w:highlight w:val="yellow"/>
+        </w:rPr>
+        <w:t>}</w:t>
+      </w:r>
+      <w:r>
+        <w:rPr>
+          <w:rFonts w:ascii="Garamond" w:eastAsia="Garamond" w:hAnsi="Garamond" w:cs="Garamond"/>
+          <w:sz w:val="23"/>
+          <w:szCs w:val="23"/>
+        </w:rPr>
+        <w:t>) meses de ejecución del presente Acuerdo.</w:t>
+      </w:r>
+    </w:p>
+    <w:p>
+      <w:pPr>
+        <w:jc w:val="both"/>
+        <w:rPr>
+          <w:rFonts w:ascii="Garamond" w:eastAsia="Garamond" w:hAnsi="Garamond" w:cs="Garamond"/>
+          <w:sz w:val="23"/>
+          <w:szCs w:val="23"/>
+          <w:lang w:val="en-US"/>
+        </w:rPr>
+      </w:pPr>
+      <w:r>
+        <w:rPr>
+          <w:rFonts w:ascii="Garamond" w:eastAsia="Garamond" w:hAnsi="Garamond" w:cs="Garamond"/>
+          <w:sz w:val="23"/>
+          <w:szCs w:val="23"/>
+          <w:highlight w:val="yellow"/>
+          <w:lang w:val="en-US"/>
+        </w:rPr>
+        <w:t>{%p endif %}</w:t>
+      </w:r>
+    </w:p>
+    <w:p>
+      <w:pPr>
+        <w:jc w:val="both"/>
+        <w:rPr>
+          <w:rFonts w:ascii="Garamond" w:eastAsia="Garamond" w:hAnsi="Garamond" w:cs="Garamond"/>
+          <w:sz w:val="23"/>
+          <w:szCs w:val="23"/>
+          <w:lang w:val="en-US"/>
+        </w:rPr>
+      </w:pPr>
+      <w:r>
+        <w:rPr>
+          <w:rFonts w:ascii="Garamond" w:eastAsia="Garamond" w:hAnsi="Garamond" w:cs="Garamond"/>
+          <w:sz w:val="23"/>
+          <w:szCs w:val="23"/>
+          <w:highlight w:val="yellow"/>
+          <w:lang w:val="en-US"/>
+        </w:rPr>
+        <w:t xml:space="preserve">{%p if </w:t>
+      </w:r>
+      <w:proofErr w:type="spellStart"/>
+      <w:r>
+        <w:rPr>
+          <w:rFonts w:ascii="Garamond" w:eastAsia="Garamond" w:hAnsi="Garamond" w:cs="Garamond"/>
+          <w:sz w:val="23"/>
+          <w:szCs w:val="23"/>
+          <w:highlight w:val="yellow"/>
+          <w:lang w:val="en-US"/>
+        </w:rPr>
+        <w:t>activa_mark_down</w:t>
+      </w:r>
+      <w:proofErr w:type="spellEnd"/>
+      <w:r>
+        <w:rPr>
+          <w:rFonts w:ascii="Garamond" w:eastAsia="Garamond" w:hAnsi="Garamond" w:cs="Garamond"/>
+          <w:sz w:val="23"/>
+          <w:szCs w:val="23"/>
+          <w:highlight w:val="yellow"/>
+          <w:lang w:val="en-US"/>
+        </w:rPr>
+        <w:t xml:space="preserve"> %}</w:t>
+      </w:r>
+    </w:p>
+    <w:p>
+      <w:pPr>
+        <w:jc w:val="both"/>
+        <w:rPr>
+          <w:rFonts w:ascii="Garamond" w:eastAsia="Garamond" w:hAnsi="Garamond" w:cs="Garamond"/>
+          <w:sz w:val="23"/>
+          <w:szCs w:val="23"/>
+        </w:rPr>
+      </w:pPr>
+      <w:r>
+        <w:rPr>
+          <w:rFonts w:ascii="Garamond" w:eastAsia="Garamond" w:hAnsi="Garamond" w:cs="Garamond"/>
+          <w:sz w:val="23"/>
+          <w:szCs w:val="23"/>
+        </w:rPr>
+        <w:t xml:space="preserve">{{ ROM_MARK_DOWN }} Realizar una inversión mensual en promociones del </w:t>
+      </w:r>
+      <w:proofErr w:type="gramStart"/>
+      <w:r>
+        <w:rPr>
+          <w:rFonts w:ascii="Garamond" w:eastAsia="Garamond" w:hAnsi="Garamond" w:cs="Garamond"/>
+          <w:sz w:val="23"/>
+          <w:szCs w:val="23"/>
+          <w:highlight w:val="yellow"/>
+        </w:rPr>
+        <w:t>{{ N</w:t>
+      </w:r>
+      <w:proofErr w:type="gramEnd"/>
+      <w:r>
+        <w:rPr>
+          <w:rFonts w:ascii="Garamond" w:eastAsia="Garamond" w:hAnsi="Garamond" w:cs="Garamond"/>
+          <w:sz w:val="23"/>
+          <w:szCs w:val="23"/>
+          <w:highlight w:val="yellow"/>
+        </w:rPr>
+        <w:t>_DESCUENTO_MARK_</w:t>
+      </w:r>
+      <w:proofErr w:type="gramStart"/>
+      <w:r>
+        <w:rPr>
+          <w:rFonts w:ascii="Garamond" w:eastAsia="Garamond" w:hAnsi="Garamond" w:cs="Garamond"/>
+          <w:sz w:val="23"/>
+          <w:szCs w:val="23"/>
+          <w:highlight w:val="yellow"/>
+        </w:rPr>
+        <w:t>DOWN }}</w:t>
+      </w:r>
+      <w:r>
+        <w:rPr>
+          <w:rFonts w:ascii="Garamond" w:eastAsia="Garamond" w:hAnsi="Garamond" w:cs="Garamond"/>
+          <w:sz w:val="23"/>
+          <w:szCs w:val="23"/>
+        </w:rPr>
+        <w:t>%</w:t>
+      </w:r>
+      <w:proofErr w:type="gramEnd"/>
+      <w:r>
+        <w:rPr>
+          <w:rFonts w:ascii="Garamond" w:eastAsia="Garamond" w:hAnsi="Garamond" w:cs="Garamond"/>
+          <w:sz w:val="23"/>
+          <w:szCs w:val="23"/>
+        </w:rPr>
+        <w:t xml:space="preserve"> (</w:t>
+      </w:r>
+      <w:proofErr w:type="gramStart"/>
+      <w:r>
+        <w:rPr>
+          <w:rFonts w:ascii="Garamond" w:eastAsia="Garamond" w:hAnsi="Garamond" w:cs="Garamond"/>
+          <w:sz w:val="23"/>
+          <w:szCs w:val="23"/>
+          <w:highlight w:val="yellow"/>
+        </w:rPr>
+        <w:t xml:space="preserve">{{ </w:t>
+      </w:r>
+      <w:proofErr w:type="spellStart"/>
+      <w:r>
+        <w:rPr>
+          <w:rFonts w:ascii="Garamond" w:eastAsia="Garamond" w:hAnsi="Garamond" w:cs="Garamond"/>
+          <w:sz w:val="23"/>
+          <w:szCs w:val="23"/>
+          <w:highlight w:val="yellow"/>
+        </w:rPr>
+        <w:t>VALOR</w:t>
+      </w:r>
+      <w:proofErr w:type="gramEnd"/>
+      <w:r>
+        <w:rPr>
+          <w:rFonts w:ascii="Garamond" w:eastAsia="Garamond" w:hAnsi="Garamond" w:cs="Garamond"/>
+          <w:sz w:val="23"/>
+          <w:szCs w:val="23"/>
+          <w:highlight w:val="yellow"/>
+        </w:rPr>
+        <w:t>_DESCUENTO_MARK_DOWN|</w:t>
+      </w:r>
+      <w:proofErr w:type="gramStart"/>
+      <w:r>
+        <w:rPr>
+          <w:rFonts w:ascii="Garamond" w:eastAsia="Garamond" w:hAnsi="Garamond" w:cs="Garamond"/>
+          <w:sz w:val="23"/>
+          <w:szCs w:val="23"/>
+          <w:highlight w:val="yellow"/>
+        </w:rPr>
+        <w:t>lower</w:t>
+      </w:r>
+      <w:proofErr w:type="spellEnd"/>
+      <w:r>
+        <w:rPr>
+          <w:rFonts w:ascii="Garamond" w:eastAsia="Garamond" w:hAnsi="Garamond" w:cs="Garamond"/>
+          <w:sz w:val="23"/>
+          <w:szCs w:val="23"/>
+          <w:highlight w:val="yellow"/>
+        </w:rPr>
+        <w:t xml:space="preserve"> }</w:t>
+      </w:r>
+      <w:proofErr w:type="gramEnd"/>
+      <w:r>
+        <w:rPr>
+          <w:rFonts w:ascii="Garamond" w:eastAsia="Garamond" w:hAnsi="Garamond" w:cs="Garamond"/>
+          <w:sz w:val="23"/>
+          <w:szCs w:val="23"/>
+          <w:highlight w:val="yellow"/>
+        </w:rPr>
+        <w:t>}</w:t>
+      </w:r>
+      <w:r>
+        <w:rPr>
+          <w:rFonts w:ascii="Garamond" w:eastAsia="Garamond" w:hAnsi="Garamond" w:cs="Garamond"/>
+          <w:sz w:val="23"/>
+          <w:szCs w:val="23"/>
+        </w:rPr>
+        <w:t xml:space="preserve"> por ciento) de las ventas totales realizadas por el Aliado a través de la Plataforma Rappi durante el mes inmediatamente anterior durante la vigencia del presente Acuerdo.</w:t>
+      </w:r>
+    </w:p>
+    <w:p>
+      <w:pPr>
+        <w:jc w:val="both"/>
+        <w:rPr>
+          <w:rFonts w:ascii="Garamond" w:eastAsia="Garamond" w:hAnsi="Garamond" w:cs="Garamond"/>
+          <w:sz w:val="23"/>
+          <w:szCs w:val="23"/>
+          <w:lang w:val="es-MX"/>
+        </w:rPr>
+      </w:pPr>
+      <w:r>
+        <w:rPr>
+          <w:rFonts w:ascii="Garamond" w:eastAsia="Garamond" w:hAnsi="Garamond" w:cs="Garamond"/>
+          <w:sz w:val="23"/>
+          <w:szCs w:val="23"/>
           <w:highlight w:val="yellow"/>
           <w:lang w:val="es-ES"/>
         </w:rPr>
@@ -3763,6 +4341,49 @@
           <w:highlight w:val="yellow"/>
           <w:lang w:val="es-ES"/>
         </w:rPr>
+        <w:t>endif</w:t>
+      </w:r>
+      <w:proofErr w:type="spellEnd"/>
+      <w:r>
+        <w:rPr>
+          <w:rFonts w:ascii="Garamond" w:eastAsia="Garamond" w:hAnsi="Garamond" w:cs="Garamond"/>
+          <w:sz w:val="23"/>
+          <w:szCs w:val="23"/>
+          <w:highlight w:val="yellow"/>
+          <w:lang w:val="es-ES"/>
+        </w:rPr>
+        <w:t xml:space="preserve"> %}</w:t>
+      </w:r>
+    </w:p>
+    <w:p>
+      <w:pPr>
+        <w:jc w:val="both"/>
+        <w:rPr>
+          <w:rFonts w:ascii="Garamond" w:eastAsia="Garamond" w:hAnsi="Garamond" w:cs="Garamond"/>
+          <w:sz w:val="23"/>
+          <w:szCs w:val="23"/>
+          <w:lang w:val="es-ES"/>
+        </w:rPr>
+      </w:pPr>
+      <w:r>
+        <w:rPr>
+          <w:rFonts w:ascii="Garamond" w:eastAsia="Garamond" w:hAnsi="Garamond" w:cs="Garamond"/>
+          <w:sz w:val="23"/>
+          <w:szCs w:val="23"/>
+          <w:highlight w:val="yellow"/>
+          <w:lang w:val="es-ES"/>
+        </w:rPr>
+        <w:t xml:space="preserve">{%p </w:t>
+      </w:r>
+      <w:proofErr w:type="spellStart"/>
+      <w:r>
+        <w:rPr>
+          <w:rFonts w:ascii="Garamond" w:eastAsia="Garamond" w:hAnsi="Garamond" w:cs="Garamond"/>
+          <w:sz w:val="23"/>
+          <w:szCs w:val="23"/>
+          <w:highlight w:val="yellow"/>
+          <w:lang w:val="es-ES"/>
+        </w:rPr>
         <w:t>if</w:t>
       </w:r>
       <w:proofErr w:type="spellEnd"/>
@@ -3785,8 +4406,9 @@
           <w:highlight w:val="yellow"/>
           <w:lang w:val="es-ES"/>
         </w:rPr>
-        <w:t>activa_compromisos_ad</w:t>
-      </w:r>
+        <w:t>activa_publicaciones_redes</w:t>
+      </w:r>
+      <w:proofErr w:type="spellEnd"/>
       <w:r>
         <w:rPr>
           <w:rFonts w:ascii="Garamond" w:eastAsia="Garamond" w:hAnsi="Garamond" w:cs="Garamond"/>
@@ -3795,17 +4417,140 @@
           <w:highlight w:val="yellow"/>
           <w:lang w:val="es-ES"/>
         </w:rPr>
-        <w:t>i</w:t>
-      </w:r>
-      <w:r>
-        <w:rPr>
-          <w:rFonts w:ascii="Garamond" w:eastAsia="Garamond" w:hAnsi="Garamond" w:cs="Garamond"/>
-          <w:sz w:val="23"/>
-          <w:szCs w:val="23"/>
-          <w:highlight w:val="yellow"/>
-          <w:lang w:val="es-ES"/>
-        </w:rPr>
-        <w:t>cionales</w:t>
+        <w:t xml:space="preserve"> %}</w:t>
+      </w:r>
+    </w:p>
+    <w:p>
+      <w:pPr>
+        <w:jc w:val="both"/>
+        <w:rPr>
+          <w:rFonts w:ascii="Garamond" w:eastAsia="Garamond" w:hAnsi="Garamond" w:cs="Garamond"/>
+          <w:sz w:val="23"/>
+          <w:szCs w:val="23"/>
+        </w:rPr>
+      </w:pPr>
+      <w:r>
+        <w:rPr>
+          <w:rFonts w:ascii="Garamond" w:eastAsia="Garamond" w:hAnsi="Garamond" w:cs="Garamond"/>
+          <w:sz w:val="23"/>
+          <w:szCs w:val="23"/>
+        </w:rPr>
+        <w:t xml:space="preserve">{{ ROM_REDES }} Realizar, al menos </w:t>
+      </w:r>
+      <w:proofErr w:type="gramStart"/>
+      <w:r>
+        <w:rPr>
+          <w:rFonts w:ascii="Garamond" w:eastAsia="Garamond" w:hAnsi="Garamond" w:cs="Garamond"/>
+          <w:sz w:val="23"/>
+          <w:szCs w:val="23"/>
+          <w:highlight w:val="yellow"/>
+        </w:rPr>
+        <w:t xml:space="preserve">{{ </w:t>
+      </w:r>
+      <w:r>
+        <w:rPr>
+          <w:rFonts w:ascii="Garamond" w:eastAsia="Garamond" w:hAnsi="Garamond" w:cs="Garamond"/>
+          <w:sz w:val="23"/>
+          <w:szCs w:val="23"/>
+          <w:highlight w:val="yellow"/>
+        </w:rPr>
+        <w:t>N</w:t>
+      </w:r>
+      <w:proofErr w:type="gramEnd"/>
+      <w:r>
+        <w:rPr>
+          <w:rFonts w:ascii="Garamond" w:eastAsia="Garamond" w:hAnsi="Garamond" w:cs="Garamond"/>
+          <w:sz w:val="23"/>
+          <w:szCs w:val="23"/>
+          <w:highlight w:val="yellow"/>
+        </w:rPr>
+        <w:t>_</w:t>
+      </w:r>
+      <w:r>
+        <w:rPr>
+          <w:rFonts w:ascii="Garamond" w:eastAsia="Garamond" w:hAnsi="Garamond" w:cs="Garamond"/>
+          <w:sz w:val="23"/>
+          <w:szCs w:val="23"/>
+          <w:highlight w:val="yellow"/>
+        </w:rPr>
+        <w:t>DESCUENTO_</w:t>
+      </w:r>
+      <w:proofErr w:type="gramStart"/>
+      <w:r>
+        <w:rPr>
+          <w:rFonts w:ascii="Garamond" w:eastAsia="Garamond" w:hAnsi="Garamond" w:cs="Garamond"/>
+          <w:sz w:val="23"/>
+          <w:szCs w:val="23"/>
+          <w:highlight w:val="yellow"/>
+        </w:rPr>
+        <w:t>REDES }</w:t>
+      </w:r>
+      <w:proofErr w:type="gramEnd"/>
+      <w:r>
+        <w:rPr>
+          <w:rFonts w:ascii="Garamond" w:eastAsia="Garamond" w:hAnsi="Garamond" w:cs="Garamond"/>
+          <w:sz w:val="23"/>
+          <w:szCs w:val="23"/>
+          <w:highlight w:val="yellow"/>
+        </w:rPr>
+        <w:t>}</w:t>
+      </w:r>
+      <w:r>
+        <w:rPr>
+          <w:rFonts w:ascii="Garamond" w:eastAsia="Garamond" w:hAnsi="Garamond" w:cs="Garamond"/>
+          <w:sz w:val="23"/>
+          <w:szCs w:val="23"/>
+        </w:rPr>
+        <w:t xml:space="preserve"> (</w:t>
+      </w:r>
+      <w:proofErr w:type="gramStart"/>
+      <w:r>
+        <w:rPr>
+          <w:rFonts w:ascii="Garamond" w:eastAsia="Garamond" w:hAnsi="Garamond" w:cs="Garamond"/>
+          <w:sz w:val="23"/>
+          <w:szCs w:val="23"/>
+          <w:highlight w:val="yellow"/>
+        </w:rPr>
+        <w:t xml:space="preserve">{{ </w:t>
+      </w:r>
+      <w:proofErr w:type="spellStart"/>
+      <w:r>
+        <w:rPr>
+          <w:rFonts w:ascii="Garamond" w:eastAsia="Garamond" w:hAnsi="Garamond" w:cs="Garamond"/>
+          <w:sz w:val="23"/>
+          <w:szCs w:val="23"/>
+          <w:highlight w:val="yellow"/>
+        </w:rPr>
+        <w:t>DESCUENTO</w:t>
+      </w:r>
+      <w:proofErr w:type="gramEnd"/>
+      <w:r>
+        <w:rPr>
+          <w:rFonts w:ascii="Garamond" w:eastAsia="Garamond" w:hAnsi="Garamond" w:cs="Garamond"/>
+          <w:sz w:val="23"/>
+          <w:szCs w:val="23"/>
+          <w:highlight w:val="yellow"/>
+        </w:rPr>
+        <w:t>_REDES</w:t>
+      </w:r>
+      <w:r>
+        <w:rPr>
+          <w:rFonts w:ascii="Garamond" w:eastAsia="Garamond" w:hAnsi="Garamond" w:cs="Garamond"/>
+          <w:sz w:val="23"/>
+          <w:szCs w:val="23"/>
+          <w:highlight w:val="yellow"/>
+        </w:rPr>
+        <w:t>|</w:t>
+      </w:r>
+      <w:proofErr w:type="gramStart"/>
+      <w:r>
+        <w:rPr>
+          <w:rFonts w:ascii="Garamond" w:eastAsia="Garamond" w:hAnsi="Garamond" w:cs="Garamond"/>
+          <w:sz w:val="23"/>
+          <w:szCs w:val="23"/>
+          <w:highlight w:val="yellow"/>
+        </w:rPr>
+        <w:t>lower</w:t>
       </w:r>
       <w:proofErr w:type="spellEnd"/>
       <w:r>
@@ -3814,7 +4559,124 @@
           <w:sz w:val="23"/>
           <w:szCs w:val="23"/>
           <w:highlight w:val="yellow"/>
-          <w:lang w:val="es-ES"/>
+        </w:rPr>
+        <w:t xml:space="preserve"> }</w:t>
+      </w:r>
+      <w:proofErr w:type="gramEnd"/>
+      <w:r>
+        <w:rPr>
+          <w:rFonts w:ascii="Garamond" w:eastAsia="Garamond" w:hAnsi="Garamond" w:cs="Garamond"/>
+          <w:sz w:val="23"/>
+          <w:szCs w:val="23"/>
+          <w:highlight w:val="yellow"/>
+        </w:rPr>
+        <w:t>}</w:t>
+      </w:r>
+      <w:r>
+        <w:rPr>
+          <w:rFonts w:ascii="Garamond" w:eastAsia="Garamond" w:hAnsi="Garamond" w:cs="Garamond"/>
+          <w:sz w:val="23"/>
+          <w:szCs w:val="23"/>
+        </w:rPr>
+        <w:t xml:space="preserve">) publicaciones mensuales en sus redes sociales garantizando que estén dirigidas única y exclusivamente a incrementar sus ventas a través de la Plataforma Rappi, </w:t>
+      </w:r>
+      <w:proofErr w:type="gramStart"/>
+      <w:r>
+        <w:rPr>
+          <w:rFonts w:ascii="Garamond" w:eastAsia="Garamond" w:hAnsi="Garamond" w:cs="Garamond"/>
+          <w:sz w:val="23"/>
+          <w:szCs w:val="23"/>
+        </w:rPr>
+        <w:t>enunciando</w:t>
+      </w:r>
+      <w:proofErr w:type="gramEnd"/>
+      <w:r>
+        <w:rPr>
+          <w:rFonts w:ascii="Garamond" w:eastAsia="Garamond" w:hAnsi="Garamond" w:cs="Garamond"/>
+          <w:sz w:val="23"/>
+          <w:szCs w:val="23"/>
+        </w:rPr>
+        <w:t xml:space="preserve"> pero no limitando, Instagram, Facebook y/o </w:t>
+      </w:r>
+      <w:proofErr w:type="spellStart"/>
+      <w:r>
+        <w:rPr>
+          <w:rFonts w:ascii="Garamond" w:eastAsia="Garamond" w:hAnsi="Garamond" w:cs="Garamond"/>
+          <w:sz w:val="23"/>
+          <w:szCs w:val="23"/>
+        </w:rPr>
+        <w:t>Tik</w:t>
+      </w:r>
+      <w:proofErr w:type="spellEnd"/>
+      <w:r>
+        <w:rPr>
+          <w:rFonts w:ascii="Garamond" w:eastAsia="Garamond" w:hAnsi="Garamond" w:cs="Garamond"/>
+          <w:sz w:val="23"/>
+          <w:szCs w:val="23"/>
+        </w:rPr>
+        <w:t xml:space="preserve"> Tok. Dichas publicaciones deberán ser presentadas y aprobadas por Rappi previo a su publicación.</w:t>
+      </w:r>
+    </w:p>
+    <w:p>
+      <w:pPr>
+        <w:jc w:val="both"/>
+        <w:rPr>
+          <w:rFonts w:ascii="Garamond" w:eastAsia="Garamond" w:hAnsi="Garamond" w:cs="Garamond"/>
+          <w:sz w:val="23"/>
+          <w:szCs w:val="23"/>
+          <w:lang w:val="en-US"/>
+        </w:rPr>
+      </w:pPr>
+      <w:r>
+        <w:rPr>
+          <w:rFonts w:ascii="Garamond" w:eastAsia="Garamond" w:hAnsi="Garamond" w:cs="Garamond"/>
+          <w:sz w:val="23"/>
+          <w:szCs w:val="23"/>
+          <w:highlight w:val="yellow"/>
+          <w:lang w:val="en-US"/>
+        </w:rPr>
+        <w:t>{%p endif %}</w:t>
+      </w:r>
+    </w:p>
+    <w:p>
+      <w:pPr>
+        <w:jc w:val="both"/>
+        <w:rPr>
+          <w:rFonts w:ascii="Garamond" w:eastAsia="Garamond" w:hAnsi="Garamond" w:cs="Garamond"/>
+          <w:sz w:val="23"/>
+          <w:szCs w:val="23"/>
+          <w:lang w:val="en-US"/>
+        </w:rPr>
+      </w:pPr>
+      <w:r>
+        <w:rPr>
+          <w:rFonts w:ascii="Garamond" w:eastAsia="Garamond" w:hAnsi="Garamond" w:cs="Garamond"/>
+          <w:sz w:val="23"/>
+          <w:szCs w:val="23"/>
+          <w:highlight w:val="yellow"/>
+          <w:lang w:val="en-US"/>
+        </w:rPr>
+        <w:t xml:space="preserve">{%p if </w:t>
+      </w:r>
+      <w:proofErr w:type="spellStart"/>
+      <w:r>
+        <w:rPr>
+          <w:rFonts w:ascii="Garamond" w:eastAsia="Garamond" w:hAnsi="Garamond" w:cs="Garamond"/>
+          <w:sz w:val="23"/>
+          <w:szCs w:val="23"/>
+          <w:highlight w:val="yellow"/>
+          <w:lang w:val="en-US"/>
+        </w:rPr>
+        <w:t>activa_platillos_top_seller</w:t>
+      </w:r>
+      <w:proofErr w:type="spellEnd"/>
+      <w:r>
+        <w:rPr>
+          <w:rFonts w:ascii="Garamond" w:eastAsia="Garamond" w:hAnsi="Garamond" w:cs="Garamond"/>
+          <w:sz w:val="23"/>
+          <w:szCs w:val="23"/>
+          <w:highlight w:val="yellow"/>
+          <w:lang w:val="en-US"/>
         </w:rPr>
         <w:t xml:space="preserve"> %}</w:t>
       </w:r>
@@ -3824,854 +4686,13 @@
         <w:jc w:val="both"/>
         <w:rPr>
           <w:rFonts w:ascii="Garamond" w:eastAsia="Garamond" w:hAnsi="Garamond" w:cs="Garamond"/>
-          <w:sz w:val="23"/>
-          <w:szCs w:val="23"/>
-        </w:rPr>
-      </w:pPr>
-      <w:r>
-        <w:rPr>
-          <w:rFonts w:ascii="Garamond" w:eastAsia="Garamond" w:hAnsi="Garamond" w:cs="Garamond"/>
-          <w:sz w:val="23"/>
-          <w:szCs w:val="23"/>
-        </w:rPr>
-        <w:t xml:space="preserve">(x) Realizar un descuento de por lo menos el </w:t>
-      </w:r>
-      <w:proofErr w:type="gramStart"/>
-      <w:r>
-        <w:rPr>
-          <w:rFonts w:ascii="Garamond" w:eastAsia="Garamond" w:hAnsi="Garamond" w:cs="Garamond"/>
-          <w:sz w:val="23"/>
-          <w:szCs w:val="23"/>
-          <w:highlight w:val="yellow"/>
-        </w:rPr>
-        <w:t>{{ N</w:t>
-      </w:r>
-      <w:proofErr w:type="gramEnd"/>
-      <w:r>
-        <w:rPr>
-          <w:rFonts w:ascii="Garamond" w:eastAsia="Garamond" w:hAnsi="Garamond" w:cs="Garamond"/>
-          <w:sz w:val="23"/>
-          <w:szCs w:val="23"/>
-          <w:highlight w:val="yellow"/>
-        </w:rPr>
-        <w:t>_DESCUENTO_</w:t>
-      </w:r>
-      <w:proofErr w:type="gramStart"/>
-      <w:r>
-        <w:rPr>
-          <w:rFonts w:ascii="Garamond" w:eastAsia="Garamond" w:hAnsi="Garamond" w:cs="Garamond"/>
-          <w:sz w:val="23"/>
-          <w:szCs w:val="23"/>
-          <w:highlight w:val="yellow"/>
-        </w:rPr>
-        <w:t>MENU }}</w:t>
-      </w:r>
-      <w:r>
-        <w:rPr>
-          <w:rFonts w:ascii="Garamond" w:eastAsia="Garamond" w:hAnsi="Garamond" w:cs="Garamond"/>
-          <w:sz w:val="23"/>
-          <w:szCs w:val="23"/>
-        </w:rPr>
-        <w:t>%</w:t>
-      </w:r>
-      <w:proofErr w:type="gramEnd"/>
-      <w:r>
-        <w:rPr>
-          <w:rFonts w:ascii="Garamond" w:eastAsia="Garamond" w:hAnsi="Garamond" w:cs="Garamond"/>
-          <w:sz w:val="23"/>
-          <w:szCs w:val="23"/>
-        </w:rPr>
-        <w:t xml:space="preserve"> (</w:t>
-      </w:r>
-      <w:proofErr w:type="gramStart"/>
-      <w:r>
-        <w:rPr>
-          <w:rFonts w:ascii="Garamond" w:eastAsia="Garamond" w:hAnsi="Garamond" w:cs="Garamond"/>
-          <w:sz w:val="23"/>
-          <w:szCs w:val="23"/>
-          <w:highlight w:val="yellow"/>
-        </w:rPr>
-        <w:t xml:space="preserve">{{ </w:t>
-      </w:r>
-      <w:proofErr w:type="spellStart"/>
-      <w:r>
-        <w:rPr>
-          <w:rFonts w:ascii="Garamond" w:eastAsia="Garamond" w:hAnsi="Garamond" w:cs="Garamond"/>
-          <w:sz w:val="23"/>
-          <w:szCs w:val="23"/>
-          <w:highlight w:val="yellow"/>
-        </w:rPr>
-        <w:t>VALOR</w:t>
-      </w:r>
-      <w:proofErr w:type="gramEnd"/>
-      <w:r>
-        <w:rPr>
-          <w:rFonts w:ascii="Garamond" w:eastAsia="Garamond" w:hAnsi="Garamond" w:cs="Garamond"/>
-          <w:sz w:val="23"/>
-          <w:szCs w:val="23"/>
-          <w:highlight w:val="yellow"/>
-        </w:rPr>
-        <w:t>_DESCUENTO_MENU</w:t>
-      </w:r>
-      <w:r>
-        <w:rPr>
-          <w:rFonts w:ascii="Garamond" w:eastAsia="Garamond" w:hAnsi="Garamond" w:cs="Garamond"/>
-          <w:sz w:val="23"/>
-          <w:szCs w:val="23"/>
-          <w:highlight w:val="yellow"/>
-        </w:rPr>
-        <w:t>|</w:t>
-      </w:r>
-      <w:proofErr w:type="gramStart"/>
-      <w:r>
-        <w:rPr>
-          <w:rFonts w:ascii="Garamond" w:eastAsia="Garamond" w:hAnsi="Garamond" w:cs="Garamond"/>
-          <w:sz w:val="23"/>
-          <w:szCs w:val="23"/>
-          <w:highlight w:val="yellow"/>
-        </w:rPr>
-        <w:t>lower</w:t>
-      </w:r>
-      <w:proofErr w:type="spellEnd"/>
-      <w:r>
-        <w:rPr>
-          <w:rFonts w:ascii="Garamond" w:eastAsia="Garamond" w:hAnsi="Garamond" w:cs="Garamond"/>
-          <w:sz w:val="23"/>
-          <w:szCs w:val="23"/>
-          <w:highlight w:val="yellow"/>
-        </w:rPr>
-        <w:t xml:space="preserve"> }</w:t>
-      </w:r>
-      <w:proofErr w:type="gramEnd"/>
-      <w:r>
-        <w:rPr>
-          <w:rFonts w:ascii="Garamond" w:eastAsia="Garamond" w:hAnsi="Garamond" w:cs="Garamond"/>
-          <w:sz w:val="23"/>
-          <w:szCs w:val="23"/>
-          <w:highlight w:val="yellow"/>
-        </w:rPr>
-        <w:t>}</w:t>
-      </w:r>
-      <w:r>
-        <w:rPr>
-          <w:rFonts w:ascii="Garamond" w:eastAsia="Garamond" w:hAnsi="Garamond" w:cs="Garamond"/>
-          <w:sz w:val="23"/>
-          <w:szCs w:val="23"/>
-        </w:rPr>
-        <w:t xml:space="preserve"> </w:t>
-      </w:r>
-      <w:r>
-        <w:rPr>
-          <w:rFonts w:ascii="Garamond" w:eastAsia="Garamond" w:hAnsi="Garamond" w:cs="Garamond"/>
-          <w:sz w:val="23"/>
-          <w:szCs w:val="23"/>
-        </w:rPr>
-        <w:t xml:space="preserve">por ciento) en todo el menú dentro de la Plataforma Rappi durante los primeros </w:t>
-      </w:r>
-      <w:proofErr w:type="gramStart"/>
-      <w:r>
-        <w:rPr>
-          <w:rFonts w:ascii="Garamond" w:eastAsia="Garamond" w:hAnsi="Garamond" w:cs="Garamond"/>
-          <w:sz w:val="23"/>
-          <w:szCs w:val="23"/>
-          <w:highlight w:val="yellow"/>
-        </w:rPr>
-        <w:t>{{ N</w:t>
-      </w:r>
-      <w:proofErr w:type="gramEnd"/>
-      <w:r>
-        <w:rPr>
-          <w:rFonts w:ascii="Garamond" w:eastAsia="Garamond" w:hAnsi="Garamond" w:cs="Garamond"/>
-          <w:sz w:val="23"/>
-          <w:szCs w:val="23"/>
-          <w:highlight w:val="yellow"/>
-        </w:rPr>
-        <w:t>_MESES_DESCUENTO_</w:t>
-      </w:r>
-      <w:proofErr w:type="gramStart"/>
-      <w:r>
-        <w:rPr>
-          <w:rFonts w:ascii="Garamond" w:eastAsia="Garamond" w:hAnsi="Garamond" w:cs="Garamond"/>
-          <w:sz w:val="23"/>
-          <w:szCs w:val="23"/>
-          <w:highlight w:val="yellow"/>
-        </w:rPr>
-        <w:t>MENU }</w:t>
-      </w:r>
-      <w:proofErr w:type="gramEnd"/>
-      <w:r>
-        <w:rPr>
-          <w:rFonts w:ascii="Garamond" w:eastAsia="Garamond" w:hAnsi="Garamond" w:cs="Garamond"/>
-          <w:sz w:val="23"/>
-          <w:szCs w:val="23"/>
-          <w:highlight w:val="yellow"/>
-        </w:rPr>
-        <w:t>}</w:t>
-      </w:r>
-      <w:r>
-        <w:rPr>
-          <w:rFonts w:ascii="Garamond" w:eastAsia="Garamond" w:hAnsi="Garamond" w:cs="Garamond"/>
-          <w:sz w:val="23"/>
-          <w:szCs w:val="23"/>
-        </w:rPr>
-        <w:t xml:space="preserve"> (</w:t>
-      </w:r>
-      <w:proofErr w:type="gramStart"/>
-      <w:r>
-        <w:rPr>
-          <w:rFonts w:ascii="Garamond" w:eastAsia="Garamond" w:hAnsi="Garamond" w:cs="Garamond"/>
-          <w:sz w:val="23"/>
-          <w:szCs w:val="23"/>
-          <w:highlight w:val="yellow"/>
-        </w:rPr>
-        <w:t xml:space="preserve">{{ </w:t>
-      </w:r>
-      <w:proofErr w:type="spellStart"/>
-      <w:r>
-        <w:rPr>
-          <w:rFonts w:ascii="Garamond" w:eastAsia="Garamond" w:hAnsi="Garamond" w:cs="Garamond"/>
-          <w:sz w:val="23"/>
-          <w:szCs w:val="23"/>
-          <w:highlight w:val="yellow"/>
-        </w:rPr>
-        <w:t>VALOR</w:t>
-      </w:r>
-      <w:proofErr w:type="gramEnd"/>
-      <w:r>
-        <w:rPr>
-          <w:rFonts w:ascii="Garamond" w:eastAsia="Garamond" w:hAnsi="Garamond" w:cs="Garamond"/>
-          <w:sz w:val="23"/>
-          <w:szCs w:val="23"/>
-          <w:highlight w:val="yellow"/>
-        </w:rPr>
-        <w:t>_MES_DESCUENTO_MENU</w:t>
-      </w:r>
-      <w:r>
-        <w:rPr>
-          <w:rFonts w:ascii="Garamond" w:eastAsia="Garamond" w:hAnsi="Garamond" w:cs="Garamond"/>
-          <w:sz w:val="23"/>
-          <w:szCs w:val="23"/>
-          <w:highlight w:val="yellow"/>
-        </w:rPr>
-        <w:t>|</w:t>
-      </w:r>
-      <w:proofErr w:type="gramStart"/>
-      <w:r>
-        <w:rPr>
-          <w:rFonts w:ascii="Garamond" w:eastAsia="Garamond" w:hAnsi="Garamond" w:cs="Garamond"/>
-          <w:sz w:val="23"/>
-          <w:szCs w:val="23"/>
-          <w:highlight w:val="yellow"/>
-        </w:rPr>
-        <w:t>lower</w:t>
-      </w:r>
-      <w:proofErr w:type="spellEnd"/>
-      <w:r>
-        <w:rPr>
-          <w:rFonts w:ascii="Garamond" w:eastAsia="Garamond" w:hAnsi="Garamond" w:cs="Garamond"/>
-          <w:sz w:val="23"/>
-          <w:szCs w:val="23"/>
-          <w:highlight w:val="yellow"/>
-        </w:rPr>
-        <w:t xml:space="preserve"> }</w:t>
-      </w:r>
-      <w:proofErr w:type="gramEnd"/>
-      <w:r>
-        <w:rPr>
-          <w:rFonts w:ascii="Garamond" w:eastAsia="Garamond" w:hAnsi="Garamond" w:cs="Garamond"/>
-          <w:sz w:val="23"/>
-          <w:szCs w:val="23"/>
-          <w:highlight w:val="yellow"/>
-        </w:rPr>
-        <w:t>}</w:t>
-      </w:r>
-      <w:r>
-        <w:rPr>
-          <w:rFonts w:ascii="Garamond" w:eastAsia="Garamond" w:hAnsi="Garamond" w:cs="Garamond"/>
-          <w:sz w:val="23"/>
-          <w:szCs w:val="23"/>
-        </w:rPr>
-        <w:t>) meses de ejecución del presente Acuerdo.</w:t>
-      </w:r>
-    </w:p>
-    <w:p>
-      <w:pPr>
-        <w:jc w:val="both"/>
-        <w:rPr>
-          <w:rFonts w:ascii="Garamond" w:eastAsia="Garamond" w:hAnsi="Garamond" w:cs="Garamond"/>
-          <w:sz w:val="23"/>
-          <w:szCs w:val="23"/>
-          <w:lang w:val="en-US"/>
-        </w:rPr>
-      </w:pPr>
-      <w:r>
-        <w:rPr>
-          <w:rFonts w:ascii="Garamond" w:eastAsia="Garamond" w:hAnsi="Garamond" w:cs="Garamond"/>
-          <w:sz w:val="23"/>
-          <w:szCs w:val="23"/>
-          <w:highlight w:val="yellow"/>
-          <w:lang w:val="en-US"/>
-        </w:rPr>
-        <w:t>{%p endif %}</w:t>
-      </w:r>
-    </w:p>
-    <w:p>
-      <w:pPr>
-        <w:jc w:val="both"/>
-        <w:rPr>
-          <w:rFonts w:ascii="Garamond" w:eastAsia="Garamond" w:hAnsi="Garamond" w:cs="Garamond"/>
-          <w:sz w:val="23"/>
-          <w:szCs w:val="23"/>
-          <w:lang w:val="en-US"/>
-        </w:rPr>
-      </w:pPr>
-      <w:r>
-        <w:rPr>
-          <w:rFonts w:ascii="Garamond" w:eastAsia="Garamond" w:hAnsi="Garamond" w:cs="Garamond"/>
-          <w:sz w:val="23"/>
-          <w:szCs w:val="23"/>
-          <w:highlight w:val="yellow"/>
-          <w:lang w:val="en-US"/>
-        </w:rPr>
-        <w:t xml:space="preserve">{%p if </w:t>
-      </w:r>
-      <w:proofErr w:type="spellStart"/>
-      <w:r>
-        <w:rPr>
-          <w:rFonts w:ascii="Garamond" w:eastAsia="Garamond" w:hAnsi="Garamond" w:cs="Garamond"/>
-          <w:sz w:val="23"/>
-          <w:szCs w:val="23"/>
-          <w:highlight w:val="yellow"/>
-          <w:lang w:val="en-US"/>
-        </w:rPr>
-        <w:t>activa_mark_down</w:t>
-      </w:r>
-      <w:proofErr w:type="spellEnd"/>
-      <w:r>
-        <w:rPr>
-          <w:rFonts w:ascii="Garamond" w:eastAsia="Garamond" w:hAnsi="Garamond" w:cs="Garamond"/>
-          <w:sz w:val="23"/>
-          <w:szCs w:val="23"/>
-          <w:highlight w:val="yellow"/>
-          <w:lang w:val="en-US"/>
-        </w:rPr>
-        <w:t xml:space="preserve"> %}</w:t>
-      </w:r>
-    </w:p>
-    <w:p>
-      <w:pPr>
-        <w:jc w:val="both"/>
-        <w:rPr>
-          <w:rFonts w:ascii="Garamond" w:eastAsia="Garamond" w:hAnsi="Garamond" w:cs="Garamond"/>
-          <w:sz w:val="23"/>
-          <w:szCs w:val="23"/>
-        </w:rPr>
-      </w:pPr>
-      <w:r>
-        <w:rPr>
-          <w:rFonts w:ascii="Garamond" w:eastAsia="Garamond" w:hAnsi="Garamond" w:cs="Garamond"/>
-          <w:sz w:val="23"/>
-          <w:szCs w:val="23"/>
-        </w:rPr>
-        <w:t xml:space="preserve">(x) Realizar una inversión mensual en promociones del </w:t>
-      </w:r>
-      <w:proofErr w:type="gramStart"/>
-      <w:r>
-        <w:rPr>
-          <w:rFonts w:ascii="Garamond" w:eastAsia="Garamond" w:hAnsi="Garamond" w:cs="Garamond"/>
-          <w:sz w:val="23"/>
-          <w:szCs w:val="23"/>
-          <w:highlight w:val="yellow"/>
-        </w:rPr>
-        <w:t>{{ N</w:t>
-      </w:r>
-      <w:proofErr w:type="gramEnd"/>
-      <w:r>
-        <w:rPr>
-          <w:rFonts w:ascii="Garamond" w:eastAsia="Garamond" w:hAnsi="Garamond" w:cs="Garamond"/>
-          <w:sz w:val="23"/>
-          <w:szCs w:val="23"/>
-          <w:highlight w:val="yellow"/>
-        </w:rPr>
-        <w:t>_DESCUENTO_MARK_</w:t>
-      </w:r>
-      <w:proofErr w:type="gramStart"/>
-      <w:r>
-        <w:rPr>
-          <w:rFonts w:ascii="Garamond" w:eastAsia="Garamond" w:hAnsi="Garamond" w:cs="Garamond"/>
-          <w:sz w:val="23"/>
-          <w:szCs w:val="23"/>
-          <w:highlight w:val="yellow"/>
-        </w:rPr>
-        <w:t>DOWN }}</w:t>
-      </w:r>
-      <w:r>
-        <w:rPr>
-          <w:rFonts w:ascii="Garamond" w:eastAsia="Garamond" w:hAnsi="Garamond" w:cs="Garamond"/>
-          <w:sz w:val="23"/>
-          <w:szCs w:val="23"/>
-        </w:rPr>
-        <w:t>%</w:t>
-      </w:r>
-      <w:proofErr w:type="gramEnd"/>
-      <w:r>
-        <w:rPr>
-          <w:rFonts w:ascii="Garamond" w:eastAsia="Garamond" w:hAnsi="Garamond" w:cs="Garamond"/>
-          <w:sz w:val="23"/>
-          <w:szCs w:val="23"/>
-        </w:rPr>
-        <w:t xml:space="preserve"> (</w:t>
-      </w:r>
-      <w:proofErr w:type="gramStart"/>
-      <w:r>
-        <w:rPr>
-          <w:rFonts w:ascii="Garamond" w:eastAsia="Garamond" w:hAnsi="Garamond" w:cs="Garamond"/>
-          <w:sz w:val="23"/>
-          <w:szCs w:val="23"/>
-          <w:highlight w:val="yellow"/>
-        </w:rPr>
-        <w:t xml:space="preserve">{{ </w:t>
-      </w:r>
-      <w:proofErr w:type="spellStart"/>
-      <w:r>
-        <w:rPr>
-          <w:rFonts w:ascii="Garamond" w:eastAsia="Garamond" w:hAnsi="Garamond" w:cs="Garamond"/>
-          <w:sz w:val="23"/>
-          <w:szCs w:val="23"/>
-          <w:highlight w:val="yellow"/>
-        </w:rPr>
-        <w:t>VALOR</w:t>
-      </w:r>
-      <w:proofErr w:type="gramEnd"/>
-      <w:r>
-        <w:rPr>
-          <w:rFonts w:ascii="Garamond" w:eastAsia="Garamond" w:hAnsi="Garamond" w:cs="Garamond"/>
-          <w:sz w:val="23"/>
-          <w:szCs w:val="23"/>
-          <w:highlight w:val="yellow"/>
-        </w:rPr>
-        <w:t>_DESCUENTO_MARK_DOWN|</w:t>
-      </w:r>
-      <w:proofErr w:type="gramStart"/>
-      <w:r>
-        <w:rPr>
-          <w:rFonts w:ascii="Garamond" w:eastAsia="Garamond" w:hAnsi="Garamond" w:cs="Garamond"/>
-          <w:sz w:val="23"/>
-          <w:szCs w:val="23"/>
-          <w:highlight w:val="yellow"/>
-        </w:rPr>
-        <w:t>lower</w:t>
-      </w:r>
-      <w:proofErr w:type="spellEnd"/>
-      <w:r>
-        <w:rPr>
-          <w:rFonts w:ascii="Garamond" w:eastAsia="Garamond" w:hAnsi="Garamond" w:cs="Garamond"/>
-          <w:sz w:val="23"/>
-          <w:szCs w:val="23"/>
-          <w:highlight w:val="yellow"/>
-        </w:rPr>
-        <w:t xml:space="preserve"> }</w:t>
-      </w:r>
-      <w:proofErr w:type="gramEnd"/>
-      <w:r>
-        <w:rPr>
-          <w:rFonts w:ascii="Garamond" w:eastAsia="Garamond" w:hAnsi="Garamond" w:cs="Garamond"/>
-          <w:sz w:val="23"/>
-          <w:szCs w:val="23"/>
-          <w:highlight w:val="yellow"/>
-        </w:rPr>
-        <w:t>}</w:t>
-      </w:r>
-      <w:r>
-        <w:rPr>
-          <w:rFonts w:ascii="Garamond" w:eastAsia="Garamond" w:hAnsi="Garamond" w:cs="Garamond"/>
-          <w:sz w:val="23"/>
-          <w:szCs w:val="23"/>
-        </w:rPr>
-        <w:t xml:space="preserve"> por ciento) de las ventas totales realizadas por el Aliado a través de la Plataforma Rappi durante el mes inmediatamente anterior durante la vigencia del presente Acuerdo.</w:t>
-      </w:r>
-    </w:p>
-    <w:p>
-      <w:pPr>
-        <w:jc w:val="both"/>
-        <w:rPr>
-          <w:rFonts w:ascii="Garamond" w:eastAsia="Garamond" w:hAnsi="Garamond" w:cs="Garamond"/>
-          <w:sz w:val="23"/>
-          <w:szCs w:val="23"/>
-          <w:lang w:val="es-MX"/>
-        </w:rPr>
-      </w:pPr>
-      <w:r>
-        <w:rPr>
-          <w:rFonts w:ascii="Garamond" w:eastAsia="Garamond" w:hAnsi="Garamond" w:cs="Garamond"/>
-          <w:sz w:val="23"/>
-          <w:szCs w:val="23"/>
-          <w:highlight w:val="yellow"/>
-          <w:lang w:val="es-ES"/>
-        </w:rPr>
-        <w:t xml:space="preserve">{%p </w:t>
-      </w:r>
-      <w:proofErr w:type="spellStart"/>
-      <w:r>
-        <w:rPr>
-          <w:rFonts w:ascii="Garamond" w:eastAsia="Garamond" w:hAnsi="Garamond" w:cs="Garamond"/>
-          <w:sz w:val="23"/>
-          <w:szCs w:val="23"/>
-          <w:highlight w:val="yellow"/>
-          <w:lang w:val="es-ES"/>
-        </w:rPr>
-        <w:t>endif</w:t>
-      </w:r>
-      <w:proofErr w:type="spellEnd"/>
-      <w:r>
-        <w:rPr>
-          <w:rFonts w:ascii="Garamond" w:eastAsia="Garamond" w:hAnsi="Garamond" w:cs="Garamond"/>
-          <w:sz w:val="23"/>
-          <w:szCs w:val="23"/>
-          <w:highlight w:val="yellow"/>
-          <w:lang w:val="es-ES"/>
-        </w:rPr>
-        <w:t xml:space="preserve"> %}</w:t>
-      </w:r>
-    </w:p>
-    <w:p>
-      <w:pPr>
-        <w:jc w:val="both"/>
-        <w:rPr>
-          <w:rFonts w:ascii="Garamond" w:eastAsia="Garamond" w:hAnsi="Garamond" w:cs="Garamond"/>
-          <w:sz w:val="23"/>
-          <w:szCs w:val="23"/>
-          <w:lang w:val="es-ES"/>
-        </w:rPr>
-      </w:pPr>
-      <w:r>
-        <w:rPr>
-          <w:rFonts w:ascii="Garamond" w:eastAsia="Garamond" w:hAnsi="Garamond" w:cs="Garamond"/>
-          <w:sz w:val="23"/>
-          <w:szCs w:val="23"/>
-          <w:highlight w:val="yellow"/>
-          <w:lang w:val="es-ES"/>
-        </w:rPr>
-        <w:t xml:space="preserve">{%p </w:t>
-      </w:r>
-      <w:proofErr w:type="spellStart"/>
-      <w:r>
-        <w:rPr>
-          <w:rFonts w:ascii="Garamond" w:eastAsia="Garamond" w:hAnsi="Garamond" w:cs="Garamond"/>
-          <w:sz w:val="23"/>
-          <w:szCs w:val="23"/>
-          <w:highlight w:val="yellow"/>
-          <w:lang w:val="es-ES"/>
-        </w:rPr>
-        <w:t>if</w:t>
-      </w:r>
-      <w:proofErr w:type="spellEnd"/>
-      <w:r>
-        <w:rPr>
-          <w:rFonts w:ascii="Garamond" w:eastAsia="Garamond" w:hAnsi="Garamond" w:cs="Garamond"/>
-          <w:sz w:val="23"/>
-          <w:szCs w:val="23"/>
-          <w:highlight w:val="yellow"/>
-          <w:lang w:val="es-ES"/>
-        </w:rPr>
-        <w:t xml:space="preserve"> </w:t>
-      </w:r>
-      <w:proofErr w:type="spellStart"/>
-      <w:r>
-        <w:rPr>
-          <w:rFonts w:ascii="Garamond" w:eastAsia="Garamond" w:hAnsi="Garamond" w:cs="Garamond"/>
-          <w:sz w:val="23"/>
-          <w:szCs w:val="23"/>
-          <w:highlight w:val="yellow"/>
-          <w:lang w:val="es-ES"/>
-        </w:rPr>
-        <w:t>activa_publicaciones_redes</w:t>
-      </w:r>
-      <w:proofErr w:type="spellEnd"/>
-      <w:r>
-        <w:rPr>
-          <w:rFonts w:ascii="Garamond" w:eastAsia="Garamond" w:hAnsi="Garamond" w:cs="Garamond"/>
-          <w:sz w:val="23"/>
-          <w:szCs w:val="23"/>
-          <w:highlight w:val="yellow"/>
-          <w:lang w:val="es-ES"/>
-        </w:rPr>
-        <w:t xml:space="preserve"> %}</w:t>
-      </w:r>
-    </w:p>
-    <w:p>
-      <w:pPr>
-        <w:jc w:val="both"/>
-        <w:rPr>
-          <w:rFonts w:ascii="Garamond" w:eastAsia="Garamond" w:hAnsi="Garamond" w:cs="Garamond"/>
-          <w:sz w:val="23"/>
-          <w:szCs w:val="23"/>
-        </w:rPr>
-      </w:pPr>
-      <w:r>
-        <w:rPr>
-          <w:rFonts w:ascii="Garamond" w:eastAsia="Garamond" w:hAnsi="Garamond" w:cs="Garamond"/>
-          <w:sz w:val="23"/>
-          <w:szCs w:val="23"/>
-        </w:rPr>
-        <w:t xml:space="preserve">(x) Realizar, al menos </w:t>
-      </w:r>
-      <w:proofErr w:type="gramStart"/>
-      <w:r>
-        <w:rPr>
-          <w:rFonts w:ascii="Garamond" w:eastAsia="Garamond" w:hAnsi="Garamond" w:cs="Garamond"/>
-          <w:sz w:val="23"/>
-          <w:szCs w:val="23"/>
-          <w:highlight w:val="yellow"/>
-        </w:rPr>
-        <w:t xml:space="preserve">{{ </w:t>
-      </w:r>
-      <w:r>
-        <w:rPr>
-          <w:rFonts w:ascii="Garamond" w:eastAsia="Garamond" w:hAnsi="Garamond" w:cs="Garamond"/>
-          <w:sz w:val="23"/>
-          <w:szCs w:val="23"/>
-          <w:highlight w:val="yellow"/>
-        </w:rPr>
-        <w:t>N</w:t>
-      </w:r>
-      <w:proofErr w:type="gramEnd"/>
-      <w:r>
-        <w:rPr>
-          <w:rFonts w:ascii="Garamond" w:eastAsia="Garamond" w:hAnsi="Garamond" w:cs="Garamond"/>
-          <w:sz w:val="23"/>
-          <w:szCs w:val="23"/>
-          <w:highlight w:val="yellow"/>
-        </w:rPr>
-        <w:t>_</w:t>
-      </w:r>
-      <w:r>
-        <w:rPr>
-          <w:rFonts w:ascii="Garamond" w:eastAsia="Garamond" w:hAnsi="Garamond" w:cs="Garamond"/>
-          <w:sz w:val="23"/>
-          <w:szCs w:val="23"/>
-          <w:highlight w:val="yellow"/>
-        </w:rPr>
-        <w:t>DESCUENTO_</w:t>
-      </w:r>
-      <w:proofErr w:type="gramStart"/>
-      <w:r>
-        <w:rPr>
-          <w:rFonts w:ascii="Garamond" w:eastAsia="Garamond" w:hAnsi="Garamond" w:cs="Garamond"/>
-          <w:sz w:val="23"/>
-          <w:szCs w:val="23"/>
-          <w:highlight w:val="yellow"/>
-        </w:rPr>
-        <w:t>REDES }</w:t>
-      </w:r>
-      <w:proofErr w:type="gramEnd"/>
-      <w:r>
-        <w:rPr>
-          <w:rFonts w:ascii="Garamond" w:eastAsia="Garamond" w:hAnsi="Garamond" w:cs="Garamond"/>
-          <w:sz w:val="23"/>
-          <w:szCs w:val="23"/>
-          <w:highlight w:val="yellow"/>
-        </w:rPr>
-        <w:t>}</w:t>
-      </w:r>
-      <w:r>
-        <w:rPr>
-          <w:rFonts w:ascii="Garamond" w:eastAsia="Garamond" w:hAnsi="Garamond" w:cs="Garamond"/>
-          <w:sz w:val="23"/>
-          <w:szCs w:val="23"/>
-        </w:rPr>
-        <w:t xml:space="preserve"> (</w:t>
-      </w:r>
-      <w:proofErr w:type="gramStart"/>
-      <w:r>
-        <w:rPr>
-          <w:rFonts w:ascii="Garamond" w:eastAsia="Garamond" w:hAnsi="Garamond" w:cs="Garamond"/>
-          <w:sz w:val="23"/>
-          <w:szCs w:val="23"/>
-          <w:highlight w:val="yellow"/>
-        </w:rPr>
-        <w:t xml:space="preserve">{{ </w:t>
-      </w:r>
-      <w:proofErr w:type="spellStart"/>
-      <w:r>
-        <w:rPr>
-          <w:rFonts w:ascii="Garamond" w:eastAsia="Garamond" w:hAnsi="Garamond" w:cs="Garamond"/>
-          <w:sz w:val="23"/>
-          <w:szCs w:val="23"/>
-          <w:highlight w:val="yellow"/>
-        </w:rPr>
-        <w:t>DESCUENTO</w:t>
-      </w:r>
-      <w:proofErr w:type="gramEnd"/>
-      <w:r>
-        <w:rPr>
-          <w:rFonts w:ascii="Garamond" w:eastAsia="Garamond" w:hAnsi="Garamond" w:cs="Garamond"/>
-          <w:sz w:val="23"/>
-          <w:szCs w:val="23"/>
-          <w:highlight w:val="yellow"/>
-        </w:rPr>
-        <w:t>_REDES</w:t>
-      </w:r>
-      <w:r>
-        <w:rPr>
-          <w:rFonts w:ascii="Garamond" w:eastAsia="Garamond" w:hAnsi="Garamond" w:cs="Garamond"/>
-          <w:sz w:val="23"/>
-          <w:szCs w:val="23"/>
-          <w:highlight w:val="yellow"/>
-        </w:rPr>
-        <w:t>|</w:t>
-      </w:r>
-      <w:proofErr w:type="gramStart"/>
-      <w:r>
-        <w:rPr>
-          <w:rFonts w:ascii="Garamond" w:eastAsia="Garamond" w:hAnsi="Garamond" w:cs="Garamond"/>
-          <w:sz w:val="23"/>
-          <w:szCs w:val="23"/>
-          <w:highlight w:val="yellow"/>
-        </w:rPr>
-        <w:t>lower</w:t>
-      </w:r>
-      <w:proofErr w:type="spellEnd"/>
-      <w:r>
-        <w:rPr>
-          <w:rFonts w:ascii="Garamond" w:eastAsia="Garamond" w:hAnsi="Garamond" w:cs="Garamond"/>
-          <w:sz w:val="23"/>
-          <w:szCs w:val="23"/>
-          <w:highlight w:val="yellow"/>
-        </w:rPr>
-        <w:t xml:space="preserve"> }</w:t>
-      </w:r>
-      <w:proofErr w:type="gramEnd"/>
-      <w:r>
-        <w:rPr>
-          <w:rFonts w:ascii="Garamond" w:eastAsia="Garamond" w:hAnsi="Garamond" w:cs="Garamond"/>
-          <w:sz w:val="23"/>
-          <w:szCs w:val="23"/>
-          <w:highlight w:val="yellow"/>
-        </w:rPr>
-        <w:t>}</w:t>
-      </w:r>
-      <w:r>
-        <w:rPr>
-          <w:rFonts w:ascii="Garamond" w:eastAsia="Garamond" w:hAnsi="Garamond" w:cs="Garamond"/>
-          <w:sz w:val="23"/>
-          <w:szCs w:val="23"/>
-        </w:rPr>
-        <w:t xml:space="preserve">) publicaciones mensuales en sus redes sociales garantizando que estén dirigidas única y exclusivamente a incrementar sus ventas a través de la Plataforma Rappi, </w:t>
-      </w:r>
-      <w:proofErr w:type="gramStart"/>
-      <w:r>
-        <w:rPr>
-          <w:rFonts w:ascii="Garamond" w:eastAsia="Garamond" w:hAnsi="Garamond" w:cs="Garamond"/>
-          <w:sz w:val="23"/>
-          <w:szCs w:val="23"/>
-        </w:rPr>
-        <w:t>enunciando</w:t>
-      </w:r>
-      <w:proofErr w:type="gramEnd"/>
-      <w:r>
-        <w:rPr>
-          <w:rFonts w:ascii="Garamond" w:eastAsia="Garamond" w:hAnsi="Garamond" w:cs="Garamond"/>
-          <w:sz w:val="23"/>
-          <w:szCs w:val="23"/>
-        </w:rPr>
-        <w:t xml:space="preserve"> pero no limitando, Instagram, Facebook y/o </w:t>
-      </w:r>
-      <w:proofErr w:type="spellStart"/>
-      <w:r>
-        <w:rPr>
-          <w:rFonts w:ascii="Garamond" w:eastAsia="Garamond" w:hAnsi="Garamond" w:cs="Garamond"/>
-          <w:sz w:val="23"/>
-          <w:szCs w:val="23"/>
-        </w:rPr>
-        <w:t>Tik</w:t>
-      </w:r>
-      <w:proofErr w:type="spellEnd"/>
-      <w:r>
-        <w:rPr>
-          <w:rFonts w:ascii="Garamond" w:eastAsia="Garamond" w:hAnsi="Garamond" w:cs="Garamond"/>
-          <w:sz w:val="23"/>
-          <w:szCs w:val="23"/>
-        </w:rPr>
-        <w:t xml:space="preserve"> Tok. Dichas publicaciones deberán ser presentadas y aprobadas por Rappi previo a su publicación.</w:t>
-      </w:r>
-    </w:p>
-    <w:p>
-      <w:pPr>
-        <w:jc w:val="both"/>
-        <w:rPr>
-          <w:rFonts w:ascii="Garamond" w:eastAsia="Garamond" w:hAnsi="Garamond" w:cs="Garamond"/>
-          <w:sz w:val="23"/>
-          <w:szCs w:val="23"/>
-          <w:lang w:val="en-US"/>
-        </w:rPr>
-      </w:pPr>
-      <w:r>
-        <w:rPr>
-          <w:rFonts w:ascii="Garamond" w:eastAsia="Garamond" w:hAnsi="Garamond" w:cs="Garamond"/>
-          <w:sz w:val="23"/>
-          <w:szCs w:val="23"/>
-          <w:highlight w:val="yellow"/>
-          <w:lang w:val="en-US"/>
-        </w:rPr>
-        <w:t>{%p endif %}</w:t>
-      </w:r>
-    </w:p>
-    <w:p>
-      <w:pPr>
-        <w:jc w:val="both"/>
-        <w:rPr>
-          <w:rFonts w:ascii="Garamond" w:eastAsia="Garamond" w:hAnsi="Garamond" w:cs="Garamond"/>
-          <w:sz w:val="23"/>
-          <w:szCs w:val="23"/>
-          <w:lang w:val="en-US"/>
-        </w:rPr>
-      </w:pPr>
-      <w:r>
-        <w:rPr>
-          <w:rFonts w:ascii="Garamond" w:eastAsia="Garamond" w:hAnsi="Garamond" w:cs="Garamond"/>
-          <w:sz w:val="23"/>
-          <w:szCs w:val="23"/>
-          <w:highlight w:val="yellow"/>
-          <w:lang w:val="en-US"/>
-        </w:rPr>
-        <w:t xml:space="preserve">{%p if </w:t>
-      </w:r>
-      <w:proofErr w:type="spellStart"/>
-      <w:r>
-        <w:rPr>
-          <w:rFonts w:ascii="Garamond" w:eastAsia="Garamond" w:hAnsi="Garamond" w:cs="Garamond"/>
-          <w:sz w:val="23"/>
-          <w:szCs w:val="23"/>
-          <w:highlight w:val="yellow"/>
-          <w:lang w:val="en-US"/>
-        </w:rPr>
-        <w:t>activa_platillos_top_seller</w:t>
-      </w:r>
-      <w:proofErr w:type="spellEnd"/>
-      <w:r>
-        <w:rPr>
-          <w:rFonts w:ascii="Garamond" w:eastAsia="Garamond" w:hAnsi="Garamond" w:cs="Garamond"/>
-          <w:sz w:val="23"/>
-          <w:szCs w:val="23"/>
-          <w:highlight w:val="yellow"/>
-          <w:lang w:val="en-US"/>
-        </w:rPr>
-        <w:t xml:space="preserve"> %}</w:t>
-      </w:r>
-    </w:p>
-    <w:p>
-      <w:pPr>
-        <w:jc w:val="both"/>
-        <w:rPr>
-          <w:rFonts w:ascii="Garamond" w:eastAsia="Garamond" w:hAnsi="Garamond" w:cs="Garamond"/>
-        </w:rPr>
-      </w:pPr>
-      <w:r>
-        <w:rPr>
-          <w:rFonts w:ascii="Garamond" w:eastAsia="Garamond" w:hAnsi="Garamond" w:cs="Garamond"/>
-        </w:rPr>
-        <w:t xml:space="preserve">(x) Ofrecer </w:t>
+        </w:rPr>
+      </w:pPr>
+      <w:r>
+        <w:rPr>
+          <w:rFonts w:ascii="Garamond" w:eastAsia="Garamond" w:hAnsi="Garamond" w:cs="Garamond"/>
+        </w:rPr>
+        <w:t xml:space="preserve">{{ ROM_PLATILLOS }} Ofrecer </w:t>
       </w:r>
       <w:proofErr w:type="gramStart"/>
       <w:r>
@@ -6467,7 +6488,7 @@
           <w:szCs w:val="23"/>
           <w:highlight w:val="yellow"/>
         </w:rPr>
-        <w:t xml:space="preserve">Titular: </w:t>
+        <w:t xml:space="preserve">Titular: {{ RAZÓN_SOCIAL_ENCABEZADO }}</w:t>
       </w:r>
       <w:proofErr w:type="gramStart"/>
       <w:r>
@@ -6480,7 +6501,7 @@
           <w:highlight w:val="yellow"/>
           <w:lang w:val="es-ES"/>
         </w:rPr>
-        <w:t>{{ RAZÓN</w:t>
+        <w:t/>
       </w:r>
       <w:proofErr w:type="gramEnd"/>
       <w:r>
@@ -6493,7 +6514,7 @@
           <w:highlight w:val="yellow"/>
           <w:lang w:val="es-ES"/>
         </w:rPr>
-        <w:t>_</w:t>
+        <w:t/>
       </w:r>
       <w:proofErr w:type="gramStart"/>
       <w:r>
@@ -6506,7 +6527,7 @@
           <w:highlight w:val="yellow"/>
           <w:lang w:val="es-ES"/>
         </w:rPr>
-        <w:t>SOCIAL }</w:t>
+        <w:t/>
       </w:r>
       <w:proofErr w:type="gramEnd"/>
       <w:r>
@@ -6519,7 +6540,7 @@
           <w:highlight w:val="yellow"/>
           <w:lang w:val="es-ES"/>
         </w:rPr>
-        <w:t>}</w:t>
+        <w:t/>
       </w:r>
     </w:p>
     <w:p>
@@ -8201,7 +8222,7 @@
           <w:bCs/>
           <w:u w:val="single"/>
         </w:rPr>
-        <w:t xml:space="preserve"> - </w:t>
+        <w:t xml:space="preserve"> - Exclusividad. </w:t>
       </w:r>
       <w:r>
         <w:rPr>
@@ -8416,6 +8437,18 @@
           <w:lang w:val="pt-PT"/>
         </w:rPr>
         <w:t>.</w:t>
+      </w:r>
+      <w:r>
+        <w:rPr>
+          <w:rFonts w:ascii="Garamond" w:eastAsia="Garamond" w:hAnsi="Garamond" w:cs="Garamond"/>
+          <w:b/>
+          <w:bCs/>
+          <w:sz w:val="23"/>
+          <w:szCs w:val="23"/>
+          <w:u w:val="single"/>
+          <w:lang w:val="pt-PT"/>
+        </w:rPr>
+        <w:t xml:space="preserve"> - Semi Exclusividad.</w:t>
       </w:r>
       <w:r>
         <w:rPr>
@@ -12545,6 +12578,27 @@
           <w:u w:val="single"/>
         </w:rPr>
       </w:pPr>
+    </w:p>
+    <w:p>
+      <w:pPr>
+        <w:jc w:val="both"/>
+        <w:rPr>
+          <w:rFonts w:ascii="Garamond" w:eastAsia="Garamond" w:hAnsi="Garamond" w:cs="Garamond"/>
+          <w:sz w:val="23"/>
+          <w:szCs w:val="23"/>
+          <w:lang w:val="en-US"/>
+        </w:rPr>
+      </w:pPr>
+      <w:r>
+        <w:rPr>
+          <w:rFonts w:ascii="Garamond" w:eastAsia="Garamond" w:hAnsi="Garamond" w:cs="Garamond"/>
+          <w:sz w:val="23"/>
+          <w:szCs w:val="23"/>
+          <w:highlight w:val="yellow"/>
+          <w:lang w:val="en-US"/>
+        </w:rPr>
+        <w:t>{%p endif %}</w:t>
+      </w:r>
     </w:p>
     <w:p>
       <w:pPr>

--- a/formatos/New_draft/acuerdo_sin_ads_juridica.docx
+++ b/formatos/New_draft/acuerdo_sin_ads_juridica.docx
@@ -105,42 +105,7 @@
           <w:szCs w:val="23"/>
           <w:highlight w:val="yellow"/>
         </w:rPr>
-        <w:t xml:space="preserve">{{ RAZÓN_SOCIAL_ENCABEZADO }}</w:t>
-      </w:r>
-      <w:proofErr w:type="spellStart"/>
-      <w:r>
-        <w:rPr>
-          <w:rFonts w:ascii="Garamond" w:eastAsia="Garamond" w:hAnsi="Garamond" w:cs="Garamond"/>
-          <w:b/>
-          <w:bCs/>
-          <w:sz w:val="23"/>
-          <w:szCs w:val="23"/>
-          <w:highlight w:val="yellow"/>
-        </w:rPr>
-        <w:t/>
-      </w:r>
-      <w:r>
-        <w:rPr>
-          <w:rFonts w:ascii="Garamond" w:eastAsia="Garamond" w:hAnsi="Garamond" w:cs="Garamond"/>
-          <w:b/>
-          <w:bCs/>
-          <w:sz w:val="23"/>
-          <w:szCs w:val="23"/>
-          <w:highlight w:val="yellow"/>
-        </w:rPr>
-        <w:t/>
-      </w:r>
-      <w:proofErr w:type="spellEnd"/>
-      <w:r>
-        <w:rPr>
-          <w:rFonts w:ascii="Garamond" w:eastAsia="Garamond" w:hAnsi="Garamond" w:cs="Garamond"/>
-          <w:b/>
-          <w:bCs/>
-          <w:sz w:val="23"/>
-          <w:szCs w:val="23"/>
-          <w:highlight w:val="yellow"/>
-        </w:rPr>
-        <w:t xml:space="preserve"/>
+        <w:t>{{ RAZÓN_SOCIAL_ENCABEZADO }}</w:t>
       </w:r>
       <w:r>
         <w:rPr>
@@ -711,6 +676,7 @@
         </w:rPr>
         <w:t xml:space="preserve"> Lic. </w:t>
       </w:r>
+      <w:proofErr w:type="gramStart"/>
       <w:r>
         <w:rPr>
           <w:rFonts w:ascii="Garamond" w:eastAsia="Garamond" w:hAnsi="Garamond" w:cs="Garamond"/>
@@ -728,16 +694,36 @@
           <w:szCs w:val="23"/>
           <w:highlight w:val="yellow"/>
         </w:rPr>
-        <w:t>N_LIC</w:t>
-      </w:r>
-      <w:r>
-        <w:rPr>
-          <w:rFonts w:ascii="Garamond" w:eastAsia="Garamond" w:hAnsi="Garamond" w:cs="Garamond"/>
-          <w:sz w:val="23"/>
-          <w:szCs w:val="23"/>
-          <w:highlight w:val="yellow"/>
-        </w:rPr>
-        <w:t>|title</w:t>
+        <w:t>N</w:t>
+      </w:r>
+      <w:proofErr w:type="gramEnd"/>
+      <w:r>
+        <w:rPr>
+          <w:rFonts w:ascii="Garamond" w:eastAsia="Garamond" w:hAnsi="Garamond" w:cs="Garamond"/>
+          <w:sz w:val="23"/>
+          <w:szCs w:val="23"/>
+          <w:highlight w:val="yellow"/>
+        </w:rPr>
+        <w:t>_LIC</w:t>
+      </w:r>
+      <w:r>
+        <w:rPr>
+          <w:rFonts w:ascii="Garamond" w:eastAsia="Garamond" w:hAnsi="Garamond" w:cs="Garamond"/>
+          <w:sz w:val="23"/>
+          <w:szCs w:val="23"/>
+          <w:highlight w:val="yellow"/>
+        </w:rPr>
+        <w:t>|</w:t>
+      </w:r>
+      <w:proofErr w:type="gramStart"/>
+      <w:r>
+        <w:rPr>
+          <w:rFonts w:ascii="Garamond" w:eastAsia="Garamond" w:hAnsi="Garamond" w:cs="Garamond"/>
+          <w:sz w:val="23"/>
+          <w:szCs w:val="23"/>
+          <w:highlight w:val="yellow"/>
+        </w:rPr>
+        <w:t>title</w:t>
       </w:r>
       <w:proofErr w:type="spellEnd"/>
       <w:r>
@@ -747,7 +733,17 @@
           <w:szCs w:val="23"/>
           <w:highlight w:val="yellow"/>
         </w:rPr>
-        <w:t xml:space="preserve"> }}</w:t>
+        <w:t xml:space="preserve"> }</w:t>
+      </w:r>
+      <w:proofErr w:type="gramEnd"/>
+      <w:r>
+        <w:rPr>
+          <w:rFonts w:ascii="Garamond" w:eastAsia="Garamond" w:hAnsi="Garamond" w:cs="Garamond"/>
+          <w:sz w:val="23"/>
+          <w:szCs w:val="23"/>
+          <w:highlight w:val="yellow"/>
+        </w:rPr>
+        <w:t>}</w:t>
       </w:r>
       <w:r>
         <w:rPr>
@@ -773,14 +769,45 @@
         </w:rPr>
         <w:t xml:space="preserve"> Público </w:t>
       </w:r>
-      <w:r>
-        <w:rPr>
-          <w:rFonts w:ascii="Garamond" w:eastAsia="Garamond" w:hAnsi="Garamond" w:cs="Garamond"/>
-          <w:sz w:val="23"/>
-          <w:szCs w:val="23"/>
-          <w:highlight w:val="yellow"/>
-        </w:rPr>
-        <w:t>{{ NUMERO_NOTARIO }}</w:t>
+      <w:proofErr w:type="gramStart"/>
+      <w:r>
+        <w:rPr>
+          <w:rFonts w:ascii="Garamond" w:eastAsia="Garamond" w:hAnsi="Garamond" w:cs="Garamond"/>
+          <w:sz w:val="23"/>
+          <w:szCs w:val="23"/>
+          <w:highlight w:val="yellow"/>
+        </w:rPr>
+        <w:t>{{ NUMERO</w:t>
+      </w:r>
+      <w:proofErr w:type="gramEnd"/>
+      <w:r>
+        <w:rPr>
+          <w:rFonts w:ascii="Garamond" w:eastAsia="Garamond" w:hAnsi="Garamond" w:cs="Garamond"/>
+          <w:sz w:val="23"/>
+          <w:szCs w:val="23"/>
+          <w:highlight w:val="yellow"/>
+        </w:rPr>
+        <w:t>_</w:t>
+      </w:r>
+      <w:proofErr w:type="gramStart"/>
+      <w:r>
+        <w:rPr>
+          <w:rFonts w:ascii="Garamond" w:eastAsia="Garamond" w:hAnsi="Garamond" w:cs="Garamond"/>
+          <w:sz w:val="23"/>
+          <w:szCs w:val="23"/>
+          <w:highlight w:val="yellow"/>
+        </w:rPr>
+        <w:t>NOTARIO }</w:t>
+      </w:r>
+      <w:proofErr w:type="gramEnd"/>
+      <w:r>
+        <w:rPr>
+          <w:rFonts w:ascii="Garamond" w:eastAsia="Garamond" w:hAnsi="Garamond" w:cs="Garamond"/>
+          <w:sz w:val="23"/>
+          <w:szCs w:val="23"/>
+          <w:highlight w:val="yellow"/>
+        </w:rPr>
+        <w:t>}</w:t>
       </w:r>
       <w:r>
         <w:rPr>
@@ -790,14 +817,15 @@
         </w:rPr>
         <w:t xml:space="preserve"> de </w:t>
       </w:r>
-      <w:r>
-        <w:rPr>
-          <w:rFonts w:ascii="Garamond" w:eastAsia="Garamond" w:hAnsi="Garamond" w:cs="Garamond"/>
-          <w:sz w:val="23"/>
-          <w:szCs w:val="23"/>
-          <w:highlight w:val="yellow"/>
-        </w:rPr>
-        <w:t xml:space="preserve">{{ </w:t>
+      <w:proofErr w:type="gramStart"/>
+      <w:r>
+        <w:rPr>
+          <w:rFonts w:ascii="Garamond" w:eastAsia="Garamond" w:hAnsi="Garamond" w:cs="Garamond"/>
+          <w:sz w:val="23"/>
+          <w:szCs w:val="23"/>
+          <w:highlight w:val="yellow"/>
+        </w:rPr>
+        <w:t xml:space="preserve">{{ UBICACIÓN_NOTARIA }}</w:t>
       </w:r>
       <w:proofErr w:type="spellStart"/>
       <w:r>
@@ -807,7 +835,27 @@
           <w:szCs w:val="23"/>
           <w:highlight w:val="yellow"/>
         </w:rPr>
-        <w:t>UBICACIÓN_NOTARIA|title</w:t>
+        <w:t/>
+      </w:r>
+      <w:proofErr w:type="gramEnd"/>
+      <w:r>
+        <w:rPr>
+          <w:rFonts w:ascii="Garamond" w:eastAsia="Garamond" w:hAnsi="Garamond" w:cs="Garamond"/>
+          <w:sz w:val="23"/>
+          <w:szCs w:val="23"/>
+          <w:highlight w:val="yellow"/>
+        </w:rPr>
+        <w:t/>
+      </w:r>
+      <w:proofErr w:type="gramStart"/>
+      <w:r>
+        <w:rPr>
+          <w:rFonts w:ascii="Garamond" w:eastAsia="Garamond" w:hAnsi="Garamond" w:cs="Garamond"/>
+          <w:sz w:val="23"/>
+          <w:szCs w:val="23"/>
+          <w:highlight w:val="yellow"/>
+        </w:rPr>
+        <w:t/>
       </w:r>
       <w:proofErr w:type="spellEnd"/>
       <w:r>
@@ -817,7 +865,17 @@
           <w:szCs w:val="23"/>
           <w:highlight w:val="yellow"/>
         </w:rPr>
-        <w:t xml:space="preserve"> }}</w:t>
+        <w:t xml:space="preserve"/>
+      </w:r>
+      <w:proofErr w:type="gramEnd"/>
+      <w:r>
+        <w:rPr>
+          <w:rFonts w:ascii="Garamond" w:eastAsia="Garamond" w:hAnsi="Garamond" w:cs="Garamond"/>
+          <w:sz w:val="23"/>
+          <w:szCs w:val="23"/>
+          <w:highlight w:val="yellow"/>
+        </w:rPr>
+        <w:t/>
       </w:r>
       <w:r>
         <w:rPr>
@@ -836,14 +894,45 @@
         <w:lastRenderedPageBreak/>
         <w:t xml:space="preserve">inscrita en el Registro Público de Propiedad y Comercio bajo el Folio Mercantil Número </w:t>
       </w:r>
-      <w:r>
-        <w:rPr>
-          <w:rFonts w:ascii="Garamond" w:eastAsia="Garamond" w:hAnsi="Garamond" w:cs="Garamond"/>
-          <w:sz w:val="23"/>
-          <w:szCs w:val="23"/>
-          <w:highlight w:val="yellow"/>
-        </w:rPr>
-        <w:t>{{ N_FOLIO }}</w:t>
+      <w:proofErr w:type="gramStart"/>
+      <w:r>
+        <w:rPr>
+          <w:rFonts w:ascii="Garamond" w:eastAsia="Garamond" w:hAnsi="Garamond" w:cs="Garamond"/>
+          <w:sz w:val="23"/>
+          <w:szCs w:val="23"/>
+          <w:highlight w:val="yellow"/>
+        </w:rPr>
+        <w:t>{{ N</w:t>
+      </w:r>
+      <w:proofErr w:type="gramEnd"/>
+      <w:r>
+        <w:rPr>
+          <w:rFonts w:ascii="Garamond" w:eastAsia="Garamond" w:hAnsi="Garamond" w:cs="Garamond"/>
+          <w:sz w:val="23"/>
+          <w:szCs w:val="23"/>
+          <w:highlight w:val="yellow"/>
+        </w:rPr>
+        <w:t>_</w:t>
+      </w:r>
+      <w:proofErr w:type="gramStart"/>
+      <w:r>
+        <w:rPr>
+          <w:rFonts w:ascii="Garamond" w:eastAsia="Garamond" w:hAnsi="Garamond" w:cs="Garamond"/>
+          <w:sz w:val="23"/>
+          <w:szCs w:val="23"/>
+          <w:highlight w:val="yellow"/>
+        </w:rPr>
+        <w:t>FOLIO }</w:t>
+      </w:r>
+      <w:proofErr w:type="gramEnd"/>
+      <w:r>
+        <w:rPr>
+          <w:rFonts w:ascii="Garamond" w:eastAsia="Garamond" w:hAnsi="Garamond" w:cs="Garamond"/>
+          <w:sz w:val="23"/>
+          <w:szCs w:val="23"/>
+          <w:highlight w:val="yellow"/>
+        </w:rPr>
+        <w:t>}</w:t>
       </w:r>
       <w:r>
         <w:rPr>
@@ -853,6 +942,7 @@
         </w:rPr>
         <w:t xml:space="preserve"> de fecha </w:t>
       </w:r>
+      <w:proofErr w:type="gramStart"/>
       <w:r>
         <w:rPr>
           <w:rFonts w:ascii="Garamond" w:eastAsia="Garamond" w:hAnsi="Garamond" w:cs="Garamond"/>
@@ -870,16 +960,36 @@
           <w:szCs w:val="23"/>
           <w:highlight w:val="yellow"/>
         </w:rPr>
-        <w:t>FECHA_FOLIO</w:t>
-      </w:r>
-      <w:r>
-        <w:rPr>
-          <w:rFonts w:ascii="Garamond" w:eastAsia="Garamond" w:hAnsi="Garamond" w:cs="Garamond"/>
-          <w:sz w:val="23"/>
-          <w:szCs w:val="23"/>
-          <w:highlight w:val="yellow"/>
-        </w:rPr>
-        <w:t>|lower</w:t>
+        <w:t>FECHA</w:t>
+      </w:r>
+      <w:proofErr w:type="gramEnd"/>
+      <w:r>
+        <w:rPr>
+          <w:rFonts w:ascii="Garamond" w:eastAsia="Garamond" w:hAnsi="Garamond" w:cs="Garamond"/>
+          <w:sz w:val="23"/>
+          <w:szCs w:val="23"/>
+          <w:highlight w:val="yellow"/>
+        </w:rPr>
+        <w:t>_FOLIO</w:t>
+      </w:r>
+      <w:r>
+        <w:rPr>
+          <w:rFonts w:ascii="Garamond" w:eastAsia="Garamond" w:hAnsi="Garamond" w:cs="Garamond"/>
+          <w:sz w:val="23"/>
+          <w:szCs w:val="23"/>
+          <w:highlight w:val="yellow"/>
+        </w:rPr>
+        <w:t>|</w:t>
+      </w:r>
+      <w:proofErr w:type="gramStart"/>
+      <w:r>
+        <w:rPr>
+          <w:rFonts w:ascii="Garamond" w:eastAsia="Garamond" w:hAnsi="Garamond" w:cs="Garamond"/>
+          <w:sz w:val="23"/>
+          <w:szCs w:val="23"/>
+          <w:highlight w:val="yellow"/>
+        </w:rPr>
+        <w:t>lower</w:t>
       </w:r>
       <w:proofErr w:type="spellEnd"/>
       <w:r>
@@ -889,7 +999,17 @@
           <w:szCs w:val="23"/>
           <w:highlight w:val="yellow"/>
         </w:rPr>
-        <w:t xml:space="preserve"> }}</w:t>
+        <w:t xml:space="preserve"> }</w:t>
+      </w:r>
+      <w:proofErr w:type="gramEnd"/>
+      <w:r>
+        <w:rPr>
+          <w:rFonts w:ascii="Garamond" w:eastAsia="Garamond" w:hAnsi="Garamond" w:cs="Garamond"/>
+          <w:sz w:val="23"/>
+          <w:szCs w:val="23"/>
+          <w:highlight w:val="yellow"/>
+        </w:rPr>
+        <w:t>}</w:t>
       </w:r>
     </w:p>
     <w:p>
@@ -1812,21 +1932,7 @@
         <w:rPr>
           <w:rFonts w:ascii="Garamond" w:eastAsia="Garamond" w:hAnsi="Garamond" w:cs="Garamond"/>
         </w:rPr>
-        <w:t xml:space="preserve"> por los Usuarios/Consumidores por la compra de los Productos. Para efectos </w:t>
-      </w:r>
-      <w:proofErr w:type="gramStart"/>
-      <w:r>
-        <w:rPr>
-          <w:rFonts w:ascii="Garamond" w:eastAsia="Garamond" w:hAnsi="Garamond" w:cs="Garamond"/>
-        </w:rPr>
-        <w:t>del  cálculo</w:t>
-      </w:r>
-      <w:proofErr w:type="gramEnd"/>
-      <w:r>
-        <w:rPr>
-          <w:rFonts w:ascii="Garamond" w:eastAsia="Garamond" w:hAnsi="Garamond" w:cs="Garamond"/>
-        </w:rPr>
-        <w:t xml:space="preserve"> del GMV aplicable al presente Acuerdo y sus Anexos, se excluirán los siguientes conceptos: (i) el costo de envío (</w:t>
+        <w:t xml:space="preserve"> por los Usuarios/Consumidores por la compra de los Productos. Para efectos del  cálculo del GMV aplicable al presente Acuerdo y sus Anexos, se excluirán los siguientes conceptos: (i) el costo de envío (</w:t>
       </w:r>
       <w:proofErr w:type="spellStart"/>
       <w:r>
@@ -2603,21 +2709,7 @@
         <w:rPr>
           <w:rFonts w:ascii="Garamond" w:eastAsia="Garamond" w:hAnsi="Garamond" w:cs="Garamond"/>
         </w:rPr>
-        <w:t xml:space="preserve">. Significa el GMV menos el valor de las órdenes canceladas </w:t>
-      </w:r>
-      <w:proofErr w:type="gramStart"/>
-      <w:r>
-        <w:rPr>
-          <w:rFonts w:ascii="Garamond" w:eastAsia="Garamond" w:hAnsi="Garamond" w:cs="Garamond"/>
-        </w:rPr>
-        <w:t>y  menos</w:t>
-      </w:r>
-      <w:proofErr w:type="gramEnd"/>
-      <w:r>
-        <w:rPr>
-          <w:rFonts w:ascii="Garamond" w:eastAsia="Garamond" w:hAnsi="Garamond" w:cs="Garamond"/>
-        </w:rPr>
-        <w:t xml:space="preserve"> el valor de los descuentos asumidos por el Aliado Comercial. </w:t>
+        <w:t xml:space="preserve">. Significa el GMV menos el valor de las órdenes canceladas y  menos el valor de los descuentos asumidos por el Aliado Comercial. </w:t>
       </w:r>
     </w:p>
     <w:p>
@@ -2816,21 +2908,7 @@
         <w:rPr>
           <w:rFonts w:ascii="Garamond" w:eastAsia="Garamond" w:hAnsi="Garamond" w:cs="Garamond"/>
         </w:rPr>
-        <w:t xml:space="preserve">El objeto del presente Acuerdo de Cooperación es establecer los términos y condiciones que regularán la relación comercial entre Rappi y el Aliado Comercial. En virtud de este, Rappi pone a disposición la Plataforma Rappi para que el Aliado Comercial pueda exhibir, ofrecer y comercializar sus </w:t>
-      </w:r>
-      <w:proofErr w:type="gramStart"/>
-      <w:r>
-        <w:rPr>
-          <w:rFonts w:ascii="Garamond" w:eastAsia="Garamond" w:hAnsi="Garamond" w:cs="Garamond"/>
-        </w:rPr>
-        <w:t>Productos  directamente</w:t>
-      </w:r>
-      <w:proofErr w:type="gramEnd"/>
-      <w:r>
-        <w:rPr>
-          <w:rFonts w:ascii="Garamond" w:eastAsia="Garamond" w:hAnsi="Garamond" w:cs="Garamond"/>
-        </w:rPr>
-        <w:t xml:space="preserve"> a los Usuarios/Consumidores a través de dicha Plataforma.</w:t>
+        <w:t>El objeto del presente Acuerdo de Cooperación es establecer los términos y condiciones que regularán la relación comercial entre Rappi y el Aliado Comercial. En virtud de este, Rappi pone a disposición la Plataforma Rappi para que el Aliado Comercial pueda exhibir, ofrecer y comercializar sus Productos  directamente a los Usuarios/Consumidores a través de dicha Plataforma.</w:t>
       </w:r>
       <w:r>
         <w:rPr>
@@ -2884,7 +2962,6 @@
         </w:rPr>
         <w:t>Las Partes declaran que el presente Acuerdo de Cooperación únicamente aplicará y surtirá efectos sobre la marca denominada comercialmente “</w:t>
       </w:r>
-      <w:proofErr w:type="gramStart"/>
       <w:r>
         <w:rPr>
           <w:rFonts w:ascii="Garamond" w:eastAsia="Garamond" w:hAnsi="Garamond" w:cs="Garamond"/>
@@ -2904,25 +2981,14 @@
         </w:rPr>
         <w:t>MARCA</w:t>
       </w:r>
-      <w:proofErr w:type="gramEnd"/>
-      <w:r>
-        <w:rPr>
-          <w:rFonts w:ascii="Garamond" w:eastAsia="Garamond" w:hAnsi="Garamond" w:cs="Garamond"/>
-          <w:sz w:val="23"/>
-          <w:szCs w:val="23"/>
-          <w:highlight w:val="yellow"/>
-        </w:rPr>
-        <w:t>|</w:t>
-      </w:r>
-      <w:proofErr w:type="gramStart"/>
-      <w:r>
-        <w:rPr>
-          <w:rFonts w:ascii="Garamond" w:eastAsia="Garamond" w:hAnsi="Garamond" w:cs="Garamond"/>
-          <w:sz w:val="23"/>
-          <w:szCs w:val="23"/>
-          <w:highlight w:val="yellow"/>
-        </w:rPr>
-        <w:t>title</w:t>
+      <w:r>
+        <w:rPr>
+          <w:rFonts w:ascii="Garamond" w:eastAsia="Garamond" w:hAnsi="Garamond" w:cs="Garamond"/>
+          <w:sz w:val="23"/>
+          <w:szCs w:val="23"/>
+          <w:highlight w:val="yellow"/>
+        </w:rPr>
+        <w:t>|title</w:t>
       </w:r>
       <w:proofErr w:type="spellEnd"/>
       <w:r>
@@ -2932,17 +2998,7 @@
           <w:szCs w:val="23"/>
           <w:highlight w:val="yellow"/>
         </w:rPr>
-        <w:t xml:space="preserve"> }</w:t>
-      </w:r>
-      <w:proofErr w:type="gramEnd"/>
-      <w:r>
-        <w:rPr>
-          <w:rFonts w:ascii="Garamond" w:eastAsia="Garamond" w:hAnsi="Garamond" w:cs="Garamond"/>
-          <w:sz w:val="23"/>
-          <w:szCs w:val="23"/>
-          <w:highlight w:val="yellow"/>
-        </w:rPr>
-        <w:t>}</w:t>
+        <w:t xml:space="preserve"> }}</w:t>
       </w:r>
       <w:r>
         <w:rPr>
@@ -2961,21 +3017,7 @@
         <w:rPr>
           <w:rFonts w:ascii="Garamond" w:eastAsia="Garamond" w:hAnsi="Garamond" w:cs="Garamond"/>
         </w:rPr>
-        <w:t xml:space="preserve">”). Lo anterior, bajo el entendido de que el Aliado Comercial es el propietario de la Marca en los Estados Unidos Mexicanos y, por </w:t>
-      </w:r>
-      <w:proofErr w:type="gramStart"/>
-      <w:r>
-        <w:rPr>
-          <w:rFonts w:ascii="Garamond" w:eastAsia="Garamond" w:hAnsi="Garamond" w:cs="Garamond"/>
-        </w:rPr>
-        <w:t>ende</w:t>
-      </w:r>
-      <w:proofErr w:type="gramEnd"/>
-      <w:r>
-        <w:rPr>
-          <w:rFonts w:ascii="Garamond" w:eastAsia="Garamond" w:hAnsi="Garamond" w:cs="Garamond"/>
-        </w:rPr>
-        <w:t xml:space="preserve"> puede exhibir, ofrecer y comercializar Productos, identificados con dicha Marca, por medio de la Plataforma Rappi.</w:t>
+        <w:t>”). Lo anterior, bajo el entendido de que el Aliado Comercial es el propietario de la Marca en los Estados Unidos Mexicanos y, por ende puede exhibir, ofrecer y comercializar Productos, identificados con dicha Marca, por medio de la Plataforma Rappi.</w:t>
       </w:r>
     </w:p>
     <w:p>
@@ -3710,49 +3752,825 @@
         </w:rPr>
         <w:t xml:space="preserve"> Eliminar todo el software que pertenezca a Rappi una vez cese el uso de la Plataforma Rappi por parte del Aliado Comercial.</w:t>
       </w:r>
-      <w:r>
-        <w:rPr>
-          <w:rFonts w:ascii="Garamond" w:eastAsia="Garamond" w:hAnsi="Garamond" w:cs="Garamond"/>
-          <w:b/>
-          <w:bCs/>
+    </w:p>
+    <w:p>
+      <w:pPr>
+        <w:jc w:val="both"/>
+        <w:rPr>
+          <w:rFonts w:ascii="Garamond" w:eastAsia="Garamond" w:hAnsi="Garamond" w:cs="Garamond"/>
+          <w:sz w:val="23"/>
+          <w:szCs w:val="23"/>
+          <w:lang w:val="es-MX"/>
+        </w:rPr>
+      </w:pPr>
+      <w:r>
+        <w:rPr>
+          <w:rFonts w:ascii="Garamond" w:eastAsia="Garamond" w:hAnsi="Garamond" w:cs="Garamond"/>
+          <w:sz w:val="23"/>
+          <w:szCs w:val="23"/>
+          <w:highlight w:val="yellow"/>
+          <w:lang w:val="es-MX"/>
+        </w:rPr>
+        <w:t xml:space="preserve">{%p </w:t>
+      </w:r>
+      <w:proofErr w:type="spellStart"/>
+      <w:r>
+        <w:rPr>
+          <w:rFonts w:ascii="Garamond" w:eastAsia="Garamond" w:hAnsi="Garamond" w:cs="Garamond"/>
+          <w:sz w:val="23"/>
+          <w:szCs w:val="23"/>
+          <w:highlight w:val="yellow"/>
+          <w:lang w:val="es-MX"/>
+        </w:rPr>
+        <w:t>if</w:t>
+      </w:r>
+      <w:proofErr w:type="spellEnd"/>
+      <w:r>
+        <w:rPr>
+          <w:rFonts w:ascii="Garamond" w:eastAsia="Garamond" w:hAnsi="Garamond" w:cs="Garamond"/>
+          <w:sz w:val="23"/>
+          <w:szCs w:val="23"/>
+          <w:highlight w:val="yellow"/>
+          <w:lang w:val="es-MX"/>
+        </w:rPr>
+        <w:t xml:space="preserve"> </w:t>
+      </w:r>
+      <w:proofErr w:type="spellStart"/>
+      <w:r>
+        <w:rPr>
+          <w:rFonts w:ascii="Garamond" w:eastAsia="Garamond" w:hAnsi="Garamond" w:cs="Garamond"/>
+          <w:sz w:val="23"/>
+          <w:szCs w:val="23"/>
+          <w:highlight w:val="yellow"/>
+          <w:lang w:val="es-MX"/>
+        </w:rPr>
+        <w:t>activa_descuento_menu</w:t>
+      </w:r>
+      <w:proofErr w:type="spellEnd"/>
+      <w:r>
+        <w:rPr>
+          <w:rFonts w:ascii="Garamond" w:eastAsia="Garamond" w:hAnsi="Garamond" w:cs="Garamond"/>
+          <w:sz w:val="23"/>
+          <w:szCs w:val="23"/>
+          <w:highlight w:val="yellow"/>
+          <w:lang w:val="es-MX"/>
+        </w:rPr>
+        <w:t xml:space="preserve"> %}</w:t>
+      </w:r>
+    </w:p>
+    <w:p>
+      <w:pPr>
+        <w:jc w:val="both"/>
+        <w:rPr>
+          <w:rFonts w:ascii="Garamond" w:eastAsia="Garamond" w:hAnsi="Garamond" w:cs="Garamond"/>
+          <w:sz w:val="23"/>
+          <w:szCs w:val="23"/>
+        </w:rPr>
+      </w:pPr>
+      <w:r>
+        <w:rPr>
+          <w:rFonts w:ascii="Garamond" w:eastAsia="Garamond" w:hAnsi="Garamond" w:cs="Garamond"/>
+          <w:sz w:val="23"/>
+          <w:szCs w:val="23"/>
+          <w:b/>
+        </w:rPr>
+        <w:t xml:space="preserve">{{ ROM_DESCUENTO_MENU }} Realizar un descuento de por lo menos el </w:t>
+      </w:r>
+      <w:r>
+        <w:rPr>
+          <w:rFonts w:ascii="Garamond" w:eastAsia="Garamond" w:hAnsi="Garamond" w:cs="Garamond"/>
+          <w:sz w:val="23"/>
+          <w:szCs w:val="23"/>
+          <w:highlight w:val="yellow"/>
+        </w:rPr>
+        <w:t>{{ N_DESCUENTO_MENU }}</w:t>
+      </w:r>
+      <w:r>
+        <w:rPr>
+          <w:rFonts w:ascii="Garamond" w:eastAsia="Garamond" w:hAnsi="Garamond" w:cs="Garamond"/>
+          <w:sz w:val="23"/>
+          <w:szCs w:val="23"/>
+        </w:rPr>
+        <w:t>% (</w:t>
+      </w:r>
+      <w:r>
+        <w:rPr>
+          <w:rFonts w:ascii="Garamond" w:eastAsia="Garamond" w:hAnsi="Garamond" w:cs="Garamond"/>
+          <w:sz w:val="23"/>
+          <w:szCs w:val="23"/>
+          <w:highlight w:val="yellow"/>
+        </w:rPr>
+        <w:t xml:space="preserve">{{ </w:t>
+      </w:r>
+      <w:proofErr w:type="spellStart"/>
+      <w:r>
+        <w:rPr>
+          <w:rFonts w:ascii="Garamond" w:eastAsia="Garamond" w:hAnsi="Garamond" w:cs="Garamond"/>
+          <w:sz w:val="23"/>
+          <w:szCs w:val="23"/>
+          <w:highlight w:val="yellow"/>
+        </w:rPr>
+        <w:t>VALOR</w:t>
+      </w:r>
+      <w:r>
+        <w:rPr>
+          <w:rFonts w:ascii="Garamond" w:eastAsia="Garamond" w:hAnsi="Garamond" w:cs="Garamond"/>
+          <w:sz w:val="23"/>
+          <w:szCs w:val="23"/>
+          <w:highlight w:val="yellow"/>
+        </w:rPr>
+        <w:t>_DESCUENTO_MENU</w:t>
+      </w:r>
+      <w:r>
+        <w:rPr>
+          <w:rFonts w:ascii="Garamond" w:eastAsia="Garamond" w:hAnsi="Garamond" w:cs="Garamond"/>
+          <w:sz w:val="23"/>
+          <w:szCs w:val="23"/>
+          <w:highlight w:val="yellow"/>
+        </w:rPr>
+        <w:t>|lower</w:t>
+      </w:r>
+      <w:proofErr w:type="spellEnd"/>
+      <w:r>
+        <w:rPr>
+          <w:rFonts w:ascii="Garamond" w:eastAsia="Garamond" w:hAnsi="Garamond" w:cs="Garamond"/>
+          <w:sz w:val="23"/>
+          <w:szCs w:val="23"/>
+          <w:highlight w:val="yellow"/>
+        </w:rPr>
+        <w:t xml:space="preserve"> }}</w:t>
+      </w:r>
+      <w:r>
+        <w:rPr>
+          <w:rFonts w:ascii="Garamond" w:eastAsia="Garamond" w:hAnsi="Garamond" w:cs="Garamond"/>
+          <w:sz w:val="23"/>
+          <w:szCs w:val="23"/>
+        </w:rPr>
+        <w:t xml:space="preserve"> </w:t>
+      </w:r>
+      <w:r>
+        <w:rPr>
+          <w:rFonts w:ascii="Garamond" w:eastAsia="Garamond" w:hAnsi="Garamond" w:cs="Garamond"/>
+          <w:sz w:val="23"/>
+          <w:szCs w:val="23"/>
+        </w:rPr>
+        <w:t xml:space="preserve">por ciento) en todo el menú dentro de la Plataforma Rappi durante los primeros </w:t>
+      </w:r>
+      <w:r>
+        <w:rPr>
+          <w:rFonts w:ascii="Garamond" w:eastAsia="Garamond" w:hAnsi="Garamond" w:cs="Garamond"/>
+          <w:sz w:val="23"/>
+          <w:szCs w:val="23"/>
+          <w:highlight w:val="yellow"/>
+        </w:rPr>
+        <w:t>{{ N_MESES_DESCUENTO_MENU }}</w:t>
+      </w:r>
+      <w:r>
+        <w:rPr>
+          <w:rFonts w:ascii="Garamond" w:eastAsia="Garamond" w:hAnsi="Garamond" w:cs="Garamond"/>
+          <w:sz w:val="23"/>
+          <w:szCs w:val="23"/>
+        </w:rPr>
+        <w:t xml:space="preserve"> (</w:t>
+      </w:r>
+      <w:r>
+        <w:rPr>
+          <w:rFonts w:ascii="Garamond" w:eastAsia="Garamond" w:hAnsi="Garamond" w:cs="Garamond"/>
+          <w:sz w:val="23"/>
+          <w:szCs w:val="23"/>
+          <w:highlight w:val="yellow"/>
+        </w:rPr>
+        <w:t xml:space="preserve">{{ </w:t>
+      </w:r>
+      <w:proofErr w:type="spellStart"/>
+      <w:r>
+        <w:rPr>
+          <w:rFonts w:ascii="Garamond" w:eastAsia="Garamond" w:hAnsi="Garamond" w:cs="Garamond"/>
+          <w:sz w:val="23"/>
+          <w:szCs w:val="23"/>
+          <w:highlight w:val="yellow"/>
+        </w:rPr>
+        <w:t>VALOR</w:t>
+      </w:r>
+      <w:r>
+        <w:rPr>
+          <w:rFonts w:ascii="Garamond" w:eastAsia="Garamond" w:hAnsi="Garamond" w:cs="Garamond"/>
+          <w:sz w:val="23"/>
+          <w:szCs w:val="23"/>
+          <w:highlight w:val="yellow"/>
+        </w:rPr>
+        <w:t>_MES_DESCUENTO_MENU</w:t>
+      </w:r>
+      <w:r>
+        <w:rPr>
+          <w:rFonts w:ascii="Garamond" w:eastAsia="Garamond" w:hAnsi="Garamond" w:cs="Garamond"/>
+          <w:sz w:val="23"/>
+          <w:szCs w:val="23"/>
+          <w:highlight w:val="yellow"/>
+        </w:rPr>
+        <w:t>|lower</w:t>
+      </w:r>
+      <w:proofErr w:type="spellEnd"/>
+      <w:r>
+        <w:rPr>
+          <w:rFonts w:ascii="Garamond" w:eastAsia="Garamond" w:hAnsi="Garamond" w:cs="Garamond"/>
+          <w:sz w:val="23"/>
+          <w:szCs w:val="23"/>
+          <w:highlight w:val="yellow"/>
+        </w:rPr>
+        <w:t xml:space="preserve"> }}</w:t>
+      </w:r>
+      <w:r>
+        <w:rPr>
+          <w:rFonts w:ascii="Garamond" w:eastAsia="Garamond" w:hAnsi="Garamond" w:cs="Garamond"/>
+          <w:sz w:val="23"/>
+          <w:szCs w:val="23"/>
+        </w:rPr>
+        <w:t>) meses de ejecución del presente Acuerdo.</w:t>
+      </w:r>
+    </w:p>
+    <w:p>
+      <w:pPr>
+        <w:jc w:val="both"/>
+        <w:rPr>
+          <w:rFonts w:ascii="Garamond" w:eastAsia="Garamond" w:hAnsi="Garamond" w:cs="Garamond"/>
+          <w:sz w:val="23"/>
+          <w:szCs w:val="23"/>
+          <w:lang w:val="en-US"/>
+        </w:rPr>
+      </w:pPr>
+      <w:r>
+        <w:rPr>
+          <w:rFonts w:ascii="Garamond" w:eastAsia="Garamond" w:hAnsi="Garamond" w:cs="Garamond"/>
+          <w:sz w:val="23"/>
+          <w:szCs w:val="23"/>
+          <w:highlight w:val="yellow"/>
+          <w:lang w:val="en-US"/>
+        </w:rPr>
+        <w:t>{%p endif %}</w:t>
+      </w:r>
+    </w:p>
+    <w:p>
+      <w:pPr>
+        <w:jc w:val="both"/>
+        <w:rPr>
+          <w:rFonts w:ascii="Garamond" w:eastAsia="Garamond" w:hAnsi="Garamond" w:cs="Garamond"/>
+          <w:sz w:val="23"/>
+          <w:szCs w:val="23"/>
+          <w:lang w:val="en-US"/>
+        </w:rPr>
+      </w:pPr>
+      <w:r>
+        <w:rPr>
+          <w:rFonts w:ascii="Garamond" w:eastAsia="Garamond" w:hAnsi="Garamond" w:cs="Garamond"/>
+          <w:sz w:val="23"/>
+          <w:szCs w:val="23"/>
+          <w:highlight w:val="yellow"/>
+          <w:lang w:val="en-US"/>
+        </w:rPr>
+        <w:t xml:space="preserve">{%p if </w:t>
+      </w:r>
+      <w:proofErr w:type="spellStart"/>
+      <w:r>
+        <w:rPr>
+          <w:rFonts w:ascii="Garamond" w:eastAsia="Garamond" w:hAnsi="Garamond" w:cs="Garamond"/>
+          <w:sz w:val="23"/>
+          <w:szCs w:val="23"/>
+          <w:highlight w:val="yellow"/>
+          <w:lang w:val="en-US"/>
+        </w:rPr>
+        <w:t>activa_mark_down</w:t>
+      </w:r>
+      <w:proofErr w:type="spellEnd"/>
+      <w:r>
+        <w:rPr>
+          <w:rFonts w:ascii="Garamond" w:eastAsia="Garamond" w:hAnsi="Garamond" w:cs="Garamond"/>
+          <w:sz w:val="23"/>
+          <w:szCs w:val="23"/>
+          <w:highlight w:val="yellow"/>
+          <w:lang w:val="en-US"/>
+        </w:rPr>
+        <w:t xml:space="preserve"> %}</w:t>
+      </w:r>
+    </w:p>
+    <w:p>
+      <w:pPr>
+        <w:jc w:val="both"/>
+        <w:rPr>
+          <w:rFonts w:ascii="Garamond" w:eastAsia="Garamond" w:hAnsi="Garamond" w:cs="Garamond"/>
+          <w:sz w:val="23"/>
+          <w:szCs w:val="23"/>
+        </w:rPr>
+      </w:pPr>
+      <w:r>
+        <w:rPr>
+          <w:rFonts w:ascii="Garamond" w:eastAsia="Garamond" w:hAnsi="Garamond" w:cs="Garamond"/>
+          <w:sz w:val="23"/>
+          <w:szCs w:val="23"/>
+          <w:b/>
+        </w:rPr>
+        <w:t xml:space="preserve">{{ ROM_MARK_DOWN }} Realizar una inversión mensual en promociones del </w:t>
+      </w:r>
+      <w:r>
+        <w:rPr>
+          <w:rFonts w:ascii="Garamond" w:eastAsia="Garamond" w:hAnsi="Garamond" w:cs="Garamond"/>
+          <w:sz w:val="23"/>
+          <w:szCs w:val="23"/>
+          <w:highlight w:val="yellow"/>
+        </w:rPr>
+        <w:t>{{ N_DESCUENTO_MARK_DOWN }}</w:t>
+      </w:r>
+      <w:r>
+        <w:rPr>
+          <w:rFonts w:ascii="Garamond" w:eastAsia="Garamond" w:hAnsi="Garamond" w:cs="Garamond"/>
+          <w:sz w:val="23"/>
+          <w:szCs w:val="23"/>
+        </w:rPr>
+        <w:t>% (</w:t>
+      </w:r>
+      <w:r>
+        <w:rPr>
+          <w:rFonts w:ascii="Garamond" w:eastAsia="Garamond" w:hAnsi="Garamond" w:cs="Garamond"/>
+          <w:sz w:val="23"/>
+          <w:szCs w:val="23"/>
+          <w:highlight w:val="yellow"/>
+        </w:rPr>
+        <w:t xml:space="preserve">{{ </w:t>
+      </w:r>
+      <w:proofErr w:type="spellStart"/>
+      <w:r>
+        <w:rPr>
+          <w:rFonts w:ascii="Garamond" w:eastAsia="Garamond" w:hAnsi="Garamond" w:cs="Garamond"/>
+          <w:sz w:val="23"/>
+          <w:szCs w:val="23"/>
+          <w:highlight w:val="yellow"/>
+        </w:rPr>
+        <w:t>VALOR_DESCUENTO_MARK_DOWN|lower</w:t>
+      </w:r>
+      <w:proofErr w:type="spellEnd"/>
+      <w:r>
+        <w:rPr>
+          <w:rFonts w:ascii="Garamond" w:eastAsia="Garamond" w:hAnsi="Garamond" w:cs="Garamond"/>
+          <w:sz w:val="23"/>
+          <w:szCs w:val="23"/>
+          <w:highlight w:val="yellow"/>
+        </w:rPr>
+        <w:t xml:space="preserve"> }}</w:t>
+      </w:r>
+      <w:r>
+        <w:rPr>
+          <w:rFonts w:ascii="Garamond" w:eastAsia="Garamond" w:hAnsi="Garamond" w:cs="Garamond"/>
+          <w:sz w:val="23"/>
+          <w:szCs w:val="23"/>
+        </w:rPr>
+        <w:t xml:space="preserve"> por ciento) de las ventas totales realizadas por el Aliado a través de la Plataforma Rappi durante el mes inmediatamente anterior durante la vigencia del presente Acuerdo.</w:t>
+      </w:r>
+    </w:p>
+    <w:p>
+      <w:pPr>
+        <w:jc w:val="both"/>
+        <w:rPr>
+          <w:rFonts w:ascii="Garamond" w:eastAsia="Garamond" w:hAnsi="Garamond" w:cs="Garamond"/>
+          <w:sz w:val="23"/>
+          <w:szCs w:val="23"/>
+          <w:lang w:val="es-MX"/>
+        </w:rPr>
+      </w:pPr>
+      <w:r>
+        <w:rPr>
+          <w:rFonts w:ascii="Garamond" w:eastAsia="Garamond" w:hAnsi="Garamond" w:cs="Garamond"/>
+          <w:sz w:val="23"/>
+          <w:szCs w:val="23"/>
+          <w:highlight w:val="yellow"/>
+          <w:lang w:val="es-ES"/>
+        </w:rPr>
+        <w:t xml:space="preserve">{%p </w:t>
+      </w:r>
+      <w:proofErr w:type="spellStart"/>
+      <w:r>
+        <w:rPr>
+          <w:rFonts w:ascii="Garamond" w:eastAsia="Garamond" w:hAnsi="Garamond" w:cs="Garamond"/>
+          <w:sz w:val="23"/>
+          <w:szCs w:val="23"/>
+          <w:highlight w:val="yellow"/>
+          <w:lang w:val="es-ES"/>
+        </w:rPr>
+        <w:t>endif</w:t>
+      </w:r>
+      <w:proofErr w:type="spellEnd"/>
+      <w:r>
+        <w:rPr>
+          <w:rFonts w:ascii="Garamond" w:eastAsia="Garamond" w:hAnsi="Garamond" w:cs="Garamond"/>
+          <w:sz w:val="23"/>
+          <w:szCs w:val="23"/>
+          <w:highlight w:val="yellow"/>
+          <w:lang w:val="es-ES"/>
+        </w:rPr>
+        <w:t xml:space="preserve"> %}</w:t>
+      </w:r>
+    </w:p>
+    <w:p>
+      <w:pPr>
+        <w:jc w:val="both"/>
+        <w:rPr>
+          <w:rFonts w:ascii="Garamond" w:eastAsia="Garamond" w:hAnsi="Garamond" w:cs="Garamond"/>
+          <w:sz w:val="23"/>
+          <w:szCs w:val="23"/>
+          <w:lang w:val="es-ES"/>
+        </w:rPr>
+      </w:pPr>
+      <w:r>
+        <w:rPr>
+          <w:rFonts w:ascii="Garamond" w:eastAsia="Garamond" w:hAnsi="Garamond" w:cs="Garamond"/>
+          <w:sz w:val="23"/>
+          <w:szCs w:val="23"/>
+          <w:highlight w:val="yellow"/>
+          <w:lang w:val="es-ES"/>
+        </w:rPr>
+        <w:t xml:space="preserve">{%p </w:t>
+      </w:r>
+      <w:proofErr w:type="spellStart"/>
+      <w:r>
+        <w:rPr>
+          <w:rFonts w:ascii="Garamond" w:eastAsia="Garamond" w:hAnsi="Garamond" w:cs="Garamond"/>
+          <w:sz w:val="23"/>
+          <w:szCs w:val="23"/>
+          <w:highlight w:val="yellow"/>
+          <w:lang w:val="es-ES"/>
+        </w:rPr>
+        <w:t>if</w:t>
+      </w:r>
+      <w:proofErr w:type="spellEnd"/>
+      <w:r>
+        <w:rPr>
+          <w:rFonts w:ascii="Garamond" w:eastAsia="Garamond" w:hAnsi="Garamond" w:cs="Garamond"/>
+          <w:sz w:val="23"/>
+          <w:szCs w:val="23"/>
+          <w:highlight w:val="yellow"/>
+          <w:lang w:val="es-ES"/>
+        </w:rPr>
+        <w:t xml:space="preserve"> </w:t>
+      </w:r>
+      <w:proofErr w:type="spellStart"/>
+      <w:r>
+        <w:rPr>
+          <w:rFonts w:ascii="Garamond" w:eastAsia="Garamond" w:hAnsi="Garamond" w:cs="Garamond"/>
+          <w:sz w:val="23"/>
+          <w:szCs w:val="23"/>
+          <w:highlight w:val="yellow"/>
+          <w:lang w:val="es-ES"/>
+        </w:rPr>
+        <w:t>activa_publicaciones_redes</w:t>
+      </w:r>
+      <w:proofErr w:type="spellEnd"/>
+      <w:r>
+        <w:rPr>
+          <w:rFonts w:ascii="Garamond" w:eastAsia="Garamond" w:hAnsi="Garamond" w:cs="Garamond"/>
+          <w:sz w:val="23"/>
+          <w:szCs w:val="23"/>
+          <w:highlight w:val="yellow"/>
+          <w:lang w:val="es-ES"/>
+        </w:rPr>
+        <w:t xml:space="preserve"> %}</w:t>
+      </w:r>
+    </w:p>
+    <w:p>
+      <w:pPr>
+        <w:jc w:val="both"/>
+        <w:rPr>
+          <w:rFonts w:ascii="Garamond" w:eastAsia="Garamond" w:hAnsi="Garamond" w:cs="Garamond"/>
+          <w:sz w:val="23"/>
+          <w:szCs w:val="23"/>
+        </w:rPr>
+      </w:pPr>
+      <w:r>
+        <w:rPr>
+          <w:rFonts w:ascii="Garamond" w:eastAsia="Garamond" w:hAnsi="Garamond" w:cs="Garamond"/>
+          <w:sz w:val="23"/>
+          <w:szCs w:val="23"/>
+          <w:b/>
+        </w:rPr>
+        <w:t xml:space="preserve">{{ ROM_REDES }} Realizar, al menos </w:t>
+      </w:r>
+      <w:r>
+        <w:rPr>
+          <w:rFonts w:ascii="Garamond" w:eastAsia="Garamond" w:hAnsi="Garamond" w:cs="Garamond"/>
+          <w:sz w:val="23"/>
+          <w:szCs w:val="23"/>
+          <w:highlight w:val="yellow"/>
+        </w:rPr>
+        <w:t xml:space="preserve">{{ </w:t>
+      </w:r>
+      <w:r>
+        <w:rPr>
+          <w:rFonts w:ascii="Garamond" w:eastAsia="Garamond" w:hAnsi="Garamond" w:cs="Garamond"/>
+          <w:sz w:val="23"/>
+          <w:szCs w:val="23"/>
+          <w:highlight w:val="yellow"/>
+        </w:rPr>
+        <w:t>N_</w:t>
+      </w:r>
+      <w:r>
+        <w:rPr>
+          <w:rFonts w:ascii="Garamond" w:eastAsia="Garamond" w:hAnsi="Garamond" w:cs="Garamond"/>
+          <w:sz w:val="23"/>
+          <w:szCs w:val="23"/>
+          <w:highlight w:val="yellow"/>
+        </w:rPr>
+        <w:t>DESCUENTO_REDES }}</w:t>
+      </w:r>
+      <w:r>
+        <w:rPr>
+          <w:rFonts w:ascii="Garamond" w:eastAsia="Garamond" w:hAnsi="Garamond" w:cs="Garamond"/>
+          <w:sz w:val="23"/>
+          <w:szCs w:val="23"/>
+        </w:rPr>
+        <w:t xml:space="preserve"> (</w:t>
+      </w:r>
+      <w:r>
+        <w:rPr>
+          <w:rFonts w:ascii="Garamond" w:eastAsia="Garamond" w:hAnsi="Garamond" w:cs="Garamond"/>
+          <w:sz w:val="23"/>
+          <w:szCs w:val="23"/>
+          <w:highlight w:val="yellow"/>
+        </w:rPr>
+        <w:t xml:space="preserve">{{ </w:t>
+      </w:r>
+      <w:proofErr w:type="spellStart"/>
+      <w:r>
+        <w:rPr>
+          <w:rFonts w:ascii="Garamond" w:eastAsia="Garamond" w:hAnsi="Garamond" w:cs="Garamond"/>
+          <w:sz w:val="23"/>
+          <w:szCs w:val="23"/>
+          <w:highlight w:val="yellow"/>
+        </w:rPr>
+        <w:t>DESCUENTO_REDES</w:t>
+      </w:r>
+      <w:r>
+        <w:rPr>
+          <w:rFonts w:ascii="Garamond" w:eastAsia="Garamond" w:hAnsi="Garamond" w:cs="Garamond"/>
+          <w:sz w:val="23"/>
+          <w:szCs w:val="23"/>
+          <w:highlight w:val="yellow"/>
+        </w:rPr>
+        <w:t>|lower</w:t>
+      </w:r>
+      <w:proofErr w:type="spellEnd"/>
+      <w:r>
+        <w:rPr>
+          <w:rFonts w:ascii="Garamond" w:eastAsia="Garamond" w:hAnsi="Garamond" w:cs="Garamond"/>
+          <w:sz w:val="23"/>
+          <w:szCs w:val="23"/>
+          <w:highlight w:val="yellow"/>
+        </w:rPr>
+        <w:t xml:space="preserve"> }}</w:t>
+      </w:r>
+      <w:r>
+        <w:rPr>
+          <w:rFonts w:ascii="Garamond" w:eastAsia="Garamond" w:hAnsi="Garamond" w:cs="Garamond"/>
+          <w:sz w:val="23"/>
+          <w:szCs w:val="23"/>
+        </w:rPr>
+        <w:t>) publicaciones mensuales en sus redes sociales garantizando que estén dirigidas única y exclusivamente a incrementar sus ventas a través de la Plataforma Rappi, enunciando pero no limitando, Instagram, Facebook y/o Tik Tok. Dichas publicaciones deberán ser presentadas y aprobadas por Rappi previo a su publicación.</w:t>
+      </w:r>
+    </w:p>
+    <w:p>
+      <w:pPr>
+        <w:jc w:val="both"/>
+        <w:rPr>
+          <w:rFonts w:ascii="Garamond" w:eastAsia="Garamond" w:hAnsi="Garamond" w:cs="Garamond"/>
+          <w:sz w:val="23"/>
+          <w:szCs w:val="23"/>
+          <w:lang w:val="en-US"/>
+        </w:rPr>
+      </w:pPr>
+      <w:r>
+        <w:rPr>
+          <w:rFonts w:ascii="Garamond" w:eastAsia="Garamond" w:hAnsi="Garamond" w:cs="Garamond"/>
+          <w:sz w:val="23"/>
+          <w:szCs w:val="23"/>
+          <w:highlight w:val="yellow"/>
+          <w:lang w:val="en-US"/>
+        </w:rPr>
+        <w:t>{%p endif %}</w:t>
+      </w:r>
+    </w:p>
+    <w:p>
+      <w:pPr>
+        <w:jc w:val="both"/>
+        <w:rPr>
+          <w:rFonts w:ascii="Garamond" w:eastAsia="Garamond" w:hAnsi="Garamond" w:cs="Garamond"/>
+          <w:sz w:val="23"/>
+          <w:szCs w:val="23"/>
+          <w:lang w:val="en-US"/>
+        </w:rPr>
+      </w:pPr>
+      <w:r>
+        <w:rPr>
+          <w:rFonts w:ascii="Garamond" w:eastAsia="Garamond" w:hAnsi="Garamond" w:cs="Garamond"/>
+          <w:sz w:val="23"/>
+          <w:szCs w:val="23"/>
+          <w:highlight w:val="yellow"/>
+          <w:lang w:val="en-US"/>
+        </w:rPr>
+        <w:t xml:space="preserve">{%p if </w:t>
+      </w:r>
+      <w:proofErr w:type="spellStart"/>
+      <w:r>
+        <w:rPr>
+          <w:rFonts w:ascii="Garamond" w:eastAsia="Garamond" w:hAnsi="Garamond" w:cs="Garamond"/>
+          <w:sz w:val="23"/>
+          <w:szCs w:val="23"/>
+          <w:highlight w:val="yellow"/>
+          <w:lang w:val="en-US"/>
+        </w:rPr>
+        <w:t>activa_platillos_top_seller</w:t>
+      </w:r>
+      <w:proofErr w:type="spellEnd"/>
+      <w:r>
+        <w:rPr>
+          <w:rFonts w:ascii="Garamond" w:eastAsia="Garamond" w:hAnsi="Garamond" w:cs="Garamond"/>
+          <w:sz w:val="23"/>
+          <w:szCs w:val="23"/>
+          <w:highlight w:val="yellow"/>
+          <w:lang w:val="en-US"/>
+        </w:rPr>
+        <w:t xml:space="preserve"> %}</w:t>
+      </w:r>
+    </w:p>
+    <w:p>
+      <w:pPr>
+        <w:jc w:val="both"/>
+        <w:rPr>
+          <w:rFonts w:ascii="Garamond" w:eastAsia="Garamond" w:hAnsi="Garamond" w:cs="Garamond"/>
+        </w:rPr>
+      </w:pPr>
+      <w:r>
+        <w:rPr>
+          <w:rFonts w:ascii="Garamond" w:eastAsia="Garamond" w:hAnsi="Garamond" w:cs="Garamond"/>
+          <w:b/>
+        </w:rPr>
+        <w:t xml:space="preserve">{{ ROM_PLATILLOS }} Ofrecer {{ N_CANTIDAD_PLATILLOS }} ({{ VALOR_CANTIDAD_PLATILLOS }}) platillos</w:t>
+      </w:r>
+      <w:r>
+        <w:rPr>
+          <w:rFonts w:ascii="Garamond" w:eastAsia="Garamond" w:hAnsi="Garamond" w:cs="Garamond"/>
+          <w:sz w:val="23"/>
+          <w:szCs w:val="23"/>
+          <w:highlight w:val="yellow"/>
+        </w:rPr>
+        <w:t xml:space="preserve"/>
+      </w:r>
+      <w:r>
+        <w:rPr>
+          <w:rFonts w:ascii="Garamond" w:eastAsia="Garamond" w:hAnsi="Garamond" w:cs="Garamond"/>
+          <w:sz w:val="23"/>
+          <w:szCs w:val="23"/>
+          <w:highlight w:val="yellow"/>
         </w:rPr>
         <w:t/>
       </w:r>
+      <w:r>
+        <w:rPr>
+          <w:rFonts w:ascii="Garamond" w:eastAsia="Garamond" w:hAnsi="Garamond" w:cs="Garamond"/>
+          <w:sz w:val="23"/>
+          <w:szCs w:val="23"/>
+          <w:highlight w:val="yellow"/>
+        </w:rPr>
+        <w:t/>
+      </w:r>
+      <w:r>
+        <w:rPr>
+          <w:rFonts w:ascii="Garamond" w:eastAsia="Garamond" w:hAnsi="Garamond" w:cs="Garamond"/>
+          <w:sz w:val="23"/>
+          <w:szCs w:val="23"/>
+        </w:rPr>
+        <w:t xml:space="preserve"/>
+      </w:r>
+      <w:r>
+        <w:rPr>
+          <w:rFonts w:ascii="Garamond" w:eastAsia="Garamond" w:hAnsi="Garamond" w:cs="Garamond"/>
+        </w:rPr>
+        <w:t xml:space="preserve"> que sean Top Seller un </w:t>
+      </w:r>
+      <w:r>
+        <w:rPr>
+          <w:rFonts w:ascii="Garamond" w:eastAsia="Garamond" w:hAnsi="Garamond" w:cs="Garamond"/>
+          <w:sz w:val="23"/>
+          <w:szCs w:val="23"/>
+          <w:highlight w:val="yellow"/>
+        </w:rPr>
+        <w:t xml:space="preserve">{{ </w:t>
+      </w:r>
+      <w:r>
+        <w:rPr>
+          <w:rFonts w:ascii="Garamond" w:eastAsia="Garamond" w:hAnsi="Garamond" w:cs="Garamond"/>
+          <w:sz w:val="23"/>
+          <w:szCs w:val="23"/>
+          <w:highlight w:val="yellow"/>
+        </w:rPr>
+        <w:t>N</w:t>
+      </w:r>
+      <w:r>
+        <w:rPr>
+          <w:rFonts w:ascii="Garamond" w:eastAsia="Garamond" w:hAnsi="Garamond" w:cs="Garamond"/>
+          <w:sz w:val="23"/>
+          <w:szCs w:val="23"/>
+          <w:highlight w:val="yellow"/>
+        </w:rPr>
+        <w:t>_DESCUENTO_PLATILLOS }}</w:t>
+      </w:r>
+      <w:r>
+        <w:rPr>
+          <w:rFonts w:ascii="Garamond" w:eastAsia="Garamond" w:hAnsi="Garamond" w:cs="Garamond"/>
+        </w:rPr>
+        <w:t>% (</w:t>
+      </w:r>
+      <w:r>
+        <w:rPr>
+          <w:rFonts w:ascii="Garamond" w:eastAsia="Garamond" w:hAnsi="Garamond" w:cs="Garamond"/>
+          <w:sz w:val="23"/>
+          <w:szCs w:val="23"/>
+          <w:highlight w:val="yellow"/>
+        </w:rPr>
+        <w:t xml:space="preserve">{{ </w:t>
+      </w:r>
       <w:proofErr w:type="spellStart"/>
       <w:r>
         <w:rPr>
           <w:rFonts w:ascii="Garamond" w:eastAsia="Garamond" w:hAnsi="Garamond" w:cs="Garamond"/>
-          <w:b/>
-          <w:bCs/>
-        </w:rPr>
-        <w:t/>
+          <w:sz w:val="23"/>
+          <w:szCs w:val="23"/>
+          <w:highlight w:val="yellow"/>
+        </w:rPr>
+        <w:t>VALOR_DESCUENTO_PLATILLOS</w:t>
+      </w:r>
+      <w:r>
+        <w:rPr>
+          <w:rFonts w:ascii="Garamond" w:eastAsia="Garamond" w:hAnsi="Garamond" w:cs="Garamond"/>
+          <w:sz w:val="23"/>
+          <w:szCs w:val="23"/>
+          <w:highlight w:val="yellow"/>
+        </w:rPr>
+        <w:t>|lower</w:t>
       </w:r>
       <w:proofErr w:type="spellEnd"/>
       <w:r>
         <w:rPr>
           <w:rFonts w:ascii="Garamond" w:eastAsia="Garamond" w:hAnsi="Garamond" w:cs="Garamond"/>
-          <w:b/>
-          <w:bCs/>
-        </w:rPr>
-        <w:t/>
-      </w:r>
-      <w:r>
-        <w:rPr>
-          <w:rFonts w:ascii="Garamond" w:eastAsia="Garamond" w:hAnsi="Garamond" w:cs="Garamond"/>
-          <w:b/>
-          <w:bCs/>
-        </w:rPr>
-        <w:t xml:space="preserve"/>
-      </w:r>
-      <w:r>
-        <w:rPr>
-          <w:rFonts w:ascii="Garamond" w:eastAsia="Garamond" w:hAnsi="Garamond" w:cs="Garamond"/>
-          <w:sz w:val="23"/>
-          <w:szCs w:val="23"/>
-          <w:highlight w:val="yellow"/>
-          <w:lang w:val="es-ES"/>
-        </w:rPr>
-        <w:t xml:space="preserve"/>
+          <w:sz w:val="23"/>
+          <w:szCs w:val="23"/>
+          <w:highlight w:val="yellow"/>
+        </w:rPr>
+        <w:t xml:space="preserve"> }}</w:t>
+      </w:r>
+      <w:r>
+        <w:rPr>
+          <w:rFonts w:ascii="Garamond" w:eastAsia="Garamond" w:hAnsi="Garamond" w:cs="Garamond"/>
+        </w:rPr>
+        <w:t xml:space="preserve"> por ciento) de descuento exclusivo al interior de la Plataforma Rappi, durante los primeros </w:t>
+      </w:r>
+      <w:r>
+        <w:rPr>
+          <w:rFonts w:ascii="Garamond" w:eastAsia="Garamond" w:hAnsi="Garamond" w:cs="Garamond"/>
+          <w:sz w:val="23"/>
+          <w:szCs w:val="23"/>
+          <w:highlight w:val="yellow"/>
+        </w:rPr>
+        <w:t xml:space="preserve">{{ </w:t>
+      </w:r>
+      <w:r>
+        <w:rPr>
+          <w:rFonts w:ascii="Garamond" w:eastAsia="Garamond" w:hAnsi="Garamond" w:cs="Garamond"/>
+          <w:sz w:val="23"/>
+          <w:szCs w:val="23"/>
+          <w:highlight w:val="yellow"/>
+        </w:rPr>
+        <w:t>N_</w:t>
+      </w:r>
+      <w:r>
+        <w:rPr>
+          <w:rFonts w:ascii="Garamond" w:eastAsia="Garamond" w:hAnsi="Garamond" w:cs="Garamond"/>
+          <w:sz w:val="23"/>
+          <w:szCs w:val="23"/>
+          <w:highlight w:val="yellow"/>
+        </w:rPr>
+        <w:t>MESES_DESCUENTO_PLATILLOS }}</w:t>
+      </w:r>
+      <w:r>
+        <w:rPr>
+          <w:rFonts w:ascii="Garamond" w:eastAsia="Garamond" w:hAnsi="Garamond" w:cs="Garamond"/>
+        </w:rPr>
+        <w:t xml:space="preserve"> (</w:t>
+      </w:r>
+      <w:r>
+        <w:rPr>
+          <w:rFonts w:ascii="Garamond" w:eastAsia="Garamond" w:hAnsi="Garamond" w:cs="Garamond"/>
+          <w:sz w:val="23"/>
+          <w:szCs w:val="23"/>
+          <w:highlight w:val="yellow"/>
+        </w:rPr>
+        <w:t xml:space="preserve">{{ </w:t>
       </w:r>
       <w:proofErr w:type="spellStart"/>
       <w:r>
@@ -3761,9 +4579,35 @@
           <w:sz w:val="23"/>
           <w:szCs w:val="23"/>
           <w:highlight w:val="yellow"/>
-          <w:lang w:val="es-ES"/>
-        </w:rPr>
-        <w:t/>
+        </w:rPr>
+        <w:t>VALOR_</w:t>
+      </w:r>
+      <w:r>
+        <w:rPr>
+          <w:rFonts w:ascii="Garamond" w:eastAsia="Garamond" w:hAnsi="Garamond" w:cs="Garamond"/>
+          <w:sz w:val="23"/>
+          <w:szCs w:val="23"/>
+          <w:highlight w:val="yellow"/>
+        </w:rPr>
+        <w:t>MES_</w:t>
+      </w:r>
+      <w:r>
+        <w:rPr>
+          <w:rFonts w:ascii="Garamond" w:eastAsia="Garamond" w:hAnsi="Garamond" w:cs="Garamond"/>
+          <w:sz w:val="23"/>
+          <w:szCs w:val="23"/>
+          <w:highlight w:val="yellow"/>
+        </w:rPr>
+        <w:t>DESCUENTO_PLATILLOS</w:t>
+      </w:r>
+      <w:r>
+        <w:rPr>
+          <w:rFonts w:ascii="Garamond" w:eastAsia="Garamond" w:hAnsi="Garamond" w:cs="Garamond"/>
+          <w:sz w:val="23"/>
+          <w:szCs w:val="23"/>
+          <w:highlight w:val="yellow"/>
+        </w:rPr>
+        <w:t>|lower</w:t>
       </w:r>
       <w:proofErr w:type="spellEnd"/>
       <w:r>
@@ -3772,1361 +4616,240 @@
           <w:sz w:val="23"/>
           <w:szCs w:val="23"/>
           <w:highlight w:val="yellow"/>
-          <w:lang w:val="es-ES"/>
-        </w:rPr>
-        <w:t xml:space="preserve"/>
+        </w:rPr>
+        <w:t xml:space="preserve"> }}</w:t>
+      </w:r>
+      <w:r>
+        <w:rPr>
+          <w:rFonts w:ascii="Garamond" w:eastAsia="Garamond" w:hAnsi="Garamond" w:cs="Garamond"/>
+        </w:rPr>
+        <w:t>) meses de ejecución del presente Acuerdo.</w:t>
+      </w:r>
+    </w:p>
+    <w:p>
+      <w:pPr>
+        <w:jc w:val="both"/>
+        <w:rPr>
+          <w:rFonts w:ascii="Garamond" w:eastAsia="Garamond" w:hAnsi="Garamond" w:cs="Garamond"/>
+          <w:sz w:val="23"/>
+          <w:szCs w:val="23"/>
+          <w:lang w:val="pt-PT"/>
+        </w:rPr>
+      </w:pPr>
+      <w:r>
+        <w:rPr>
+          <w:rFonts w:ascii="Garamond" w:eastAsia="Garamond" w:hAnsi="Garamond" w:cs="Garamond"/>
+          <w:sz w:val="23"/>
+          <w:szCs w:val="23"/>
+          <w:highlight w:val="yellow"/>
+          <w:lang w:val="pt-PT"/>
+        </w:rPr>
+        <w:t>{%p endif %}</w:t>
+      </w:r>
+    </w:p>
+    <w:p>
+      <w:pPr>
+        <w:jc w:val="both"/>
+        <w:rPr>
+          <w:rFonts w:ascii="Garamond" w:eastAsia="Garamond" w:hAnsi="Garamond" w:cs="Garamond"/>
+          <w:lang w:val="pt-PT"/>
+        </w:rPr>
+      </w:pPr>
+    </w:p>
+    <w:p>
+      <w:pPr>
+        <w:jc w:val="both"/>
+        <w:rPr>
+          <w:rFonts w:ascii="Garamond" w:eastAsia="Garamond" w:hAnsi="Garamond" w:cs="Garamond"/>
+          <w:b/>
+          <w:bCs/>
+          <w:u w:val="single"/>
+        </w:rPr>
+      </w:pPr>
+      <w:r>
+        <w:rPr>
+          <w:rFonts w:ascii="Garamond" w:eastAsia="Garamond" w:hAnsi="Garamond" w:cs="Garamond"/>
+          <w:b/>
+          <w:bCs/>
+          <w:u w:val="single"/>
+          <w:lang w:val="pt-PT"/>
+        </w:rPr>
+        <w:t>CLÁUSULA QUINTA. – Balanceo</w:t>
+      </w:r>
+      <w:r>
+        <w:rPr>
+          <w:rFonts w:ascii="Garamond" w:eastAsia="Garamond" w:hAnsi="Garamond" w:cs="Garamond"/>
+          <w:b/>
+          <w:bCs/>
+          <w:lang w:val="pt-PT"/>
+        </w:rPr>
+        <w:t xml:space="preserve">. </w:t>
+      </w:r>
+      <w:r>
+        <w:rPr>
+          <w:rFonts w:ascii="Garamond" w:eastAsia="Garamond" w:hAnsi="Garamond" w:cs="Garamond"/>
+        </w:rPr>
+        <w:t xml:space="preserve">El Aliado Comercial declara y acepta que Rappi, en cualquier momento, podrá: </w:t>
+      </w:r>
+      <w:r>
+        <w:rPr>
+          <w:rFonts w:ascii="Garamond" w:eastAsia="Garamond" w:hAnsi="Garamond" w:cs="Garamond"/>
+          <w:b/>
+          <w:bCs/>
+        </w:rPr>
+        <w:t>(i)</w:t>
+      </w:r>
+      <w:r>
+        <w:rPr>
+          <w:rFonts w:ascii="Garamond" w:eastAsia="Garamond" w:hAnsi="Garamond" w:cs="Garamond"/>
+        </w:rPr>
+        <w:t xml:space="preserve"> apagar y/o suspender Establecimientos de Comercio; </w:t>
+      </w:r>
+      <w:r>
+        <w:rPr>
+          <w:rFonts w:ascii="Garamond" w:eastAsia="Garamond" w:hAnsi="Garamond" w:cs="Garamond"/>
+          <w:b/>
+          <w:bCs/>
+        </w:rPr>
+        <w:t>(</w:t>
       </w:r>
       <w:proofErr w:type="spellStart"/>
       <w:r>
         <w:rPr>
           <w:rFonts w:ascii="Garamond" w:eastAsia="Garamond" w:hAnsi="Garamond" w:cs="Garamond"/>
-          <w:sz w:val="23"/>
-          <w:szCs w:val="23"/>
-          <w:highlight w:val="yellow"/>
-          <w:lang w:val="es-ES"/>
-        </w:rPr>
-        <w:t/>
-      </w:r>
-      <w:r>
-        <w:rPr>
-          <w:rFonts w:ascii="Garamond" w:eastAsia="Garamond" w:hAnsi="Garamond" w:cs="Garamond"/>
-          <w:sz w:val="23"/>
-          <w:szCs w:val="23"/>
-          <w:highlight w:val="yellow"/>
-          <w:lang w:val="es-ES"/>
-        </w:rPr>
-        <w:t/>
-      </w:r>
-      <w:r>
-        <w:rPr>
-          <w:rFonts w:ascii="Garamond" w:eastAsia="Garamond" w:hAnsi="Garamond" w:cs="Garamond"/>
-          <w:sz w:val="23"/>
-          <w:szCs w:val="23"/>
-          <w:highlight w:val="yellow"/>
-          <w:lang w:val="es-ES"/>
-        </w:rPr>
-        <w:t/>
+          <w:b/>
+          <w:bCs/>
+        </w:rPr>
+        <w:t>ii</w:t>
       </w:r>
       <w:proofErr w:type="spellEnd"/>
       <w:r>
         <w:rPr>
           <w:rFonts w:ascii="Garamond" w:eastAsia="Garamond" w:hAnsi="Garamond" w:cs="Garamond"/>
-          <w:sz w:val="23"/>
-          <w:szCs w:val="23"/>
-          <w:highlight w:val="yellow"/>
-          <w:lang w:val="es-ES"/>
-        </w:rPr>
-        <w:t xml:space="preserve"/>
-      </w:r>
-    </w:p>
-    <w:p>
-      <w:pPr>
-        <w:jc w:val="both"/>
-        <w:rPr>
-          <w:rFonts w:ascii="Garamond" w:eastAsia="Garamond" w:hAnsi="Garamond" w:cs="Garamond"/>
-          <w:sz w:val="23"/>
-          <w:szCs w:val="23"/>
-          <w:lang w:val="en-US"/>
-        </w:rPr>
-      </w:pPr>
-      <w:r>
-        <w:rPr>
-          <w:rFonts w:ascii="Garamond" w:eastAsia="Garamond" w:hAnsi="Garamond" w:cs="Garamond"/>
-          <w:sz w:val="23"/>
-          <w:szCs w:val="23"/>
-          <w:highlight w:val="yellow"/>
-          <w:lang w:val="en-US"/>
-        </w:rPr>
-        <w:t>{%p if activa_descuento_menu %}</w:t>
-      </w:r>
-    </w:p>
-    <w:p>
-      <w:pPr>
-        <w:jc w:val="both"/>
-        <w:rPr>
-          <w:rFonts w:ascii="Garamond" w:eastAsia="Garamond" w:hAnsi="Garamond" w:cs="Garamond"/>
-          <w:sz w:val="23"/>
-          <w:szCs w:val="23"/>
-        </w:rPr>
-      </w:pPr>
-      <w:r>
-        <w:rPr>
-          <w:rFonts w:ascii="Garamond" w:eastAsia="Garamond" w:hAnsi="Garamond" w:cs="Garamond"/>
-          <w:sz w:val="23"/>
-          <w:szCs w:val="23"/>
-        </w:rPr>
-        <w:t xml:space="preserve">{{ ROM_DESCUENTO_MENU }} Realizar un descuento de por lo menos el </w:t>
-      </w:r>
-      <w:proofErr w:type="gramStart"/>
-      <w:r>
-        <w:rPr>
-          <w:rFonts w:ascii="Garamond" w:eastAsia="Garamond" w:hAnsi="Garamond" w:cs="Garamond"/>
-          <w:sz w:val="23"/>
-          <w:szCs w:val="23"/>
-          <w:highlight w:val="yellow"/>
-        </w:rPr>
-        <w:t>{{ N</w:t>
-      </w:r>
-      <w:proofErr w:type="gramEnd"/>
-      <w:r>
-        <w:rPr>
-          <w:rFonts w:ascii="Garamond" w:eastAsia="Garamond" w:hAnsi="Garamond" w:cs="Garamond"/>
-          <w:sz w:val="23"/>
-          <w:szCs w:val="23"/>
-          <w:highlight w:val="yellow"/>
-        </w:rPr>
-        <w:t>_DESCUENTO_</w:t>
-      </w:r>
-      <w:proofErr w:type="gramStart"/>
-      <w:r>
-        <w:rPr>
-          <w:rFonts w:ascii="Garamond" w:eastAsia="Garamond" w:hAnsi="Garamond" w:cs="Garamond"/>
-          <w:sz w:val="23"/>
-          <w:szCs w:val="23"/>
-          <w:highlight w:val="yellow"/>
-        </w:rPr>
-        <w:t>MENU }}</w:t>
-      </w:r>
-      <w:r>
-        <w:rPr>
-          <w:rFonts w:ascii="Garamond" w:eastAsia="Garamond" w:hAnsi="Garamond" w:cs="Garamond"/>
-          <w:sz w:val="23"/>
-          <w:szCs w:val="23"/>
-        </w:rPr>
-        <w:t>%</w:t>
-      </w:r>
-      <w:proofErr w:type="gramEnd"/>
-      <w:r>
-        <w:rPr>
-          <w:rFonts w:ascii="Garamond" w:eastAsia="Garamond" w:hAnsi="Garamond" w:cs="Garamond"/>
-          <w:sz w:val="23"/>
-          <w:szCs w:val="23"/>
-        </w:rPr>
-        <w:t xml:space="preserve"> (</w:t>
-      </w:r>
-      <w:proofErr w:type="gramStart"/>
-      <w:r>
-        <w:rPr>
-          <w:rFonts w:ascii="Garamond" w:eastAsia="Garamond" w:hAnsi="Garamond" w:cs="Garamond"/>
-          <w:sz w:val="23"/>
-          <w:szCs w:val="23"/>
-          <w:highlight w:val="yellow"/>
-        </w:rPr>
-        <w:t xml:space="preserve">{{ </w:t>
+          <w:b/>
+          <w:bCs/>
+        </w:rPr>
+        <w:t>)</w:t>
+      </w:r>
+      <w:r>
+        <w:rPr>
+          <w:rFonts w:ascii="Garamond" w:eastAsia="Garamond" w:hAnsi="Garamond" w:cs="Garamond"/>
+        </w:rPr>
+        <w:t xml:space="preserve"> apagar y/o suspender Productos; </w:t>
+      </w:r>
+      <w:r>
+        <w:rPr>
+          <w:rFonts w:ascii="Garamond" w:eastAsia="Garamond" w:hAnsi="Garamond" w:cs="Garamond"/>
+          <w:b/>
+          <w:bCs/>
+        </w:rPr>
+        <w:t>(</w:t>
       </w:r>
       <w:proofErr w:type="spellStart"/>
       <w:r>
         <w:rPr>
           <w:rFonts w:ascii="Garamond" w:eastAsia="Garamond" w:hAnsi="Garamond" w:cs="Garamond"/>
-          <w:sz w:val="23"/>
-          <w:szCs w:val="23"/>
-          <w:highlight w:val="yellow"/>
-        </w:rPr>
-        <w:t>VALOR</w:t>
-      </w:r>
-      <w:proofErr w:type="gramEnd"/>
-      <w:r>
-        <w:rPr>
-          <w:rFonts w:ascii="Garamond" w:eastAsia="Garamond" w:hAnsi="Garamond" w:cs="Garamond"/>
-          <w:sz w:val="23"/>
-          <w:szCs w:val="23"/>
-          <w:highlight w:val="yellow"/>
-        </w:rPr>
-        <w:t>_DESCUENTO_MENU</w:t>
-      </w:r>
-      <w:r>
-        <w:rPr>
-          <w:rFonts w:ascii="Garamond" w:eastAsia="Garamond" w:hAnsi="Garamond" w:cs="Garamond"/>
-          <w:sz w:val="23"/>
-          <w:szCs w:val="23"/>
-          <w:highlight w:val="yellow"/>
-        </w:rPr>
-        <w:t>|</w:t>
-      </w:r>
-      <w:proofErr w:type="gramStart"/>
-      <w:r>
-        <w:rPr>
-          <w:rFonts w:ascii="Garamond" w:eastAsia="Garamond" w:hAnsi="Garamond" w:cs="Garamond"/>
-          <w:sz w:val="23"/>
-          <w:szCs w:val="23"/>
-          <w:highlight w:val="yellow"/>
-        </w:rPr>
-        <w:t>lower</w:t>
+          <w:b/>
+          <w:bCs/>
+        </w:rPr>
+        <w:t>iii</w:t>
       </w:r>
       <w:proofErr w:type="spellEnd"/>
       <w:r>
         <w:rPr>
           <w:rFonts w:ascii="Garamond" w:eastAsia="Garamond" w:hAnsi="Garamond" w:cs="Garamond"/>
-          <w:sz w:val="23"/>
-          <w:szCs w:val="23"/>
-          <w:highlight w:val="yellow"/>
-        </w:rPr>
-        <w:t xml:space="preserve"> }</w:t>
-      </w:r>
-      <w:proofErr w:type="gramEnd"/>
-      <w:r>
-        <w:rPr>
-          <w:rFonts w:ascii="Garamond" w:eastAsia="Garamond" w:hAnsi="Garamond" w:cs="Garamond"/>
-          <w:sz w:val="23"/>
-          <w:szCs w:val="23"/>
-          <w:highlight w:val="yellow"/>
-        </w:rPr>
-        <w:t>}</w:t>
-      </w:r>
-      <w:r>
-        <w:rPr>
-          <w:rFonts w:ascii="Garamond" w:eastAsia="Garamond" w:hAnsi="Garamond" w:cs="Garamond"/>
-          <w:sz w:val="23"/>
-          <w:szCs w:val="23"/>
-        </w:rPr>
-        <w:t xml:space="preserve"> </w:t>
-      </w:r>
-      <w:r>
-        <w:rPr>
-          <w:rFonts w:ascii="Garamond" w:eastAsia="Garamond" w:hAnsi="Garamond" w:cs="Garamond"/>
-          <w:sz w:val="23"/>
-          <w:szCs w:val="23"/>
-        </w:rPr>
-        <w:t xml:space="preserve">por ciento) en todo el menú dentro de la Plataforma Rappi durante los primeros </w:t>
-      </w:r>
-      <w:proofErr w:type="gramStart"/>
-      <w:r>
-        <w:rPr>
-          <w:rFonts w:ascii="Garamond" w:eastAsia="Garamond" w:hAnsi="Garamond" w:cs="Garamond"/>
-          <w:sz w:val="23"/>
-          <w:szCs w:val="23"/>
-          <w:highlight w:val="yellow"/>
-        </w:rPr>
-        <w:t>{{ N</w:t>
-      </w:r>
-      <w:proofErr w:type="gramEnd"/>
-      <w:r>
-        <w:rPr>
-          <w:rFonts w:ascii="Garamond" w:eastAsia="Garamond" w:hAnsi="Garamond" w:cs="Garamond"/>
-          <w:sz w:val="23"/>
-          <w:szCs w:val="23"/>
-          <w:highlight w:val="yellow"/>
-        </w:rPr>
-        <w:t>_MESES_DESCUENTO_</w:t>
-      </w:r>
-      <w:proofErr w:type="gramStart"/>
-      <w:r>
-        <w:rPr>
-          <w:rFonts w:ascii="Garamond" w:eastAsia="Garamond" w:hAnsi="Garamond" w:cs="Garamond"/>
-          <w:sz w:val="23"/>
-          <w:szCs w:val="23"/>
-          <w:highlight w:val="yellow"/>
-        </w:rPr>
-        <w:t>MENU }</w:t>
-      </w:r>
-      <w:proofErr w:type="gramEnd"/>
-      <w:r>
-        <w:rPr>
-          <w:rFonts w:ascii="Garamond" w:eastAsia="Garamond" w:hAnsi="Garamond" w:cs="Garamond"/>
-          <w:sz w:val="23"/>
-          <w:szCs w:val="23"/>
-          <w:highlight w:val="yellow"/>
-        </w:rPr>
-        <w:t>}</w:t>
-      </w:r>
-      <w:r>
-        <w:rPr>
-          <w:rFonts w:ascii="Garamond" w:eastAsia="Garamond" w:hAnsi="Garamond" w:cs="Garamond"/>
-          <w:sz w:val="23"/>
-          <w:szCs w:val="23"/>
-        </w:rPr>
-        <w:t xml:space="preserve"> (</w:t>
-      </w:r>
-      <w:proofErr w:type="gramStart"/>
-      <w:r>
-        <w:rPr>
-          <w:rFonts w:ascii="Garamond" w:eastAsia="Garamond" w:hAnsi="Garamond" w:cs="Garamond"/>
-          <w:sz w:val="23"/>
-          <w:szCs w:val="23"/>
-          <w:highlight w:val="yellow"/>
-        </w:rPr>
-        <w:t xml:space="preserve">{{ </w:t>
+          <w:b/>
+          <w:bCs/>
+        </w:rPr>
+        <w:t xml:space="preserve">) </w:t>
+      </w:r>
+      <w:r>
+        <w:rPr>
+          <w:rFonts w:ascii="Garamond" w:eastAsia="Garamond" w:hAnsi="Garamond" w:cs="Garamond"/>
+        </w:rPr>
+        <w:t xml:space="preserve">aumentar o reducir el Radio de Cobertura de los Establecimientos de Comercio; </w:t>
+      </w:r>
+      <w:r>
+        <w:rPr>
+          <w:rFonts w:ascii="Garamond" w:eastAsia="Garamond" w:hAnsi="Garamond" w:cs="Garamond"/>
+          <w:b/>
+          <w:bCs/>
+        </w:rPr>
+        <w:t>(</w:t>
       </w:r>
       <w:proofErr w:type="spellStart"/>
       <w:r>
         <w:rPr>
           <w:rFonts w:ascii="Garamond" w:eastAsia="Garamond" w:hAnsi="Garamond" w:cs="Garamond"/>
-          <w:sz w:val="23"/>
-          <w:szCs w:val="23"/>
-          <w:highlight w:val="yellow"/>
-        </w:rPr>
-        <w:t>VALOR</w:t>
-      </w:r>
-      <w:proofErr w:type="gramEnd"/>
-      <w:r>
-        <w:rPr>
-          <w:rFonts w:ascii="Garamond" w:eastAsia="Garamond" w:hAnsi="Garamond" w:cs="Garamond"/>
-          <w:sz w:val="23"/>
-          <w:szCs w:val="23"/>
-          <w:highlight w:val="yellow"/>
-        </w:rPr>
-        <w:t>_MES_DESCUENTO_MENU</w:t>
-      </w:r>
-      <w:r>
-        <w:rPr>
-          <w:rFonts w:ascii="Garamond" w:eastAsia="Garamond" w:hAnsi="Garamond" w:cs="Garamond"/>
-          <w:sz w:val="23"/>
-          <w:szCs w:val="23"/>
-          <w:highlight w:val="yellow"/>
-        </w:rPr>
-        <w:t>|</w:t>
-      </w:r>
-      <w:proofErr w:type="gramStart"/>
-      <w:r>
-        <w:rPr>
-          <w:rFonts w:ascii="Garamond" w:eastAsia="Garamond" w:hAnsi="Garamond" w:cs="Garamond"/>
-          <w:sz w:val="23"/>
-          <w:szCs w:val="23"/>
-          <w:highlight w:val="yellow"/>
-        </w:rPr>
-        <w:t>lower</w:t>
+          <w:b/>
+          <w:bCs/>
+        </w:rPr>
+        <w:t>iv</w:t>
       </w:r>
       <w:proofErr w:type="spellEnd"/>
       <w:r>
         <w:rPr>
           <w:rFonts w:ascii="Garamond" w:eastAsia="Garamond" w:hAnsi="Garamond" w:cs="Garamond"/>
-          <w:sz w:val="23"/>
-          <w:szCs w:val="23"/>
-          <w:highlight w:val="yellow"/>
-        </w:rPr>
-        <w:t xml:space="preserve"> }</w:t>
-      </w:r>
-      <w:proofErr w:type="gramEnd"/>
-      <w:r>
-        <w:rPr>
-          <w:rFonts w:ascii="Garamond" w:eastAsia="Garamond" w:hAnsi="Garamond" w:cs="Garamond"/>
-          <w:sz w:val="23"/>
-          <w:szCs w:val="23"/>
-          <w:highlight w:val="yellow"/>
-        </w:rPr>
-        <w:t>}</w:t>
-      </w:r>
-      <w:r>
-        <w:rPr>
-          <w:rFonts w:ascii="Garamond" w:eastAsia="Garamond" w:hAnsi="Garamond" w:cs="Garamond"/>
-          <w:sz w:val="23"/>
-          <w:szCs w:val="23"/>
-        </w:rPr>
-        <w:t>) meses de ejecución del presente Acuerdo.</w:t>
-      </w:r>
-    </w:p>
-    <w:p>
-      <w:pPr>
-        <w:jc w:val="both"/>
-        <w:rPr>
-          <w:rFonts w:ascii="Garamond" w:eastAsia="Garamond" w:hAnsi="Garamond" w:cs="Garamond"/>
-          <w:sz w:val="23"/>
-          <w:szCs w:val="23"/>
-          <w:lang w:val="en-US"/>
-        </w:rPr>
-      </w:pPr>
-      <w:r>
-        <w:rPr>
-          <w:rFonts w:ascii="Garamond" w:eastAsia="Garamond" w:hAnsi="Garamond" w:cs="Garamond"/>
-          <w:sz w:val="23"/>
-          <w:szCs w:val="23"/>
-          <w:highlight w:val="yellow"/>
-          <w:lang w:val="en-US"/>
-        </w:rPr>
-        <w:t>{%p endif %}</w:t>
-      </w:r>
-    </w:p>
-    <w:p>
-      <w:pPr>
-        <w:jc w:val="both"/>
-        <w:rPr>
-          <w:rFonts w:ascii="Garamond" w:eastAsia="Garamond" w:hAnsi="Garamond" w:cs="Garamond"/>
-          <w:sz w:val="23"/>
-          <w:szCs w:val="23"/>
-          <w:lang w:val="en-US"/>
-        </w:rPr>
-      </w:pPr>
-      <w:r>
-        <w:rPr>
-          <w:rFonts w:ascii="Garamond" w:eastAsia="Garamond" w:hAnsi="Garamond" w:cs="Garamond"/>
-          <w:sz w:val="23"/>
-          <w:szCs w:val="23"/>
-          <w:highlight w:val="yellow"/>
-          <w:lang w:val="en-US"/>
-        </w:rPr>
-        <w:t xml:space="preserve">{%p if </w:t>
-      </w:r>
-      <w:proofErr w:type="spellStart"/>
-      <w:r>
-        <w:rPr>
-          <w:rFonts w:ascii="Garamond" w:eastAsia="Garamond" w:hAnsi="Garamond" w:cs="Garamond"/>
-          <w:sz w:val="23"/>
-          <w:szCs w:val="23"/>
-          <w:highlight w:val="yellow"/>
-          <w:lang w:val="en-US"/>
-        </w:rPr>
-        <w:t>activa_mark_down</w:t>
-      </w:r>
-      <w:proofErr w:type="spellEnd"/>
-      <w:r>
-        <w:rPr>
-          <w:rFonts w:ascii="Garamond" w:eastAsia="Garamond" w:hAnsi="Garamond" w:cs="Garamond"/>
-          <w:sz w:val="23"/>
-          <w:szCs w:val="23"/>
-          <w:highlight w:val="yellow"/>
-          <w:lang w:val="en-US"/>
-        </w:rPr>
-        <w:t xml:space="preserve"> %}</w:t>
-      </w:r>
-    </w:p>
-    <w:p>
-      <w:pPr>
-        <w:jc w:val="both"/>
-        <w:rPr>
-          <w:rFonts w:ascii="Garamond" w:eastAsia="Garamond" w:hAnsi="Garamond" w:cs="Garamond"/>
-          <w:sz w:val="23"/>
-          <w:szCs w:val="23"/>
-        </w:rPr>
-      </w:pPr>
-      <w:r>
-        <w:rPr>
-          <w:rFonts w:ascii="Garamond" w:eastAsia="Garamond" w:hAnsi="Garamond" w:cs="Garamond"/>
-          <w:sz w:val="23"/>
-          <w:szCs w:val="23"/>
-        </w:rPr>
-        <w:t xml:space="preserve">{{ ROM_MARK_DOWN }} Realizar una inversión mensual en promociones del </w:t>
-      </w:r>
-      <w:proofErr w:type="gramStart"/>
-      <w:r>
-        <w:rPr>
-          <w:rFonts w:ascii="Garamond" w:eastAsia="Garamond" w:hAnsi="Garamond" w:cs="Garamond"/>
-          <w:sz w:val="23"/>
-          <w:szCs w:val="23"/>
-          <w:highlight w:val="yellow"/>
-        </w:rPr>
-        <w:t>{{ N</w:t>
-      </w:r>
-      <w:proofErr w:type="gramEnd"/>
-      <w:r>
-        <w:rPr>
-          <w:rFonts w:ascii="Garamond" w:eastAsia="Garamond" w:hAnsi="Garamond" w:cs="Garamond"/>
-          <w:sz w:val="23"/>
-          <w:szCs w:val="23"/>
-          <w:highlight w:val="yellow"/>
-        </w:rPr>
-        <w:t>_DESCUENTO_MARK_</w:t>
-      </w:r>
-      <w:proofErr w:type="gramStart"/>
-      <w:r>
-        <w:rPr>
-          <w:rFonts w:ascii="Garamond" w:eastAsia="Garamond" w:hAnsi="Garamond" w:cs="Garamond"/>
-          <w:sz w:val="23"/>
-          <w:szCs w:val="23"/>
-          <w:highlight w:val="yellow"/>
-        </w:rPr>
-        <w:t>DOWN }}</w:t>
-      </w:r>
-      <w:r>
-        <w:rPr>
-          <w:rFonts w:ascii="Garamond" w:eastAsia="Garamond" w:hAnsi="Garamond" w:cs="Garamond"/>
-          <w:sz w:val="23"/>
-          <w:szCs w:val="23"/>
-        </w:rPr>
-        <w:t>%</w:t>
-      </w:r>
-      <w:proofErr w:type="gramEnd"/>
-      <w:r>
-        <w:rPr>
-          <w:rFonts w:ascii="Garamond" w:eastAsia="Garamond" w:hAnsi="Garamond" w:cs="Garamond"/>
-          <w:sz w:val="23"/>
-          <w:szCs w:val="23"/>
-        </w:rPr>
-        <w:t xml:space="preserve"> (</w:t>
-      </w:r>
-      <w:proofErr w:type="gramStart"/>
-      <w:r>
-        <w:rPr>
-          <w:rFonts w:ascii="Garamond" w:eastAsia="Garamond" w:hAnsi="Garamond" w:cs="Garamond"/>
-          <w:sz w:val="23"/>
-          <w:szCs w:val="23"/>
-          <w:highlight w:val="yellow"/>
-        </w:rPr>
-        <w:t xml:space="preserve">{{ </w:t>
-      </w:r>
-      <w:proofErr w:type="spellStart"/>
-      <w:r>
-        <w:rPr>
-          <w:rFonts w:ascii="Garamond" w:eastAsia="Garamond" w:hAnsi="Garamond" w:cs="Garamond"/>
-          <w:sz w:val="23"/>
-          <w:szCs w:val="23"/>
-          <w:highlight w:val="yellow"/>
-        </w:rPr>
-        <w:t>VALOR</w:t>
-      </w:r>
-      <w:proofErr w:type="gramEnd"/>
-      <w:r>
-        <w:rPr>
-          <w:rFonts w:ascii="Garamond" w:eastAsia="Garamond" w:hAnsi="Garamond" w:cs="Garamond"/>
-          <w:sz w:val="23"/>
-          <w:szCs w:val="23"/>
-          <w:highlight w:val="yellow"/>
-        </w:rPr>
-        <w:t>_DESCUENTO_MARK_DOWN|</w:t>
-      </w:r>
-      <w:proofErr w:type="gramStart"/>
-      <w:r>
-        <w:rPr>
-          <w:rFonts w:ascii="Garamond" w:eastAsia="Garamond" w:hAnsi="Garamond" w:cs="Garamond"/>
-          <w:sz w:val="23"/>
-          <w:szCs w:val="23"/>
-          <w:highlight w:val="yellow"/>
-        </w:rPr>
-        <w:t>lower</w:t>
-      </w:r>
-      <w:proofErr w:type="spellEnd"/>
-      <w:r>
-        <w:rPr>
-          <w:rFonts w:ascii="Garamond" w:eastAsia="Garamond" w:hAnsi="Garamond" w:cs="Garamond"/>
-          <w:sz w:val="23"/>
-          <w:szCs w:val="23"/>
-          <w:highlight w:val="yellow"/>
-        </w:rPr>
-        <w:t xml:space="preserve"> }</w:t>
-      </w:r>
-      <w:proofErr w:type="gramEnd"/>
-      <w:r>
-        <w:rPr>
-          <w:rFonts w:ascii="Garamond" w:eastAsia="Garamond" w:hAnsi="Garamond" w:cs="Garamond"/>
-          <w:sz w:val="23"/>
-          <w:szCs w:val="23"/>
-          <w:highlight w:val="yellow"/>
-        </w:rPr>
-        <w:t>}</w:t>
-      </w:r>
-      <w:r>
-        <w:rPr>
-          <w:rFonts w:ascii="Garamond" w:eastAsia="Garamond" w:hAnsi="Garamond" w:cs="Garamond"/>
-          <w:sz w:val="23"/>
-          <w:szCs w:val="23"/>
-        </w:rPr>
-        <w:t xml:space="preserve"> por ciento) de las ventas totales realizadas por el Aliado a través de la Plataforma Rappi durante el mes inmediatamente anterior durante la vigencia del presente Acuerdo.</w:t>
-      </w:r>
-    </w:p>
-    <w:p>
-      <w:pPr>
-        <w:jc w:val="both"/>
-        <w:rPr>
-          <w:rFonts w:ascii="Garamond" w:eastAsia="Garamond" w:hAnsi="Garamond" w:cs="Garamond"/>
-          <w:sz w:val="23"/>
-          <w:szCs w:val="23"/>
-          <w:lang w:val="es-MX"/>
-        </w:rPr>
-      </w:pPr>
-      <w:r>
-        <w:rPr>
-          <w:rFonts w:ascii="Garamond" w:eastAsia="Garamond" w:hAnsi="Garamond" w:cs="Garamond"/>
-          <w:sz w:val="23"/>
-          <w:szCs w:val="23"/>
-          <w:highlight w:val="yellow"/>
-          <w:lang w:val="es-ES"/>
-        </w:rPr>
-        <w:t xml:space="preserve">{%p </w:t>
-      </w:r>
-      <w:proofErr w:type="spellStart"/>
-      <w:r>
-        <w:rPr>
-          <w:rFonts w:ascii="Garamond" w:eastAsia="Garamond" w:hAnsi="Garamond" w:cs="Garamond"/>
-          <w:sz w:val="23"/>
-          <w:szCs w:val="23"/>
-          <w:highlight w:val="yellow"/>
-          <w:lang w:val="es-ES"/>
-        </w:rPr>
-        <w:t>endif</w:t>
-      </w:r>
-      <w:proofErr w:type="spellEnd"/>
-      <w:r>
-        <w:rPr>
-          <w:rFonts w:ascii="Garamond" w:eastAsia="Garamond" w:hAnsi="Garamond" w:cs="Garamond"/>
-          <w:sz w:val="23"/>
-          <w:szCs w:val="23"/>
-          <w:highlight w:val="yellow"/>
-          <w:lang w:val="es-ES"/>
-        </w:rPr>
-        <w:t xml:space="preserve"> %}</w:t>
-      </w:r>
-    </w:p>
-    <w:p>
-      <w:pPr>
-        <w:jc w:val="both"/>
-        <w:rPr>
-          <w:rFonts w:ascii="Garamond" w:eastAsia="Garamond" w:hAnsi="Garamond" w:cs="Garamond"/>
-          <w:sz w:val="23"/>
-          <w:szCs w:val="23"/>
-          <w:lang w:val="es-ES"/>
-        </w:rPr>
-      </w:pPr>
-      <w:r>
-        <w:rPr>
-          <w:rFonts w:ascii="Garamond" w:eastAsia="Garamond" w:hAnsi="Garamond" w:cs="Garamond"/>
-          <w:sz w:val="23"/>
-          <w:szCs w:val="23"/>
-          <w:highlight w:val="yellow"/>
-          <w:lang w:val="es-ES"/>
-        </w:rPr>
-        <w:t xml:space="preserve">{%p </w:t>
-      </w:r>
-      <w:proofErr w:type="spellStart"/>
-      <w:r>
-        <w:rPr>
-          <w:rFonts w:ascii="Garamond" w:eastAsia="Garamond" w:hAnsi="Garamond" w:cs="Garamond"/>
-          <w:sz w:val="23"/>
-          <w:szCs w:val="23"/>
-          <w:highlight w:val="yellow"/>
-          <w:lang w:val="es-ES"/>
-        </w:rPr>
-        <w:t>if</w:t>
-      </w:r>
-      <w:proofErr w:type="spellEnd"/>
-      <w:r>
-        <w:rPr>
-          <w:rFonts w:ascii="Garamond" w:eastAsia="Garamond" w:hAnsi="Garamond" w:cs="Garamond"/>
-          <w:sz w:val="23"/>
-          <w:szCs w:val="23"/>
-          <w:highlight w:val="yellow"/>
-          <w:lang w:val="es-ES"/>
-        </w:rPr>
-        <w:t xml:space="preserve"> </w:t>
-      </w:r>
-      <w:proofErr w:type="spellStart"/>
-      <w:r>
-        <w:rPr>
-          <w:rFonts w:ascii="Garamond" w:eastAsia="Garamond" w:hAnsi="Garamond" w:cs="Garamond"/>
-          <w:sz w:val="23"/>
-          <w:szCs w:val="23"/>
-          <w:highlight w:val="yellow"/>
-          <w:lang w:val="es-ES"/>
-        </w:rPr>
-        <w:t>activa_publicaciones_redes</w:t>
-      </w:r>
-      <w:proofErr w:type="spellEnd"/>
-      <w:r>
-        <w:rPr>
-          <w:rFonts w:ascii="Garamond" w:eastAsia="Garamond" w:hAnsi="Garamond" w:cs="Garamond"/>
-          <w:sz w:val="23"/>
-          <w:szCs w:val="23"/>
-          <w:highlight w:val="yellow"/>
-          <w:lang w:val="es-ES"/>
-        </w:rPr>
-        <w:t xml:space="preserve"> %}</w:t>
-      </w:r>
-    </w:p>
-    <w:p>
-      <w:pPr>
-        <w:jc w:val="both"/>
-        <w:rPr>
-          <w:rFonts w:ascii="Garamond" w:eastAsia="Garamond" w:hAnsi="Garamond" w:cs="Garamond"/>
-          <w:sz w:val="23"/>
-          <w:szCs w:val="23"/>
-        </w:rPr>
-      </w:pPr>
-      <w:r>
-        <w:rPr>
-          <w:rFonts w:ascii="Garamond" w:eastAsia="Garamond" w:hAnsi="Garamond" w:cs="Garamond"/>
-          <w:sz w:val="23"/>
-          <w:szCs w:val="23"/>
-        </w:rPr>
-        <w:t xml:space="preserve">{{ ROM_REDES }} Realizar, al menos </w:t>
-      </w:r>
-      <w:proofErr w:type="gramStart"/>
-      <w:r>
-        <w:rPr>
-          <w:rFonts w:ascii="Garamond" w:eastAsia="Garamond" w:hAnsi="Garamond" w:cs="Garamond"/>
-          <w:sz w:val="23"/>
-          <w:szCs w:val="23"/>
-          <w:highlight w:val="yellow"/>
-        </w:rPr>
-        <w:t xml:space="preserve">{{ </w:t>
-      </w:r>
-      <w:r>
-        <w:rPr>
-          <w:rFonts w:ascii="Garamond" w:eastAsia="Garamond" w:hAnsi="Garamond" w:cs="Garamond"/>
-          <w:sz w:val="23"/>
-          <w:szCs w:val="23"/>
-          <w:highlight w:val="yellow"/>
-        </w:rPr>
-        <w:t>N</w:t>
-      </w:r>
-      <w:proofErr w:type="gramEnd"/>
-      <w:r>
-        <w:rPr>
-          <w:rFonts w:ascii="Garamond" w:eastAsia="Garamond" w:hAnsi="Garamond" w:cs="Garamond"/>
-          <w:sz w:val="23"/>
-          <w:szCs w:val="23"/>
-          <w:highlight w:val="yellow"/>
-        </w:rPr>
-        <w:t>_</w:t>
-      </w:r>
-      <w:r>
-        <w:rPr>
-          <w:rFonts w:ascii="Garamond" w:eastAsia="Garamond" w:hAnsi="Garamond" w:cs="Garamond"/>
-          <w:sz w:val="23"/>
-          <w:szCs w:val="23"/>
-          <w:highlight w:val="yellow"/>
-        </w:rPr>
-        <w:t>DESCUENTO_</w:t>
-      </w:r>
-      <w:proofErr w:type="gramStart"/>
-      <w:r>
-        <w:rPr>
-          <w:rFonts w:ascii="Garamond" w:eastAsia="Garamond" w:hAnsi="Garamond" w:cs="Garamond"/>
-          <w:sz w:val="23"/>
-          <w:szCs w:val="23"/>
-          <w:highlight w:val="yellow"/>
-        </w:rPr>
-        <w:t>REDES }</w:t>
-      </w:r>
-      <w:proofErr w:type="gramEnd"/>
-      <w:r>
-        <w:rPr>
-          <w:rFonts w:ascii="Garamond" w:eastAsia="Garamond" w:hAnsi="Garamond" w:cs="Garamond"/>
-          <w:sz w:val="23"/>
-          <w:szCs w:val="23"/>
-          <w:highlight w:val="yellow"/>
-        </w:rPr>
-        <w:t>}</w:t>
-      </w:r>
-      <w:r>
-        <w:rPr>
-          <w:rFonts w:ascii="Garamond" w:eastAsia="Garamond" w:hAnsi="Garamond" w:cs="Garamond"/>
-          <w:sz w:val="23"/>
-          <w:szCs w:val="23"/>
-        </w:rPr>
-        <w:t xml:space="preserve"> (</w:t>
-      </w:r>
-      <w:proofErr w:type="gramStart"/>
-      <w:r>
-        <w:rPr>
-          <w:rFonts w:ascii="Garamond" w:eastAsia="Garamond" w:hAnsi="Garamond" w:cs="Garamond"/>
-          <w:sz w:val="23"/>
-          <w:szCs w:val="23"/>
-          <w:highlight w:val="yellow"/>
-        </w:rPr>
-        <w:t xml:space="preserve">{{ </w:t>
-      </w:r>
-      <w:proofErr w:type="spellStart"/>
-      <w:r>
-        <w:rPr>
-          <w:rFonts w:ascii="Garamond" w:eastAsia="Garamond" w:hAnsi="Garamond" w:cs="Garamond"/>
-          <w:sz w:val="23"/>
-          <w:szCs w:val="23"/>
-          <w:highlight w:val="yellow"/>
-        </w:rPr>
-        <w:t>DESCUENTO</w:t>
-      </w:r>
-      <w:proofErr w:type="gramEnd"/>
-      <w:r>
-        <w:rPr>
-          <w:rFonts w:ascii="Garamond" w:eastAsia="Garamond" w:hAnsi="Garamond" w:cs="Garamond"/>
-          <w:sz w:val="23"/>
-          <w:szCs w:val="23"/>
-          <w:highlight w:val="yellow"/>
-        </w:rPr>
-        <w:t>_REDES</w:t>
-      </w:r>
-      <w:r>
-        <w:rPr>
-          <w:rFonts w:ascii="Garamond" w:eastAsia="Garamond" w:hAnsi="Garamond" w:cs="Garamond"/>
-          <w:sz w:val="23"/>
-          <w:szCs w:val="23"/>
-          <w:highlight w:val="yellow"/>
-        </w:rPr>
-        <w:t>|</w:t>
-      </w:r>
-      <w:proofErr w:type="gramStart"/>
-      <w:r>
-        <w:rPr>
-          <w:rFonts w:ascii="Garamond" w:eastAsia="Garamond" w:hAnsi="Garamond" w:cs="Garamond"/>
-          <w:sz w:val="23"/>
-          <w:szCs w:val="23"/>
-          <w:highlight w:val="yellow"/>
-        </w:rPr>
-        <w:t>lower</w:t>
-      </w:r>
-      <w:proofErr w:type="spellEnd"/>
-      <w:r>
-        <w:rPr>
-          <w:rFonts w:ascii="Garamond" w:eastAsia="Garamond" w:hAnsi="Garamond" w:cs="Garamond"/>
-          <w:sz w:val="23"/>
-          <w:szCs w:val="23"/>
-          <w:highlight w:val="yellow"/>
-        </w:rPr>
-        <w:t xml:space="preserve"> }</w:t>
-      </w:r>
-      <w:proofErr w:type="gramEnd"/>
-      <w:r>
-        <w:rPr>
-          <w:rFonts w:ascii="Garamond" w:eastAsia="Garamond" w:hAnsi="Garamond" w:cs="Garamond"/>
-          <w:sz w:val="23"/>
-          <w:szCs w:val="23"/>
-          <w:highlight w:val="yellow"/>
-        </w:rPr>
-        <w:t>}</w:t>
-      </w:r>
-      <w:r>
-        <w:rPr>
-          <w:rFonts w:ascii="Garamond" w:eastAsia="Garamond" w:hAnsi="Garamond" w:cs="Garamond"/>
-          <w:sz w:val="23"/>
-          <w:szCs w:val="23"/>
-        </w:rPr>
-        <w:t xml:space="preserve">) publicaciones mensuales en sus redes sociales garantizando que estén dirigidas única y exclusivamente a incrementar sus ventas a través de la Plataforma Rappi, </w:t>
-      </w:r>
-      <w:proofErr w:type="gramStart"/>
-      <w:r>
-        <w:rPr>
-          <w:rFonts w:ascii="Garamond" w:eastAsia="Garamond" w:hAnsi="Garamond" w:cs="Garamond"/>
-          <w:sz w:val="23"/>
-          <w:szCs w:val="23"/>
-        </w:rPr>
-        <w:t>enunciando</w:t>
-      </w:r>
-      <w:proofErr w:type="gramEnd"/>
-      <w:r>
-        <w:rPr>
-          <w:rFonts w:ascii="Garamond" w:eastAsia="Garamond" w:hAnsi="Garamond" w:cs="Garamond"/>
-          <w:sz w:val="23"/>
-          <w:szCs w:val="23"/>
-        </w:rPr>
-        <w:t xml:space="preserve"> pero no limitando, Instagram, Facebook y/o </w:t>
-      </w:r>
-      <w:proofErr w:type="spellStart"/>
-      <w:r>
-        <w:rPr>
-          <w:rFonts w:ascii="Garamond" w:eastAsia="Garamond" w:hAnsi="Garamond" w:cs="Garamond"/>
-          <w:sz w:val="23"/>
-          <w:szCs w:val="23"/>
-        </w:rPr>
-        <w:t>Tik</w:t>
-      </w:r>
-      <w:proofErr w:type="spellEnd"/>
-      <w:r>
-        <w:rPr>
-          <w:rFonts w:ascii="Garamond" w:eastAsia="Garamond" w:hAnsi="Garamond" w:cs="Garamond"/>
-          <w:sz w:val="23"/>
-          <w:szCs w:val="23"/>
-        </w:rPr>
-        <w:t xml:space="preserve"> Tok. Dichas publicaciones deberán ser presentadas y aprobadas por Rappi previo a su publicación.</w:t>
-      </w:r>
-    </w:p>
-    <w:p>
-      <w:pPr>
-        <w:jc w:val="both"/>
-        <w:rPr>
-          <w:rFonts w:ascii="Garamond" w:eastAsia="Garamond" w:hAnsi="Garamond" w:cs="Garamond"/>
-          <w:sz w:val="23"/>
-          <w:szCs w:val="23"/>
-          <w:lang w:val="en-US"/>
-        </w:rPr>
-      </w:pPr>
-      <w:r>
-        <w:rPr>
-          <w:rFonts w:ascii="Garamond" w:eastAsia="Garamond" w:hAnsi="Garamond" w:cs="Garamond"/>
-          <w:sz w:val="23"/>
-          <w:szCs w:val="23"/>
-          <w:highlight w:val="yellow"/>
-          <w:lang w:val="en-US"/>
-        </w:rPr>
-        <w:t>{%p endif %}</w:t>
-      </w:r>
-    </w:p>
-    <w:p>
-      <w:pPr>
-        <w:jc w:val="both"/>
-        <w:rPr>
-          <w:rFonts w:ascii="Garamond" w:eastAsia="Garamond" w:hAnsi="Garamond" w:cs="Garamond"/>
-          <w:sz w:val="23"/>
-          <w:szCs w:val="23"/>
-          <w:lang w:val="en-US"/>
-        </w:rPr>
-      </w:pPr>
-      <w:r>
-        <w:rPr>
-          <w:rFonts w:ascii="Garamond" w:eastAsia="Garamond" w:hAnsi="Garamond" w:cs="Garamond"/>
-          <w:sz w:val="23"/>
-          <w:szCs w:val="23"/>
-          <w:highlight w:val="yellow"/>
-          <w:lang w:val="en-US"/>
-        </w:rPr>
-        <w:t xml:space="preserve">{%p if </w:t>
-      </w:r>
-      <w:proofErr w:type="spellStart"/>
-      <w:r>
-        <w:rPr>
-          <w:rFonts w:ascii="Garamond" w:eastAsia="Garamond" w:hAnsi="Garamond" w:cs="Garamond"/>
-          <w:sz w:val="23"/>
-          <w:szCs w:val="23"/>
-          <w:highlight w:val="yellow"/>
-          <w:lang w:val="en-US"/>
-        </w:rPr>
-        <w:t>activa_platillos_top_seller</w:t>
-      </w:r>
-      <w:proofErr w:type="spellEnd"/>
-      <w:r>
-        <w:rPr>
-          <w:rFonts w:ascii="Garamond" w:eastAsia="Garamond" w:hAnsi="Garamond" w:cs="Garamond"/>
-          <w:sz w:val="23"/>
-          <w:szCs w:val="23"/>
-          <w:highlight w:val="yellow"/>
-          <w:lang w:val="en-US"/>
-        </w:rPr>
-        <w:t xml:space="preserve"> %}</w:t>
-      </w:r>
-    </w:p>
-    <w:p>
-      <w:pPr>
-        <w:jc w:val="both"/>
-        <w:rPr>
-          <w:rFonts w:ascii="Garamond" w:eastAsia="Garamond" w:hAnsi="Garamond" w:cs="Garamond"/>
-        </w:rPr>
-      </w:pPr>
-      <w:r>
-        <w:rPr>
-          <w:rFonts w:ascii="Garamond" w:eastAsia="Garamond" w:hAnsi="Garamond" w:cs="Garamond"/>
-        </w:rPr>
-        <w:t xml:space="preserve">{{ ROM_PLATILLOS }} Ofrecer </w:t>
-      </w:r>
-      <w:proofErr w:type="gramStart"/>
-      <w:r>
-        <w:rPr>
-          <w:rFonts w:ascii="Garamond" w:eastAsia="Garamond" w:hAnsi="Garamond" w:cs="Garamond"/>
-          <w:sz w:val="23"/>
-          <w:szCs w:val="23"/>
-          <w:highlight w:val="yellow"/>
-        </w:rPr>
-        <w:t xml:space="preserve">{{ </w:t>
-      </w:r>
-      <w:r>
-        <w:rPr>
-          <w:rFonts w:ascii="Garamond" w:eastAsia="Garamond" w:hAnsi="Garamond" w:cs="Garamond"/>
-          <w:sz w:val="23"/>
-          <w:szCs w:val="23"/>
-          <w:highlight w:val="yellow"/>
-        </w:rPr>
-        <w:t>N</w:t>
-      </w:r>
-      <w:proofErr w:type="gramEnd"/>
-      <w:r>
-        <w:rPr>
-          <w:rFonts w:ascii="Garamond" w:eastAsia="Garamond" w:hAnsi="Garamond" w:cs="Garamond"/>
-          <w:sz w:val="23"/>
-          <w:szCs w:val="23"/>
-          <w:highlight w:val="yellow"/>
-        </w:rPr>
-        <w:t>_</w:t>
-      </w:r>
-      <w:r>
-        <w:rPr>
-          <w:rFonts w:ascii="Garamond" w:eastAsia="Garamond" w:hAnsi="Garamond" w:cs="Garamond"/>
-          <w:sz w:val="23"/>
-          <w:szCs w:val="23"/>
-          <w:highlight w:val="yellow"/>
-        </w:rPr>
-        <w:t>CANTIDAD_</w:t>
-      </w:r>
-      <w:proofErr w:type="gramStart"/>
-      <w:r>
-        <w:rPr>
-          <w:rFonts w:ascii="Garamond" w:eastAsia="Garamond" w:hAnsi="Garamond" w:cs="Garamond"/>
-          <w:sz w:val="23"/>
-          <w:szCs w:val="23"/>
-          <w:highlight w:val="yellow"/>
-        </w:rPr>
-        <w:t>PLATILLOS }</w:t>
-      </w:r>
-      <w:proofErr w:type="gramEnd"/>
-      <w:r>
-        <w:rPr>
-          <w:rFonts w:ascii="Garamond" w:eastAsia="Garamond" w:hAnsi="Garamond" w:cs="Garamond"/>
-          <w:sz w:val="23"/>
-          <w:szCs w:val="23"/>
-          <w:highlight w:val="yellow"/>
-        </w:rPr>
-        <w:t>}</w:t>
-      </w:r>
-      <w:r>
-        <w:rPr>
-          <w:rFonts w:ascii="Garamond" w:eastAsia="Garamond" w:hAnsi="Garamond" w:cs="Garamond"/>
-          <w:sz w:val="23"/>
-          <w:szCs w:val="23"/>
-        </w:rPr>
-        <w:t xml:space="preserve"> </w:t>
-      </w:r>
-      <w:r>
-        <w:rPr>
-          <w:rFonts w:ascii="Garamond" w:eastAsia="Garamond" w:hAnsi="Garamond" w:cs="Garamond"/>
-        </w:rPr>
-        <w:t xml:space="preserve">platillos que sean Top Seller un </w:t>
-      </w:r>
-      <w:proofErr w:type="gramStart"/>
-      <w:r>
-        <w:rPr>
-          <w:rFonts w:ascii="Garamond" w:eastAsia="Garamond" w:hAnsi="Garamond" w:cs="Garamond"/>
-          <w:sz w:val="23"/>
-          <w:szCs w:val="23"/>
-          <w:highlight w:val="yellow"/>
-        </w:rPr>
-        <w:t xml:space="preserve">{{ </w:t>
-      </w:r>
-      <w:r>
-        <w:rPr>
-          <w:rFonts w:ascii="Garamond" w:eastAsia="Garamond" w:hAnsi="Garamond" w:cs="Garamond"/>
-          <w:sz w:val="23"/>
-          <w:szCs w:val="23"/>
-          <w:highlight w:val="yellow"/>
-        </w:rPr>
-        <w:t>N</w:t>
-      </w:r>
-      <w:proofErr w:type="gramEnd"/>
-      <w:r>
-        <w:rPr>
-          <w:rFonts w:ascii="Garamond" w:eastAsia="Garamond" w:hAnsi="Garamond" w:cs="Garamond"/>
-          <w:sz w:val="23"/>
-          <w:szCs w:val="23"/>
-          <w:highlight w:val="yellow"/>
-        </w:rPr>
-        <w:t>_DESCUENTO_</w:t>
-      </w:r>
-      <w:proofErr w:type="gramStart"/>
-      <w:r>
-        <w:rPr>
-          <w:rFonts w:ascii="Garamond" w:eastAsia="Garamond" w:hAnsi="Garamond" w:cs="Garamond"/>
-          <w:sz w:val="23"/>
-          <w:szCs w:val="23"/>
-          <w:highlight w:val="yellow"/>
-        </w:rPr>
-        <w:t>PLATILLOS }}</w:t>
-      </w:r>
-      <w:r>
-        <w:rPr>
-          <w:rFonts w:ascii="Garamond" w:eastAsia="Garamond" w:hAnsi="Garamond" w:cs="Garamond"/>
-        </w:rPr>
-        <w:t>%</w:t>
-      </w:r>
-      <w:proofErr w:type="gramEnd"/>
-      <w:r>
-        <w:rPr>
-          <w:rFonts w:ascii="Garamond" w:eastAsia="Garamond" w:hAnsi="Garamond" w:cs="Garamond"/>
-        </w:rPr>
-        <w:t xml:space="preserve"> (</w:t>
-      </w:r>
-      <w:proofErr w:type="gramStart"/>
-      <w:r>
-        <w:rPr>
-          <w:rFonts w:ascii="Garamond" w:eastAsia="Garamond" w:hAnsi="Garamond" w:cs="Garamond"/>
-          <w:sz w:val="23"/>
-          <w:szCs w:val="23"/>
-          <w:highlight w:val="yellow"/>
-        </w:rPr>
-        <w:t xml:space="preserve">{{ </w:t>
-      </w:r>
-      <w:proofErr w:type="spellStart"/>
-      <w:r>
-        <w:rPr>
-          <w:rFonts w:ascii="Garamond" w:eastAsia="Garamond" w:hAnsi="Garamond" w:cs="Garamond"/>
-          <w:sz w:val="23"/>
-          <w:szCs w:val="23"/>
-          <w:highlight w:val="yellow"/>
-        </w:rPr>
-        <w:t>VALOR</w:t>
-      </w:r>
-      <w:proofErr w:type="gramEnd"/>
-      <w:r>
-        <w:rPr>
-          <w:rFonts w:ascii="Garamond" w:eastAsia="Garamond" w:hAnsi="Garamond" w:cs="Garamond"/>
-          <w:sz w:val="23"/>
-          <w:szCs w:val="23"/>
-          <w:highlight w:val="yellow"/>
-        </w:rPr>
-        <w:t>_DESCUENTO_PLATILLOS</w:t>
-      </w:r>
-      <w:r>
-        <w:rPr>
-          <w:rFonts w:ascii="Garamond" w:eastAsia="Garamond" w:hAnsi="Garamond" w:cs="Garamond"/>
-          <w:sz w:val="23"/>
-          <w:szCs w:val="23"/>
-          <w:highlight w:val="yellow"/>
-        </w:rPr>
-        <w:t>|</w:t>
-      </w:r>
-      <w:proofErr w:type="gramStart"/>
-      <w:r>
-        <w:rPr>
-          <w:rFonts w:ascii="Garamond" w:eastAsia="Garamond" w:hAnsi="Garamond" w:cs="Garamond"/>
-          <w:sz w:val="23"/>
-          <w:szCs w:val="23"/>
-          <w:highlight w:val="yellow"/>
-        </w:rPr>
-        <w:t>lower</w:t>
-      </w:r>
-      <w:proofErr w:type="spellEnd"/>
-      <w:r>
-        <w:rPr>
-          <w:rFonts w:ascii="Garamond" w:eastAsia="Garamond" w:hAnsi="Garamond" w:cs="Garamond"/>
-          <w:sz w:val="23"/>
-          <w:szCs w:val="23"/>
-          <w:highlight w:val="yellow"/>
-        </w:rPr>
-        <w:t xml:space="preserve"> }</w:t>
-      </w:r>
-      <w:proofErr w:type="gramEnd"/>
-      <w:r>
-        <w:rPr>
-          <w:rFonts w:ascii="Garamond" w:eastAsia="Garamond" w:hAnsi="Garamond" w:cs="Garamond"/>
-          <w:sz w:val="23"/>
-          <w:szCs w:val="23"/>
-          <w:highlight w:val="yellow"/>
-        </w:rPr>
-        <w:t>}</w:t>
-      </w:r>
-      <w:r>
-        <w:rPr>
-          <w:rFonts w:ascii="Garamond" w:eastAsia="Garamond" w:hAnsi="Garamond" w:cs="Garamond"/>
-        </w:rPr>
-        <w:t xml:space="preserve"> por ciento) de descuento exclusivo al interior de la Plataforma Rappi, durante los primeros </w:t>
-      </w:r>
-      <w:proofErr w:type="gramStart"/>
-      <w:r>
-        <w:rPr>
-          <w:rFonts w:ascii="Garamond" w:eastAsia="Garamond" w:hAnsi="Garamond" w:cs="Garamond"/>
-          <w:sz w:val="23"/>
-          <w:szCs w:val="23"/>
-          <w:highlight w:val="yellow"/>
-        </w:rPr>
-        <w:t xml:space="preserve">{{ </w:t>
-      </w:r>
-      <w:r>
-        <w:rPr>
-          <w:rFonts w:ascii="Garamond" w:eastAsia="Garamond" w:hAnsi="Garamond" w:cs="Garamond"/>
-          <w:sz w:val="23"/>
-          <w:szCs w:val="23"/>
-          <w:highlight w:val="yellow"/>
-        </w:rPr>
-        <w:t>N</w:t>
-      </w:r>
-      <w:proofErr w:type="gramEnd"/>
-      <w:r>
-        <w:rPr>
-          <w:rFonts w:ascii="Garamond" w:eastAsia="Garamond" w:hAnsi="Garamond" w:cs="Garamond"/>
-          <w:sz w:val="23"/>
-          <w:szCs w:val="23"/>
-          <w:highlight w:val="yellow"/>
-        </w:rPr>
-        <w:t>_</w:t>
-      </w:r>
-      <w:r>
-        <w:rPr>
-          <w:rFonts w:ascii="Garamond" w:eastAsia="Garamond" w:hAnsi="Garamond" w:cs="Garamond"/>
-          <w:sz w:val="23"/>
-          <w:szCs w:val="23"/>
-          <w:highlight w:val="yellow"/>
-        </w:rPr>
-        <w:t>MESES_DESCUENTO_</w:t>
-      </w:r>
-      <w:proofErr w:type="gramStart"/>
-      <w:r>
-        <w:rPr>
-          <w:rFonts w:ascii="Garamond" w:eastAsia="Garamond" w:hAnsi="Garamond" w:cs="Garamond"/>
-          <w:sz w:val="23"/>
-          <w:szCs w:val="23"/>
-          <w:highlight w:val="yellow"/>
-        </w:rPr>
-        <w:t>PLATILLOS }</w:t>
-      </w:r>
-      <w:proofErr w:type="gramEnd"/>
-      <w:r>
-        <w:rPr>
-          <w:rFonts w:ascii="Garamond" w:eastAsia="Garamond" w:hAnsi="Garamond" w:cs="Garamond"/>
-          <w:sz w:val="23"/>
-          <w:szCs w:val="23"/>
-          <w:highlight w:val="yellow"/>
-        </w:rPr>
-        <w:t>}</w:t>
-      </w:r>
-      <w:r>
-        <w:rPr>
-          <w:rFonts w:ascii="Garamond" w:eastAsia="Garamond" w:hAnsi="Garamond" w:cs="Garamond"/>
-        </w:rPr>
-        <w:t xml:space="preserve"> (</w:t>
-      </w:r>
-      <w:proofErr w:type="gramStart"/>
-      <w:r>
-        <w:rPr>
-          <w:rFonts w:ascii="Garamond" w:eastAsia="Garamond" w:hAnsi="Garamond" w:cs="Garamond"/>
-          <w:sz w:val="23"/>
-          <w:szCs w:val="23"/>
-          <w:highlight w:val="yellow"/>
-        </w:rPr>
-        <w:t xml:space="preserve">{{ </w:t>
-      </w:r>
-      <w:proofErr w:type="spellStart"/>
-      <w:r>
-        <w:rPr>
-          <w:rFonts w:ascii="Garamond" w:eastAsia="Garamond" w:hAnsi="Garamond" w:cs="Garamond"/>
-          <w:sz w:val="23"/>
-          <w:szCs w:val="23"/>
-          <w:highlight w:val="yellow"/>
-        </w:rPr>
-        <w:t>VALOR</w:t>
-      </w:r>
-      <w:proofErr w:type="gramEnd"/>
-      <w:r>
-        <w:rPr>
-          <w:rFonts w:ascii="Garamond" w:eastAsia="Garamond" w:hAnsi="Garamond" w:cs="Garamond"/>
-          <w:sz w:val="23"/>
-          <w:szCs w:val="23"/>
-          <w:highlight w:val="yellow"/>
-        </w:rPr>
-        <w:t>_</w:t>
-      </w:r>
-      <w:r>
-        <w:rPr>
-          <w:rFonts w:ascii="Garamond" w:eastAsia="Garamond" w:hAnsi="Garamond" w:cs="Garamond"/>
-          <w:sz w:val="23"/>
-          <w:szCs w:val="23"/>
-          <w:highlight w:val="yellow"/>
-        </w:rPr>
-        <w:t>MES_</w:t>
-      </w:r>
-      <w:r>
-        <w:rPr>
-          <w:rFonts w:ascii="Garamond" w:eastAsia="Garamond" w:hAnsi="Garamond" w:cs="Garamond"/>
-          <w:sz w:val="23"/>
-          <w:szCs w:val="23"/>
-          <w:highlight w:val="yellow"/>
-        </w:rPr>
-        <w:t>DESCUENTO_PLATILLOS</w:t>
-      </w:r>
-      <w:r>
-        <w:rPr>
-          <w:rFonts w:ascii="Garamond" w:eastAsia="Garamond" w:hAnsi="Garamond" w:cs="Garamond"/>
-          <w:sz w:val="23"/>
-          <w:szCs w:val="23"/>
-          <w:highlight w:val="yellow"/>
-        </w:rPr>
-        <w:t>|</w:t>
-      </w:r>
-      <w:proofErr w:type="gramStart"/>
-      <w:r>
-        <w:rPr>
-          <w:rFonts w:ascii="Garamond" w:eastAsia="Garamond" w:hAnsi="Garamond" w:cs="Garamond"/>
-          <w:sz w:val="23"/>
-          <w:szCs w:val="23"/>
-          <w:highlight w:val="yellow"/>
-        </w:rPr>
-        <w:t>lower</w:t>
-      </w:r>
-      <w:proofErr w:type="spellEnd"/>
-      <w:r>
-        <w:rPr>
-          <w:rFonts w:ascii="Garamond" w:eastAsia="Garamond" w:hAnsi="Garamond" w:cs="Garamond"/>
-          <w:sz w:val="23"/>
-          <w:szCs w:val="23"/>
-          <w:highlight w:val="yellow"/>
-        </w:rPr>
-        <w:t xml:space="preserve"> }</w:t>
-      </w:r>
-      <w:proofErr w:type="gramEnd"/>
-      <w:r>
-        <w:rPr>
-          <w:rFonts w:ascii="Garamond" w:eastAsia="Garamond" w:hAnsi="Garamond" w:cs="Garamond"/>
-          <w:sz w:val="23"/>
-          <w:szCs w:val="23"/>
-          <w:highlight w:val="yellow"/>
-        </w:rPr>
-        <w:t>}</w:t>
-      </w:r>
-      <w:r>
-        <w:rPr>
-          <w:rFonts w:ascii="Garamond" w:eastAsia="Garamond" w:hAnsi="Garamond" w:cs="Garamond"/>
-        </w:rPr>
-        <w:t>) meses de ejecución del presente Acuerdo.</w:t>
-      </w:r>
-    </w:p>
-    <w:p>
-      <w:pPr>
-        <w:jc w:val="both"/>
-        <w:rPr>
-          <w:rFonts w:ascii="Garamond" w:eastAsia="Garamond" w:hAnsi="Garamond" w:cs="Garamond"/>
-          <w:sz w:val="23"/>
-          <w:szCs w:val="23"/>
-          <w:lang w:val="es-ES"/>
-        </w:rPr>
-      </w:pPr>
-      <w:r>
-        <w:rPr>
-          <w:rFonts w:ascii="Garamond" w:eastAsia="Garamond" w:hAnsi="Garamond" w:cs="Garamond"/>
-          <w:sz w:val="23"/>
-          <w:szCs w:val="23"/>
-          <w:highlight w:val="yellow"/>
-          <w:lang w:val="es-ES"/>
-        </w:rPr>
-        <w:t xml:space="preserve">{%p </w:t>
-      </w:r>
-      <w:proofErr w:type="spellStart"/>
-      <w:r>
-        <w:rPr>
-          <w:rFonts w:ascii="Garamond" w:eastAsia="Garamond" w:hAnsi="Garamond" w:cs="Garamond"/>
-          <w:sz w:val="23"/>
-          <w:szCs w:val="23"/>
-          <w:highlight w:val="yellow"/>
-          <w:lang w:val="es-ES"/>
-        </w:rPr>
-        <w:t>endif</w:t>
-      </w:r>
-      <w:proofErr w:type="spellEnd"/>
-      <w:r>
-        <w:rPr>
-          <w:rFonts w:ascii="Garamond" w:eastAsia="Garamond" w:hAnsi="Garamond" w:cs="Garamond"/>
-          <w:sz w:val="23"/>
-          <w:szCs w:val="23"/>
-          <w:highlight w:val="yellow"/>
-          <w:lang w:val="es-ES"/>
-        </w:rPr>
-        <w:t xml:space="preserve"> %}</w:t>
-      </w:r>
-    </w:p>
-    <w:p>
-      <w:pPr>
-        <w:jc w:val="both"/>
-        <w:rPr>
-          <w:rFonts w:ascii="Garamond" w:eastAsia="Garamond" w:hAnsi="Garamond" w:cs="Garamond"/>
-          <w:lang w:val="es-MX"/>
-        </w:rPr>
-      </w:pPr>
-    </w:p>
-    <w:p>
-      <w:pPr>
-        <w:jc w:val="both"/>
-        <w:rPr>
-          <w:rFonts w:ascii="Garamond" w:eastAsia="Garamond" w:hAnsi="Garamond" w:cs="Garamond"/>
-          <w:b/>
-          <w:bCs/>
-          <w:u w:val="single"/>
-        </w:rPr>
-      </w:pPr>
-      <w:r>
-        <w:rPr>
-          <w:rFonts w:ascii="Garamond" w:eastAsia="Garamond" w:hAnsi="Garamond" w:cs="Garamond"/>
-          <w:b/>
-          <w:bCs/>
-          <w:u w:val="single"/>
-        </w:rPr>
-        <w:t>CLÁUSULA QUINTA. – Balanceo</w:t>
-      </w:r>
-      <w:r>
-        <w:rPr>
-          <w:rFonts w:ascii="Garamond" w:eastAsia="Garamond" w:hAnsi="Garamond" w:cs="Garamond"/>
-          <w:b/>
-          <w:bCs/>
+          <w:b/>
+          <w:bCs/>
+        </w:rPr>
+        <w:t>)</w:t>
+      </w:r>
+      <w:r>
+        <w:rPr>
+          <w:rFonts w:ascii="Garamond" w:eastAsia="Garamond" w:hAnsi="Garamond" w:cs="Garamond"/>
+        </w:rPr>
+        <w:t xml:space="preserve"> habilitar o deshabilitar métodos de pago; y/o </w:t>
+      </w:r>
+      <w:r>
+        <w:rPr>
+          <w:rFonts w:ascii="Garamond" w:eastAsia="Garamond" w:hAnsi="Garamond" w:cs="Garamond"/>
+          <w:b/>
+          <w:bCs/>
+        </w:rPr>
+        <w:t>(v)</w:t>
+      </w:r>
+      <w:r>
+        <w:rPr>
+          <w:rFonts w:ascii="Garamond" w:eastAsia="Garamond" w:hAnsi="Garamond" w:cs="Garamond"/>
+        </w:rPr>
+        <w:t xml:space="preserve"> hacer uso de cualquier herramienta que permita balancear la demanda de la Plataforma Rappi, sin que se configure incumplimiento de ningún tipo por parte de Rappi.</w:t>
+      </w:r>
+    </w:p>
+    <w:p>
+      <w:pPr>
+        <w:jc w:val="both"/>
+        <w:rPr>
+          <w:rFonts w:ascii="Garamond" w:eastAsia="Garamond" w:hAnsi="Garamond" w:cs="Garamond"/>
+          <w:b/>
+          <w:bCs/>
+          <w:u w:val="single"/>
+        </w:rPr>
+      </w:pPr>
+    </w:p>
+    <w:p>
+      <w:pPr>
+        <w:jc w:val="both"/>
+        <w:rPr>
+          <w:rFonts w:ascii="Garamond" w:eastAsia="Garamond" w:hAnsi="Garamond" w:cs="Garamond"/>
+        </w:rPr>
+      </w:pPr>
+      <w:r>
+        <w:rPr>
+          <w:rFonts w:ascii="Garamond" w:eastAsia="Garamond" w:hAnsi="Garamond" w:cs="Garamond"/>
+          <w:b/>
+          <w:bCs/>
+          <w:u w:val="single"/>
+          <w:lang w:val="pt-PT"/>
+        </w:rPr>
+        <w:t>CLÁUSULA SEXTA. – Seguridad e higiene</w:t>
+      </w:r>
+      <w:r>
+        <w:rPr>
+          <w:rFonts w:ascii="Garamond" w:eastAsia="Garamond" w:hAnsi="Garamond" w:cs="Garamond"/>
+          <w:b/>
+          <w:bCs/>
+          <w:lang w:val="pt-PT"/>
         </w:rPr>
         <w:t xml:space="preserve">. </w:t>
       </w:r>
@@ -5134,182 +4857,14 @@
         <w:rPr>
           <w:rFonts w:ascii="Garamond" w:eastAsia="Garamond" w:hAnsi="Garamond" w:cs="Garamond"/>
         </w:rPr>
-        <w:t xml:space="preserve">El Aliado Comercial declara y acepta que Rappi, en cualquier momento, podrá: </w:t>
-      </w:r>
-      <w:r>
-        <w:rPr>
-          <w:rFonts w:ascii="Garamond" w:eastAsia="Garamond" w:hAnsi="Garamond" w:cs="Garamond"/>
-          <w:b/>
-          <w:bCs/>
-        </w:rPr>
-        <w:t>(i)</w:t>
-      </w:r>
-      <w:r>
-        <w:rPr>
-          <w:rFonts w:ascii="Garamond" w:eastAsia="Garamond" w:hAnsi="Garamond" w:cs="Garamond"/>
-        </w:rPr>
-        <w:t xml:space="preserve"> apagar y/o suspender Establecimientos de Comercio; </w:t>
-      </w:r>
-      <w:r>
-        <w:rPr>
-          <w:rFonts w:ascii="Garamond" w:eastAsia="Garamond" w:hAnsi="Garamond" w:cs="Garamond"/>
-          <w:b/>
-          <w:bCs/>
-        </w:rPr>
-        <w:t>(</w:t>
-      </w:r>
-      <w:proofErr w:type="spellStart"/>
-      <w:r>
-        <w:rPr>
-          <w:rFonts w:ascii="Garamond" w:eastAsia="Garamond" w:hAnsi="Garamond" w:cs="Garamond"/>
-          <w:b/>
-          <w:bCs/>
-        </w:rPr>
-        <w:t>ii</w:t>
-      </w:r>
-      <w:proofErr w:type="spellEnd"/>
-      <w:r>
-        <w:rPr>
-          <w:rFonts w:ascii="Garamond" w:eastAsia="Garamond" w:hAnsi="Garamond" w:cs="Garamond"/>
-          <w:b/>
-          <w:bCs/>
-        </w:rPr>
-        <w:t>)</w:t>
-      </w:r>
-      <w:r>
-        <w:rPr>
-          <w:rFonts w:ascii="Garamond" w:eastAsia="Garamond" w:hAnsi="Garamond" w:cs="Garamond"/>
-        </w:rPr>
-        <w:t xml:space="preserve"> apagar y/o suspender Productos; </w:t>
-      </w:r>
-      <w:r>
-        <w:rPr>
-          <w:rFonts w:ascii="Garamond" w:eastAsia="Garamond" w:hAnsi="Garamond" w:cs="Garamond"/>
-          <w:b/>
-          <w:bCs/>
-        </w:rPr>
-        <w:t>(</w:t>
-      </w:r>
-      <w:proofErr w:type="spellStart"/>
-      <w:r>
-        <w:rPr>
-          <w:rFonts w:ascii="Garamond" w:eastAsia="Garamond" w:hAnsi="Garamond" w:cs="Garamond"/>
-          <w:b/>
-          <w:bCs/>
-        </w:rPr>
-        <w:t>iii</w:t>
-      </w:r>
-      <w:proofErr w:type="spellEnd"/>
-      <w:r>
-        <w:rPr>
-          <w:rFonts w:ascii="Garamond" w:eastAsia="Garamond" w:hAnsi="Garamond" w:cs="Garamond"/>
-          <w:b/>
-          <w:bCs/>
-        </w:rPr>
-        <w:t xml:space="preserve">) </w:t>
-      </w:r>
-      <w:r>
-        <w:rPr>
-          <w:rFonts w:ascii="Garamond" w:eastAsia="Garamond" w:hAnsi="Garamond" w:cs="Garamond"/>
-        </w:rPr>
-        <w:t xml:space="preserve">aumentar o reducir el Radio de Cobertura de los Establecimientos de Comercio; </w:t>
-      </w:r>
-      <w:r>
-        <w:rPr>
-          <w:rFonts w:ascii="Garamond" w:eastAsia="Garamond" w:hAnsi="Garamond" w:cs="Garamond"/>
-          <w:b/>
-          <w:bCs/>
-        </w:rPr>
-        <w:t>(</w:t>
-      </w:r>
-      <w:proofErr w:type="spellStart"/>
-      <w:r>
-        <w:rPr>
-          <w:rFonts w:ascii="Garamond" w:eastAsia="Garamond" w:hAnsi="Garamond" w:cs="Garamond"/>
-          <w:b/>
-          <w:bCs/>
-        </w:rPr>
-        <w:t>iv</w:t>
-      </w:r>
-      <w:proofErr w:type="spellEnd"/>
-      <w:r>
-        <w:rPr>
-          <w:rFonts w:ascii="Garamond" w:eastAsia="Garamond" w:hAnsi="Garamond" w:cs="Garamond"/>
-          <w:b/>
-          <w:bCs/>
-        </w:rPr>
-        <w:t>)</w:t>
-      </w:r>
-      <w:r>
-        <w:rPr>
-          <w:rFonts w:ascii="Garamond" w:eastAsia="Garamond" w:hAnsi="Garamond" w:cs="Garamond"/>
-        </w:rPr>
-        <w:t xml:space="preserve"> habilitar o deshabilitar métodos de pago; y/o </w:t>
-      </w:r>
-      <w:r>
-        <w:rPr>
-          <w:rFonts w:ascii="Garamond" w:eastAsia="Garamond" w:hAnsi="Garamond" w:cs="Garamond"/>
-          <w:b/>
-          <w:bCs/>
-        </w:rPr>
-        <w:t>(v)</w:t>
-      </w:r>
-      <w:r>
-        <w:rPr>
-          <w:rFonts w:ascii="Garamond" w:eastAsia="Garamond" w:hAnsi="Garamond" w:cs="Garamond"/>
-        </w:rPr>
-        <w:t xml:space="preserve"> hacer uso de cualquier herramienta que permita balancear la demanda de la Plataforma Rappi, sin que se configure incumplimiento de ningún tipo por parte de Rappi.</w:t>
-      </w:r>
-    </w:p>
-    <w:p>
-      <w:pPr>
-        <w:jc w:val="both"/>
-        <w:rPr>
-          <w:rFonts w:ascii="Garamond" w:eastAsia="Garamond" w:hAnsi="Garamond" w:cs="Garamond"/>
-          <w:b/>
-          <w:bCs/>
-          <w:u w:val="single"/>
-        </w:rPr>
-      </w:pPr>
-    </w:p>
-    <w:p>
-      <w:pPr>
-        <w:jc w:val="both"/>
-        <w:rPr>
-          <w:rFonts w:ascii="Garamond" w:eastAsia="Garamond" w:hAnsi="Garamond" w:cs="Garamond"/>
-        </w:rPr>
-      </w:pPr>
-      <w:r>
-        <w:rPr>
-          <w:rFonts w:ascii="Garamond" w:eastAsia="Garamond" w:hAnsi="Garamond" w:cs="Garamond"/>
-          <w:b/>
-          <w:bCs/>
-          <w:u w:val="single"/>
-          <w:lang w:val="pt-PT"/>
-        </w:rPr>
-        <w:t>CLÁUSULA SEXTA. – Seguridad e higiene</w:t>
-      </w:r>
-      <w:r>
-        <w:rPr>
-          <w:rFonts w:ascii="Garamond" w:eastAsia="Garamond" w:hAnsi="Garamond" w:cs="Garamond"/>
-          <w:b/>
-          <w:bCs/>
-          <w:lang w:val="pt-PT"/>
-        </w:rPr>
-        <w:t xml:space="preserve">. </w:t>
-      </w:r>
-      <w:r>
-        <w:rPr>
-          <w:rFonts w:ascii="Garamond" w:eastAsia="Garamond" w:hAnsi="Garamond" w:cs="Garamond"/>
-        </w:rPr>
-        <w:t xml:space="preserve">El Aliado Comercial reconoce que es el entero responsable por la calidad, higiene, elaboración y seguridad de los ingredientes de los Productos y acepta cumplir con toda la Ley Aplicable en materia de seguridad alimentaria. Rappi no será responsable en ningún grado por cualquier incumplimiento del Aliado Comercial de los criterios anteriores. En el caso en el que el Usuario/Consumidor presente un reclamo con relación a la calidad, higiene, elaboración y seguridad de los ingredientes de los Productos, el Aliado Comercial deberá asumir el valor de los mismos. De esta manera, el Aliado Comercial autoriza el descuento semanal de dichos valores del total de sus </w:t>
+        <w:t xml:space="preserve">El Aliado Comercial reconoce que es el entero responsable por la calidad, higiene, elaboración y seguridad de los ingredientes de los Productos y acepta cumplir con toda la Ley Aplicable en materia de seguridad alimentaria. Rappi no será responsable en ningún grado por cualquier incumplimiento del Aliado Comercial de los criterios anteriores. En el caso en el que el Usuario/Consumidor presente un reclamo con relación a la calidad, higiene, elaboración y seguridad de los ingredientes de los Productos, el Aliado Comercial deberá asumir el valor de los mismos. </w:t>
       </w:r>
       <w:r>
         <w:rPr>
           <w:rFonts w:ascii="Garamond" w:eastAsia="Garamond" w:hAnsi="Garamond" w:cs="Garamond"/>
         </w:rPr>
         <w:lastRenderedPageBreak/>
-        <w:t>ventas a través de la Plataforma Rappi. El valor pagadero por parte del Aliado Comercial a Rappi, mencionado anteriormente, es de carácter adicional a aquel pagado por concepto de Uso y Alquiler de la Plataforma Rappi.</w:t>
+        <w:t>De esta manera, el Aliado Comercial autoriza el descuento semanal de dichos valores del total de sus ventas a través de la Plataforma Rappi. El valor pagadero por parte del Aliado Comercial a Rappi, mencionado anteriormente, es de carácter adicional a aquel pagado por concepto de Uso y Alquiler de la Plataforma Rappi.</w:t>
       </w:r>
     </w:p>
     <w:p>
@@ -5409,7 +4964,6 @@
         </w:rPr>
         <w:t xml:space="preserve">El Aliado Comercial pagará a Rappi, por concepto del Uso y Alquiler de la Plataforma Rappi un porcentaje sobre el valor total de los Productos vendidos por el Aliado Comercial por medio de la Plataforma Rappi. Dicho porcentaje corresponderá al </w:t>
       </w:r>
-      <w:proofErr w:type="gramStart"/>
       <w:r>
         <w:rPr>
           <w:rFonts w:ascii="Garamond" w:eastAsia="Garamond" w:hAnsi="Garamond" w:cs="Garamond"/>
@@ -5427,27 +4981,7 @@
           <w:szCs w:val="23"/>
           <w:highlight w:val="yellow"/>
         </w:rPr>
-        <w:t>n</w:t>
-      </w:r>
-      <w:proofErr w:type="gramEnd"/>
-      <w:r>
-        <w:rPr>
-          <w:rFonts w:ascii="Garamond" w:eastAsia="Garamond" w:hAnsi="Garamond" w:cs="Garamond"/>
-          <w:sz w:val="23"/>
-          <w:szCs w:val="23"/>
-          <w:highlight w:val="yellow"/>
-        </w:rPr>
-        <w:t>_comision_</w:t>
-      </w:r>
-      <w:proofErr w:type="gramStart"/>
-      <w:r>
-        <w:rPr>
-          <w:rFonts w:ascii="Garamond" w:eastAsia="Garamond" w:hAnsi="Garamond" w:cs="Garamond"/>
-          <w:sz w:val="23"/>
-          <w:szCs w:val="23"/>
-          <w:highlight w:val="yellow"/>
-        </w:rPr>
-        <w:t>fija</w:t>
+        <w:t>n_comision_fija</w:t>
       </w:r>
       <w:proofErr w:type="spellEnd"/>
       <w:r>
@@ -5466,7 +5000,6 @@
         </w:rPr>
         <w:t>%</w:t>
       </w:r>
-      <w:proofErr w:type="gramEnd"/>
       <w:r>
         <w:rPr>
           <w:rFonts w:ascii="Garamond" w:eastAsia="Garamond" w:hAnsi="Garamond" w:cs="Garamond"/>
@@ -5480,7 +5013,6 @@
         </w:rPr>
         <w:t>(</w:t>
       </w:r>
-      <w:proofErr w:type="gramStart"/>
       <w:r>
         <w:rPr>
           <w:rFonts w:ascii="Garamond" w:eastAsia="Garamond" w:hAnsi="Garamond" w:cs="Garamond"/>
@@ -5498,27 +5030,7 @@
           <w:szCs w:val="23"/>
           <w:highlight w:val="yellow"/>
         </w:rPr>
-        <w:t>valor</w:t>
-      </w:r>
-      <w:proofErr w:type="gramEnd"/>
-      <w:r>
-        <w:rPr>
-          <w:rFonts w:ascii="Garamond" w:eastAsia="Garamond" w:hAnsi="Garamond" w:cs="Garamond"/>
-          <w:sz w:val="23"/>
-          <w:szCs w:val="23"/>
-          <w:highlight w:val="yellow"/>
-        </w:rPr>
-        <w:t>_comision_</w:t>
-      </w:r>
-      <w:proofErr w:type="gramStart"/>
-      <w:r>
-        <w:rPr>
-          <w:rFonts w:ascii="Garamond" w:eastAsia="Garamond" w:hAnsi="Garamond" w:cs="Garamond"/>
-          <w:sz w:val="23"/>
-          <w:szCs w:val="23"/>
-          <w:highlight w:val="yellow"/>
-        </w:rPr>
-        <w:t>fija</w:t>
+        <w:t>valor_comision_fija</w:t>
       </w:r>
       <w:proofErr w:type="spellEnd"/>
       <w:r>
@@ -5528,17 +5040,7 @@
           <w:szCs w:val="23"/>
           <w:highlight w:val="yellow"/>
         </w:rPr>
-        <w:t xml:space="preserve"> }</w:t>
-      </w:r>
-      <w:proofErr w:type="gramEnd"/>
-      <w:r>
-        <w:rPr>
-          <w:rFonts w:ascii="Garamond" w:eastAsia="Garamond" w:hAnsi="Garamond" w:cs="Garamond"/>
-          <w:sz w:val="23"/>
-          <w:szCs w:val="23"/>
-          <w:highlight w:val="yellow"/>
-        </w:rPr>
-        <w:t>}</w:t>
+        <w:t xml:space="preserve"> }}</w:t>
       </w:r>
       <w:r>
         <w:rPr>
@@ -5657,7 +5159,6 @@
           <w:lang w:val="es-MX"/>
         </w:rPr>
       </w:pPr>
-      <w:proofErr w:type="gramStart"/>
       <w:r>
         <w:rPr>
           <w:rFonts w:ascii="Garamond" w:eastAsia="Garamond" w:hAnsi="Garamond" w:cs="Garamond"/>
@@ -5675,27 +5176,7 @@
           <w:szCs w:val="23"/>
           <w:highlight w:val="yellow"/>
         </w:rPr>
-        <w:t>comision</w:t>
-      </w:r>
-      <w:proofErr w:type="gramEnd"/>
-      <w:r>
-        <w:rPr>
-          <w:rFonts w:ascii="Garamond" w:eastAsia="Garamond" w:hAnsi="Garamond" w:cs="Garamond"/>
-          <w:sz w:val="23"/>
-          <w:szCs w:val="23"/>
-          <w:highlight w:val="yellow"/>
-        </w:rPr>
-        <w:t>_</w:t>
-      </w:r>
-      <w:proofErr w:type="gramStart"/>
-      <w:r>
-        <w:rPr>
-          <w:rFonts w:ascii="Garamond" w:eastAsia="Garamond" w:hAnsi="Garamond" w:cs="Garamond"/>
-          <w:sz w:val="23"/>
-          <w:szCs w:val="23"/>
-          <w:highlight w:val="yellow"/>
-        </w:rPr>
-        <w:t>escalonada</w:t>
+        <w:t>comision_escalonada</w:t>
       </w:r>
       <w:proofErr w:type="spellEnd"/>
       <w:r>
@@ -5705,17 +5186,7 @@
           <w:szCs w:val="23"/>
           <w:highlight w:val="yellow"/>
         </w:rPr>
-        <w:t xml:space="preserve"> }</w:t>
-      </w:r>
-      <w:proofErr w:type="gramEnd"/>
-      <w:r>
-        <w:rPr>
-          <w:rFonts w:ascii="Garamond" w:eastAsia="Garamond" w:hAnsi="Garamond" w:cs="Garamond"/>
-          <w:sz w:val="23"/>
-          <w:szCs w:val="23"/>
-          <w:highlight w:val="yellow"/>
-        </w:rPr>
-        <w:t>}</w:t>
+        <w:t xml:space="preserve"> }}</w:t>
       </w:r>
     </w:p>
     <w:p>
@@ -5850,7 +5321,6 @@
         </w:rPr>
         <w:t xml:space="preserve">Durante los primeros 12 (doce) meses de vigencia del presente Acuerdo (el "Primer Año"), el porcentaje será del </w:t>
       </w:r>
-      <w:proofErr w:type="gramStart"/>
       <w:r>
         <w:rPr>
           <w:rFonts w:ascii="Garamond" w:eastAsia="Garamond" w:hAnsi="Garamond" w:cs="Garamond"/>
@@ -5870,9 +5340,9 @@
           <w:highlight w:val="yellow"/>
           <w:lang w:val="es-ES"/>
         </w:rPr>
-        <w:t>n</w:t>
-      </w:r>
-      <w:proofErr w:type="gramEnd"/>
+        <w:t>n_comision_fija</w:t>
+      </w:r>
+      <w:proofErr w:type="spellEnd"/>
       <w:r>
         <w:rPr>
           <w:rFonts w:ascii="Garamond" w:eastAsia="Garamond" w:hAnsi="Garamond" w:cs="Garamond"/>
@@ -5881,9 +5351,25 @@
           <w:highlight w:val="yellow"/>
           <w:lang w:val="es-ES"/>
         </w:rPr>
-        <w:t>_comision_</w:t>
-      </w:r>
-      <w:proofErr w:type="gramStart"/>
+        <w:t xml:space="preserve"> }}</w:t>
+      </w:r>
+      <w:r>
+        <w:rPr>
+          <w:rFonts w:ascii="Garamond" w:eastAsia="Garamond" w:hAnsi="Garamond" w:cs="Garamond"/>
+          <w:sz w:val="23"/>
+          <w:szCs w:val="23"/>
+        </w:rPr>
+        <w:t xml:space="preserve">% </w:t>
+      </w:r>
+      <w:r>
+        <w:rPr>
+          <w:rFonts w:ascii="Garamond" w:eastAsia="Garamond" w:hAnsi="Garamond" w:cs="Garamond"/>
+          <w:sz w:val="23"/>
+          <w:szCs w:val="23"/>
+          <w:highlight w:val="yellow"/>
+        </w:rPr>
+        <w:t>(</w:t>
+      </w:r>
       <w:r>
         <w:rPr>
           <w:rFonts w:ascii="Garamond" w:eastAsia="Garamond" w:hAnsi="Garamond" w:cs="Garamond"/>
@@ -5892,7 +5378,18 @@
           <w:highlight w:val="yellow"/>
           <w:lang w:val="es-ES"/>
         </w:rPr>
-        <w:t>fija</w:t>
+        <w:t xml:space="preserve">{{ </w:t>
+      </w:r>
+      <w:proofErr w:type="spellStart"/>
+      <w:r>
+        <w:rPr>
+          <w:rFonts w:ascii="Garamond" w:eastAsia="Garamond" w:hAnsi="Garamond" w:cs="Garamond"/>
+          <w:sz w:val="23"/>
+          <w:szCs w:val="23"/>
+          <w:highlight w:val="yellow"/>
+          <w:lang w:val="es-ES"/>
+        </w:rPr>
+        <w:t>valor_comision_fija</w:t>
       </w:r>
       <w:proofErr w:type="spellEnd"/>
       <w:r>
@@ -5910,15 +5407,7 @@
           <w:rFonts w:ascii="Garamond" w:eastAsia="Garamond" w:hAnsi="Garamond" w:cs="Garamond"/>
           <w:sz w:val="23"/>
           <w:szCs w:val="23"/>
-        </w:rPr>
-        <w:t>%</w:t>
-      </w:r>
-      <w:proofErr w:type="gramEnd"/>
-      <w:r>
-        <w:rPr>
-          <w:rFonts w:ascii="Garamond" w:eastAsia="Garamond" w:hAnsi="Garamond" w:cs="Garamond"/>
-          <w:sz w:val="23"/>
-          <w:szCs w:val="23"/>
+          <w:lang w:val="es-ES"/>
         </w:rPr>
         <w:t xml:space="preserve"> </w:t>
       </w:r>
@@ -5927,18 +5416,122 @@
           <w:rFonts w:ascii="Garamond" w:eastAsia="Garamond" w:hAnsi="Garamond" w:cs="Garamond"/>
           <w:sz w:val="23"/>
           <w:szCs w:val="23"/>
-          <w:highlight w:val="yellow"/>
-        </w:rPr>
-        <w:t>(</w:t>
-      </w:r>
-      <w:proofErr w:type="gramStart"/>
-      <w:r>
-        <w:rPr>
-          <w:rFonts w:ascii="Garamond" w:eastAsia="Garamond" w:hAnsi="Garamond" w:cs="Garamond"/>
-          <w:sz w:val="23"/>
-          <w:szCs w:val="23"/>
-          <w:highlight w:val="yellow"/>
-          <w:lang w:val="es-ES"/>
+        </w:rPr>
+        <w:t>por ciento) sobre el valor total de los Productos vendidos por el Aliado Comercial por medio de la Plataforma Rappi.</w:t>
+      </w:r>
+    </w:p>
+    <w:p>
+      <w:pPr>
+        <w:jc w:val="both"/>
+        <w:rPr>
+          <w:rFonts w:ascii="Garamond" w:eastAsia="Garamond" w:hAnsi="Garamond" w:cs="Garamond"/>
+          <w:sz w:val="23"/>
+          <w:szCs w:val="23"/>
+        </w:rPr>
+      </w:pPr>
+      <w:r>
+        <w:rPr>
+          <w:rFonts w:ascii="Garamond" w:eastAsia="Garamond" w:hAnsi="Garamond" w:cs="Garamond"/>
+          <w:sz w:val="23"/>
+          <w:szCs w:val="23"/>
+        </w:rPr>
+        <w:t>A partir del vencimiento del Primer Año, y en cada aniversario subsiguiente de la fecha de inicio del Acuerdo (cada uno, "Fecha de Revisión"), las Partes revisarán el promedio de órdenes mensuales procesadas y completadas a través de la Plataforma Rappi durante los 12 (doce) meses inmediatamente anteriores a la Fecha de Revisión correspondiente (el "Promedio de Órdenes Mensuales"), a efectos de determinar si corresponde un ajuste al porcentaje por Uso y Alquiler de la Plataforma Rappi conforme a lo expuesto en el siguiente numeral.</w:t>
+      </w:r>
+    </w:p>
+    <w:p>
+      <w:pPr>
+        <w:jc w:val="both"/>
+        <w:rPr>
+          <w:rFonts w:ascii="Garamond" w:eastAsia="Garamond" w:hAnsi="Garamond" w:cs="Garamond"/>
+          <w:sz w:val="23"/>
+          <w:szCs w:val="23"/>
+        </w:rPr>
+      </w:pPr>
+      <w:r>
+        <w:rPr>
+          <w:rFonts w:ascii="Garamond" w:eastAsia="Garamond" w:hAnsi="Garamond" w:cs="Garamond"/>
+          <w:sz w:val="23"/>
+          <w:szCs w:val="23"/>
+        </w:rPr>
+        <w:t>El porcentaje aplicable a partir de cada Fecha de Revisión se determinará de la siguiente manera, en función del Promedio de Órdenes Mensuales del período revisado:</w:t>
+      </w:r>
+    </w:p>
+    <w:p>
+      <w:pPr>
+        <w:jc w:val="both"/>
+        <w:rPr>
+          <w:rFonts w:ascii="Garamond" w:eastAsia="Garamond" w:hAnsi="Garamond" w:cs="Garamond"/>
+          <w:sz w:val="23"/>
+          <w:szCs w:val="23"/>
+        </w:rPr>
+      </w:pPr>
+      <w:r>
+        <w:rPr>
+          <w:rFonts w:ascii="Garamond" w:eastAsia="Garamond" w:hAnsi="Garamond" w:cs="Garamond"/>
+          <w:sz w:val="23"/>
+          <w:szCs w:val="23"/>
+        </w:rPr>
+        <w:t>Promedio de Órdenes Mensuales</w:t>
+      </w:r>
+    </w:p>
+    <w:p>
+      <w:pPr>
+        <w:jc w:val="both"/>
+        <w:rPr>
+          <w:rFonts w:ascii="Garamond" w:eastAsia="Garamond" w:hAnsi="Garamond" w:cs="Garamond"/>
+          <w:sz w:val="23"/>
+          <w:szCs w:val="23"/>
+        </w:rPr>
+      </w:pPr>
+      <w:r>
+        <w:rPr>
+          <w:rFonts w:ascii="Garamond" w:eastAsia="Garamond" w:hAnsi="Garamond" w:cs="Garamond"/>
+          <w:sz w:val="23"/>
+          <w:szCs w:val="23"/>
+        </w:rPr>
+        <w:t>Take Rate Aplicable</w:t>
+      </w:r>
+    </w:p>
+    <w:p>
+      <w:pPr>
+        <w:jc w:val="both"/>
+        <w:rPr>
+          <w:rFonts w:ascii="Garamond" w:eastAsia="Garamond" w:hAnsi="Garamond" w:cs="Garamond"/>
+          <w:sz w:val="23"/>
+          <w:szCs w:val="23"/>
+        </w:rPr>
+      </w:pPr>
+      <w:r>
+        <w:rPr>
+          <w:rFonts w:ascii="Garamond" w:eastAsia="Garamond" w:hAnsi="Garamond" w:cs="Garamond"/>
+          <w:sz w:val="23"/>
+          <w:szCs w:val="23"/>
+        </w:rPr>
+        <w:t xml:space="preserve">De </w:t>
+      </w:r>
+      <w:r>
+        <w:rPr>
+          <w:rFonts w:ascii="Garamond" w:eastAsia="Garamond" w:hAnsi="Garamond" w:cs="Garamond"/>
+          <w:sz w:val="23"/>
+          <w:szCs w:val="23"/>
+          <w:highlight w:val="yellow"/>
+        </w:rPr>
+        <w:t>0</w:t>
+      </w:r>
+      <w:r>
+        <w:rPr>
+          <w:rFonts w:ascii="Garamond" w:eastAsia="Garamond" w:hAnsi="Garamond" w:cs="Garamond"/>
+          <w:sz w:val="23"/>
+          <w:szCs w:val="23"/>
+        </w:rPr>
+        <w:t xml:space="preserve"> a </w:t>
+      </w:r>
+      <w:r>
+        <w:rPr>
+          <w:rFonts w:ascii="Garamond" w:eastAsia="Garamond" w:hAnsi="Garamond" w:cs="Garamond"/>
+          <w:sz w:val="23"/>
+          <w:szCs w:val="23"/>
+          <w:highlight w:val="yellow"/>
         </w:rPr>
         <w:t xml:space="preserve">{{ </w:t>
       </w:r>
@@ -5949,31 +5542,8 @@
           <w:sz w:val="23"/>
           <w:szCs w:val="23"/>
           <w:highlight w:val="yellow"/>
-          <w:lang w:val="es-ES"/>
-        </w:rPr>
-        <w:t>valor</w:t>
-      </w:r>
-      <w:proofErr w:type="gramEnd"/>
-      <w:r>
-        <w:rPr>
-          <w:rFonts w:ascii="Garamond" w:eastAsia="Garamond" w:hAnsi="Garamond" w:cs="Garamond"/>
-          <w:sz w:val="23"/>
-          <w:szCs w:val="23"/>
-          <w:highlight w:val="yellow"/>
-          <w:lang w:val="es-ES"/>
-        </w:rPr>
-        <w:t>_comision_</w:t>
-      </w:r>
-      <w:proofErr w:type="gramStart"/>
-      <w:r>
-        <w:rPr>
-          <w:rFonts w:ascii="Garamond" w:eastAsia="Garamond" w:hAnsi="Garamond" w:cs="Garamond"/>
-          <w:sz w:val="23"/>
-          <w:szCs w:val="23"/>
-          <w:highlight w:val="yellow"/>
-          <w:lang w:val="es-ES"/>
-        </w:rPr>
-        <w:t>fija</w:t>
+        </w:rPr>
+        <w:t>max_ordenes</w:t>
       </w:r>
       <w:proofErr w:type="spellEnd"/>
       <w:r>
@@ -5982,213 +5552,8 @@
           <w:sz w:val="23"/>
           <w:szCs w:val="23"/>
           <w:highlight w:val="yellow"/>
-          <w:lang w:val="es-ES"/>
-        </w:rPr>
-        <w:t xml:space="preserve"> }</w:t>
-      </w:r>
-      <w:proofErr w:type="gramEnd"/>
-      <w:r>
-        <w:rPr>
-          <w:rFonts w:ascii="Garamond" w:eastAsia="Garamond" w:hAnsi="Garamond" w:cs="Garamond"/>
-          <w:sz w:val="23"/>
-          <w:szCs w:val="23"/>
-          <w:highlight w:val="yellow"/>
-          <w:lang w:val="es-ES"/>
-        </w:rPr>
-        <w:t>}</w:t>
-      </w:r>
-      <w:r>
-        <w:rPr>
-          <w:rFonts w:ascii="Garamond" w:eastAsia="Garamond" w:hAnsi="Garamond" w:cs="Garamond"/>
-          <w:sz w:val="23"/>
-          <w:szCs w:val="23"/>
-          <w:lang w:val="es-ES"/>
-        </w:rPr>
-        <w:t xml:space="preserve"> </w:t>
-      </w:r>
-      <w:r>
-        <w:rPr>
-          <w:rFonts w:ascii="Garamond" w:eastAsia="Garamond" w:hAnsi="Garamond" w:cs="Garamond"/>
-          <w:sz w:val="23"/>
-          <w:szCs w:val="23"/>
-        </w:rPr>
-        <w:t>por ciento) sobre el valor total de los Productos vendidos por el Aliado Comercial por medio de la Plataforma Rappi.</w:t>
-      </w:r>
-    </w:p>
-    <w:p>
-      <w:pPr>
-        <w:jc w:val="both"/>
-        <w:rPr>
-          <w:rFonts w:ascii="Garamond" w:eastAsia="Garamond" w:hAnsi="Garamond" w:cs="Garamond"/>
-          <w:sz w:val="23"/>
-          <w:szCs w:val="23"/>
-        </w:rPr>
-      </w:pPr>
-      <w:r>
-        <w:rPr>
-          <w:rFonts w:ascii="Garamond" w:eastAsia="Garamond" w:hAnsi="Garamond" w:cs="Garamond"/>
-          <w:sz w:val="23"/>
-          <w:szCs w:val="23"/>
-        </w:rPr>
-        <w:t>A partir del vencimiento del Primer Año, y en cada aniversario subsiguiente de la fecha de inicio del Acuerdo (cada uno, "Fecha de Revisión"), las Partes revisarán el promedio de órdenes mensuales procesadas y completadas a través de la Plataforma Rappi durante los 12 (doce) meses inmediatamente anteriores a la Fecha de Revisión correspondiente (el "Promedio de Órdenes Mensuales"), a efectos de determinar si corresponde un ajuste al porcentaje por Uso y Alquiler de la Plataforma Rappi conforme a lo expuesto en el siguiente numeral.</w:t>
-      </w:r>
-    </w:p>
-    <w:p>
-      <w:pPr>
-        <w:jc w:val="both"/>
-        <w:rPr>
-          <w:rFonts w:ascii="Garamond" w:eastAsia="Garamond" w:hAnsi="Garamond" w:cs="Garamond"/>
-          <w:sz w:val="23"/>
-          <w:szCs w:val="23"/>
-        </w:rPr>
-      </w:pPr>
-      <w:r>
-        <w:rPr>
-          <w:rFonts w:ascii="Garamond" w:eastAsia="Garamond" w:hAnsi="Garamond" w:cs="Garamond"/>
-          <w:sz w:val="23"/>
-          <w:szCs w:val="23"/>
-        </w:rPr>
-        <w:t>El porcentaje aplicable a partir de cada Fecha de Revisión se determinará de la siguiente manera, en función del Promedio de Órdenes Mensuales del período revisado:</w:t>
-      </w:r>
-    </w:p>
-    <w:p>
-      <w:pPr>
-        <w:jc w:val="both"/>
-        <w:rPr>
-          <w:rFonts w:ascii="Garamond" w:eastAsia="Garamond" w:hAnsi="Garamond" w:cs="Garamond"/>
-          <w:sz w:val="23"/>
-          <w:szCs w:val="23"/>
-        </w:rPr>
-      </w:pPr>
-      <w:r>
-        <w:rPr>
-          <w:rFonts w:ascii="Garamond" w:eastAsia="Garamond" w:hAnsi="Garamond" w:cs="Garamond"/>
-          <w:sz w:val="23"/>
-          <w:szCs w:val="23"/>
-        </w:rPr>
-        <w:t>Promedio de Órdenes Mensuales</w:t>
-      </w:r>
-    </w:p>
-    <w:p>
-      <w:pPr>
-        <w:jc w:val="both"/>
-        <w:rPr>
-          <w:rFonts w:ascii="Garamond" w:eastAsia="Garamond" w:hAnsi="Garamond" w:cs="Garamond"/>
-          <w:sz w:val="23"/>
-          <w:szCs w:val="23"/>
-        </w:rPr>
-      </w:pPr>
-      <w:r>
-        <w:rPr>
-          <w:rFonts w:ascii="Garamond" w:eastAsia="Garamond" w:hAnsi="Garamond" w:cs="Garamond"/>
-          <w:sz w:val="23"/>
-          <w:szCs w:val="23"/>
-        </w:rPr>
-        <w:t>Take Rate Aplicable</w:t>
-      </w:r>
-    </w:p>
-    <w:p>
-      <w:pPr>
-        <w:jc w:val="both"/>
-        <w:rPr>
-          <w:rFonts w:ascii="Garamond" w:eastAsia="Garamond" w:hAnsi="Garamond" w:cs="Garamond"/>
-          <w:sz w:val="23"/>
-          <w:szCs w:val="23"/>
-        </w:rPr>
-      </w:pPr>
-      <w:r>
-        <w:rPr>
-          <w:rFonts w:ascii="Garamond" w:eastAsia="Garamond" w:hAnsi="Garamond" w:cs="Garamond"/>
-          <w:sz w:val="23"/>
-          <w:szCs w:val="23"/>
-        </w:rPr>
-        <w:t xml:space="preserve">De </w:t>
-      </w:r>
-      <w:r>
-        <w:rPr>
-          <w:rFonts w:ascii="Garamond" w:eastAsia="Garamond" w:hAnsi="Garamond" w:cs="Garamond"/>
-          <w:sz w:val="23"/>
-          <w:szCs w:val="23"/>
-          <w:highlight w:val="yellow"/>
-        </w:rPr>
-        <w:t>0</w:t>
-      </w:r>
-      <w:r>
-        <w:rPr>
-          <w:rFonts w:ascii="Garamond" w:eastAsia="Garamond" w:hAnsi="Garamond" w:cs="Garamond"/>
-          <w:sz w:val="23"/>
-          <w:szCs w:val="23"/>
-        </w:rPr>
-        <w:t xml:space="preserve"> a </w:t>
-      </w:r>
-      <w:proofErr w:type="gramStart"/>
-      <w:r>
-        <w:rPr>
-          <w:rFonts w:ascii="Garamond" w:eastAsia="Garamond" w:hAnsi="Garamond" w:cs="Garamond"/>
-          <w:sz w:val="23"/>
-          <w:szCs w:val="23"/>
-          <w:highlight w:val="yellow"/>
-        </w:rPr>
-        <w:t xml:space="preserve">{{ </w:t>
-      </w:r>
-      <w:proofErr w:type="spellStart"/>
-      <w:r>
-        <w:rPr>
-          <w:rFonts w:ascii="Garamond" w:eastAsia="Garamond" w:hAnsi="Garamond" w:cs="Garamond"/>
-          <w:sz w:val="23"/>
-          <w:szCs w:val="23"/>
-          <w:highlight w:val="yellow"/>
-        </w:rPr>
-        <w:t>max</w:t>
-      </w:r>
-      <w:proofErr w:type="gramEnd"/>
-      <w:r>
-        <w:rPr>
-          <w:rFonts w:ascii="Garamond" w:eastAsia="Garamond" w:hAnsi="Garamond" w:cs="Garamond"/>
-          <w:sz w:val="23"/>
-          <w:szCs w:val="23"/>
-          <w:highlight w:val="yellow"/>
-        </w:rPr>
-        <w:t>_</w:t>
-      </w:r>
-      <w:proofErr w:type="gramStart"/>
-      <w:r>
-        <w:rPr>
-          <w:rFonts w:ascii="Garamond" w:eastAsia="Garamond" w:hAnsi="Garamond" w:cs="Garamond"/>
-          <w:sz w:val="23"/>
-          <w:szCs w:val="23"/>
-          <w:highlight w:val="yellow"/>
-        </w:rPr>
-        <w:t>ordenes</w:t>
-      </w:r>
-      <w:proofErr w:type="spellEnd"/>
-      <w:r>
-        <w:rPr>
-          <w:rFonts w:ascii="Garamond" w:eastAsia="Garamond" w:hAnsi="Garamond" w:cs="Garamond"/>
-          <w:sz w:val="23"/>
-          <w:szCs w:val="23"/>
-          <w:highlight w:val="yellow"/>
-        </w:rPr>
-        <w:t xml:space="preserve"> }</w:t>
-      </w:r>
-      <w:proofErr w:type="gramEnd"/>
-      <w:r>
-        <w:rPr>
-          <w:rFonts w:ascii="Garamond" w:eastAsia="Garamond" w:hAnsi="Garamond" w:cs="Garamond"/>
-          <w:sz w:val="23"/>
-          <w:szCs w:val="23"/>
-          <w:highlight w:val="yellow"/>
-        </w:rPr>
-        <w:t>}</w:t>
-      </w:r>
-      <w:r>
-        <w:rPr>
-          <w:rFonts w:ascii="Garamond" w:eastAsia="Garamond" w:hAnsi="Garamond" w:cs="Garamond"/>
-          <w:sz w:val="23"/>
-          <w:szCs w:val="23"/>
-          <w:highlight w:val="yellow"/>
-        </w:rPr>
-        <w:t xml:space="preserve"> </w:t>
+        </w:rPr>
+        <w:t xml:space="preserve"> }} </w:t>
       </w:r>
       <w:r>
         <w:rPr>
@@ -6209,74 +5574,35 @@
           <w:highlight w:val="yellow"/>
         </w:rPr>
       </w:pPr>
-      <w:proofErr w:type="gramStart"/>
-      <w:r>
-        <w:rPr>
-          <w:rFonts w:ascii="Garamond" w:eastAsia="Garamond" w:hAnsi="Garamond" w:cs="Garamond"/>
-          <w:sz w:val="23"/>
-          <w:szCs w:val="23"/>
-          <w:highlight w:val="yellow"/>
-        </w:rPr>
-        <w:t>{{ n</w:t>
-      </w:r>
-      <w:proofErr w:type="gramEnd"/>
-      <w:r>
-        <w:rPr>
-          <w:rFonts w:ascii="Garamond" w:eastAsia="Garamond" w:hAnsi="Garamond" w:cs="Garamond"/>
-          <w:sz w:val="23"/>
-          <w:szCs w:val="23"/>
-          <w:highlight w:val="yellow"/>
-        </w:rPr>
-        <w:t>_comision_</w:t>
-      </w:r>
-      <w:proofErr w:type="gramStart"/>
-      <w:r>
-        <w:rPr>
-          <w:rFonts w:ascii="Garamond" w:eastAsia="Garamond" w:hAnsi="Garamond" w:cs="Garamond"/>
-          <w:sz w:val="23"/>
-          <w:szCs w:val="23"/>
-          <w:highlight w:val="yellow"/>
-        </w:rPr>
-        <w:t>1 }}</w:t>
-      </w:r>
-      <w:r>
-        <w:rPr>
-          <w:rFonts w:ascii="Garamond" w:eastAsia="Garamond" w:hAnsi="Garamond" w:cs="Garamond"/>
-          <w:sz w:val="23"/>
-          <w:szCs w:val="23"/>
-          <w:highlight w:val="yellow"/>
-        </w:rPr>
-        <w:t>%</w:t>
-      </w:r>
-      <w:proofErr w:type="gramEnd"/>
-    </w:p>
-    <w:p>
-      <w:pPr>
-        <w:jc w:val="both"/>
-        <w:rPr>
-          <w:rFonts w:ascii="Garamond" w:eastAsia="Garamond" w:hAnsi="Garamond" w:cs="Garamond"/>
-          <w:sz w:val="23"/>
-          <w:szCs w:val="23"/>
-        </w:rPr>
-      </w:pPr>
-    </w:p>
-    <w:p>
-      <w:pPr>
-        <w:jc w:val="both"/>
-        <w:rPr>
-          <w:rFonts w:ascii="Garamond" w:eastAsia="Garamond" w:hAnsi="Garamond" w:cs="Garamond"/>
-          <w:sz w:val="23"/>
-          <w:szCs w:val="23"/>
-        </w:rPr>
-      </w:pPr>
-      <w:r>
-        <w:rPr>
-          <w:rFonts w:ascii="Garamond" w:eastAsia="Garamond" w:hAnsi="Garamond" w:cs="Garamond"/>
-          <w:sz w:val="23"/>
-          <w:szCs w:val="23"/>
-        </w:rPr>
-        <w:t xml:space="preserve">El porcentaje resultante de cada revisión anual entrará en vigencia a partir del primer día del mes </w:t>
-      </w:r>
+      <w:r>
+        <w:rPr>
+          <w:rFonts w:ascii="Garamond" w:eastAsia="Garamond" w:hAnsi="Garamond" w:cs="Garamond"/>
+          <w:sz w:val="23"/>
+          <w:szCs w:val="23"/>
+          <w:highlight w:val="yellow"/>
+        </w:rPr>
+        <w:t>{{ n_comision_1 }}%</w:t>
+      </w:r>
+    </w:p>
+    <w:p>
+      <w:pPr>
+        <w:jc w:val="both"/>
+        <w:rPr>
+          <w:rFonts w:ascii="Garamond" w:eastAsia="Garamond" w:hAnsi="Garamond" w:cs="Garamond"/>
+          <w:sz w:val="23"/>
+          <w:szCs w:val="23"/>
+        </w:rPr>
+      </w:pPr>
+    </w:p>
+    <w:p>
+      <w:pPr>
+        <w:jc w:val="both"/>
+        <w:rPr>
+          <w:rFonts w:ascii="Garamond" w:eastAsia="Garamond" w:hAnsi="Garamond" w:cs="Garamond"/>
+          <w:sz w:val="23"/>
+          <w:szCs w:val="23"/>
+        </w:rPr>
+      </w:pPr>
       <w:r>
         <w:rPr>
           <w:rFonts w:ascii="Garamond" w:eastAsia="Garamond" w:hAnsi="Garamond" w:cs="Garamond"/>
@@ -6284,7 +5610,7 @@
           <w:szCs w:val="23"/>
         </w:rPr>
         <w:lastRenderedPageBreak/>
-        <w:t>calendario siguiente a la Fecha de Revisión correspondiente, y se mantendrá fijo hasta la próxima Fecha de Revisión, salvo que ambas Partes acuerden lo contrario por escrito. En ningún caso el ajuste tendrá efecto retroactivo sobre órdenes ya liquidadas.</w:t>
+        <w:t>El porcentaje resultante de cada revisión anual entrará en vigencia a partir del primer día del mes calendario siguiente a la Fecha de Revisión correspondiente, y se mantendrá fijo hasta la próxima Fecha de Revisión, salvo que ambas Partes acuerden lo contrario por escrito. En ningún caso el ajuste tendrá efecto retroactivo sobre órdenes ya liquidadas.</w:t>
       </w:r>
     </w:p>
     <w:p>
@@ -6335,14 +5661,16 @@
           <w:rFonts w:ascii="Garamond" w:eastAsia="Garamond" w:hAnsi="Garamond" w:cs="Garamond"/>
           <w:sz w:val="23"/>
           <w:szCs w:val="23"/>
-        </w:rPr>
-      </w:pPr>
-    </w:p>
-    <w:p>
-      <w:pPr>
-        <w:jc w:val="both"/>
-        <w:rPr>
-          <w:rFonts w:ascii="Garamond" w:eastAsia="Garamond" w:hAnsi="Garamond" w:cs="Garamond"/>
+          <w:lang w:val="pt-PT"/>
+        </w:rPr>
+      </w:pPr>
+    </w:p>
+    <w:p>
+      <w:pPr>
+        <w:jc w:val="both"/>
+        <w:rPr>
+          <w:rFonts w:ascii="Garamond" w:eastAsia="Garamond" w:hAnsi="Garamond" w:cs="Garamond"/>
+          <w:lang w:val="pt-PT"/>
         </w:rPr>
       </w:pPr>
     </w:p>
@@ -6488,59 +5816,7 @@
           <w:szCs w:val="23"/>
           <w:highlight w:val="yellow"/>
         </w:rPr>
-        <w:t xml:space="preserve">Titular: {{ RAZÓN_SOCIAL_ENCABEZADO }}</w:t>
-      </w:r>
-      <w:proofErr w:type="gramStart"/>
-      <w:r>
-        <w:rPr>
-          <w:rFonts w:ascii="Garamond" w:eastAsia="Garamond" w:hAnsi="Garamond" w:cs="Garamond"/>
-          <w:i/>
-          <w:iCs/>
-          <w:sz w:val="23"/>
-          <w:szCs w:val="23"/>
-          <w:highlight w:val="yellow"/>
-          <w:lang w:val="es-ES"/>
-        </w:rPr>
-        <w:t/>
-      </w:r>
-      <w:proofErr w:type="gramEnd"/>
-      <w:r>
-        <w:rPr>
-          <w:rFonts w:ascii="Garamond" w:eastAsia="Garamond" w:hAnsi="Garamond" w:cs="Garamond"/>
-          <w:i/>
-          <w:iCs/>
-          <w:sz w:val="23"/>
-          <w:szCs w:val="23"/>
-          <w:highlight w:val="yellow"/>
-          <w:lang w:val="es-ES"/>
-        </w:rPr>
-        <w:t/>
-      </w:r>
-      <w:proofErr w:type="gramStart"/>
-      <w:r>
-        <w:rPr>
-          <w:rFonts w:ascii="Garamond" w:eastAsia="Garamond" w:hAnsi="Garamond" w:cs="Garamond"/>
-          <w:i/>
-          <w:iCs/>
-          <w:sz w:val="23"/>
-          <w:szCs w:val="23"/>
-          <w:highlight w:val="yellow"/>
-          <w:lang w:val="es-ES"/>
-        </w:rPr>
-        <w:t/>
-      </w:r>
-      <w:proofErr w:type="gramEnd"/>
-      <w:r>
-        <w:rPr>
-          <w:rFonts w:ascii="Garamond" w:eastAsia="Garamond" w:hAnsi="Garamond" w:cs="Garamond"/>
-          <w:i/>
-          <w:iCs/>
-          <w:sz w:val="23"/>
-          <w:szCs w:val="23"/>
-          <w:highlight w:val="yellow"/>
-          <w:lang w:val="es-ES"/>
-        </w:rPr>
-        <w:t/>
+        <w:t>Titular: {{ RAZÓN_SOCIAL_ENCABEZADO }}</w:t>
       </w:r>
     </w:p>
     <w:p>
@@ -6576,55 +5852,7 @@
           <w:szCs w:val="23"/>
           <w:highlight w:val="yellow"/>
         </w:rPr>
-        <w:t xml:space="preserve">Cuenta: </w:t>
-      </w:r>
-      <w:proofErr w:type="gramStart"/>
-      <w:r>
-        <w:rPr>
-          <w:rFonts w:ascii="Garamond" w:eastAsia="Garamond" w:hAnsi="Garamond" w:cs="Garamond"/>
-          <w:i/>
-          <w:iCs/>
-          <w:sz w:val="23"/>
-          <w:szCs w:val="23"/>
-          <w:highlight w:val="yellow"/>
-        </w:rPr>
-        <w:t>{{ N</w:t>
-      </w:r>
-      <w:proofErr w:type="gramEnd"/>
-      <w:r>
-        <w:rPr>
-          <w:rFonts w:ascii="Garamond" w:eastAsia="Garamond" w:hAnsi="Garamond" w:cs="Garamond"/>
-          <w:i/>
-          <w:iCs/>
-          <w:sz w:val="23"/>
-          <w:szCs w:val="23"/>
-          <w:highlight w:val="yellow"/>
-        </w:rPr>
-        <w:t>_</w:t>
-      </w:r>
-      <w:proofErr w:type="gramStart"/>
-      <w:r>
-        <w:rPr>
-          <w:rFonts w:ascii="Garamond" w:eastAsia="Garamond" w:hAnsi="Garamond" w:cs="Garamond"/>
-          <w:i/>
-          <w:iCs/>
-          <w:sz w:val="23"/>
-          <w:szCs w:val="23"/>
-          <w:highlight w:val="yellow"/>
-        </w:rPr>
-        <w:t>CUENTA }</w:t>
-      </w:r>
-      <w:proofErr w:type="gramEnd"/>
-      <w:r>
-        <w:rPr>
-          <w:rFonts w:ascii="Garamond" w:eastAsia="Garamond" w:hAnsi="Garamond" w:cs="Garamond"/>
-          <w:i/>
-          <w:iCs/>
-          <w:sz w:val="23"/>
-          <w:szCs w:val="23"/>
-          <w:highlight w:val="yellow"/>
-        </w:rPr>
-        <w:t>}</w:t>
+        <w:t>Cuenta: {{ N_CUENTA }}</w:t>
       </w:r>
     </w:p>
     <w:p>
@@ -6673,55 +5901,7 @@
           <w:szCs w:val="23"/>
           <w:highlight w:val="yellow"/>
         </w:rPr>
-        <w:t xml:space="preserve"> Interbancaria: </w:t>
-      </w:r>
-      <w:proofErr w:type="gramStart"/>
-      <w:r>
-        <w:rPr>
-          <w:rFonts w:ascii="Garamond" w:eastAsia="Garamond" w:hAnsi="Garamond" w:cs="Garamond"/>
-          <w:i/>
-          <w:iCs/>
-          <w:sz w:val="23"/>
-          <w:szCs w:val="23"/>
-          <w:highlight w:val="yellow"/>
-        </w:rPr>
-        <w:t>{{ N</w:t>
-      </w:r>
-      <w:proofErr w:type="gramEnd"/>
-      <w:r>
-        <w:rPr>
-          <w:rFonts w:ascii="Garamond" w:eastAsia="Garamond" w:hAnsi="Garamond" w:cs="Garamond"/>
-          <w:i/>
-          <w:iCs/>
-          <w:sz w:val="23"/>
-          <w:szCs w:val="23"/>
-          <w:highlight w:val="yellow"/>
-        </w:rPr>
-        <w:t>_</w:t>
-      </w:r>
-      <w:proofErr w:type="gramStart"/>
-      <w:r>
-        <w:rPr>
-          <w:rFonts w:ascii="Garamond" w:eastAsia="Garamond" w:hAnsi="Garamond" w:cs="Garamond"/>
-          <w:i/>
-          <w:iCs/>
-          <w:sz w:val="23"/>
-          <w:szCs w:val="23"/>
-          <w:highlight w:val="yellow"/>
-        </w:rPr>
-        <w:t>CLABE }</w:t>
-      </w:r>
-      <w:proofErr w:type="gramEnd"/>
-      <w:r>
-        <w:rPr>
-          <w:rFonts w:ascii="Garamond" w:eastAsia="Garamond" w:hAnsi="Garamond" w:cs="Garamond"/>
-          <w:i/>
-          <w:iCs/>
-          <w:sz w:val="23"/>
-          <w:szCs w:val="23"/>
-          <w:highlight w:val="yellow"/>
-        </w:rPr>
-        <w:t xml:space="preserve">} </w:t>
+        <w:t xml:space="preserve"> Interbancaria: {{ N_CLABE }} </w:t>
       </w:r>
     </w:p>
     <w:p>
@@ -6757,9 +5937,9 @@
           <w:szCs w:val="23"/>
           <w:highlight w:val="yellow"/>
         </w:rPr>
-        <w:t xml:space="preserve">Banco: </w:t>
-      </w:r>
-      <w:proofErr w:type="gramStart"/>
+        <w:t xml:space="preserve">Banco: {{ </w:t>
+      </w:r>
+      <w:proofErr w:type="spellStart"/>
       <w:r>
         <w:rPr>
           <w:rFonts w:ascii="Garamond" w:eastAsia="Garamond" w:hAnsi="Garamond" w:cs="Garamond"/>
@@ -6769,9 +5949,9 @@
           <w:szCs w:val="23"/>
           <w:highlight w:val="yellow"/>
         </w:rPr>
-        <w:t xml:space="preserve">{{ </w:t>
-      </w:r>
-      <w:proofErr w:type="spellStart"/>
+        <w:t>BANCO|upper</w:t>
+      </w:r>
+      <w:proofErr w:type="spellEnd"/>
       <w:r>
         <w:rPr>
           <w:rFonts w:ascii="Garamond" w:eastAsia="Garamond" w:hAnsi="Garamond" w:cs="Garamond"/>
@@ -6781,94 +5961,500 @@
           <w:szCs w:val="23"/>
           <w:highlight w:val="yellow"/>
         </w:rPr>
-        <w:t>BANCO</w:t>
-      </w:r>
-      <w:proofErr w:type="gramEnd"/>
+        <w:t xml:space="preserve"> }}</w:t>
+      </w:r>
+    </w:p>
+    <w:p>
+      <w:pPr>
+        <w:jc w:val="both"/>
+        <w:rPr>
+          <w:rFonts w:ascii="Garamond" w:eastAsia="Garamond" w:hAnsi="Garamond" w:cs="Garamond"/>
+        </w:rPr>
+      </w:pPr>
+      <w:r>
+        <w:rPr>
+          <w:rFonts w:ascii="Garamond" w:eastAsia="Garamond" w:hAnsi="Garamond" w:cs="Garamond"/>
+        </w:rPr>
+        <w:t>El Aliado Comercial acepta el envío y recibo de facturas por medios electrónicos.</w:t>
+      </w:r>
+    </w:p>
+    <w:p>
+      <w:pPr>
+        <w:jc w:val="both"/>
+        <w:rPr>
+          <w:rFonts w:ascii="Garamond" w:eastAsia="Garamond" w:hAnsi="Garamond" w:cs="Garamond"/>
+        </w:rPr>
+      </w:pPr>
+    </w:p>
+    <w:p>
+      <w:pPr>
+        <w:jc w:val="both"/>
+        <w:rPr>
+          <w:rFonts w:ascii="Garamond" w:eastAsia="Garamond" w:hAnsi="Garamond" w:cs="Garamond"/>
+        </w:rPr>
+      </w:pPr>
+      <w:r>
+        <w:rPr>
+          <w:rFonts w:ascii="Garamond" w:eastAsia="Garamond" w:hAnsi="Garamond" w:cs="Garamond"/>
+          <w:b/>
+          <w:bCs/>
+          <w:u w:val="single"/>
+        </w:rPr>
+        <w:t>CLÁUSULA NOVENA. - Conciliaciones</w:t>
+      </w:r>
+      <w:r>
+        <w:rPr>
+          <w:rFonts w:ascii="Garamond" w:eastAsia="Garamond" w:hAnsi="Garamond" w:cs="Garamond"/>
+          <w:b/>
+          <w:bCs/>
+        </w:rPr>
+        <w:t xml:space="preserve">. </w:t>
+      </w:r>
+      <w:r>
+        <w:rPr>
+          <w:rFonts w:ascii="Garamond" w:eastAsia="Garamond" w:hAnsi="Garamond" w:cs="Garamond"/>
+        </w:rPr>
+        <w:t>Las Partes acuerdan que, en ningún caso, las Partes podrán conciliar órdenes o pagos que tengan una vigencia superior a 2 (dos) meses desde su creación al interior de la Plataforma Rappi, entendiéndose que cualquier error o diferencia de una orden o pago específico deberá ser conciliado entre las Partes con anterioridad.</w:t>
+      </w:r>
+    </w:p>
+    <w:p>
+      <w:pPr>
+        <w:jc w:val="both"/>
+        <w:rPr>
+          <w:rFonts w:ascii="Garamond" w:eastAsia="Garamond" w:hAnsi="Garamond" w:cs="Garamond"/>
+        </w:rPr>
+      </w:pPr>
+    </w:p>
+    <w:p>
+      <w:pPr>
+        <w:jc w:val="both"/>
+        <w:rPr>
+          <w:rFonts w:ascii="Garamond" w:eastAsia="Garamond" w:hAnsi="Garamond" w:cs="Garamond"/>
+          <w:u w:val="single"/>
+        </w:rPr>
+      </w:pPr>
+      <w:r>
+        <w:rPr>
+          <w:rFonts w:ascii="Garamond" w:eastAsia="Garamond" w:hAnsi="Garamond" w:cs="Garamond"/>
+          <w:b/>
+          <w:bCs/>
+          <w:u w:val="single"/>
+        </w:rPr>
+        <w:t>CLÁUSULA DÉCIMA. - Retenciones</w:t>
+      </w:r>
+      <w:r>
+        <w:rPr>
+          <w:rFonts w:ascii="Garamond" w:eastAsia="Garamond" w:hAnsi="Garamond" w:cs="Garamond"/>
+          <w:b/>
+          <w:bCs/>
+        </w:rPr>
+        <w:t>.</w:t>
+      </w:r>
+      <w:r>
+        <w:rPr>
+          <w:rFonts w:ascii="Garamond" w:eastAsia="Garamond" w:hAnsi="Garamond" w:cs="Garamond"/>
+        </w:rPr>
+        <w:t xml:space="preserve"> Rappi efectuará las retenciones correspondientes por las ventas de los Productos realizadas por el Aliado Comercial a través de la Plataforma Rappi. Dichas retenciones se realizarán sobre el valor de las ventas de Productos del Aliado Comercial. </w:t>
+      </w:r>
+    </w:p>
+    <w:p>
+      <w:pPr>
+        <w:jc w:val="both"/>
+        <w:rPr>
+          <w:rFonts w:ascii="Garamond" w:eastAsia="Garamond" w:hAnsi="Garamond" w:cs="Garamond"/>
+        </w:rPr>
+      </w:pPr>
+    </w:p>
+    <w:p>
+      <w:pPr>
+        <w:jc w:val="both"/>
+        <w:rPr>
+          <w:rFonts w:ascii="Garamond" w:eastAsia="Garamond" w:hAnsi="Garamond" w:cs="Garamond"/>
+        </w:rPr>
+      </w:pPr>
+      <w:r>
+        <w:rPr>
+          <w:rFonts w:ascii="Garamond" w:eastAsia="Garamond" w:hAnsi="Garamond" w:cs="Garamond"/>
+          <w:b/>
+          <w:bCs/>
+          <w:u w:val="single"/>
+        </w:rPr>
+        <w:t>CLÁUSULA DÉCIMA PRIMERA. - Modalidad de entrega Pick-Up</w:t>
+      </w:r>
+      <w:r>
+        <w:rPr>
+          <w:rFonts w:ascii="Garamond" w:eastAsia="Garamond" w:hAnsi="Garamond" w:cs="Garamond"/>
+          <w:b/>
+          <w:bCs/>
+        </w:rPr>
+        <w:t xml:space="preserve">. </w:t>
+      </w:r>
+      <w:r>
+        <w:rPr>
+          <w:rFonts w:ascii="Garamond" w:eastAsia="Garamond" w:hAnsi="Garamond" w:cs="Garamond"/>
+        </w:rPr>
+        <w:t xml:space="preserve">En el caso en el que Pick-Up se encuentre habilitado, el Aliado Comercial declara y acepta lo siguiente: </w:t>
+      </w:r>
+      <w:r>
+        <w:rPr>
+          <w:rFonts w:ascii="Garamond" w:eastAsia="Garamond" w:hAnsi="Garamond" w:cs="Garamond"/>
+          <w:b/>
+          <w:bCs/>
+        </w:rPr>
+        <w:t>(i)</w:t>
+      </w:r>
+      <w:r>
+        <w:rPr>
+          <w:rFonts w:ascii="Garamond" w:eastAsia="Garamond" w:hAnsi="Garamond" w:cs="Garamond"/>
+        </w:rPr>
+        <w:t xml:space="preserve"> Rappi cobrará, por concepto de Uso y Alquiler de la Plataforma Rappi el 13% (trece por ciento) más IVA del valor de las órdenes tramitadas bajo la modalidad Pick-Up; </w:t>
+      </w:r>
+      <w:r>
+        <w:rPr>
+          <w:rFonts w:ascii="Garamond" w:eastAsia="Garamond" w:hAnsi="Garamond" w:cs="Garamond"/>
+          <w:b/>
+          <w:bCs/>
+        </w:rPr>
+        <w:t>(</w:t>
+      </w:r>
+      <w:proofErr w:type="spellStart"/>
+      <w:r>
+        <w:rPr>
+          <w:rFonts w:ascii="Garamond" w:eastAsia="Garamond" w:hAnsi="Garamond" w:cs="Garamond"/>
+          <w:b/>
+          <w:bCs/>
+        </w:rPr>
+        <w:t>ii</w:t>
+      </w:r>
+      <w:proofErr w:type="spellEnd"/>
+      <w:r>
+        <w:rPr>
+          <w:rFonts w:ascii="Garamond" w:eastAsia="Garamond" w:hAnsi="Garamond" w:cs="Garamond"/>
+          <w:b/>
+          <w:bCs/>
+        </w:rPr>
+        <w:t>)</w:t>
+      </w:r>
+      <w:r>
+        <w:rPr>
+          <w:rFonts w:ascii="Garamond" w:eastAsia="Garamond" w:hAnsi="Garamond" w:cs="Garamond"/>
+        </w:rPr>
+        <w:t xml:space="preserve"> Rappi cubrirá el 35% (treinta y cinco por ciento) del valor total de las órdenes canceladas, cuya cancelación no sea culpa exclusiva del Aliado Comercial. Se aclara que dentro de dicho porcentaje no se tendrá en cuenta el valor de los Productos que no requieren preparación; </w:t>
+      </w:r>
+      <w:r>
+        <w:rPr>
+          <w:rFonts w:ascii="Garamond" w:eastAsia="Garamond" w:hAnsi="Garamond" w:cs="Garamond"/>
+          <w:b/>
+          <w:bCs/>
+        </w:rPr>
+        <w:t>(</w:t>
+      </w:r>
+      <w:proofErr w:type="spellStart"/>
+      <w:r>
+        <w:rPr>
+          <w:rFonts w:ascii="Garamond" w:eastAsia="Garamond" w:hAnsi="Garamond" w:cs="Garamond"/>
+          <w:b/>
+          <w:bCs/>
+        </w:rPr>
+        <w:t>iii</w:t>
+      </w:r>
+      <w:proofErr w:type="spellEnd"/>
+      <w:r>
+        <w:rPr>
+          <w:rFonts w:ascii="Garamond" w:eastAsia="Garamond" w:hAnsi="Garamond" w:cs="Garamond"/>
+          <w:b/>
+          <w:bCs/>
+        </w:rPr>
+        <w:t>)</w:t>
+      </w:r>
+      <w:r>
+        <w:rPr>
+          <w:rFonts w:ascii="Garamond" w:eastAsia="Garamond" w:hAnsi="Garamond" w:cs="Garamond"/>
+        </w:rPr>
+        <w:t xml:space="preserve"> El Aliado Comercial asumirá las compensaciones otorgadas a los Usuarios/Consumidores en aquellas órdenes donde el Aliado Comercial haya entregado: </w:t>
+      </w:r>
+      <w:r>
+        <w:rPr>
+          <w:rFonts w:ascii="Garamond" w:eastAsia="Garamond" w:hAnsi="Garamond" w:cs="Garamond"/>
+          <w:b/>
+          <w:bCs/>
+        </w:rPr>
+        <w:t>(a)</w:t>
+      </w:r>
+      <w:r>
+        <w:rPr>
+          <w:rFonts w:ascii="Garamond" w:eastAsia="Garamond" w:hAnsi="Garamond" w:cs="Garamond"/>
+        </w:rPr>
+        <w:t xml:space="preserve"> un Producto equivocado; </w:t>
+      </w:r>
+      <w:r>
+        <w:rPr>
+          <w:rFonts w:ascii="Garamond" w:eastAsia="Garamond" w:hAnsi="Garamond" w:cs="Garamond"/>
+          <w:b/>
+          <w:bCs/>
+        </w:rPr>
+        <w:t>(b)</w:t>
+      </w:r>
+      <w:r>
+        <w:rPr>
+          <w:rFonts w:ascii="Garamond" w:eastAsia="Garamond" w:hAnsi="Garamond" w:cs="Garamond"/>
+        </w:rPr>
+        <w:t xml:space="preserve"> una orden incompleta; </w:t>
+      </w:r>
+      <w:r>
+        <w:rPr>
+          <w:rFonts w:ascii="Garamond" w:eastAsia="Garamond" w:hAnsi="Garamond" w:cs="Garamond"/>
+          <w:b/>
+          <w:bCs/>
+        </w:rPr>
+        <w:t>(c)</w:t>
+      </w:r>
+      <w:r>
+        <w:rPr>
+          <w:rFonts w:ascii="Garamond" w:eastAsia="Garamond" w:hAnsi="Garamond" w:cs="Garamond"/>
+        </w:rPr>
+        <w:t xml:space="preserve"> un Producto en mal estado. El descuento de dichas compensaciones se realizará sobre el valor a reembolsar semanalmente al Aliado Comercial, de conformidad con lo establecido en la Cláusula </w:t>
+      </w:r>
+      <w:r>
+        <w:rPr>
+          <w:rFonts w:ascii="Garamond" w:eastAsia="Garamond" w:hAnsi="Garamond" w:cs="Garamond"/>
+        </w:rPr>
+        <w:lastRenderedPageBreak/>
+        <w:t xml:space="preserve">Octava del presente Acuerdo de Cooperación; </w:t>
+      </w:r>
+      <w:r>
+        <w:rPr>
+          <w:rFonts w:ascii="Garamond" w:eastAsia="Garamond" w:hAnsi="Garamond" w:cs="Garamond"/>
+          <w:b/>
+          <w:bCs/>
+        </w:rPr>
+        <w:t>(</w:t>
+      </w:r>
+      <w:proofErr w:type="spellStart"/>
+      <w:r>
+        <w:rPr>
+          <w:rFonts w:ascii="Garamond" w:eastAsia="Garamond" w:hAnsi="Garamond" w:cs="Garamond"/>
+          <w:b/>
+          <w:bCs/>
+        </w:rPr>
+        <w:t>iv</w:t>
+      </w:r>
+      <w:proofErr w:type="spellEnd"/>
+      <w:r>
+        <w:rPr>
+          <w:rFonts w:ascii="Garamond" w:eastAsia="Garamond" w:hAnsi="Garamond" w:cs="Garamond"/>
+          <w:b/>
+          <w:bCs/>
+        </w:rPr>
+        <w:t>)</w:t>
+      </w:r>
+      <w:r>
+        <w:rPr>
+          <w:rFonts w:ascii="Garamond" w:eastAsia="Garamond" w:hAnsi="Garamond" w:cs="Garamond"/>
+        </w:rPr>
+        <w:t xml:space="preserve"> El Aliado Comercial asumirá el valor total de las compensaciones otorgadas a los Usuarios/Consumidores por órdenes reportadas como no entregadas por el Usuario/Consumidor y cuya entrega no pueda ser comprobada por el Aliado Comercial. El descuento de dichas compensaciones se realizará sobre el valor a reembolsar semanalmente al Aliado Comercial, de conformidad con lo establecido en la Cláusula Octava del presente Acuerdo de Cooperación; </w:t>
+      </w:r>
+      <w:r>
+        <w:rPr>
+          <w:rFonts w:ascii="Garamond" w:eastAsia="Garamond" w:hAnsi="Garamond" w:cs="Garamond"/>
+          <w:b/>
+          <w:bCs/>
+        </w:rPr>
+        <w:t>(v)</w:t>
+      </w:r>
+      <w:r>
+        <w:rPr>
+          <w:rFonts w:ascii="Garamond" w:eastAsia="Garamond" w:hAnsi="Garamond" w:cs="Garamond"/>
+        </w:rPr>
+        <w:t xml:space="preserve"> En aquellas órdenes en donde el Usuario/Consumidor seleccione efectivo o tarjeta débito como método de pago, el Aliado Comercial será el único responsable de cobrar el valor de la orden al Usuario/Consumidor al entregar los Productos en el Establecimiento de Comercio. El Aliado Comercial no podrá cobrar al Usuario/Consumidor un valor diferente al establecido en la Plataforma Rappi; </w:t>
+      </w:r>
+      <w:r>
+        <w:rPr>
+          <w:rFonts w:ascii="Garamond" w:eastAsia="Garamond" w:hAnsi="Garamond" w:cs="Garamond"/>
+          <w:b/>
+          <w:bCs/>
+        </w:rPr>
+        <w:t>(vi)</w:t>
+      </w:r>
+      <w:r>
+        <w:rPr>
+          <w:rFonts w:ascii="Garamond" w:eastAsia="Garamond" w:hAnsi="Garamond" w:cs="Garamond"/>
+        </w:rPr>
+        <w:t xml:space="preserve"> El Aliado Comercial será el único responsable de verificar que los Productos sean entregados al Usuario/Consumidor correcto; </w:t>
+      </w:r>
+      <w:r>
+        <w:rPr>
+          <w:rFonts w:ascii="Garamond" w:eastAsia="Garamond" w:hAnsi="Garamond" w:cs="Garamond"/>
+          <w:b/>
+          <w:bCs/>
+        </w:rPr>
+        <w:t>(</w:t>
+      </w:r>
+      <w:proofErr w:type="spellStart"/>
+      <w:r>
+        <w:rPr>
+          <w:rFonts w:ascii="Garamond" w:eastAsia="Garamond" w:hAnsi="Garamond" w:cs="Garamond"/>
+          <w:b/>
+          <w:bCs/>
+        </w:rPr>
+        <w:t>vii</w:t>
+      </w:r>
+      <w:proofErr w:type="spellEnd"/>
+      <w:r>
+        <w:rPr>
+          <w:rFonts w:ascii="Garamond" w:eastAsia="Garamond" w:hAnsi="Garamond" w:cs="Garamond"/>
+          <w:b/>
+          <w:bCs/>
+        </w:rPr>
+        <w:t>)</w:t>
+      </w:r>
+      <w:r>
+        <w:rPr>
+          <w:rFonts w:ascii="Garamond" w:eastAsia="Garamond" w:hAnsi="Garamond" w:cs="Garamond"/>
+        </w:rPr>
+        <w:t xml:space="preserve"> Rappi podrá desactivar Pick-Up en cualquier momento de manera unilateral, previa notificación al Aliado Comercial.</w:t>
+      </w:r>
+    </w:p>
+    <w:p>
+      <w:pPr>
+        <w:jc w:val="both"/>
+        <w:rPr>
+          <w:rFonts w:ascii="Garamond" w:eastAsia="Garamond" w:hAnsi="Garamond" w:cs="Garamond"/>
+        </w:rPr>
+      </w:pPr>
+    </w:p>
+    <w:p>
+      <w:pPr>
+        <w:jc w:val="both"/>
+        <w:rPr>
+          <w:rFonts w:ascii="Garamond" w:eastAsia="Garamond" w:hAnsi="Garamond" w:cs="Garamond"/>
+        </w:rPr>
+      </w:pPr>
+      <w:r>
+        <w:rPr>
+          <w:rFonts w:ascii="Garamond" w:eastAsia="Garamond" w:hAnsi="Garamond" w:cs="Garamond"/>
+          <w:b/>
+          <w:bCs/>
+          <w:u w:val="single"/>
+        </w:rPr>
+        <w:t>CLÁUSULA DÉCIMA SEGUNDA. - Tablets</w:t>
+      </w:r>
+      <w:r>
+        <w:rPr>
+          <w:rFonts w:ascii="Garamond" w:eastAsia="Garamond" w:hAnsi="Garamond" w:cs="Garamond"/>
+          <w:b/>
+          <w:bCs/>
+        </w:rPr>
+        <w:t xml:space="preserve">. </w:t>
+      </w:r>
+      <w:r>
+        <w:rPr>
+          <w:rFonts w:ascii="Garamond" w:eastAsia="Garamond" w:hAnsi="Garamond" w:cs="Garamond"/>
+        </w:rPr>
+        <w:t xml:space="preserve">En el caso en el que el Aliado Comercial adquiera a través de Rappi las </w:t>
+      </w:r>
+      <w:proofErr w:type="spellStart"/>
       <w:r>
         <w:rPr>
           <w:rFonts w:ascii="Garamond" w:eastAsia="Garamond" w:hAnsi="Garamond" w:cs="Garamond"/>
           <w:i/>
           <w:iCs/>
-          <w:sz w:val="23"/>
-          <w:szCs w:val="23"/>
-          <w:highlight w:val="yellow"/>
-        </w:rPr>
-        <w:t>|</w:t>
-      </w:r>
-      <w:proofErr w:type="gramStart"/>
+        </w:rPr>
+        <w:t>tablets</w:t>
+      </w:r>
+      <w:proofErr w:type="spellEnd"/>
+      <w:r>
+        <w:rPr>
+          <w:rFonts w:ascii="Garamond" w:eastAsia="Garamond" w:hAnsi="Garamond" w:cs="Garamond"/>
+        </w:rPr>
+        <w:t xml:space="preserve"> necesarias para recibir y tramitar las órdenes solicitadas por los Usuarios/Consumidores por medio de la Plataforma Rappi, el valor de la(s) misma(s) será descontado en 4 (cuatro) cuotas semanales del mismo valor, del valor total de ventas generadas semanalmente por medio de la Plataforma Rappi. Se aclara que el valor pagadero por parte del Aliado Comercial mencionado anteriormente es adicional a aquel pagado por concepto de Uso y Alquiler de la Plataforma Rappi.</w:t>
+      </w:r>
+    </w:p>
+    <w:p>
+      <w:pPr>
+        <w:jc w:val="both"/>
+        <w:rPr>
+          <w:rFonts w:ascii="Garamond" w:eastAsia="Garamond" w:hAnsi="Garamond" w:cs="Garamond"/>
+        </w:rPr>
+      </w:pPr>
+    </w:p>
+    <w:p>
+      <w:pPr>
+        <w:jc w:val="both"/>
+        <w:rPr>
+          <w:rFonts w:ascii="Garamond" w:eastAsia="Garamond" w:hAnsi="Garamond" w:cs="Garamond"/>
+        </w:rPr>
+      </w:pPr>
+      <w:r>
+        <w:rPr>
+          <w:rFonts w:ascii="Garamond" w:eastAsia="Garamond" w:hAnsi="Garamond" w:cs="Garamond"/>
+        </w:rPr>
+        <w:t>En el caso en el que el Aliado Comercial no pueda cubrir el pago de la cuota semanal a partir de sus ventas, estará obligado a completar el valor faltante por medio de una transferencia bancaria a favor de Rappi a la cuenta bancaria determinada por éste último para dicho fin.</w:t>
+      </w:r>
+    </w:p>
+    <w:p>
+      <w:pPr>
+        <w:jc w:val="both"/>
+        <w:rPr>
+          <w:rFonts w:ascii="Garamond" w:eastAsia="Garamond" w:hAnsi="Garamond" w:cs="Garamond"/>
+        </w:rPr>
+      </w:pPr>
+    </w:p>
+    <w:p>
+      <w:pPr>
+        <w:jc w:val="both"/>
+        <w:rPr>
+          <w:rFonts w:ascii="Garamond" w:eastAsia="Garamond" w:hAnsi="Garamond" w:cs="Garamond"/>
+        </w:rPr>
+      </w:pPr>
+      <w:r>
+        <w:rPr>
+          <w:rFonts w:ascii="Garamond" w:eastAsia="Garamond" w:hAnsi="Garamond" w:cs="Garamond"/>
+        </w:rPr>
+        <w:t xml:space="preserve">En el caso en el que cese el uso de la Plataforma Rappi por parte del Aliado Comercial, sin que el valor de la(s) </w:t>
+      </w:r>
+      <w:proofErr w:type="spellStart"/>
       <w:r>
         <w:rPr>
           <w:rFonts w:ascii="Garamond" w:eastAsia="Garamond" w:hAnsi="Garamond" w:cs="Garamond"/>
           <w:i/>
           <w:iCs/>
-          <w:sz w:val="23"/>
-          <w:szCs w:val="23"/>
-          <w:highlight w:val="yellow"/>
-        </w:rPr>
-        <w:t>upper</w:t>
+        </w:rPr>
+        <w:t>tablet</w:t>
       </w:r>
       <w:proofErr w:type="spellEnd"/>
       <w:r>
         <w:rPr>
           <w:rFonts w:ascii="Garamond" w:eastAsia="Garamond" w:hAnsi="Garamond" w:cs="Garamond"/>
-          <w:i/>
-          <w:iCs/>
-          <w:sz w:val="23"/>
-          <w:szCs w:val="23"/>
-          <w:highlight w:val="yellow"/>
-        </w:rPr>
-        <w:t xml:space="preserve"> }</w:t>
-      </w:r>
-      <w:proofErr w:type="gramEnd"/>
-      <w:r>
-        <w:rPr>
-          <w:rFonts w:ascii="Garamond" w:eastAsia="Garamond" w:hAnsi="Garamond" w:cs="Garamond"/>
-          <w:i/>
-          <w:iCs/>
-          <w:sz w:val="23"/>
-          <w:szCs w:val="23"/>
-          <w:highlight w:val="yellow"/>
-        </w:rPr>
-        <w:t>}</w:t>
-      </w:r>
-    </w:p>
-    <w:p>
-      <w:pPr>
-        <w:jc w:val="both"/>
-        <w:rPr>
-          <w:rFonts w:ascii="Garamond" w:eastAsia="Garamond" w:hAnsi="Garamond" w:cs="Garamond"/>
-        </w:rPr>
-      </w:pPr>
-      <w:r>
-        <w:rPr>
-          <w:rFonts w:ascii="Garamond" w:eastAsia="Garamond" w:hAnsi="Garamond" w:cs="Garamond"/>
-        </w:rPr>
-        <w:t>El Aliado Comercial acepta el envío y recibo de facturas por medios electrónicos.</w:t>
-      </w:r>
-    </w:p>
-    <w:p>
-      <w:pPr>
-        <w:jc w:val="both"/>
-        <w:rPr>
-          <w:rFonts w:ascii="Garamond" w:eastAsia="Garamond" w:hAnsi="Garamond" w:cs="Garamond"/>
-        </w:rPr>
-      </w:pPr>
-    </w:p>
-    <w:p>
-      <w:pPr>
-        <w:jc w:val="both"/>
-        <w:rPr>
-          <w:rFonts w:ascii="Garamond" w:eastAsia="Garamond" w:hAnsi="Garamond" w:cs="Garamond"/>
-        </w:rPr>
-      </w:pPr>
-      <w:r>
-        <w:rPr>
-          <w:rFonts w:ascii="Garamond" w:eastAsia="Garamond" w:hAnsi="Garamond" w:cs="Garamond"/>
-          <w:b/>
-          <w:bCs/>
-          <w:u w:val="single"/>
-        </w:rPr>
-        <w:t>CLÁUSULA NOVENA. - Conciliaciones</w:t>
+        </w:rPr>
+        <w:t>(s) haya sido pagado en su totalidad, el Aliado Comercial deberá pagar el valor faltante dentro de los 15 (quince) días hábiles siguientes a la fecha de terminación efectiva.</w:t>
+      </w:r>
+    </w:p>
+    <w:p>
+      <w:pPr>
+        <w:jc w:val="both"/>
+        <w:rPr>
+          <w:rFonts w:ascii="Garamond" w:eastAsia="Garamond" w:hAnsi="Garamond" w:cs="Garamond"/>
+        </w:rPr>
+      </w:pPr>
+    </w:p>
+    <w:p>
+      <w:pPr>
+        <w:jc w:val="both"/>
+        <w:rPr>
+          <w:rFonts w:ascii="Garamond" w:eastAsia="Garamond" w:hAnsi="Garamond" w:cs="Garamond"/>
+          <w:b/>
+          <w:bCs/>
+        </w:rPr>
+      </w:pPr>
+      <w:r>
+        <w:rPr>
+          <w:rFonts w:ascii="Garamond" w:eastAsia="Garamond" w:hAnsi="Garamond" w:cs="Garamond"/>
+          <w:b/>
+          <w:bCs/>
+          <w:u w:val="single"/>
+        </w:rPr>
+        <w:t>CLÁUSULA DÉCIMA TERCERA. - Vigencia</w:t>
       </w:r>
       <w:r>
         <w:rPr>
@@ -6882,546 +6468,16 @@
         <w:rPr>
           <w:rFonts w:ascii="Garamond" w:eastAsia="Garamond" w:hAnsi="Garamond" w:cs="Garamond"/>
         </w:rPr>
-        <w:t>Las Partes acuerdan que, en ningún caso, las Partes podrán conciliar órdenes o pagos que tengan una vigencia superior a 2 (dos) meses desde su creación al interior de la Plataforma Rappi, entendiéndose que cualquier error o diferencia de una orden o pago específico deberá ser conciliado entre las Partes con anterioridad.</w:t>
-      </w:r>
-    </w:p>
-    <w:p>
-      <w:pPr>
-        <w:jc w:val="both"/>
-        <w:rPr>
-          <w:rFonts w:ascii="Garamond" w:eastAsia="Garamond" w:hAnsi="Garamond" w:cs="Garamond"/>
-        </w:rPr>
-      </w:pPr>
-    </w:p>
-    <w:p>
-      <w:pPr>
-        <w:jc w:val="both"/>
-        <w:rPr>
-          <w:rFonts w:ascii="Garamond" w:eastAsia="Garamond" w:hAnsi="Garamond" w:cs="Garamond"/>
-          <w:u w:val="single"/>
-        </w:rPr>
-      </w:pPr>
-      <w:r>
-        <w:rPr>
-          <w:rFonts w:ascii="Garamond" w:eastAsia="Garamond" w:hAnsi="Garamond" w:cs="Garamond"/>
-          <w:b/>
-          <w:bCs/>
-          <w:u w:val="single"/>
-        </w:rPr>
-        <w:t>CLÁUSULA DÉCIMA. - Retenciones</w:t>
-      </w:r>
-      <w:r>
-        <w:rPr>
-          <w:rFonts w:ascii="Garamond" w:eastAsia="Garamond" w:hAnsi="Garamond" w:cs="Garamond"/>
-          <w:b/>
-          <w:bCs/>
-        </w:rPr>
-        <w:t>.</w:t>
-      </w:r>
-      <w:r>
-        <w:rPr>
-          <w:rFonts w:ascii="Garamond" w:eastAsia="Garamond" w:hAnsi="Garamond" w:cs="Garamond"/>
-        </w:rPr>
-        <w:t xml:space="preserve"> Rappi efectuará las retenciones correspondientes por las ventas de los Productos realizadas por el Aliado Comercial a través de la Plataforma Rappi. Dichas retenciones se realizarán sobre el valor de las ventas de Productos del Aliado Comercial. </w:t>
-      </w:r>
-    </w:p>
-    <w:p>
-      <w:pPr>
-        <w:jc w:val="both"/>
-        <w:rPr>
-          <w:rFonts w:ascii="Garamond" w:eastAsia="Garamond" w:hAnsi="Garamond" w:cs="Garamond"/>
-        </w:rPr>
-      </w:pPr>
-    </w:p>
-    <w:p>
-      <w:pPr>
-        <w:jc w:val="both"/>
-        <w:rPr>
-          <w:rFonts w:ascii="Garamond" w:eastAsia="Garamond" w:hAnsi="Garamond" w:cs="Garamond"/>
-        </w:rPr>
-      </w:pPr>
-      <w:r>
-        <w:rPr>
-          <w:rFonts w:ascii="Garamond" w:eastAsia="Garamond" w:hAnsi="Garamond" w:cs="Garamond"/>
-          <w:b/>
-          <w:bCs/>
-          <w:u w:val="single"/>
-        </w:rPr>
-        <w:t>CLÁUSULA DÉCIMA PRIMERA. - Modalidad de entrega Pick-Up</w:t>
-      </w:r>
-      <w:r>
-        <w:rPr>
-          <w:rFonts w:ascii="Garamond" w:eastAsia="Garamond" w:hAnsi="Garamond" w:cs="Garamond"/>
-          <w:b/>
-          <w:bCs/>
-        </w:rPr>
-        <w:t xml:space="preserve">. </w:t>
-      </w:r>
-      <w:r>
-        <w:rPr>
-          <w:rFonts w:ascii="Garamond" w:eastAsia="Garamond" w:hAnsi="Garamond" w:cs="Garamond"/>
-        </w:rPr>
-        <w:t xml:space="preserve">En el caso en el que Pick-Up se encuentre habilitado, el Aliado Comercial declara y acepta lo siguiente: </w:t>
-      </w:r>
-      <w:r>
-        <w:rPr>
-          <w:rFonts w:ascii="Garamond" w:eastAsia="Garamond" w:hAnsi="Garamond" w:cs="Garamond"/>
-          <w:b/>
-          <w:bCs/>
-        </w:rPr>
-        <w:t>(i)</w:t>
-      </w:r>
-      <w:r>
-        <w:rPr>
-          <w:rFonts w:ascii="Garamond" w:eastAsia="Garamond" w:hAnsi="Garamond" w:cs="Garamond"/>
-        </w:rPr>
-        <w:t xml:space="preserve"> Rappi cobrará, por concepto de Uso y Alquiler de la Plataforma Rappi el 13% (trece por ciento) más IVA del valor de las órdenes tramitadas bajo la modalidad Pick-Up; </w:t>
-      </w:r>
-      <w:r>
-        <w:rPr>
-          <w:rFonts w:ascii="Garamond" w:eastAsia="Garamond" w:hAnsi="Garamond" w:cs="Garamond"/>
-          <w:b/>
-          <w:bCs/>
-        </w:rPr>
-        <w:t>(</w:t>
-      </w:r>
-      <w:proofErr w:type="spellStart"/>
-      <w:r>
-        <w:rPr>
-          <w:rFonts w:ascii="Garamond" w:eastAsia="Garamond" w:hAnsi="Garamond" w:cs="Garamond"/>
-          <w:b/>
-          <w:bCs/>
-        </w:rPr>
-        <w:t>ii</w:t>
-      </w:r>
-      <w:proofErr w:type="spellEnd"/>
-      <w:r>
-        <w:rPr>
-          <w:rFonts w:ascii="Garamond" w:eastAsia="Garamond" w:hAnsi="Garamond" w:cs="Garamond"/>
-          <w:b/>
-          <w:bCs/>
-        </w:rPr>
-        <w:t>)</w:t>
-      </w:r>
-      <w:r>
-        <w:rPr>
-          <w:rFonts w:ascii="Garamond" w:eastAsia="Garamond" w:hAnsi="Garamond" w:cs="Garamond"/>
-        </w:rPr>
-        <w:t xml:space="preserve"> Rappi cubrirá el 35% (treinta y cinco por ciento) del valor total de las órdenes canceladas, cuya cancelación no sea culpa exclusiva del Aliado Comercial. Se aclara que dentro de dicho porcentaje no se tendrá en cuenta el valor de los Productos que no requieren preparación; </w:t>
-      </w:r>
-      <w:r>
-        <w:rPr>
-          <w:rFonts w:ascii="Garamond" w:eastAsia="Garamond" w:hAnsi="Garamond" w:cs="Garamond"/>
-          <w:b/>
-          <w:bCs/>
-        </w:rPr>
-        <w:t>(</w:t>
-      </w:r>
-      <w:proofErr w:type="spellStart"/>
-      <w:r>
-        <w:rPr>
-          <w:rFonts w:ascii="Garamond" w:eastAsia="Garamond" w:hAnsi="Garamond" w:cs="Garamond"/>
-          <w:b/>
-          <w:bCs/>
-        </w:rPr>
-        <w:t>iii</w:t>
-      </w:r>
-      <w:proofErr w:type="spellEnd"/>
-      <w:r>
-        <w:rPr>
-          <w:rFonts w:ascii="Garamond" w:eastAsia="Garamond" w:hAnsi="Garamond" w:cs="Garamond"/>
-          <w:b/>
-          <w:bCs/>
-        </w:rPr>
-        <w:t>)</w:t>
-      </w:r>
-      <w:r>
-        <w:rPr>
-          <w:rFonts w:ascii="Garamond" w:eastAsia="Garamond" w:hAnsi="Garamond" w:cs="Garamond"/>
-        </w:rPr>
-        <w:t xml:space="preserve"> El Aliado Comercial asumirá las compensaciones otorgadas a los Usuarios/Consumidores en aquellas órdenes donde el Aliado Comercial haya entregado: </w:t>
-      </w:r>
-      <w:r>
-        <w:rPr>
-          <w:rFonts w:ascii="Garamond" w:eastAsia="Garamond" w:hAnsi="Garamond" w:cs="Garamond"/>
-          <w:b/>
-          <w:bCs/>
-        </w:rPr>
-        <w:t>(a)</w:t>
-      </w:r>
-      <w:r>
-        <w:rPr>
-          <w:rFonts w:ascii="Garamond" w:eastAsia="Garamond" w:hAnsi="Garamond" w:cs="Garamond"/>
-        </w:rPr>
-        <w:t xml:space="preserve"> un Producto equivocado; </w:t>
-      </w:r>
-      <w:r>
-        <w:rPr>
-          <w:rFonts w:ascii="Garamond" w:eastAsia="Garamond" w:hAnsi="Garamond" w:cs="Garamond"/>
-          <w:b/>
-          <w:bCs/>
-        </w:rPr>
-        <w:t>(b)</w:t>
-      </w:r>
-      <w:r>
-        <w:rPr>
-          <w:rFonts w:ascii="Garamond" w:eastAsia="Garamond" w:hAnsi="Garamond" w:cs="Garamond"/>
-        </w:rPr>
-        <w:t xml:space="preserve"> una orden incompleta; </w:t>
-      </w:r>
-      <w:r>
-        <w:rPr>
-          <w:rFonts w:ascii="Garamond" w:eastAsia="Garamond" w:hAnsi="Garamond" w:cs="Garamond"/>
-          <w:b/>
-          <w:bCs/>
-        </w:rPr>
-        <w:t>(c)</w:t>
-      </w:r>
-      <w:r>
-        <w:rPr>
-          <w:rFonts w:ascii="Garamond" w:eastAsia="Garamond" w:hAnsi="Garamond" w:cs="Garamond"/>
-        </w:rPr>
-        <w:t xml:space="preserve"> un Producto en mal estado. El descuento de dichas compensaciones se realizará sobre el valor a reembolsar semanalmente al Aliado Comercial, de conformidad con lo establecido en la Cláusula Octava del presente Acuerdo de Cooperación; </w:t>
-      </w:r>
-      <w:r>
-        <w:rPr>
-          <w:rFonts w:ascii="Garamond" w:eastAsia="Garamond" w:hAnsi="Garamond" w:cs="Garamond"/>
-          <w:b/>
-          <w:bCs/>
-        </w:rPr>
-        <w:t>(</w:t>
-      </w:r>
-      <w:proofErr w:type="spellStart"/>
-      <w:r>
-        <w:rPr>
-          <w:rFonts w:ascii="Garamond" w:eastAsia="Garamond" w:hAnsi="Garamond" w:cs="Garamond"/>
-          <w:b/>
-          <w:bCs/>
-        </w:rPr>
-        <w:t>iv</w:t>
-      </w:r>
-      <w:proofErr w:type="spellEnd"/>
-      <w:r>
-        <w:rPr>
-          <w:rFonts w:ascii="Garamond" w:eastAsia="Garamond" w:hAnsi="Garamond" w:cs="Garamond"/>
-          <w:b/>
-          <w:bCs/>
-        </w:rPr>
-        <w:t>)</w:t>
-      </w:r>
-      <w:r>
-        <w:rPr>
-          <w:rFonts w:ascii="Garamond" w:eastAsia="Garamond" w:hAnsi="Garamond" w:cs="Garamond"/>
-        </w:rPr>
-        <w:t xml:space="preserve"> El Aliado Comercial asumirá el valor total de las </w:t>
-      </w:r>
-      <w:r>
-        <w:rPr>
-          <w:rFonts w:ascii="Garamond" w:eastAsia="Garamond" w:hAnsi="Garamond" w:cs="Garamond"/>
-        </w:rPr>
-        <w:lastRenderedPageBreak/>
-        <w:t xml:space="preserve">compensaciones otorgadas a los Usuarios/Consumidores por órdenes reportadas como no entregadas por el Usuario/Consumidor y cuya entrega no pueda ser comprobada por el Aliado Comercial. El descuento de dichas compensaciones se realizará sobre el valor a reembolsar semanalmente al Aliado Comercial, de conformidad con lo establecido en la Cláusula Octava del presente Acuerdo de Cooperación; </w:t>
-      </w:r>
-      <w:r>
-        <w:rPr>
-          <w:rFonts w:ascii="Garamond" w:eastAsia="Garamond" w:hAnsi="Garamond" w:cs="Garamond"/>
-          <w:b/>
-          <w:bCs/>
-        </w:rPr>
-        <w:t>(v)</w:t>
-      </w:r>
-      <w:r>
-        <w:rPr>
-          <w:rFonts w:ascii="Garamond" w:eastAsia="Garamond" w:hAnsi="Garamond" w:cs="Garamond"/>
-        </w:rPr>
-        <w:t xml:space="preserve"> En aquellas órdenes en donde el Usuario/Consumidor seleccione efectivo o tarjeta débito como método de pago, el Aliado Comercial será el único responsable de cobrar el valor de la orden al Usuario/Consumidor al entregar los Productos en el Establecimiento de Comercio. El Aliado Comercial no podrá cobrar al Usuario/Consumidor un valor diferente al establecido en la Plataforma Rappi; </w:t>
-      </w:r>
-      <w:r>
-        <w:rPr>
-          <w:rFonts w:ascii="Garamond" w:eastAsia="Garamond" w:hAnsi="Garamond" w:cs="Garamond"/>
-          <w:b/>
-          <w:bCs/>
-        </w:rPr>
-        <w:t>(vi)</w:t>
-      </w:r>
-      <w:r>
-        <w:rPr>
-          <w:rFonts w:ascii="Garamond" w:eastAsia="Garamond" w:hAnsi="Garamond" w:cs="Garamond"/>
-        </w:rPr>
-        <w:t xml:space="preserve"> El Aliado Comercial será el único responsable de verificar que los Productos sean entregados al Usuario/Consumidor correcto; </w:t>
-      </w:r>
-      <w:r>
-        <w:rPr>
-          <w:rFonts w:ascii="Garamond" w:eastAsia="Garamond" w:hAnsi="Garamond" w:cs="Garamond"/>
-          <w:b/>
-          <w:bCs/>
-        </w:rPr>
-        <w:t>(</w:t>
-      </w:r>
-      <w:proofErr w:type="spellStart"/>
-      <w:r>
-        <w:rPr>
-          <w:rFonts w:ascii="Garamond" w:eastAsia="Garamond" w:hAnsi="Garamond" w:cs="Garamond"/>
-          <w:b/>
-          <w:bCs/>
-        </w:rPr>
-        <w:t>vii</w:t>
-      </w:r>
-      <w:proofErr w:type="spellEnd"/>
-      <w:r>
-        <w:rPr>
-          <w:rFonts w:ascii="Garamond" w:eastAsia="Garamond" w:hAnsi="Garamond" w:cs="Garamond"/>
-          <w:b/>
-          <w:bCs/>
-        </w:rPr>
-        <w:t>)</w:t>
-      </w:r>
-      <w:r>
-        <w:rPr>
-          <w:rFonts w:ascii="Garamond" w:eastAsia="Garamond" w:hAnsi="Garamond" w:cs="Garamond"/>
-        </w:rPr>
-        <w:t xml:space="preserve"> Rappi podrá desactivar Pick-Up en cualquier momento de manera unilateral, previa notificación al Aliado Comercial.</w:t>
-      </w:r>
-    </w:p>
-    <w:p>
-      <w:pPr>
-        <w:jc w:val="both"/>
-        <w:rPr>
-          <w:rFonts w:ascii="Garamond" w:eastAsia="Garamond" w:hAnsi="Garamond" w:cs="Garamond"/>
-        </w:rPr>
-      </w:pPr>
-    </w:p>
-    <w:p>
-      <w:pPr>
-        <w:jc w:val="both"/>
-        <w:rPr>
-          <w:rFonts w:ascii="Garamond" w:eastAsia="Garamond" w:hAnsi="Garamond" w:cs="Garamond"/>
-        </w:rPr>
-      </w:pPr>
-      <w:r>
-        <w:rPr>
-          <w:rFonts w:ascii="Garamond" w:eastAsia="Garamond" w:hAnsi="Garamond" w:cs="Garamond"/>
-          <w:b/>
-          <w:bCs/>
-          <w:u w:val="single"/>
-        </w:rPr>
-        <w:t xml:space="preserve">CLÁUSULA DÉCIMA SEGUNDA. - </w:t>
-      </w:r>
-      <w:proofErr w:type="spellStart"/>
-      <w:r>
-        <w:rPr>
-          <w:rFonts w:ascii="Garamond" w:eastAsia="Garamond" w:hAnsi="Garamond" w:cs="Garamond"/>
-          <w:b/>
-          <w:bCs/>
-          <w:u w:val="single"/>
-        </w:rPr>
-        <w:t>Tablets</w:t>
-      </w:r>
-      <w:proofErr w:type="spellEnd"/>
-      <w:r>
-        <w:rPr>
-          <w:rFonts w:ascii="Garamond" w:eastAsia="Garamond" w:hAnsi="Garamond" w:cs="Garamond"/>
-          <w:b/>
-          <w:bCs/>
-        </w:rPr>
-        <w:t xml:space="preserve">. </w:t>
-      </w:r>
-      <w:r>
-        <w:rPr>
-          <w:rFonts w:ascii="Garamond" w:eastAsia="Garamond" w:hAnsi="Garamond" w:cs="Garamond"/>
-        </w:rPr>
-        <w:t xml:space="preserve">En el caso en el que el Aliado Comercial adquiera a través de Rappi las </w:t>
-      </w:r>
-      <w:proofErr w:type="spellStart"/>
-      <w:r>
-        <w:rPr>
-          <w:rFonts w:ascii="Garamond" w:eastAsia="Garamond" w:hAnsi="Garamond" w:cs="Garamond"/>
-          <w:i/>
-          <w:iCs/>
-        </w:rPr>
-        <w:t>tablets</w:t>
-      </w:r>
-      <w:proofErr w:type="spellEnd"/>
-      <w:r>
-        <w:rPr>
-          <w:rFonts w:ascii="Garamond" w:eastAsia="Garamond" w:hAnsi="Garamond" w:cs="Garamond"/>
-        </w:rPr>
-        <w:t xml:space="preserve"> necesarias para recibir y tramitar las órdenes solicitadas por los Usuarios/Consumidores por medio de la Plataforma Rappi, el valor de la(s) misma(s) será descontado en 4 (cuatro) cuotas semanales del mismo valor, del valor total de ventas generadas semanalmente por medio de la Plataforma Rappi. Se aclara que el valor pagadero por parte del Aliado Comercial mencionado anteriormente es adicional a aquel pagado por concepto de Uso y Alquiler de la Plataforma Rappi.</w:t>
-      </w:r>
-    </w:p>
-    <w:p>
-      <w:pPr>
-        <w:jc w:val="both"/>
-        <w:rPr>
-          <w:rFonts w:ascii="Garamond" w:eastAsia="Garamond" w:hAnsi="Garamond" w:cs="Garamond"/>
-        </w:rPr>
-      </w:pPr>
-    </w:p>
-    <w:p>
-      <w:pPr>
-        <w:jc w:val="both"/>
-        <w:rPr>
-          <w:rFonts w:ascii="Garamond" w:eastAsia="Garamond" w:hAnsi="Garamond" w:cs="Garamond"/>
-        </w:rPr>
-      </w:pPr>
-      <w:r>
-        <w:rPr>
-          <w:rFonts w:ascii="Garamond" w:eastAsia="Garamond" w:hAnsi="Garamond" w:cs="Garamond"/>
-        </w:rPr>
-        <w:t xml:space="preserve">En el caso en el que el Aliado Comercial no pueda cubrir el pago de la cuota semanal a partir de sus ventas, estará obligado a completar el valor faltante por medio de una transferencia bancaria a favor de Rappi a la cuenta bancaria determinada por </w:t>
-      </w:r>
-      <w:proofErr w:type="gramStart"/>
-      <w:r>
-        <w:rPr>
-          <w:rFonts w:ascii="Garamond" w:eastAsia="Garamond" w:hAnsi="Garamond" w:cs="Garamond"/>
-        </w:rPr>
-        <w:t>éste</w:t>
-      </w:r>
-      <w:proofErr w:type="gramEnd"/>
-      <w:r>
-        <w:rPr>
-          <w:rFonts w:ascii="Garamond" w:eastAsia="Garamond" w:hAnsi="Garamond" w:cs="Garamond"/>
-        </w:rPr>
-        <w:t xml:space="preserve"> último para dicho fin.</w:t>
-      </w:r>
-    </w:p>
-    <w:p>
-      <w:pPr>
-        <w:jc w:val="both"/>
-        <w:rPr>
-          <w:rFonts w:ascii="Garamond" w:eastAsia="Garamond" w:hAnsi="Garamond" w:cs="Garamond"/>
-        </w:rPr>
-      </w:pPr>
-    </w:p>
-    <w:p>
-      <w:pPr>
-        <w:jc w:val="both"/>
-        <w:rPr>
-          <w:rFonts w:ascii="Garamond" w:eastAsia="Garamond" w:hAnsi="Garamond" w:cs="Garamond"/>
-        </w:rPr>
-      </w:pPr>
-      <w:r>
-        <w:rPr>
-          <w:rFonts w:ascii="Garamond" w:eastAsia="Garamond" w:hAnsi="Garamond" w:cs="Garamond"/>
-        </w:rPr>
-        <w:t xml:space="preserve">En el caso en el que cese el uso de la Plataforma Rappi por parte del Aliado Comercial, sin que el valor de la(s) </w:t>
-      </w:r>
-      <w:proofErr w:type="spellStart"/>
-      <w:r>
-        <w:rPr>
-          <w:rFonts w:ascii="Garamond" w:eastAsia="Garamond" w:hAnsi="Garamond" w:cs="Garamond"/>
-          <w:i/>
-          <w:iCs/>
-        </w:rPr>
-        <w:t>tablet</w:t>
-      </w:r>
-      <w:proofErr w:type="spellEnd"/>
-      <w:r>
-        <w:rPr>
-          <w:rFonts w:ascii="Garamond" w:eastAsia="Garamond" w:hAnsi="Garamond" w:cs="Garamond"/>
-        </w:rPr>
-        <w:t>(s) haya sido pagado en su totalidad, el Aliado Comercial deberá pagar el valor faltante dentro de los 15 (quince) días hábiles siguientes a la fecha de terminación efectiva.</w:t>
-      </w:r>
-    </w:p>
-    <w:p>
-      <w:pPr>
-        <w:jc w:val="both"/>
-        <w:rPr>
-          <w:rFonts w:ascii="Garamond" w:eastAsia="Garamond" w:hAnsi="Garamond" w:cs="Garamond"/>
-        </w:rPr>
-      </w:pPr>
-    </w:p>
-    <w:p>
-      <w:pPr>
-        <w:jc w:val="both"/>
-        <w:rPr>
-          <w:rFonts w:ascii="Garamond" w:eastAsia="Garamond" w:hAnsi="Garamond" w:cs="Garamond"/>
-          <w:b/>
-          <w:bCs/>
-        </w:rPr>
-      </w:pPr>
-      <w:r>
-        <w:rPr>
-          <w:rFonts w:ascii="Garamond" w:eastAsia="Garamond" w:hAnsi="Garamond" w:cs="Garamond"/>
-          <w:b/>
-          <w:bCs/>
-          <w:u w:val="single"/>
-        </w:rPr>
-        <w:t>CLÁUSULA DÉCIMA TERCERA. - Vigencia</w:t>
-      </w:r>
-      <w:r>
-        <w:rPr>
-          <w:rFonts w:ascii="Garamond" w:eastAsia="Garamond" w:hAnsi="Garamond" w:cs="Garamond"/>
-          <w:b/>
-          <w:bCs/>
-        </w:rPr>
-        <w:t xml:space="preserve">. </w:t>
-      </w:r>
-      <w:r>
-        <w:rPr>
-          <w:rFonts w:ascii="Garamond" w:eastAsia="Garamond" w:hAnsi="Garamond" w:cs="Garamond"/>
-        </w:rPr>
         <w:t xml:space="preserve">El presente Acuerdo de Cooperación estará vigente durante </w:t>
       </w:r>
-      <w:proofErr w:type="gramStart"/>
-      <w:r>
-        <w:rPr>
-          <w:rFonts w:ascii="Garamond" w:eastAsia="Garamond" w:hAnsi="Garamond" w:cs="Garamond"/>
-          <w:sz w:val="23"/>
-          <w:szCs w:val="23"/>
-          <w:highlight w:val="yellow"/>
-        </w:rPr>
-        <w:t>{{ VIGENCIA</w:t>
-      </w:r>
-      <w:proofErr w:type="gramEnd"/>
-      <w:r>
-        <w:rPr>
-          <w:rFonts w:ascii="Garamond" w:eastAsia="Garamond" w:hAnsi="Garamond" w:cs="Garamond"/>
-          <w:sz w:val="23"/>
-          <w:szCs w:val="23"/>
-          <w:highlight w:val="yellow"/>
-        </w:rPr>
-        <w:t xml:space="preserve"> }} (</w:t>
-      </w:r>
-      <w:proofErr w:type="gramStart"/>
-      <w:r>
-        <w:rPr>
-          <w:rFonts w:ascii="Garamond" w:eastAsia="Garamond" w:hAnsi="Garamond" w:cs="Garamond"/>
-          <w:sz w:val="23"/>
-          <w:szCs w:val="23"/>
-          <w:highlight w:val="yellow"/>
-        </w:rPr>
-        <w:t>{{ N</w:t>
-      </w:r>
-      <w:proofErr w:type="gramEnd"/>
-      <w:r>
-        <w:rPr>
-          <w:rFonts w:ascii="Garamond" w:eastAsia="Garamond" w:hAnsi="Garamond" w:cs="Garamond"/>
-          <w:sz w:val="23"/>
-          <w:szCs w:val="23"/>
-          <w:highlight w:val="yellow"/>
-        </w:rPr>
-        <w:t>_</w:t>
-      </w:r>
-      <w:proofErr w:type="gramStart"/>
-      <w:r>
-        <w:rPr>
-          <w:rFonts w:ascii="Garamond" w:eastAsia="Garamond" w:hAnsi="Garamond" w:cs="Garamond"/>
-          <w:sz w:val="23"/>
-          <w:szCs w:val="23"/>
-          <w:highlight w:val="yellow"/>
-        </w:rPr>
-        <w:t>VIGENCIA }</w:t>
-      </w:r>
-      <w:proofErr w:type="gramEnd"/>
-      <w:r>
-        <w:rPr>
-          <w:rFonts w:ascii="Garamond" w:eastAsia="Garamond" w:hAnsi="Garamond" w:cs="Garamond"/>
-          <w:sz w:val="23"/>
-          <w:szCs w:val="23"/>
-          <w:highlight w:val="yellow"/>
-        </w:rPr>
-        <w:t>}</w:t>
+      <w:r>
+        <w:rPr>
+          <w:rFonts w:ascii="Garamond" w:eastAsia="Garamond" w:hAnsi="Garamond" w:cs="Garamond"/>
+          <w:sz w:val="23"/>
+          <w:szCs w:val="23"/>
+          <w:highlight w:val="yellow"/>
+        </w:rPr>
+        <w:t>{{ VIGENCIA }} ({{ N_VIGENCIA }}</w:t>
       </w:r>
       <w:r>
         <w:rPr>
@@ -7641,7 +6697,7 @@
           <w:rFonts w:ascii="Garamond" w:eastAsia="Garamond" w:hAnsi="Garamond" w:cs="Garamond"/>
           <w:color w:val="000000"/>
         </w:rPr>
-        <w:t xml:space="preserve">Por parte del Aliado Comercial de forma unilateral de manera anticipada con un periodo no inferior a 90 (noventa) días calendario a la fecha de terminación deseada. De igual manera, se </w:t>
+        <w:t xml:space="preserve">Por parte del Aliado Comercial de forma unilateral de manera anticipada con un periodo no </w:t>
       </w:r>
       <w:r>
         <w:rPr>
@@ -7649,7 +6705,7 @@
           <w:color w:val="000000"/>
         </w:rPr>
         <w:lastRenderedPageBreak/>
-        <w:t>obligará al Aliado Comercial a pagarle a Rappi la penalidad de mayor valor de las siguientes 2 (dos) penalidades:</w:t>
+        <w:t>inferior a 90 (noventa) días calendario a la fecha de terminación deseada. De igual manera, se obligará al Aliado Comercial a pagarle a Rappi la penalidad de mayor valor de las siguientes 2 (dos) penalidades:</w:t>
       </w:r>
     </w:p>
     <w:p>
@@ -8085,7 +7141,6 @@
           <w:highlight w:val="yellow"/>
           <w:lang w:val="pt-PT"/>
         </w:rPr>
-        <w:lastRenderedPageBreak/>
         <w:t>{%p if activa_exclusividad %}</w:t>
       </w:r>
     </w:p>
@@ -8097,29 +7152,253 @@
           <w:b/>
           <w:bCs/>
           <w:u w:val="single"/>
-        </w:rPr>
-      </w:pPr>
-    </w:p>
-    <w:p>
-      <w:pPr>
-        <w:jc w:val="both"/>
-        <w:rPr>
-          <w:rFonts w:ascii="Garamond" w:eastAsia="Garamond" w:hAnsi="Garamond" w:cs="Garamond"/>
-        </w:rPr>
-      </w:pPr>
-      <w:r>
-        <w:rPr>
-          <w:rFonts w:ascii="Garamond" w:eastAsia="Garamond" w:hAnsi="Garamond" w:cs="Garamond"/>
-          <w:b/>
-          <w:bCs/>
-          <w:sz w:val="23"/>
-          <w:szCs w:val="23"/>
-          <w:u w:val="single"/>
+          <w:lang w:val="pt-PT"/>
+        </w:rPr>
+      </w:pPr>
+    </w:p>
+    <w:p>
+      <w:pPr>
+        <w:jc w:val="both"/>
+        <w:rPr>
+          <w:rFonts w:ascii="Garamond" w:eastAsia="Garamond" w:hAnsi="Garamond" w:cs="Garamond"/>
+        </w:rPr>
+      </w:pPr>
+      <w:r>
+        <w:rPr>
+          <w:rFonts w:ascii="Garamond" w:eastAsia="Garamond" w:hAnsi="Garamond" w:cs="Garamond"/>
+          <w:b/>
+          <w:bCs/>
+          <w:sz w:val="23"/>
+          <w:szCs w:val="23"/>
+          <w:u w:val="single"/>
+          <w:lang w:val="pt-PT"/>
+        </w:rPr>
+        <w:t xml:space="preserve">CLÁUSULA </w:t>
+      </w:r>
+      <w:r>
+        <w:rPr>
+          <w:rFonts w:ascii="Garamond" w:eastAsia="Garamond" w:hAnsi="Garamond" w:cs="Garamond"/>
+          <w:b/>
+          <w:bCs/>
+          <w:sz w:val="23"/>
+          <w:szCs w:val="23"/>
+          <w:highlight w:val="yellow"/>
+          <w:u w:val="single"/>
+          <w:lang w:val="pt-PT"/>
+        </w:rPr>
+        <w:t>{{ NUM_EXCLUSIVIDAD|upper }}</w:t>
+      </w:r>
+      <w:r>
+        <w:rPr>
+          <w:rFonts w:ascii="Garamond" w:eastAsia="Garamond" w:hAnsi="Garamond" w:cs="Garamond"/>
+          <w:b/>
+          <w:bCs/>
+          <w:sz w:val="23"/>
+          <w:szCs w:val="23"/>
+          <w:u w:val="single"/>
+          <w:lang w:val="pt-PT"/>
+        </w:rPr>
+        <w:t>.</w:t>
+      </w:r>
+      <w:r>
+        <w:rPr>
+          <w:rFonts w:ascii="Garamond" w:eastAsia="Garamond" w:hAnsi="Garamond" w:cs="Garamond"/>
+          <w:b/>
+          <w:bCs/>
+          <w:u w:val="single"/>
+          <w:lang w:val="pt-PT"/>
+        </w:rPr>
+        <w:t xml:space="preserve"> - Exclusividad. </w:t>
+      </w:r>
+      <w:r>
+        <w:rPr>
+          <w:rFonts w:ascii="Garamond" w:eastAsia="Garamond" w:hAnsi="Garamond" w:cs="Garamond"/>
+        </w:rPr>
+        <w:t>En virtud de las condiciones comerciales preferenciales otorgadas al Aliado y al interés recíproco de impulsar el crecimiento y posicionamiento estratégico del Aliado y su Marca dentro de la Plataforma Rappi, las Partes acuerdan que la obligación descrita en la presente Cláusula constituye un motivo determinante de la voluntad para celebrar el presente Acuerdo. En virtud de lo anterior, el Aliado no podrá contratar, celebrar y/o ejecutar, de manera directa o indirecta, por medio de sus representantes, filiales u otros, ningún tipo de acuerdo con un objeto igual o similar al objeto del presente Acuerdo con cualquier empresa y/o plataforma virtual que preste servicios iguales o similares a Rappi (en adelante, “Empresa Adicional”).</w:t>
+      </w:r>
+    </w:p>
+    <w:p>
+      <w:pPr>
+        <w:jc w:val="both"/>
+        <w:rPr>
+          <w:rFonts w:ascii="Garamond" w:eastAsia="Garamond" w:hAnsi="Garamond" w:cs="Garamond"/>
+        </w:rPr>
+      </w:pPr>
+    </w:p>
+    <w:p>
+      <w:pPr>
+        <w:jc w:val="both"/>
+        <w:rPr>
+          <w:rFonts w:ascii="Garamond" w:eastAsia="Garamond" w:hAnsi="Garamond" w:cs="Garamond"/>
+        </w:rPr>
+      </w:pPr>
+      <w:r>
+        <w:rPr>
+          <w:rFonts w:ascii="Garamond" w:eastAsia="Garamond" w:hAnsi="Garamond" w:cs="Garamond"/>
+        </w:rPr>
+        <w:t>En caso de incumplir con esta obligación, se duplicará de manera automática el porcentaje acordado por concepto del Uso y Alquiler de la Plataforma Rappi.</w:t>
+      </w:r>
+    </w:p>
+    <w:p>
+      <w:pPr>
+        <w:jc w:val="both"/>
+        <w:rPr>
+          <w:rFonts w:ascii="Garamond" w:eastAsia="Garamond" w:hAnsi="Garamond" w:cs="Garamond"/>
+        </w:rPr>
+      </w:pPr>
+    </w:p>
+    <w:p>
+      <w:pPr>
+        <w:jc w:val="both"/>
+        <w:rPr>
+          <w:rFonts w:ascii="Garamond" w:eastAsia="Garamond" w:hAnsi="Garamond" w:cs="Garamond"/>
+        </w:rPr>
+      </w:pPr>
+      <w:r>
+        <w:rPr>
+          <w:rFonts w:ascii="Garamond" w:eastAsia="Garamond" w:hAnsi="Garamond" w:cs="Garamond"/>
+        </w:rPr>
+        <w:t>Esta obligación de exclusividad aplica sobre la Marca objeto de este Acuerdo, así como sobre cualquier otro Producto dentro del Catálogo y que el Aliado prepare y despache desde los Establecimientos de Comercio identificados bajo la Marca. En consecuencia, ningún producto elaborado en dichas ubicaciones podrá comercializarse a través de una Empresa Adicional."</w:t>
+      </w:r>
+    </w:p>
+    <w:p>
+      <w:pPr>
+        <w:jc w:val="both"/>
+        <w:rPr>
+          <w:rFonts w:ascii="Garamond" w:eastAsia="Garamond" w:hAnsi="Garamond" w:cs="Garamond"/>
+          <w:sz w:val="23"/>
+          <w:szCs w:val="23"/>
+        </w:rPr>
+      </w:pPr>
+      <w:r>
+        <w:rPr>
+          <w:rFonts w:ascii="Garamond" w:eastAsia="Garamond" w:hAnsi="Garamond" w:cs="Garamond"/>
+          <w:sz w:val="23"/>
+          <w:szCs w:val="23"/>
+          <w:highlight w:val="yellow"/>
+        </w:rPr>
+        <w:t xml:space="preserve">{%p </w:t>
+      </w:r>
+      <w:proofErr w:type="spellStart"/>
+      <w:r>
+        <w:rPr>
+          <w:rFonts w:ascii="Garamond" w:eastAsia="Garamond" w:hAnsi="Garamond" w:cs="Garamond"/>
+          <w:sz w:val="23"/>
+          <w:szCs w:val="23"/>
+          <w:highlight w:val="yellow"/>
+        </w:rPr>
+        <w:t>endif</w:t>
+      </w:r>
+      <w:proofErr w:type="spellEnd"/>
+      <w:r>
+        <w:rPr>
+          <w:rFonts w:ascii="Garamond" w:eastAsia="Garamond" w:hAnsi="Garamond" w:cs="Garamond"/>
+          <w:sz w:val="23"/>
+          <w:szCs w:val="23"/>
+          <w:highlight w:val="yellow"/>
+        </w:rPr>
+        <w:t xml:space="preserve"> %}</w:t>
+      </w:r>
+    </w:p>
+    <w:p>
+      <w:pPr>
+        <w:jc w:val="both"/>
+        <w:rPr>
+          <w:rFonts w:ascii="Garamond" w:eastAsia="Garamond" w:hAnsi="Garamond" w:cs="Garamond"/>
+          <w:sz w:val="23"/>
+          <w:szCs w:val="23"/>
           <w:lang w:val="es-MX"/>
         </w:rPr>
+      </w:pPr>
+      <w:r>
+        <w:rPr>
+          <w:rFonts w:ascii="Garamond" w:eastAsia="Garamond" w:hAnsi="Garamond" w:cs="Garamond"/>
+          <w:sz w:val="23"/>
+          <w:szCs w:val="23"/>
+          <w:highlight w:val="yellow"/>
+          <w:lang w:val="es-MX"/>
+        </w:rPr>
+        <w:t xml:space="preserve">{%p </w:t>
+      </w:r>
+      <w:proofErr w:type="spellStart"/>
+      <w:r>
+        <w:rPr>
+          <w:rFonts w:ascii="Garamond" w:eastAsia="Garamond" w:hAnsi="Garamond" w:cs="Garamond"/>
+          <w:sz w:val="23"/>
+          <w:szCs w:val="23"/>
+          <w:highlight w:val="yellow"/>
+          <w:lang w:val="es-MX"/>
+        </w:rPr>
+        <w:t>if</w:t>
+      </w:r>
+      <w:proofErr w:type="spellEnd"/>
+      <w:r>
+        <w:rPr>
+          <w:rFonts w:ascii="Garamond" w:eastAsia="Garamond" w:hAnsi="Garamond" w:cs="Garamond"/>
+          <w:sz w:val="23"/>
+          <w:szCs w:val="23"/>
+          <w:highlight w:val="yellow"/>
+          <w:lang w:val="es-MX"/>
+        </w:rPr>
+        <w:t xml:space="preserve"> </w:t>
+      </w:r>
+      <w:proofErr w:type="spellStart"/>
+      <w:r>
+        <w:rPr>
+          <w:rFonts w:ascii="Garamond" w:eastAsia="Garamond" w:hAnsi="Garamond" w:cs="Garamond"/>
+          <w:sz w:val="23"/>
+          <w:szCs w:val="23"/>
+          <w:highlight w:val="yellow"/>
+        </w:rPr>
+        <w:t>activa_semi_exclusividad</w:t>
+      </w:r>
+      <w:proofErr w:type="spellEnd"/>
+      <w:r>
+        <w:rPr>
+          <w:rFonts w:ascii="Garamond" w:eastAsia="Garamond" w:hAnsi="Garamond" w:cs="Garamond"/>
+          <w:sz w:val="23"/>
+          <w:szCs w:val="23"/>
+          <w:highlight w:val="yellow"/>
+          <w:lang w:val="es-MX"/>
+        </w:rPr>
+        <w:t xml:space="preserve"> %}</w:t>
+      </w:r>
+    </w:p>
+    <w:p>
+      <w:pPr>
+        <w:jc w:val="both"/>
+        <w:rPr>
+          <w:rFonts w:ascii="Garamond" w:eastAsia="Garamond" w:hAnsi="Garamond" w:cs="Garamond"/>
+        </w:rPr>
+      </w:pPr>
+    </w:p>
+    <w:p>
+      <w:pPr>
+        <w:jc w:val="both"/>
+        <w:rPr>
+          <w:rFonts w:ascii="Garamond" w:eastAsia="Garamond" w:hAnsi="Garamond" w:cs="Garamond"/>
+        </w:rPr>
+      </w:pPr>
+    </w:p>
+    <w:p>
+      <w:pPr>
+        <w:jc w:val="both"/>
+        <w:rPr>
+          <w:rFonts w:ascii="Garamond" w:eastAsia="Garamond" w:hAnsi="Garamond" w:cs="Garamond"/>
+        </w:rPr>
+      </w:pPr>
+      <w:r>
+        <w:rPr>
+          <w:rFonts w:ascii="Garamond" w:eastAsia="Garamond" w:hAnsi="Garamond" w:cs="Garamond"/>
+          <w:b/>
+          <w:bCs/>
+          <w:sz w:val="23"/>
+          <w:szCs w:val="23"/>
+          <w:u w:val="single"/>
+          <w:lang w:val="es-MX"/>
+        </w:rPr>
         <w:t xml:space="preserve">CLÁUSULA </w:t>
       </w:r>
-      <w:proofErr w:type="gramStart"/>
       <w:r>
         <w:rPr>
           <w:rFonts w:ascii="Garamond" w:eastAsia="Garamond" w:hAnsi="Garamond" w:cs="Garamond"/>
@@ -8145,9 +7424,9 @@
           <w:u w:val="single"/>
           <w:lang w:val="es-MX"/>
         </w:rPr>
-        <w:t>NUM</w:t>
-      </w:r>
-      <w:proofErr w:type="gramEnd"/>
+        <w:t>NUM_SEMI_EXCLUSIVIDAD|upper</w:t>
+      </w:r>
+      <w:proofErr w:type="spellEnd"/>
       <w:r>
         <w:rPr>
           <w:rFonts w:ascii="Garamond" w:eastAsia="Garamond" w:hAnsi="Garamond" w:cs="Garamond"/>
@@ -8159,301 +7438,24 @@
           <w:u w:val="single"/>
           <w:lang w:val="es-MX"/>
         </w:rPr>
-        <w:t>_EXCLUSIVIDAD|</w:t>
-      </w:r>
-      <w:proofErr w:type="gramStart"/>
-      <w:r>
-        <w:rPr>
-          <w:rFonts w:ascii="Garamond" w:eastAsia="Garamond" w:hAnsi="Garamond" w:cs="Garamond"/>
-          <w:b/>
-          <w:bCs/>
-          <w:sz w:val="23"/>
-          <w:szCs w:val="23"/>
-          <w:highlight w:val="yellow"/>
+        <w:t xml:space="preserve"> }}</w:t>
+      </w:r>
+      <w:r>
+        <w:rPr>
+          <w:rFonts w:ascii="Garamond" w:eastAsia="Garamond" w:hAnsi="Garamond" w:cs="Garamond"/>
+          <w:b/>
+          <w:bCs/>
+          <w:sz w:val="23"/>
+          <w:szCs w:val="23"/>
           <w:u w:val="single"/>
           <w:lang w:val="es-MX"/>
         </w:rPr>
-        <w:t>upper</w:t>
-      </w:r>
-      <w:proofErr w:type="spellEnd"/>
-      <w:r>
-        <w:rPr>
-          <w:rFonts w:ascii="Garamond" w:eastAsia="Garamond" w:hAnsi="Garamond" w:cs="Garamond"/>
-          <w:b/>
-          <w:bCs/>
-          <w:sz w:val="23"/>
-          <w:szCs w:val="23"/>
-          <w:highlight w:val="yellow"/>
-          <w:u w:val="single"/>
+        <w:t>. - Semi Exclusividad.</w:t>
+      </w:r>
+      <w:r>
+        <w:rPr>
+          <w:rFonts w:ascii="Garamond" w:eastAsia="Garamond" w:hAnsi="Garamond" w:cs="Garamond"/>
           <w:lang w:val="es-MX"/>
-        </w:rPr>
-        <w:t xml:space="preserve"> }</w:t>
-      </w:r>
-      <w:proofErr w:type="gramEnd"/>
-      <w:r>
-        <w:rPr>
-          <w:rFonts w:ascii="Garamond" w:eastAsia="Garamond" w:hAnsi="Garamond" w:cs="Garamond"/>
-          <w:b/>
-          <w:bCs/>
-          <w:sz w:val="23"/>
-          <w:szCs w:val="23"/>
-          <w:highlight w:val="yellow"/>
-          <w:u w:val="single"/>
-          <w:lang w:val="es-MX"/>
-        </w:rPr>
-        <w:t>}</w:t>
-      </w:r>
-      <w:r>
-        <w:rPr>
-          <w:rFonts w:ascii="Garamond" w:eastAsia="Garamond" w:hAnsi="Garamond" w:cs="Garamond"/>
-          <w:b/>
-          <w:bCs/>
-          <w:sz w:val="23"/>
-          <w:szCs w:val="23"/>
-          <w:u w:val="single"/>
-          <w:lang w:val="es-MX"/>
-        </w:rPr>
-        <w:t>.</w:t>
-      </w:r>
-      <w:r>
-        <w:rPr>
-          <w:rFonts w:ascii="Garamond" w:eastAsia="Garamond" w:hAnsi="Garamond" w:cs="Garamond"/>
-          <w:b/>
-          <w:bCs/>
-          <w:u w:val="single"/>
-        </w:rPr>
-        <w:t xml:space="preserve"> - Exclusividad. </w:t>
-      </w:r>
-      <w:r>
-        <w:rPr>
-          <w:rFonts w:ascii="Garamond" w:eastAsia="Garamond" w:hAnsi="Garamond" w:cs="Garamond"/>
-        </w:rPr>
-        <w:t>En virtud de las condiciones comerciales preferenciales otorgadas al Aliado y al interés recíproco de impulsar el crecimiento y posicionamiento estratégico del Aliado y su Marca dentro de la Plataforma Rappi, las Partes acuerdan que la obligación descrita en la presente Cláusula constituye un motivo determinante de la voluntad para celebrar el presente Acuerdo. En virtud de lo anterior, el Aliado no podrá contratar, celebrar y/o ejecutar, de manera directa o indirecta, por medio de sus representantes, filiales u otros, ningún tipo de acuerdo con un objeto igual o similar al objeto del presente Acuerdo con cualquier empresa y/o plataforma virtual que preste servicios iguales o similares a Rappi (en adelante, “Empresa Adicional”).</w:t>
-      </w:r>
-    </w:p>
-    <w:p>
-      <w:pPr>
-        <w:jc w:val="both"/>
-        <w:rPr>
-          <w:rFonts w:ascii="Garamond" w:eastAsia="Garamond" w:hAnsi="Garamond" w:cs="Garamond"/>
-        </w:rPr>
-      </w:pPr>
-    </w:p>
-    <w:p>
-      <w:pPr>
-        <w:jc w:val="both"/>
-        <w:rPr>
-          <w:rFonts w:ascii="Garamond" w:eastAsia="Garamond" w:hAnsi="Garamond" w:cs="Garamond"/>
-        </w:rPr>
-      </w:pPr>
-      <w:r>
-        <w:rPr>
-          <w:rFonts w:ascii="Garamond" w:eastAsia="Garamond" w:hAnsi="Garamond" w:cs="Garamond"/>
-        </w:rPr>
-        <w:t>En caso de incumplir con esta obligación, se duplicará de manera automática el porcentaje acordado por concepto del Uso y Alquiler de la Plataforma Rappi.</w:t>
-      </w:r>
-    </w:p>
-    <w:p>
-      <w:pPr>
-        <w:jc w:val="both"/>
-        <w:rPr>
-          <w:rFonts w:ascii="Garamond" w:eastAsia="Garamond" w:hAnsi="Garamond" w:cs="Garamond"/>
-        </w:rPr>
-      </w:pPr>
-    </w:p>
-    <w:p>
-      <w:pPr>
-        <w:jc w:val="both"/>
-        <w:rPr>
-          <w:rFonts w:ascii="Garamond" w:eastAsia="Garamond" w:hAnsi="Garamond" w:cs="Garamond"/>
-        </w:rPr>
-      </w:pPr>
-      <w:r>
-        <w:rPr>
-          <w:rFonts w:ascii="Garamond" w:eastAsia="Garamond" w:hAnsi="Garamond" w:cs="Garamond"/>
-        </w:rPr>
-        <w:t>Esta obligación de exclusividad aplica sobre la Marca objeto de este Acuerdo, así como sobre cualquier otro Producto dentro del Catálogo y que el Aliado prepare y despache desde los Establecimientos de Comercio identificados bajo la Marca. En consecuencia, ningún producto elaborado en dichas ubicaciones podrá comercializarse a través de una Empresa Adicional."</w:t>
-      </w:r>
-    </w:p>
-    <w:p>
-      <w:pPr>
-        <w:jc w:val="both"/>
-        <w:rPr>
-          <w:rFonts w:ascii="Garamond" w:eastAsia="Garamond" w:hAnsi="Garamond" w:cs="Garamond"/>
-          <w:sz w:val="23"/>
-          <w:szCs w:val="23"/>
-        </w:rPr>
-      </w:pPr>
-      <w:r>
-        <w:rPr>
-          <w:rFonts w:ascii="Garamond" w:eastAsia="Garamond" w:hAnsi="Garamond" w:cs="Garamond"/>
-          <w:sz w:val="23"/>
-          <w:szCs w:val="23"/>
-          <w:highlight w:val="yellow"/>
-        </w:rPr>
-        <w:t xml:space="preserve">{%p </w:t>
-      </w:r>
-      <w:proofErr w:type="spellStart"/>
-      <w:r>
-        <w:rPr>
-          <w:rFonts w:ascii="Garamond" w:eastAsia="Garamond" w:hAnsi="Garamond" w:cs="Garamond"/>
-          <w:sz w:val="23"/>
-          <w:szCs w:val="23"/>
-          <w:highlight w:val="yellow"/>
-        </w:rPr>
-        <w:t>endif</w:t>
-      </w:r>
-      <w:proofErr w:type="spellEnd"/>
-      <w:r>
-        <w:rPr>
-          <w:rFonts w:ascii="Garamond" w:eastAsia="Garamond" w:hAnsi="Garamond" w:cs="Garamond"/>
-          <w:sz w:val="23"/>
-          <w:szCs w:val="23"/>
-          <w:highlight w:val="yellow"/>
-        </w:rPr>
-        <w:t xml:space="preserve"> %}</w:t>
-      </w:r>
-    </w:p>
-    <w:p>
-      <w:pPr>
-        <w:jc w:val="both"/>
-        <w:rPr>
-          <w:rFonts w:ascii="Garamond" w:eastAsia="Garamond" w:hAnsi="Garamond" w:cs="Garamond"/>
-          <w:sz w:val="23"/>
-          <w:szCs w:val="23"/>
-          <w:lang w:val="es-MX"/>
-        </w:rPr>
-      </w:pPr>
-      <w:r>
-        <w:rPr>
-          <w:rFonts w:ascii="Garamond" w:eastAsia="Garamond" w:hAnsi="Garamond" w:cs="Garamond"/>
-          <w:sz w:val="23"/>
-          <w:szCs w:val="23"/>
-          <w:highlight w:val="yellow"/>
-          <w:lang w:val="es-MX"/>
-        </w:rPr>
-        <w:t xml:space="preserve">{%p </w:t>
-      </w:r>
-      <w:proofErr w:type="spellStart"/>
-      <w:r>
-        <w:rPr>
-          <w:rFonts w:ascii="Garamond" w:eastAsia="Garamond" w:hAnsi="Garamond" w:cs="Garamond"/>
-          <w:sz w:val="23"/>
-          <w:szCs w:val="23"/>
-          <w:highlight w:val="yellow"/>
-          <w:lang w:val="es-MX"/>
-        </w:rPr>
-        <w:t>if</w:t>
-      </w:r>
-      <w:proofErr w:type="spellEnd"/>
-      <w:r>
-        <w:rPr>
-          <w:rFonts w:ascii="Garamond" w:eastAsia="Garamond" w:hAnsi="Garamond" w:cs="Garamond"/>
-          <w:sz w:val="23"/>
-          <w:szCs w:val="23"/>
-          <w:highlight w:val="yellow"/>
-          <w:lang w:val="es-MX"/>
-        </w:rPr>
-        <w:t xml:space="preserve"> </w:t>
-      </w:r>
-      <w:proofErr w:type="spellStart"/>
-      <w:r>
-        <w:rPr>
-          <w:rFonts w:ascii="Garamond" w:eastAsia="Garamond" w:hAnsi="Garamond" w:cs="Garamond"/>
-          <w:sz w:val="23"/>
-          <w:szCs w:val="23"/>
-          <w:highlight w:val="yellow"/>
-        </w:rPr>
-        <w:t>activa_semi_exclusividad</w:t>
-      </w:r>
-      <w:proofErr w:type="spellEnd"/>
-      <w:r>
-        <w:rPr>
-          <w:rFonts w:ascii="Garamond" w:eastAsia="Garamond" w:hAnsi="Garamond" w:cs="Garamond"/>
-          <w:sz w:val="23"/>
-          <w:szCs w:val="23"/>
-          <w:highlight w:val="yellow"/>
-          <w:lang w:val="es-MX"/>
-        </w:rPr>
-        <w:t xml:space="preserve"> %}</w:t>
-      </w:r>
-    </w:p>
-    <w:p>
-      <w:pPr>
-        <w:jc w:val="both"/>
-        <w:rPr>
-          <w:rFonts w:ascii="Garamond" w:eastAsia="Garamond" w:hAnsi="Garamond" w:cs="Garamond"/>
-        </w:rPr>
-      </w:pPr>
-    </w:p>
-    <w:p>
-      <w:pPr>
-        <w:jc w:val="both"/>
-        <w:rPr>
-          <w:rFonts w:ascii="Garamond" w:eastAsia="Garamond" w:hAnsi="Garamond" w:cs="Garamond"/>
-        </w:rPr>
-      </w:pPr>
-    </w:p>
-    <w:p>
-      <w:pPr>
-        <w:jc w:val="both"/>
-        <w:rPr>
-          <w:rFonts w:ascii="Garamond" w:eastAsia="Garamond" w:hAnsi="Garamond" w:cs="Garamond"/>
-        </w:rPr>
-      </w:pPr>
-      <w:r>
-        <w:rPr>
-          <w:rFonts w:ascii="Garamond" w:eastAsia="Garamond" w:hAnsi="Garamond" w:cs="Garamond"/>
-          <w:b/>
-          <w:bCs/>
-          <w:sz w:val="23"/>
-          <w:szCs w:val="23"/>
-          <w:u w:val="single"/>
-          <w:lang w:val="pt-PT"/>
-        </w:rPr>
-        <w:t xml:space="preserve">CLÁUSULA </w:t>
-      </w:r>
-      <w:r>
-        <w:rPr>
-          <w:rFonts w:ascii="Garamond" w:eastAsia="Garamond" w:hAnsi="Garamond" w:cs="Garamond"/>
-          <w:b/>
-          <w:bCs/>
-          <w:sz w:val="23"/>
-          <w:szCs w:val="23"/>
-          <w:highlight w:val="yellow"/>
-          <w:u w:val="single"/>
-          <w:lang w:val="pt-PT"/>
-        </w:rPr>
-        <w:t>{{ NUM_SEMI_EXCLUSIVIDAD|upper }}</w:t>
-      </w:r>
-      <w:r>
-        <w:rPr>
-          <w:rFonts w:ascii="Garamond" w:eastAsia="Garamond" w:hAnsi="Garamond" w:cs="Garamond"/>
-          <w:b/>
-          <w:bCs/>
-          <w:sz w:val="23"/>
-          <w:szCs w:val="23"/>
-          <w:u w:val="single"/>
-          <w:lang w:val="pt-PT"/>
-        </w:rPr>
-        <w:t>.</w:t>
-      </w:r>
-      <w:r>
-        <w:rPr>
-          <w:rFonts w:ascii="Garamond" w:eastAsia="Garamond" w:hAnsi="Garamond" w:cs="Garamond"/>
-          <w:b/>
-          <w:bCs/>
-          <w:sz w:val="23"/>
-          <w:szCs w:val="23"/>
-          <w:u w:val="single"/>
-          <w:lang w:val="pt-PT"/>
-        </w:rPr>
-        <w:t xml:space="preserve"> - Semi Exclusividad.</w:t>
-      </w:r>
-      <w:r>
-        <w:rPr>
-          <w:rFonts w:ascii="Garamond" w:eastAsia="Garamond" w:hAnsi="Garamond" w:cs="Garamond"/>
-          <w:lang w:val="pt-PT"/>
         </w:rPr>
         <w:t xml:space="preserve"> </w:t>
       </w:r>
@@ -8625,7 +7627,6 @@
         </w:rPr>
         <w:t xml:space="preserve">CLÁUSULA </w:t>
       </w:r>
-      <w:proofErr w:type="gramStart"/>
       <w:r>
         <w:rPr>
           <w:rFonts w:ascii="Garamond" w:eastAsia="Garamond" w:hAnsi="Garamond" w:cs="Garamond"/>
@@ -8649,33 +7650,7 @@
           <w:highlight w:val="yellow"/>
           <w:u w:val="single"/>
         </w:rPr>
-        <w:t>NUM</w:t>
-      </w:r>
-      <w:proofErr w:type="gramEnd"/>
-      <w:r>
-        <w:rPr>
-          <w:rFonts w:ascii="Garamond" w:eastAsia="Garamond" w:hAnsi="Garamond" w:cs="Garamond"/>
-          <w:b/>
-          <w:bCs/>
-          <w:sz w:val="23"/>
-          <w:szCs w:val="23"/>
-          <w:highlight w:val="yellow"/>
-          <w:u w:val="single"/>
-        </w:rPr>
-        <w:t>_BONO_CRECIMIENTO|</w:t>
-      </w:r>
-      <w:proofErr w:type="gramStart"/>
-      <w:r>
-        <w:rPr>
-          <w:rFonts w:ascii="Garamond" w:eastAsia="Garamond" w:hAnsi="Garamond" w:cs="Garamond"/>
-          <w:b/>
-          <w:bCs/>
-          <w:sz w:val="23"/>
-          <w:szCs w:val="23"/>
-          <w:highlight w:val="yellow"/>
-          <w:u w:val="single"/>
-        </w:rPr>
-        <w:t>upper</w:t>
+        <w:t>NUM_BONO_CRECIMIENTO|upper</w:t>
       </w:r>
       <w:proofErr w:type="spellEnd"/>
       <w:r>
@@ -8688,20 +7663,7 @@
           <w:highlight w:val="yellow"/>
           <w:u w:val="single"/>
         </w:rPr>
-        <w:t xml:space="preserve"> }</w:t>
-      </w:r>
-      <w:proofErr w:type="gramEnd"/>
-      <w:r>
-        <w:rPr>
-          <w:rFonts w:ascii="Garamond" w:eastAsia="Garamond" w:hAnsi="Garamond" w:cs="Garamond"/>
-          <w:b/>
-          <w:bCs/>
-          <w:sz w:val="23"/>
-          <w:szCs w:val="23"/>
-          <w:highlight w:val="yellow"/>
-          <w:u w:val="single"/>
-        </w:rPr>
-        <w:t>}</w:t>
+        <w:t xml:space="preserve"> }}</w:t>
       </w:r>
       <w:r>
         <w:rPr>
@@ -8740,9 +7702,15 @@
         <w:rPr>
           <w:rFonts w:ascii="Garamond" w:eastAsia="Garamond" w:hAnsi="Garamond" w:cs="Garamond"/>
         </w:rPr>
-        <w:t>”) por la cantidad total de $</w:t>
-      </w:r>
-      <w:proofErr w:type="gramStart"/>
+        <w:t xml:space="preserve">”) por la </w:t>
+      </w:r>
+      <w:r>
+        <w:rPr>
+          <w:rFonts w:ascii="Garamond" w:eastAsia="Garamond" w:hAnsi="Garamond" w:cs="Garamond"/>
+        </w:rPr>
+        <w:lastRenderedPageBreak/>
+        <w:t>cantidad total de $</w:t>
+      </w:r>
       <w:r>
         <w:rPr>
           <w:rFonts w:ascii="Garamond" w:eastAsia="Garamond" w:hAnsi="Garamond" w:cs="Garamond"/>
@@ -8761,35 +7729,14 @@
         </w:rPr>
         <w:t>N</w:t>
       </w:r>
-      <w:proofErr w:type="gramEnd"/>
-      <w:r>
-        <w:rPr>
-          <w:rFonts w:ascii="Garamond" w:eastAsia="Garamond" w:hAnsi="Garamond" w:cs="Garamond"/>
-          <w:sz w:val="23"/>
-          <w:szCs w:val="23"/>
-          <w:highlight w:val="yellow"/>
-        </w:rPr>
-        <w:t>_BONO_</w:t>
-      </w:r>
-      <w:proofErr w:type="gramStart"/>
-      <w:r>
-        <w:rPr>
-          <w:rFonts w:ascii="Garamond" w:eastAsia="Garamond" w:hAnsi="Garamond" w:cs="Garamond"/>
-          <w:sz w:val="23"/>
-          <w:szCs w:val="23"/>
-          <w:highlight w:val="yellow"/>
-        </w:rPr>
-        <w:t>CRECIMIENTO }</w:t>
-      </w:r>
-      <w:proofErr w:type="gramEnd"/>
-      <w:r>
-        <w:rPr>
-          <w:rFonts w:ascii="Garamond" w:eastAsia="Garamond" w:hAnsi="Garamond" w:cs="Garamond"/>
-          <w:sz w:val="23"/>
-          <w:szCs w:val="23"/>
-          <w:highlight w:val="yellow"/>
-        </w:rPr>
-        <w:t>}</w:t>
+      <w:r>
+        <w:rPr>
+          <w:rFonts w:ascii="Garamond" w:eastAsia="Garamond" w:hAnsi="Garamond" w:cs="Garamond"/>
+          <w:sz w:val="23"/>
+          <w:szCs w:val="23"/>
+          <w:highlight w:val="yellow"/>
+        </w:rPr>
+        <w:t>_BONO_CRECIMIENTO }}</w:t>
       </w:r>
       <w:r>
         <w:rPr>
@@ -8797,7 +7744,6 @@
         </w:rPr>
         <w:t xml:space="preserve"> M.N. (</w:t>
       </w:r>
-      <w:proofErr w:type="gramStart"/>
       <w:r>
         <w:rPr>
           <w:rFonts w:ascii="Garamond" w:eastAsia="Garamond" w:hAnsi="Garamond" w:cs="Garamond"/>
@@ -8815,28 +7761,7 @@
           <w:szCs w:val="23"/>
           <w:highlight w:val="yellow"/>
         </w:rPr>
-        <w:lastRenderedPageBreak/>
-        <w:t>VALOR</w:t>
-      </w:r>
-      <w:proofErr w:type="gramEnd"/>
-      <w:r>
-        <w:rPr>
-          <w:rFonts w:ascii="Garamond" w:eastAsia="Garamond" w:hAnsi="Garamond" w:cs="Garamond"/>
-          <w:sz w:val="23"/>
-          <w:szCs w:val="23"/>
-          <w:highlight w:val="yellow"/>
-        </w:rPr>
-        <w:t>_BONO_CRECIMIENTO|</w:t>
-      </w:r>
-      <w:proofErr w:type="gramStart"/>
-      <w:r>
-        <w:rPr>
-          <w:rFonts w:ascii="Garamond" w:eastAsia="Garamond" w:hAnsi="Garamond" w:cs="Garamond"/>
-          <w:sz w:val="23"/>
-          <w:szCs w:val="23"/>
-          <w:highlight w:val="yellow"/>
-        </w:rPr>
-        <w:t>lower</w:t>
+        <w:t>VALOR_BONO_CRECIMIENTO|lower</w:t>
       </w:r>
       <w:proofErr w:type="spellEnd"/>
       <w:r>
@@ -8846,17 +7771,7 @@
           <w:szCs w:val="23"/>
           <w:highlight w:val="yellow"/>
         </w:rPr>
-        <w:t xml:space="preserve"> }</w:t>
-      </w:r>
-      <w:proofErr w:type="gramEnd"/>
-      <w:r>
-        <w:rPr>
-          <w:rFonts w:ascii="Garamond" w:eastAsia="Garamond" w:hAnsi="Garamond" w:cs="Garamond"/>
-          <w:sz w:val="23"/>
-          <w:szCs w:val="23"/>
-          <w:highlight w:val="yellow"/>
-        </w:rPr>
-        <w:t>}</w:t>
+        <w:t xml:space="preserve"> }}</w:t>
       </w:r>
       <w:r>
         <w:rPr>
@@ -8954,17 +7869,186 @@
           <w:rFonts w:ascii="Garamond" w:eastAsia="Garamond" w:hAnsi="Garamond" w:cs="Garamond"/>
           <w:sz w:val="23"/>
           <w:szCs w:val="23"/>
-        </w:rPr>
-      </w:pPr>
-      <w:r>
-        <w:rPr>
-          <w:rFonts w:ascii="Garamond" w:eastAsia="Garamond" w:hAnsi="Garamond" w:cs="Garamond"/>
-          <w:sz w:val="23"/>
-          <w:szCs w:val="23"/>
-          <w:highlight w:val="yellow"/>
-          <w:lang w:val="es-MX"/>
-        </w:rPr>
-        <w:t xml:space="preserve">{%p </w:t>
+          <w:lang w:val="pt-PT"/>
+        </w:rPr>
+      </w:pPr>
+      <w:r>
+        <w:rPr>
+          <w:rFonts w:ascii="Garamond" w:eastAsia="Garamond" w:hAnsi="Garamond" w:cs="Garamond"/>
+          <w:sz w:val="23"/>
+          <w:szCs w:val="23"/>
+          <w:highlight w:val="yellow"/>
+          <w:lang w:val="pt-PT"/>
+        </w:rPr>
+        <w:t>{%p endif %}</w:t>
+      </w:r>
+    </w:p>
+    <w:p>
+      <w:pPr>
+        <w:jc w:val="both"/>
+        <w:rPr>
+          <w:rFonts w:ascii="Garamond" w:eastAsia="Garamond" w:hAnsi="Garamond" w:cs="Garamond"/>
+          <w:sz w:val="23"/>
+          <w:szCs w:val="23"/>
+          <w:u w:val="single"/>
+          <w:lang w:val="pt-PT"/>
+        </w:rPr>
+      </w:pPr>
+      <w:r>
+        <w:rPr>
+          <w:rFonts w:ascii="Garamond" w:eastAsia="Garamond" w:hAnsi="Garamond" w:cs="Garamond"/>
+          <w:sz w:val="23"/>
+          <w:szCs w:val="23"/>
+          <w:highlight w:val="yellow"/>
+          <w:u w:val="single"/>
+          <w:lang w:val="pt-PT"/>
+        </w:rPr>
+        <w:t>{%p if activa_bono_mercadotecnia %}</w:t>
+      </w:r>
+    </w:p>
+    <w:p>
+      <w:pPr>
+        <w:jc w:val="both"/>
+        <w:rPr>
+          <w:rFonts w:ascii="Garamond" w:eastAsia="Garamond" w:hAnsi="Garamond" w:cs="Garamond"/>
+          <w:lang w:val="pt-PT"/>
+        </w:rPr>
+      </w:pPr>
+    </w:p>
+    <w:p>
+      <w:pPr>
+        <w:jc w:val="both"/>
+        <w:rPr>
+          <w:rFonts w:ascii="Garamond" w:eastAsia="Garamond" w:hAnsi="Garamond" w:cs="Garamond"/>
+        </w:rPr>
+      </w:pPr>
+      <w:r>
+        <w:rPr>
+          <w:rFonts w:ascii="Garamond" w:eastAsia="Garamond" w:hAnsi="Garamond" w:cs="Garamond"/>
+          <w:b/>
+          <w:bCs/>
+          <w:sz w:val="23"/>
+          <w:szCs w:val="23"/>
+          <w:u w:val="single"/>
+          <w:lang w:val="pt-PT"/>
+        </w:rPr>
+        <w:t xml:space="preserve">CLÁUSULA </w:t>
+      </w:r>
+      <w:r>
+        <w:rPr>
+          <w:rFonts w:ascii="Garamond" w:eastAsia="Garamond" w:hAnsi="Garamond" w:cs="Garamond"/>
+          <w:b/>
+          <w:bCs/>
+          <w:sz w:val="23"/>
+          <w:szCs w:val="23"/>
+          <w:highlight w:val="yellow"/>
+          <w:u w:val="single"/>
+          <w:lang w:val="pt-PT"/>
+        </w:rPr>
+        <w:t>{{ NUM_BONO_MERCADOTECNIA</w:t>
+      </w:r>
+      <w:r>
+        <w:rPr>
+          <w:rFonts w:ascii="Garamond" w:eastAsia="Garamond" w:hAnsi="Garamond" w:cs="Garamond"/>
+          <w:b/>
+          <w:bCs/>
+          <w:sz w:val="23"/>
+          <w:szCs w:val="23"/>
+          <w:highlight w:val="yellow"/>
+          <w:u w:val="single"/>
+          <w:lang w:val="pt-PT"/>
+        </w:rPr>
+        <w:t>|upper</w:t>
+      </w:r>
+      <w:r>
+        <w:rPr>
+          <w:rFonts w:ascii="Garamond" w:eastAsia="Garamond" w:hAnsi="Garamond" w:cs="Garamond"/>
+          <w:b/>
+          <w:bCs/>
+          <w:sz w:val="23"/>
+          <w:szCs w:val="23"/>
+          <w:highlight w:val="yellow"/>
+          <w:u w:val="single"/>
+          <w:lang w:val="pt-PT"/>
+        </w:rPr>
+        <w:t xml:space="preserve"> }}</w:t>
+      </w:r>
+      <w:r>
+        <w:rPr>
+          <w:rFonts w:ascii="Garamond" w:eastAsia="Garamond" w:hAnsi="Garamond" w:cs="Garamond"/>
+          <w:b/>
+          <w:bCs/>
+          <w:sz w:val="23"/>
+          <w:szCs w:val="23"/>
+          <w:u w:val="single"/>
+          <w:lang w:val="pt-PT"/>
+        </w:rPr>
+        <w:t>.</w:t>
+      </w:r>
+      <w:r>
+        <w:rPr>
+          <w:rFonts w:ascii="Garamond" w:eastAsia="Garamond" w:hAnsi="Garamond" w:cs="Garamond"/>
+          <w:b/>
+          <w:bCs/>
+          <w:u w:val="single"/>
+          <w:lang w:val="pt-PT"/>
+        </w:rPr>
+        <w:t xml:space="preserve"> - Bono de Mercadotecnia.</w:t>
+      </w:r>
+      <w:r>
+        <w:rPr>
+          <w:rFonts w:ascii="Garamond" w:eastAsia="Garamond" w:hAnsi="Garamond" w:cs="Garamond"/>
+          <w:lang w:val="pt-PT"/>
+        </w:rPr>
+        <w:t xml:space="preserve"> </w:t>
+      </w:r>
+      <w:r>
+        <w:rPr>
+          <w:rFonts w:ascii="Garamond" w:eastAsia="Garamond" w:hAnsi="Garamond" w:cs="Garamond"/>
+        </w:rPr>
+        <w:t>Rappi otorgará al Aliado un bono de mercadotecnia por la cantidad de $</w:t>
+      </w:r>
+      <w:r>
+        <w:rPr>
+          <w:rFonts w:ascii="Garamond" w:eastAsia="Garamond" w:hAnsi="Garamond" w:cs="Garamond"/>
+          <w:sz w:val="23"/>
+          <w:szCs w:val="23"/>
+          <w:highlight w:val="yellow"/>
+        </w:rPr>
+        <w:t xml:space="preserve">{{ </w:t>
+      </w:r>
+      <w:r>
+        <w:rPr>
+          <w:rFonts w:ascii="Garamond" w:eastAsia="Garamond" w:hAnsi="Garamond" w:cs="Garamond"/>
+          <w:sz w:val="23"/>
+          <w:szCs w:val="23"/>
+          <w:highlight w:val="yellow"/>
+        </w:rPr>
+        <w:t>N</w:t>
+      </w:r>
+      <w:r>
+        <w:rPr>
+          <w:rFonts w:ascii="Garamond" w:eastAsia="Garamond" w:hAnsi="Garamond" w:cs="Garamond"/>
+          <w:sz w:val="23"/>
+          <w:szCs w:val="23"/>
+          <w:highlight w:val="yellow"/>
+        </w:rPr>
+        <w:t>_BONO_MERCADOTECNIA }}</w:t>
+      </w:r>
+      <w:r>
+        <w:rPr>
+          <w:rFonts w:ascii="Garamond" w:eastAsia="Garamond" w:hAnsi="Garamond" w:cs="Garamond"/>
+        </w:rPr>
+        <w:t xml:space="preserve"> M.N. (</w:t>
+      </w:r>
+      <w:r>
+        <w:rPr>
+          <w:rFonts w:ascii="Garamond" w:eastAsia="Garamond" w:hAnsi="Garamond" w:cs="Garamond"/>
+          <w:sz w:val="23"/>
+          <w:szCs w:val="23"/>
+          <w:highlight w:val="yellow"/>
+        </w:rPr>
+        <w:t xml:space="preserve">{{ </w:t>
       </w:r>
       <w:proofErr w:type="spellStart"/>
       <w:r>
@@ -8973,9 +8057,17 @@
           <w:sz w:val="23"/>
           <w:szCs w:val="23"/>
           <w:highlight w:val="yellow"/>
-          <w:lang w:val="es-MX"/>
-        </w:rPr>
-        <w:t>endif</w:t>
+        </w:rPr>
+        <w:t>VALOR_BONO_MERCADOTECNIA</w:t>
+      </w:r>
+      <w:r>
+        <w:rPr>
+          <w:rFonts w:ascii="Garamond" w:eastAsia="Garamond" w:hAnsi="Garamond" w:cs="Garamond"/>
+          <w:sz w:val="23"/>
+          <w:szCs w:val="23"/>
+          <w:highlight w:val="yellow"/>
+        </w:rPr>
+        <w:t>|lower</w:t>
       </w:r>
       <w:proofErr w:type="spellEnd"/>
       <w:r>
@@ -8984,258 +8076,8 @@
           <w:sz w:val="23"/>
           <w:szCs w:val="23"/>
           <w:highlight w:val="yellow"/>
-          <w:lang w:val="es-MX"/>
-        </w:rPr>
-        <w:t xml:space="preserve"> %}</w:t>
-      </w:r>
-    </w:p>
-    <w:p>
-      <w:pPr>
-        <w:jc w:val="both"/>
-        <w:rPr>
-          <w:rFonts w:ascii="Garamond" w:eastAsia="Garamond" w:hAnsi="Garamond" w:cs="Garamond"/>
-          <w:sz w:val="23"/>
-          <w:szCs w:val="23"/>
-          <w:u w:val="single"/>
-          <w:lang w:val="pt-PT"/>
-        </w:rPr>
-      </w:pPr>
-      <w:r>
-        <w:rPr>
-          <w:rFonts w:ascii="Garamond" w:eastAsia="Garamond" w:hAnsi="Garamond" w:cs="Garamond"/>
-          <w:sz w:val="23"/>
-          <w:szCs w:val="23"/>
-          <w:highlight w:val="yellow"/>
-          <w:u w:val="single"/>
-          <w:lang w:val="pt-PT"/>
-        </w:rPr>
-        <w:t>{%p if activa_bono_mercadotecnia %}</w:t>
-      </w:r>
-    </w:p>
-    <w:p>
-      <w:pPr>
-        <w:jc w:val="both"/>
-        <w:rPr>
-          <w:rFonts w:ascii="Garamond" w:eastAsia="Garamond" w:hAnsi="Garamond" w:cs="Garamond"/>
-        </w:rPr>
-      </w:pPr>
-    </w:p>
-    <w:p>
-      <w:pPr>
-        <w:jc w:val="both"/>
-        <w:rPr>
-          <w:rFonts w:ascii="Garamond" w:eastAsia="Garamond" w:hAnsi="Garamond" w:cs="Garamond"/>
-        </w:rPr>
-      </w:pPr>
-      <w:r>
-        <w:rPr>
-          <w:rFonts w:ascii="Garamond" w:eastAsia="Garamond" w:hAnsi="Garamond" w:cs="Garamond"/>
-          <w:b/>
-          <w:bCs/>
-          <w:sz w:val="23"/>
-          <w:szCs w:val="23"/>
-          <w:u w:val="single"/>
-          <w:lang w:val="pt-PT"/>
-        </w:rPr>
-        <w:t xml:space="preserve">CLÁUSULA </w:t>
-      </w:r>
-      <w:r>
-        <w:rPr>
-          <w:rFonts w:ascii="Garamond" w:eastAsia="Garamond" w:hAnsi="Garamond" w:cs="Garamond"/>
-          <w:b/>
-          <w:bCs/>
-          <w:sz w:val="23"/>
-          <w:szCs w:val="23"/>
-          <w:highlight w:val="yellow"/>
-          <w:u w:val="single"/>
-          <w:lang w:val="pt-PT"/>
-        </w:rPr>
-        <w:t>{{ NUM_BONO_MERCADOTECNIA</w:t>
-      </w:r>
-      <w:r>
-        <w:rPr>
-          <w:rFonts w:ascii="Garamond" w:eastAsia="Garamond" w:hAnsi="Garamond" w:cs="Garamond"/>
-          <w:b/>
-          <w:bCs/>
-          <w:sz w:val="23"/>
-          <w:szCs w:val="23"/>
-          <w:highlight w:val="yellow"/>
-          <w:u w:val="single"/>
-          <w:lang w:val="pt-PT"/>
-        </w:rPr>
-        <w:t>|upper</w:t>
-      </w:r>
-      <w:r>
-        <w:rPr>
-          <w:rFonts w:ascii="Garamond" w:eastAsia="Garamond" w:hAnsi="Garamond" w:cs="Garamond"/>
-          <w:b/>
-          <w:bCs/>
-          <w:sz w:val="23"/>
-          <w:szCs w:val="23"/>
-          <w:highlight w:val="yellow"/>
-          <w:u w:val="single"/>
-          <w:lang w:val="pt-PT"/>
         </w:rPr>
         <w:t xml:space="preserve"> }}</w:t>
-      </w:r>
-      <w:r>
-        <w:rPr>
-          <w:rFonts w:ascii="Garamond" w:eastAsia="Garamond" w:hAnsi="Garamond" w:cs="Garamond"/>
-          <w:b/>
-          <w:bCs/>
-          <w:sz w:val="23"/>
-          <w:szCs w:val="23"/>
-          <w:u w:val="single"/>
-          <w:lang w:val="pt-PT"/>
-        </w:rPr>
-        <w:t>.</w:t>
-      </w:r>
-      <w:r>
-        <w:rPr>
-          <w:rFonts w:ascii="Garamond" w:eastAsia="Garamond" w:hAnsi="Garamond" w:cs="Garamond"/>
-          <w:b/>
-          <w:bCs/>
-          <w:u w:val="single"/>
-          <w:lang w:val="pt-PT"/>
-        </w:rPr>
-        <w:t xml:space="preserve"> - Bono de Mercadotecnia.</w:t>
-      </w:r>
-      <w:r>
-        <w:rPr>
-          <w:rFonts w:ascii="Garamond" w:eastAsia="Garamond" w:hAnsi="Garamond" w:cs="Garamond"/>
-          <w:lang w:val="pt-PT"/>
-        </w:rPr>
-        <w:t xml:space="preserve"> </w:t>
-      </w:r>
-      <w:r>
-        <w:rPr>
-          <w:rFonts w:ascii="Garamond" w:eastAsia="Garamond" w:hAnsi="Garamond" w:cs="Garamond"/>
-        </w:rPr>
-        <w:t>Rappi otorgará al Aliado un bono de mercadotecnia por la cantidad de $</w:t>
-      </w:r>
-      <w:proofErr w:type="gramStart"/>
-      <w:r>
-        <w:rPr>
-          <w:rFonts w:ascii="Garamond" w:eastAsia="Garamond" w:hAnsi="Garamond" w:cs="Garamond"/>
-          <w:sz w:val="23"/>
-          <w:szCs w:val="23"/>
-          <w:highlight w:val="yellow"/>
-        </w:rPr>
-        <w:t xml:space="preserve">{{ </w:t>
-      </w:r>
-      <w:r>
-        <w:rPr>
-          <w:rFonts w:ascii="Garamond" w:eastAsia="Garamond" w:hAnsi="Garamond" w:cs="Garamond"/>
-          <w:sz w:val="23"/>
-          <w:szCs w:val="23"/>
-          <w:highlight w:val="yellow"/>
-        </w:rPr>
-        <w:t>N</w:t>
-      </w:r>
-      <w:proofErr w:type="gramEnd"/>
-      <w:r>
-        <w:rPr>
-          <w:rFonts w:ascii="Garamond" w:eastAsia="Garamond" w:hAnsi="Garamond" w:cs="Garamond"/>
-          <w:sz w:val="23"/>
-          <w:szCs w:val="23"/>
-          <w:highlight w:val="yellow"/>
-        </w:rPr>
-        <w:t>_BONO_</w:t>
-      </w:r>
-      <w:proofErr w:type="gramStart"/>
-      <w:r>
-        <w:rPr>
-          <w:rFonts w:ascii="Garamond" w:eastAsia="Garamond" w:hAnsi="Garamond" w:cs="Garamond"/>
-          <w:sz w:val="23"/>
-          <w:szCs w:val="23"/>
-          <w:highlight w:val="yellow"/>
-        </w:rPr>
-        <w:t>MERCADOTECNIA }</w:t>
-      </w:r>
-      <w:proofErr w:type="gramEnd"/>
-      <w:r>
-        <w:rPr>
-          <w:rFonts w:ascii="Garamond" w:eastAsia="Garamond" w:hAnsi="Garamond" w:cs="Garamond"/>
-          <w:sz w:val="23"/>
-          <w:szCs w:val="23"/>
-          <w:highlight w:val="yellow"/>
-        </w:rPr>
-        <w:t>}</w:t>
-      </w:r>
-      <w:r>
-        <w:rPr>
-          <w:rFonts w:ascii="Garamond" w:eastAsia="Garamond" w:hAnsi="Garamond" w:cs="Garamond"/>
-        </w:rPr>
-        <w:t xml:space="preserve"> M.N. (</w:t>
-      </w:r>
-      <w:proofErr w:type="gramStart"/>
-      <w:r>
-        <w:rPr>
-          <w:rFonts w:ascii="Garamond" w:eastAsia="Garamond" w:hAnsi="Garamond" w:cs="Garamond"/>
-          <w:sz w:val="23"/>
-          <w:szCs w:val="23"/>
-          <w:highlight w:val="yellow"/>
-        </w:rPr>
-        <w:t xml:space="preserve">{{ </w:t>
-      </w:r>
-      <w:proofErr w:type="spellStart"/>
-      <w:r>
-        <w:rPr>
-          <w:rFonts w:ascii="Garamond" w:eastAsia="Garamond" w:hAnsi="Garamond" w:cs="Garamond"/>
-          <w:sz w:val="23"/>
-          <w:szCs w:val="23"/>
-          <w:highlight w:val="yellow"/>
-        </w:rPr>
-        <w:t>VALOR</w:t>
-      </w:r>
-      <w:proofErr w:type="gramEnd"/>
-      <w:r>
-        <w:rPr>
-          <w:rFonts w:ascii="Garamond" w:eastAsia="Garamond" w:hAnsi="Garamond" w:cs="Garamond"/>
-          <w:sz w:val="23"/>
-          <w:szCs w:val="23"/>
-          <w:highlight w:val="yellow"/>
-        </w:rPr>
-        <w:t>_BONO_MERCADOTECNIA</w:t>
-      </w:r>
-      <w:r>
-        <w:rPr>
-          <w:rFonts w:ascii="Garamond" w:eastAsia="Garamond" w:hAnsi="Garamond" w:cs="Garamond"/>
-          <w:sz w:val="23"/>
-          <w:szCs w:val="23"/>
-          <w:highlight w:val="yellow"/>
-        </w:rPr>
-        <w:t>|</w:t>
-      </w:r>
-      <w:proofErr w:type="gramStart"/>
-      <w:r>
-        <w:rPr>
-          <w:rFonts w:ascii="Garamond" w:eastAsia="Garamond" w:hAnsi="Garamond" w:cs="Garamond"/>
-          <w:sz w:val="23"/>
-          <w:szCs w:val="23"/>
-          <w:highlight w:val="yellow"/>
-        </w:rPr>
-        <w:t>lower</w:t>
-      </w:r>
-      <w:proofErr w:type="spellEnd"/>
-      <w:r>
-        <w:rPr>
-          <w:rFonts w:ascii="Garamond" w:eastAsia="Garamond" w:hAnsi="Garamond" w:cs="Garamond"/>
-          <w:sz w:val="23"/>
-          <w:szCs w:val="23"/>
-          <w:highlight w:val="yellow"/>
-        </w:rPr>
-        <w:t xml:space="preserve"> }</w:t>
-      </w:r>
-      <w:proofErr w:type="gramEnd"/>
-      <w:r>
-        <w:rPr>
-          <w:rFonts w:ascii="Garamond" w:eastAsia="Garamond" w:hAnsi="Garamond" w:cs="Garamond"/>
-          <w:sz w:val="23"/>
-          <w:szCs w:val="23"/>
-          <w:highlight w:val="yellow"/>
-        </w:rPr>
-        <w:t>}</w:t>
       </w:r>
       <w:r>
         <w:rPr>
@@ -9294,14 +8136,14 @@
           <w:rFonts w:ascii="Garamond" w:eastAsia="Garamond" w:hAnsi="Garamond" w:cs="Garamond"/>
         </w:rPr>
         <w:br/>
-        <w:t xml:space="preserve">El desembolso del Bono de Mercadotecnia se realizará dentro de los 30 (treinta) días hábiles siguientes a la aceptación por parte de Rappi de la factura correspondiente previamente emitida y presentada por el </w:t>
+        <w:t xml:space="preserve">El desembolso del Bono de Mercadotecnia se realizará dentro de los 30 (treinta) días hábiles siguientes a </w:t>
       </w:r>
       <w:r>
         <w:rPr>
           <w:rFonts w:ascii="Garamond" w:eastAsia="Garamond" w:hAnsi="Garamond" w:cs="Garamond"/>
         </w:rPr>
         <w:lastRenderedPageBreak/>
-        <w:t>Aliado Comercial en donde se establezca dicho monto y demás requisitos legales aplicables; siempre y cuando el Aliado Comercial se encuentre realizando de forma activa e ininterrumpida operaciones de exhibición, ofrecimiento y comercialización de sus Productos en la Plataforma Rappi.</w:t>
+        <w:t>la aceptación por parte de Rappi de la factura correspondiente previamente emitida y presentada por el Aliado Comercial en donde se establezca dicho monto y demás requisitos legales aplicables; siempre y cuando el Aliado Comercial se encuentre realizando de forma activa e ininterrumpida operaciones de exhibición, ofrecimiento y comercialización de sus Productos en la Plataforma Rappi.</w:t>
       </w:r>
       <w:r>
         <w:rPr>
@@ -10011,6 +8853,760 @@
         <w:rPr>
           <w:rFonts w:ascii="Garamond" w:eastAsia="Garamond" w:hAnsi="Garamond" w:cs="Garamond"/>
         </w:rPr>
+        <w:t xml:space="preserve"> con el Bono para Nuevas Aperturas, sin necesidad de suscribir un nuevo </w:t>
+      </w:r>
+      <w:r>
+        <w:rPr>
+          <w:rFonts w:ascii="Garamond" w:eastAsia="Garamond" w:hAnsi="Garamond" w:cs="Garamond"/>
+        </w:rPr>
+        <w:lastRenderedPageBreak/>
+        <w:t>documento.</w:t>
+      </w:r>
+      <w:r>
+        <w:rPr>
+          <w:rFonts w:ascii="Garamond" w:eastAsia="Garamond" w:hAnsi="Garamond" w:cs="Garamond"/>
+        </w:rPr>
+        <w:br/>
+      </w:r>
+      <w:r>
+        <w:rPr>
+          <w:rFonts w:ascii="Garamond" w:eastAsia="Garamond" w:hAnsi="Garamond" w:cs="Garamond"/>
+        </w:rPr>
+        <w:br/>
+        <w:t xml:space="preserve">El desembolso del Bono para Nuevas Aperturas se realizará mediante transferencia bancaria a la cuenta previamente registrada por el Aliado Comercial en Portal </w:t>
+      </w:r>
+      <w:proofErr w:type="spellStart"/>
+      <w:r>
+        <w:rPr>
+          <w:rFonts w:ascii="Garamond" w:eastAsia="Garamond" w:hAnsi="Garamond" w:cs="Garamond"/>
+        </w:rPr>
+        <w:t>Partners</w:t>
+      </w:r>
+      <w:proofErr w:type="spellEnd"/>
+      <w:r>
+        <w:rPr>
+          <w:rFonts w:ascii="Garamond" w:eastAsia="Garamond" w:hAnsi="Garamond" w:cs="Garamond"/>
+        </w:rPr>
+        <w:t xml:space="preserve"> y se ejecutará una vez que el Aliado proporcione a Rappi las evidencias fehacientes de la construcción, apertura, activación, y trámite de la primera </w:t>
+      </w:r>
+      <w:proofErr w:type="spellStart"/>
+      <w:r>
+        <w:rPr>
+          <w:rFonts w:ascii="Garamond" w:eastAsia="Garamond" w:hAnsi="Garamond" w:cs="Garamond"/>
+        </w:rPr>
+        <w:t>órden</w:t>
+      </w:r>
+      <w:proofErr w:type="spellEnd"/>
+      <w:r>
+        <w:rPr>
+          <w:rFonts w:ascii="Garamond" w:eastAsia="Garamond" w:hAnsi="Garamond" w:cs="Garamond"/>
+        </w:rPr>
+        <w:t xml:space="preserve"> del nuevo Establecimiento de Comercio y/o Cocina Oculta dentro de la Plataforma Rappi, y una vez que se obtenga la aceptación por parte de Rappi de la factura correspondiente previamente emitida y presentada por el Aliado Comercial en donde se establezca dicho monto y demás requisitos legales aplicables; siempre y cuando el Aliado Comercial se encuentre realizando de forma activa e ininterrumpida operaciones de exhibición, ofrecimiento y comercialización de sus Productos en la Plataforma Rappi.</w:t>
+      </w:r>
+      <w:r>
+        <w:rPr>
+          <w:rFonts w:ascii="Garamond" w:eastAsia="Garamond" w:hAnsi="Garamond" w:cs="Garamond"/>
+        </w:rPr>
+        <w:br/>
+      </w:r>
+      <w:r>
+        <w:rPr>
+          <w:rFonts w:ascii="Garamond" w:eastAsia="Garamond" w:hAnsi="Garamond" w:cs="Garamond"/>
+        </w:rPr>
+        <w:br/>
+        <w:t>El Aliado Comercial acepta y reconoce que es el único responsable del correcto manejo contable y tributario de estos recursos, y del cumplimiento de sus obligaciones fiscales derivadas del Bono para Nuevas Aperturas, obligándose a indemnizar y sacar en paz y a salvo a Rappi de cualquier contingencia, sanción, multa o responsabilidad de carácter fiscal que en su caso las autoridades pudieren imponer en relación con en relación con el Bono para Nuevas Aperturas.</w:t>
+      </w:r>
+    </w:p>
+    <w:p>
+      <w:pPr>
+        <w:jc w:val="both"/>
+        <w:rPr>
+          <w:rFonts w:ascii="Garamond" w:eastAsia="Garamond" w:hAnsi="Garamond" w:cs="Garamond"/>
+          <w:sz w:val="23"/>
+          <w:szCs w:val="23"/>
+        </w:rPr>
+      </w:pPr>
+      <w:r>
+        <w:rPr>
+          <w:rFonts w:ascii="Garamond" w:eastAsia="Garamond" w:hAnsi="Garamond" w:cs="Garamond"/>
+          <w:sz w:val="23"/>
+          <w:szCs w:val="23"/>
+          <w:highlight w:val="yellow"/>
+        </w:rPr>
+        <w:t xml:space="preserve">{%p </w:t>
+      </w:r>
+      <w:proofErr w:type="spellStart"/>
+      <w:r>
+        <w:rPr>
+          <w:rFonts w:ascii="Garamond" w:eastAsia="Garamond" w:hAnsi="Garamond" w:cs="Garamond"/>
+          <w:sz w:val="23"/>
+          <w:szCs w:val="23"/>
+          <w:highlight w:val="yellow"/>
+        </w:rPr>
+        <w:t>endif</w:t>
+      </w:r>
+      <w:proofErr w:type="spellEnd"/>
+      <w:r>
+        <w:rPr>
+          <w:rFonts w:ascii="Garamond" w:eastAsia="Garamond" w:hAnsi="Garamond" w:cs="Garamond"/>
+          <w:sz w:val="23"/>
+          <w:szCs w:val="23"/>
+          <w:highlight w:val="yellow"/>
+        </w:rPr>
+        <w:t xml:space="preserve"> %}</w:t>
+      </w:r>
+    </w:p>
+    <w:p>
+      <w:pPr>
+        <w:jc w:val="both"/>
+        <w:rPr>
+          <w:rFonts w:ascii="Garamond" w:eastAsia="Garamond" w:hAnsi="Garamond" w:cs="Garamond"/>
+          <w:sz w:val="23"/>
+          <w:szCs w:val="23"/>
+        </w:rPr>
+      </w:pPr>
+      <w:r>
+        <w:rPr>
+          <w:rFonts w:ascii="Garamond" w:eastAsia="Garamond" w:hAnsi="Garamond" w:cs="Garamond"/>
+          <w:sz w:val="23"/>
+          <w:szCs w:val="23"/>
+          <w:highlight w:val="yellow"/>
+        </w:rPr>
+        <w:t xml:space="preserve">{%p </w:t>
+      </w:r>
+      <w:proofErr w:type="spellStart"/>
+      <w:r>
+        <w:rPr>
+          <w:rFonts w:ascii="Garamond" w:eastAsia="Garamond" w:hAnsi="Garamond" w:cs="Garamond"/>
+          <w:sz w:val="23"/>
+          <w:szCs w:val="23"/>
+          <w:highlight w:val="yellow"/>
+        </w:rPr>
+        <w:t>if</w:t>
+      </w:r>
+      <w:proofErr w:type="spellEnd"/>
+      <w:r>
+        <w:rPr>
+          <w:rFonts w:ascii="Garamond" w:eastAsia="Garamond" w:hAnsi="Garamond" w:cs="Garamond"/>
+          <w:sz w:val="23"/>
+          <w:szCs w:val="23"/>
+          <w:highlight w:val="yellow"/>
+        </w:rPr>
+        <w:t xml:space="preserve"> </w:t>
+      </w:r>
+      <w:proofErr w:type="spellStart"/>
+      <w:r>
+        <w:rPr>
+          <w:rFonts w:ascii="Garamond" w:eastAsia="Garamond" w:hAnsi="Garamond" w:cs="Garamond"/>
+          <w:sz w:val="23"/>
+          <w:szCs w:val="23"/>
+          <w:highlight w:val="yellow"/>
+        </w:rPr>
+        <w:t>activa_bono_nuevas_aperturas_previo</w:t>
+      </w:r>
+      <w:proofErr w:type="spellEnd"/>
+      <w:r>
+        <w:rPr>
+          <w:rFonts w:ascii="Garamond" w:eastAsia="Garamond" w:hAnsi="Garamond" w:cs="Garamond"/>
+          <w:sz w:val="23"/>
+          <w:szCs w:val="23"/>
+          <w:highlight w:val="yellow"/>
+        </w:rPr>
+        <w:t xml:space="preserve"> %}</w:t>
+      </w:r>
+    </w:p>
+    <w:p>
+      <w:pPr>
+        <w:jc w:val="both"/>
+        <w:rPr>
+          <w:rFonts w:ascii="Garamond" w:eastAsia="Garamond" w:hAnsi="Garamond" w:cs="Garamond"/>
+        </w:rPr>
+      </w:pPr>
+    </w:p>
+    <w:p>
+      <w:pPr>
+        <w:jc w:val="both"/>
+        <w:rPr>
+          <w:rFonts w:ascii="Garamond" w:eastAsia="Garamond" w:hAnsi="Garamond" w:cs="Garamond"/>
+        </w:rPr>
+      </w:pPr>
+      <w:r>
+        <w:rPr>
+          <w:rFonts w:ascii="Garamond" w:eastAsia="Garamond" w:hAnsi="Garamond" w:cs="Garamond"/>
+          <w:b/>
+          <w:bCs/>
+          <w:sz w:val="23"/>
+          <w:szCs w:val="23"/>
+          <w:u w:val="single"/>
+          <w:lang w:val="es-MX"/>
+        </w:rPr>
+        <w:t xml:space="preserve">CLÁUSULA </w:t>
+      </w:r>
+      <w:proofErr w:type="gramStart"/>
+      <w:r>
+        <w:rPr>
+          <w:rFonts w:ascii="Garamond" w:eastAsia="Garamond" w:hAnsi="Garamond" w:cs="Garamond"/>
+          <w:b/>
+          <w:bCs/>
+          <w:sz w:val="23"/>
+          <w:szCs w:val="23"/>
+          <w:highlight w:val="yellow"/>
+          <w:u w:val="single"/>
+          <w:lang w:val="es-MX"/>
+        </w:rPr>
+        <w:t xml:space="preserve">{{ </w:t>
+      </w:r>
+      <w:proofErr w:type="spellStart"/>
+      <w:r>
+        <w:rPr>
+          <w:rFonts w:ascii="Garamond" w:eastAsia="Garamond" w:hAnsi="Garamond" w:cs="Garamond"/>
+          <w:b/>
+          <w:bCs/>
+          <w:sz w:val="23"/>
+          <w:szCs w:val="23"/>
+          <w:highlight w:val="yellow"/>
+          <w:u w:val="single"/>
+          <w:lang w:val="es-MX"/>
+        </w:rPr>
+        <w:t>NUM</w:t>
+      </w:r>
+      <w:proofErr w:type="gramEnd"/>
+      <w:r>
+        <w:rPr>
+          <w:rFonts w:ascii="Garamond" w:eastAsia="Garamond" w:hAnsi="Garamond" w:cs="Garamond"/>
+          <w:b/>
+          <w:bCs/>
+          <w:sz w:val="23"/>
+          <w:szCs w:val="23"/>
+          <w:highlight w:val="yellow"/>
+          <w:u w:val="single"/>
+          <w:lang w:val="es-MX"/>
+        </w:rPr>
+        <w:t>_BONO_NUEVAS_APERTURAS_PREVIO|</w:t>
+      </w:r>
+      <w:proofErr w:type="gramStart"/>
+      <w:r>
+        <w:rPr>
+          <w:rFonts w:ascii="Garamond" w:eastAsia="Garamond" w:hAnsi="Garamond" w:cs="Garamond"/>
+          <w:b/>
+          <w:bCs/>
+          <w:sz w:val="23"/>
+          <w:szCs w:val="23"/>
+          <w:highlight w:val="yellow"/>
+          <w:u w:val="single"/>
+          <w:lang w:val="es-MX"/>
+        </w:rPr>
+        <w:t>upper</w:t>
+      </w:r>
+      <w:proofErr w:type="spellEnd"/>
+      <w:r>
+        <w:rPr>
+          <w:rFonts w:ascii="Garamond" w:eastAsia="Garamond" w:hAnsi="Garamond" w:cs="Garamond"/>
+          <w:b/>
+          <w:bCs/>
+          <w:sz w:val="23"/>
+          <w:szCs w:val="23"/>
+          <w:highlight w:val="yellow"/>
+          <w:u w:val="single"/>
+          <w:lang w:val="es-MX"/>
+        </w:rPr>
+        <w:t xml:space="preserve"> }</w:t>
+      </w:r>
+      <w:proofErr w:type="gramEnd"/>
+      <w:r>
+        <w:rPr>
+          <w:rFonts w:ascii="Garamond" w:eastAsia="Garamond" w:hAnsi="Garamond" w:cs="Garamond"/>
+          <w:b/>
+          <w:bCs/>
+          <w:sz w:val="23"/>
+          <w:szCs w:val="23"/>
+          <w:highlight w:val="yellow"/>
+          <w:u w:val="single"/>
+          <w:lang w:val="es-MX"/>
+        </w:rPr>
+        <w:t>}</w:t>
+      </w:r>
+      <w:r>
+        <w:rPr>
+          <w:rFonts w:ascii="Garamond" w:eastAsia="Garamond" w:hAnsi="Garamond" w:cs="Garamond"/>
+          <w:b/>
+          <w:bCs/>
+          <w:sz w:val="23"/>
+          <w:szCs w:val="23"/>
+          <w:u w:val="single"/>
+          <w:lang w:val="es-MX"/>
+        </w:rPr>
+        <w:t xml:space="preserve">. </w:t>
+      </w:r>
+      <w:r>
+        <w:rPr>
+          <w:rFonts w:ascii="Garamond" w:eastAsia="Garamond" w:hAnsi="Garamond" w:cs="Garamond"/>
+          <w:b/>
+          <w:bCs/>
+          <w:u w:val="single"/>
+          <w:lang w:val="es-MX"/>
+        </w:rPr>
+        <w:t xml:space="preserve">- </w:t>
+      </w:r>
+      <w:r>
+        <w:rPr>
+          <w:rFonts w:ascii="Garamond" w:eastAsia="Garamond" w:hAnsi="Garamond" w:cs="Garamond"/>
+          <w:b/>
+          <w:bCs/>
+          <w:u w:val="single"/>
+        </w:rPr>
+        <w:t>Bono Nuevas Aperturas.</w:t>
+      </w:r>
+      <w:r>
+        <w:rPr>
+          <w:rFonts w:ascii="Garamond" w:eastAsia="Garamond" w:hAnsi="Garamond" w:cs="Garamond"/>
+        </w:rPr>
+        <w:t xml:space="preserve"> Rappi otorgará un bono para nuevas aperturas ("</w:t>
+      </w:r>
+      <w:r>
+        <w:rPr>
+          <w:rFonts w:ascii="Garamond" w:eastAsia="Garamond" w:hAnsi="Garamond" w:cs="Garamond"/>
+          <w:u w:val="single"/>
+        </w:rPr>
+        <w:t>Bono para Nuevas Aperturas</w:t>
+      </w:r>
+      <w:r>
+        <w:rPr>
+          <w:rFonts w:ascii="Garamond" w:eastAsia="Garamond" w:hAnsi="Garamond" w:cs="Garamond"/>
+        </w:rPr>
+        <w:t>") por hasta $</w:t>
+      </w:r>
+      <w:proofErr w:type="gramStart"/>
+      <w:r>
+        <w:rPr>
+          <w:rFonts w:ascii="Garamond" w:eastAsia="Garamond" w:hAnsi="Garamond" w:cs="Garamond"/>
+          <w:highlight w:val="yellow"/>
+          <w:lang w:val="es-ES"/>
+        </w:rPr>
+        <w:t>{{ N</w:t>
+      </w:r>
+      <w:proofErr w:type="gramEnd"/>
+      <w:r>
+        <w:rPr>
+          <w:rFonts w:ascii="Garamond" w:eastAsia="Garamond" w:hAnsi="Garamond" w:cs="Garamond"/>
+          <w:highlight w:val="yellow"/>
+          <w:lang w:val="es-ES"/>
+        </w:rPr>
+        <w:t>_BONO_NUEVAS_</w:t>
+      </w:r>
+      <w:proofErr w:type="gramStart"/>
+      <w:r>
+        <w:rPr>
+          <w:rFonts w:ascii="Garamond" w:eastAsia="Garamond" w:hAnsi="Garamond" w:cs="Garamond"/>
+          <w:highlight w:val="yellow"/>
+          <w:lang w:val="es-ES"/>
+        </w:rPr>
+        <w:t>APERTURAS }</w:t>
+      </w:r>
+      <w:proofErr w:type="gramEnd"/>
+      <w:r>
+        <w:rPr>
+          <w:rFonts w:ascii="Garamond" w:eastAsia="Garamond" w:hAnsi="Garamond" w:cs="Garamond"/>
+          <w:highlight w:val="yellow"/>
+          <w:lang w:val="es-ES"/>
+        </w:rPr>
+        <w:t>}</w:t>
+      </w:r>
+      <w:r>
+        <w:rPr>
+          <w:rFonts w:ascii="Garamond" w:eastAsia="Garamond" w:hAnsi="Garamond" w:cs="Garamond"/>
+        </w:rPr>
+        <w:t>.00 M.N. (</w:t>
+      </w:r>
+      <w:r>
+        <w:rPr>
+          <w:rFonts w:ascii="Garamond" w:eastAsia="Garamond" w:hAnsi="Garamond" w:cs="Garamond"/>
+        </w:rPr>
+        <w:t>(</w:t>
+      </w:r>
+      <w:proofErr w:type="gramStart"/>
+      <w:r>
+        <w:rPr>
+          <w:rFonts w:ascii="Garamond" w:eastAsia="Garamond" w:hAnsi="Garamond" w:cs="Garamond"/>
+          <w:sz w:val="23"/>
+          <w:szCs w:val="23"/>
+          <w:highlight w:val="yellow"/>
+        </w:rPr>
+        <w:t xml:space="preserve">{{ </w:t>
+      </w:r>
+      <w:proofErr w:type="spellStart"/>
+      <w:r>
+        <w:rPr>
+          <w:rFonts w:ascii="Garamond" w:eastAsia="Garamond" w:hAnsi="Garamond" w:cs="Garamond"/>
+          <w:sz w:val="23"/>
+          <w:szCs w:val="23"/>
+          <w:highlight w:val="yellow"/>
+        </w:rPr>
+        <w:t>VALOR</w:t>
+      </w:r>
+      <w:proofErr w:type="gramEnd"/>
+      <w:r>
+        <w:rPr>
+          <w:rFonts w:ascii="Garamond" w:eastAsia="Garamond" w:hAnsi="Garamond" w:cs="Garamond"/>
+          <w:sz w:val="23"/>
+          <w:szCs w:val="23"/>
+          <w:highlight w:val="yellow"/>
+        </w:rPr>
+        <w:t>_BONO_NUEVAS_APERTURAS</w:t>
+      </w:r>
+      <w:r>
+        <w:rPr>
+          <w:rFonts w:ascii="Garamond" w:eastAsia="Garamond" w:hAnsi="Garamond" w:cs="Garamond"/>
+          <w:sz w:val="23"/>
+          <w:szCs w:val="23"/>
+          <w:highlight w:val="yellow"/>
+        </w:rPr>
+        <w:t>|</w:t>
+      </w:r>
+      <w:proofErr w:type="gramStart"/>
+      <w:r>
+        <w:rPr>
+          <w:rFonts w:ascii="Garamond" w:eastAsia="Garamond" w:hAnsi="Garamond" w:cs="Garamond"/>
+          <w:sz w:val="23"/>
+          <w:szCs w:val="23"/>
+          <w:highlight w:val="yellow"/>
+        </w:rPr>
+        <w:t>lower</w:t>
+      </w:r>
+      <w:proofErr w:type="spellEnd"/>
+      <w:r>
+        <w:rPr>
+          <w:rFonts w:ascii="Garamond" w:eastAsia="Garamond" w:hAnsi="Garamond" w:cs="Garamond"/>
+          <w:sz w:val="23"/>
+          <w:szCs w:val="23"/>
+          <w:highlight w:val="yellow"/>
+        </w:rPr>
+        <w:t xml:space="preserve"> }</w:t>
+      </w:r>
+      <w:proofErr w:type="gramEnd"/>
+      <w:r>
+        <w:rPr>
+          <w:rFonts w:ascii="Garamond" w:eastAsia="Garamond" w:hAnsi="Garamond" w:cs="Garamond"/>
+          <w:sz w:val="23"/>
+          <w:szCs w:val="23"/>
+          <w:highlight w:val="yellow"/>
+        </w:rPr>
+        <w:t>}</w:t>
+      </w:r>
+      <w:r>
+        <w:rPr>
+          <w:rFonts w:ascii="Garamond" w:eastAsia="Garamond" w:hAnsi="Garamond" w:cs="Garamond"/>
+        </w:rPr>
+        <w:t xml:space="preserve"> pesos 00/100 Moneda Nacional) más IVA, el cual será pagado mediante transferencia bancaria a la cuenta previamente registrada por el Aliado Comercial en Portal </w:t>
+      </w:r>
+      <w:proofErr w:type="spellStart"/>
+      <w:r>
+        <w:rPr>
+          <w:rFonts w:ascii="Garamond" w:eastAsia="Garamond" w:hAnsi="Garamond" w:cs="Garamond"/>
+        </w:rPr>
+        <w:t>Partners</w:t>
+      </w:r>
+      <w:proofErr w:type="spellEnd"/>
+      <w:r>
+        <w:rPr>
+          <w:rFonts w:ascii="Garamond" w:eastAsia="Garamond" w:hAnsi="Garamond" w:cs="Garamond"/>
+        </w:rPr>
+        <w:t xml:space="preserve">. Este Bono para Nuevas Aperturas, que constituye un motivo determinante de la voluntad de las Partes, deberá destinarse exclusivamente a la construcción, apertura y activación en la Plataforma Rappi de hasta </w:t>
+      </w:r>
+      <w:proofErr w:type="gramStart"/>
+      <w:r>
+        <w:rPr>
+          <w:rFonts w:ascii="Garamond" w:eastAsia="Garamond" w:hAnsi="Garamond" w:cs="Garamond"/>
+          <w:sz w:val="23"/>
+          <w:szCs w:val="23"/>
+          <w:highlight w:val="yellow"/>
+        </w:rPr>
+        <w:t>{{ ESTABLECIMIENTOS</w:t>
+      </w:r>
+      <w:proofErr w:type="gramEnd"/>
+      <w:r>
+        <w:rPr>
+          <w:rFonts w:ascii="Garamond" w:eastAsia="Garamond" w:hAnsi="Garamond" w:cs="Garamond"/>
+          <w:sz w:val="23"/>
+          <w:szCs w:val="23"/>
+          <w:highlight w:val="yellow"/>
+        </w:rPr>
+        <w:t xml:space="preserve"> }}</w:t>
+      </w:r>
+      <w:r>
+        <w:rPr>
+          <w:rFonts w:ascii="Garamond" w:eastAsia="Garamond" w:hAnsi="Garamond" w:cs="Garamond"/>
+        </w:rPr>
+        <w:t xml:space="preserve"> (</w:t>
+      </w:r>
+      <w:proofErr w:type="gramStart"/>
+      <w:r>
+        <w:rPr>
+          <w:rFonts w:ascii="Garamond" w:eastAsia="Garamond" w:hAnsi="Garamond" w:cs="Garamond"/>
+          <w:sz w:val="23"/>
+          <w:szCs w:val="23"/>
+          <w:highlight w:val="yellow"/>
+        </w:rPr>
+        <w:t>{{ NUM</w:t>
+      </w:r>
+      <w:proofErr w:type="gramEnd"/>
+      <w:r>
+        <w:rPr>
+          <w:rFonts w:ascii="Garamond" w:eastAsia="Garamond" w:hAnsi="Garamond" w:cs="Garamond"/>
+          <w:sz w:val="23"/>
+          <w:szCs w:val="23"/>
+          <w:highlight w:val="yellow"/>
+        </w:rPr>
+        <w:t>_</w:t>
+      </w:r>
+      <w:proofErr w:type="gramStart"/>
+      <w:r>
+        <w:rPr>
+          <w:rFonts w:ascii="Garamond" w:eastAsia="Garamond" w:hAnsi="Garamond" w:cs="Garamond"/>
+          <w:sz w:val="23"/>
+          <w:szCs w:val="23"/>
+          <w:highlight w:val="yellow"/>
+        </w:rPr>
+        <w:t>ESTABLECIMIENTOS }</w:t>
+      </w:r>
+      <w:proofErr w:type="gramEnd"/>
+      <w:r>
+        <w:rPr>
+          <w:rFonts w:ascii="Garamond" w:eastAsia="Garamond" w:hAnsi="Garamond" w:cs="Garamond"/>
+          <w:sz w:val="23"/>
+          <w:szCs w:val="23"/>
+          <w:highlight w:val="yellow"/>
+        </w:rPr>
+        <w:t>}</w:t>
+      </w:r>
+      <w:r>
+        <w:rPr>
+          <w:rFonts w:ascii="Garamond" w:eastAsia="Garamond" w:hAnsi="Garamond" w:cs="Garamond"/>
+        </w:rPr>
+        <w:t xml:space="preserve">) Establecimientos de Comercio y/o Cocinas Ocultas dedicadas exclusivamente a atender la demanda de órdenes solicitadas por la Plataforma Rappi. </w:t>
+      </w:r>
+      <w:r>
+        <w:rPr>
+          <w:rFonts w:ascii="Garamond" w:eastAsia="Garamond" w:hAnsi="Garamond" w:cs="Garamond"/>
+        </w:rPr>
+        <w:br/>
+        <w:t>.</w:t>
+      </w:r>
+      <w:r>
+        <w:rPr>
+          <w:rFonts w:ascii="Garamond" w:eastAsia="Garamond" w:hAnsi="Garamond" w:cs="Garamond"/>
+        </w:rPr>
+        <w:br/>
+        <w:t xml:space="preserve">Las Partes acuerdan que Rappi desembolsará el Bono para Nuevas Aperturas previo a la construcción de los Establecimientos de Comercio y/o Cocinas Ocultas, bajo el entendido de que el periodo para ejecutar el presente Bono para Nuevas Aperturas y por ende construir o abrir los nuevos Establecimientos de Comercio y/o Cocinas Ocultas será de </w:t>
+      </w:r>
+      <w:proofErr w:type="gramStart"/>
+      <w:r>
+        <w:rPr>
+          <w:rFonts w:ascii="Garamond" w:eastAsia="Garamond" w:hAnsi="Garamond" w:cs="Garamond"/>
+          <w:highlight w:val="yellow"/>
+          <w:lang w:val="es-ES"/>
+        </w:rPr>
+        <w:t>{{ NUM</w:t>
+      </w:r>
+      <w:proofErr w:type="gramEnd"/>
+      <w:r>
+        <w:rPr>
+          <w:rFonts w:ascii="Garamond" w:eastAsia="Garamond" w:hAnsi="Garamond" w:cs="Garamond"/>
+          <w:highlight w:val="yellow"/>
+          <w:lang w:val="es-ES"/>
+        </w:rPr>
+        <w:t>_</w:t>
+      </w:r>
+      <w:proofErr w:type="gramStart"/>
+      <w:r>
+        <w:rPr>
+          <w:rFonts w:ascii="Garamond" w:eastAsia="Garamond" w:hAnsi="Garamond" w:cs="Garamond"/>
+          <w:highlight w:val="yellow"/>
+          <w:lang w:val="es-ES"/>
+        </w:rPr>
+        <w:t>MESES }</w:t>
+      </w:r>
+      <w:proofErr w:type="gramEnd"/>
+      <w:r>
+        <w:rPr>
+          <w:rFonts w:ascii="Garamond" w:eastAsia="Garamond" w:hAnsi="Garamond" w:cs="Garamond"/>
+          <w:highlight w:val="yellow"/>
+          <w:lang w:val="es-ES"/>
+        </w:rPr>
+        <w:t>}</w:t>
+      </w:r>
+      <w:r>
+        <w:rPr>
+          <w:rFonts w:ascii="Garamond" w:eastAsia="Garamond" w:hAnsi="Garamond" w:cs="Garamond"/>
+        </w:rPr>
+        <w:t xml:space="preserve"> (</w:t>
+      </w:r>
+      <w:proofErr w:type="gramStart"/>
+      <w:r>
+        <w:rPr>
+          <w:rFonts w:ascii="Garamond" w:eastAsia="Garamond" w:hAnsi="Garamond" w:cs="Garamond"/>
+          <w:highlight w:val="yellow"/>
+          <w:lang w:val="es-ES"/>
+        </w:rPr>
+        <w:t xml:space="preserve">{{ </w:t>
+      </w:r>
+      <w:proofErr w:type="spellStart"/>
+      <w:r>
+        <w:rPr>
+          <w:rFonts w:ascii="Garamond" w:eastAsia="Garamond" w:hAnsi="Garamond" w:cs="Garamond"/>
+          <w:highlight w:val="yellow"/>
+          <w:lang w:val="es-ES"/>
+        </w:rPr>
+        <w:t>MESES</w:t>
+      </w:r>
+      <w:proofErr w:type="gramEnd"/>
+      <w:r>
+        <w:rPr>
+          <w:rFonts w:ascii="Garamond" w:eastAsia="Garamond" w:hAnsi="Garamond" w:cs="Garamond"/>
+          <w:highlight w:val="yellow"/>
+          <w:lang w:val="es-ES"/>
+        </w:rPr>
+        <w:t>|</w:t>
+      </w:r>
+      <w:proofErr w:type="gramStart"/>
+      <w:r>
+        <w:rPr>
+          <w:rFonts w:ascii="Garamond" w:eastAsia="Garamond" w:hAnsi="Garamond" w:cs="Garamond"/>
+          <w:highlight w:val="yellow"/>
+          <w:lang w:val="es-ES"/>
+        </w:rPr>
+        <w:t>lower</w:t>
+      </w:r>
+      <w:proofErr w:type="spellEnd"/>
+      <w:r>
+        <w:rPr>
+          <w:rFonts w:ascii="Garamond" w:eastAsia="Garamond" w:hAnsi="Garamond" w:cs="Garamond"/>
+          <w:highlight w:val="yellow"/>
+          <w:lang w:val="es-ES"/>
+        </w:rPr>
+        <w:t xml:space="preserve"> }</w:t>
+      </w:r>
+      <w:proofErr w:type="gramEnd"/>
+      <w:r>
+        <w:rPr>
+          <w:rFonts w:ascii="Garamond" w:eastAsia="Garamond" w:hAnsi="Garamond" w:cs="Garamond"/>
+          <w:highlight w:val="yellow"/>
+          <w:lang w:val="es-ES"/>
+        </w:rPr>
+        <w:t>}</w:t>
+      </w:r>
+      <w:r>
+        <w:rPr>
+          <w:rFonts w:ascii="Garamond" w:eastAsia="Garamond" w:hAnsi="Garamond" w:cs="Garamond"/>
+        </w:rPr>
+        <w:t>) meses contados a partir de la firma del presente Acuerdo (“</w:t>
+      </w:r>
+      <w:r>
+        <w:rPr>
+          <w:rFonts w:ascii="Garamond" w:eastAsia="Garamond" w:hAnsi="Garamond" w:cs="Garamond"/>
+          <w:u w:val="single"/>
+        </w:rPr>
+        <w:t>Periodo de Ejecución</w:t>
+      </w:r>
+      <w:r>
+        <w:rPr>
+          <w:rFonts w:ascii="Garamond" w:eastAsia="Garamond" w:hAnsi="Garamond" w:cs="Garamond"/>
+        </w:rPr>
+        <w:t xml:space="preserve">”). Ambas Partes acuerdan que el desembolso de cada bono requiere un plazo de </w:t>
+      </w:r>
+      <w:proofErr w:type="gramStart"/>
+      <w:r>
+        <w:rPr>
+          <w:rFonts w:ascii="Garamond" w:eastAsia="Garamond" w:hAnsi="Garamond" w:cs="Garamond"/>
+        </w:rPr>
+        <w:t>{{ N</w:t>
+      </w:r>
+      <w:proofErr w:type="gramEnd"/>
+      <w:r>
+        <w:rPr>
+          <w:rFonts w:ascii="Garamond" w:eastAsia="Garamond" w:hAnsi="Garamond" w:cs="Garamond"/>
+        </w:rPr>
+        <w:t>_</w:t>
+      </w:r>
+      <w:proofErr w:type="gramStart"/>
+      <w:r>
+        <w:rPr>
+          <w:rFonts w:ascii="Garamond" w:eastAsia="Garamond" w:hAnsi="Garamond" w:cs="Garamond"/>
+        </w:rPr>
+        <w:t>PLAZO }</w:t>
+      </w:r>
+      <w:proofErr w:type="gramEnd"/>
+      <w:r>
+        <w:rPr>
+          <w:rFonts w:ascii="Garamond" w:eastAsia="Garamond" w:hAnsi="Garamond" w:cs="Garamond"/>
+        </w:rPr>
+        <w:t>}</w:t>
+      </w:r>
+      <w:r>
+        <w:rPr>
+          <w:rFonts w:ascii="Garamond" w:eastAsia="Garamond" w:hAnsi="Garamond" w:cs="Garamond"/>
+        </w:rPr>
+        <w:t xml:space="preserve"> (</w:t>
+      </w:r>
+      <w:proofErr w:type="gramStart"/>
+      <w:r>
+        <w:rPr>
+          <w:rFonts w:ascii="Garamond" w:eastAsia="Garamond" w:hAnsi="Garamond" w:cs="Garamond"/>
+        </w:rPr>
+        <w:t>{{ V</w:t>
+      </w:r>
+      <w:proofErr w:type="gramEnd"/>
+      <w:r>
+        <w:rPr>
+          <w:rFonts w:ascii="Garamond" w:eastAsia="Garamond" w:hAnsi="Garamond" w:cs="Garamond"/>
+        </w:rPr>
+        <w:t>_</w:t>
+      </w:r>
+      <w:proofErr w:type="gramStart"/>
+      <w:r>
+        <w:rPr>
+          <w:rFonts w:ascii="Garamond" w:eastAsia="Garamond" w:hAnsi="Garamond" w:cs="Garamond"/>
+        </w:rPr>
+        <w:t>PLAZO }</w:t>
+      </w:r>
+      <w:proofErr w:type="gramEnd"/>
+      <w:r>
+        <w:rPr>
+          <w:rFonts w:ascii="Garamond" w:eastAsia="Garamond" w:hAnsi="Garamond" w:cs="Garamond"/>
+        </w:rPr>
+        <w:t>}</w:t>
+      </w:r>
+      <w:r>
+        <w:rPr>
+          <w:rFonts w:ascii="Garamond" w:eastAsia="Garamond" w:hAnsi="Garamond" w:cs="Garamond"/>
+        </w:rPr>
+        <w:t>) meses de permanencia en la Plataforma Rappi, contados a partir de la apertura de cada Establecimiento de Comercio y/o Cocina Oculta (en adelante “</w:t>
+      </w:r>
+      <w:r>
+        <w:rPr>
+          <w:rFonts w:ascii="Garamond" w:eastAsia="Garamond" w:hAnsi="Garamond" w:cs="Garamond"/>
+          <w:u w:val="single"/>
+        </w:rPr>
+        <w:t>Periodo de Amortización</w:t>
+      </w:r>
+      <w:r>
+        <w:rPr>
+          <w:rFonts w:ascii="Garamond" w:eastAsia="Garamond" w:hAnsi="Garamond" w:cs="Garamond"/>
+        </w:rPr>
+        <w:t xml:space="preserve">”). Este Periodo de Amortización aplicará para todos los Establecimientos de Comercio y/o Cocinas Ocultas operados por el Aliado Comercial en términos del presente Acuerdo, por lo que, si la Vigencia Inicial del Acuerdo fuera inferior a dicho Periodo de Amortización, la vigencia se entenderá automáticamente prorrogada por el tiempo necesario para completar el Periodo de Amortización de cada Establecimiento de Comercio y/o Cocina Oculta que se hayan </w:t>
+      </w:r>
+      <w:proofErr w:type="spellStart"/>
+      <w:r>
+        <w:rPr>
+          <w:rFonts w:ascii="Garamond" w:eastAsia="Garamond" w:hAnsi="Garamond" w:cs="Garamond"/>
+        </w:rPr>
+        <w:t>aperturado</w:t>
+      </w:r>
+      <w:proofErr w:type="spellEnd"/>
+      <w:r>
+        <w:rPr>
+          <w:rFonts w:ascii="Garamond" w:eastAsia="Garamond" w:hAnsi="Garamond" w:cs="Garamond"/>
+        </w:rPr>
         <w:t xml:space="preserve"> con el Bono para Nuevas Aperturas, sin necesidad de suscribir un nuevo documento.</w:t>
       </w:r>
       <w:r>
@@ -10025,771 +9621,6 @@
         </w:rPr>
         <w:lastRenderedPageBreak/>
         <w:br/>
-        <w:t xml:space="preserve">El desembolso del Bono para Nuevas Aperturas se realizará mediante transferencia bancaria a la cuenta previamente registrada por el Aliado Comercial en Portal </w:t>
-      </w:r>
-      <w:proofErr w:type="spellStart"/>
-      <w:r>
-        <w:rPr>
-          <w:rFonts w:ascii="Garamond" w:eastAsia="Garamond" w:hAnsi="Garamond" w:cs="Garamond"/>
-        </w:rPr>
-        <w:t>Partners</w:t>
-      </w:r>
-      <w:proofErr w:type="spellEnd"/>
-      <w:r>
-        <w:rPr>
-          <w:rFonts w:ascii="Garamond" w:eastAsia="Garamond" w:hAnsi="Garamond" w:cs="Garamond"/>
-        </w:rPr>
-        <w:t xml:space="preserve"> y se ejecutará una vez que el Aliado proporcione a Rappi las evidencias fehacientes de la construcción, apertura, activación, y trámite de la primera </w:t>
-      </w:r>
-      <w:proofErr w:type="spellStart"/>
-      <w:r>
-        <w:rPr>
-          <w:rFonts w:ascii="Garamond" w:eastAsia="Garamond" w:hAnsi="Garamond" w:cs="Garamond"/>
-        </w:rPr>
-        <w:t>órden</w:t>
-      </w:r>
-      <w:proofErr w:type="spellEnd"/>
-      <w:r>
-        <w:rPr>
-          <w:rFonts w:ascii="Garamond" w:eastAsia="Garamond" w:hAnsi="Garamond" w:cs="Garamond"/>
-        </w:rPr>
-        <w:t xml:space="preserve"> del nuevo Establecimiento de Comercio y/o Cocina Oculta dentro de la Plataforma Rappi, y una vez que se obtenga la aceptación por parte de Rappi de la factura correspondiente previamente emitida y presentada por el Aliado Comercial en donde se establezca dicho monto y demás requisitos legales aplicables; siempre y cuando el Aliado Comercial se encuentre realizando de forma activa e ininterrumpida operaciones de exhibición, ofrecimiento y comercialización de sus Productos en la Plataforma Rappi.</w:t>
-      </w:r>
-      <w:r>
-        <w:rPr>
-          <w:rFonts w:ascii="Garamond" w:eastAsia="Garamond" w:hAnsi="Garamond" w:cs="Garamond"/>
-        </w:rPr>
-        <w:br/>
-      </w:r>
-      <w:r>
-        <w:rPr>
-          <w:rFonts w:ascii="Garamond" w:eastAsia="Garamond" w:hAnsi="Garamond" w:cs="Garamond"/>
-        </w:rPr>
-        <w:br/>
-        <w:t>El Aliado Comercial acepta y reconoce que es el único responsable del correcto manejo contable y tributario de estos recursos, y del cumplimiento de sus obligaciones fiscales derivadas del Bono para Nuevas Aperturas, obligándose a indemnizar y sacar en paz y a salvo a Rappi de cualquier contingencia, sanción, multa o responsabilidad de carácter fiscal que en su caso las autoridades pudieren imponer en relación con en relación con el Bono para Nuevas Aperturas.</w:t>
-      </w:r>
-    </w:p>
-    <w:p>
-      <w:pPr>
-        <w:jc w:val="both"/>
-        <w:rPr>
-          <w:rFonts w:ascii="Garamond" w:eastAsia="Garamond" w:hAnsi="Garamond" w:cs="Garamond"/>
-          <w:sz w:val="23"/>
-          <w:szCs w:val="23"/>
-        </w:rPr>
-      </w:pPr>
-      <w:r>
-        <w:rPr>
-          <w:rFonts w:ascii="Garamond" w:eastAsia="Garamond" w:hAnsi="Garamond" w:cs="Garamond"/>
-          <w:sz w:val="23"/>
-          <w:szCs w:val="23"/>
-          <w:highlight w:val="yellow"/>
-        </w:rPr>
-        <w:t xml:space="preserve">{%p </w:t>
-      </w:r>
-      <w:proofErr w:type="spellStart"/>
-      <w:r>
-        <w:rPr>
-          <w:rFonts w:ascii="Garamond" w:eastAsia="Garamond" w:hAnsi="Garamond" w:cs="Garamond"/>
-          <w:sz w:val="23"/>
-          <w:szCs w:val="23"/>
-          <w:highlight w:val="yellow"/>
-        </w:rPr>
-        <w:t>endif</w:t>
-      </w:r>
-      <w:proofErr w:type="spellEnd"/>
-      <w:r>
-        <w:rPr>
-          <w:rFonts w:ascii="Garamond" w:eastAsia="Garamond" w:hAnsi="Garamond" w:cs="Garamond"/>
-          <w:sz w:val="23"/>
-          <w:szCs w:val="23"/>
-          <w:highlight w:val="yellow"/>
-        </w:rPr>
-        <w:t xml:space="preserve"> %}</w:t>
-      </w:r>
-    </w:p>
-    <w:p>
-      <w:pPr>
-        <w:jc w:val="both"/>
-        <w:rPr>
-          <w:rFonts w:ascii="Garamond" w:eastAsia="Garamond" w:hAnsi="Garamond" w:cs="Garamond"/>
-          <w:sz w:val="23"/>
-          <w:szCs w:val="23"/>
-        </w:rPr>
-      </w:pPr>
-      <w:r>
-        <w:rPr>
-          <w:rFonts w:ascii="Garamond" w:eastAsia="Garamond" w:hAnsi="Garamond" w:cs="Garamond"/>
-          <w:sz w:val="23"/>
-          <w:szCs w:val="23"/>
-          <w:highlight w:val="yellow"/>
-        </w:rPr>
-        <w:t xml:space="preserve">{%p </w:t>
-      </w:r>
-      <w:proofErr w:type="spellStart"/>
-      <w:r>
-        <w:rPr>
-          <w:rFonts w:ascii="Garamond" w:eastAsia="Garamond" w:hAnsi="Garamond" w:cs="Garamond"/>
-          <w:sz w:val="23"/>
-          <w:szCs w:val="23"/>
-          <w:highlight w:val="yellow"/>
-        </w:rPr>
-        <w:t>if</w:t>
-      </w:r>
-      <w:proofErr w:type="spellEnd"/>
-      <w:r>
-        <w:rPr>
-          <w:rFonts w:ascii="Garamond" w:eastAsia="Garamond" w:hAnsi="Garamond" w:cs="Garamond"/>
-          <w:sz w:val="23"/>
-          <w:szCs w:val="23"/>
-          <w:highlight w:val="yellow"/>
-        </w:rPr>
-        <w:t xml:space="preserve"> </w:t>
-      </w:r>
-      <w:proofErr w:type="spellStart"/>
-      <w:r>
-        <w:rPr>
-          <w:rFonts w:ascii="Garamond" w:eastAsia="Garamond" w:hAnsi="Garamond" w:cs="Garamond"/>
-          <w:sz w:val="23"/>
-          <w:szCs w:val="23"/>
-          <w:highlight w:val="yellow"/>
-        </w:rPr>
-        <w:t>activa_bono_nuevas_aperturas_previo</w:t>
-      </w:r>
-      <w:proofErr w:type="spellEnd"/>
-      <w:r>
-        <w:rPr>
-          <w:rFonts w:ascii="Garamond" w:eastAsia="Garamond" w:hAnsi="Garamond" w:cs="Garamond"/>
-          <w:sz w:val="23"/>
-          <w:szCs w:val="23"/>
-          <w:highlight w:val="yellow"/>
-        </w:rPr>
-        <w:t xml:space="preserve"> %}</w:t>
-      </w:r>
-    </w:p>
-    <w:p>
-      <w:pPr>
-        <w:jc w:val="both"/>
-        <w:rPr>
-          <w:rFonts w:ascii="Garamond" w:eastAsia="Garamond" w:hAnsi="Garamond" w:cs="Garamond"/>
-        </w:rPr>
-      </w:pPr>
-    </w:p>
-    <w:p>
-      <w:pPr>
-        <w:jc w:val="both"/>
-        <w:rPr>
-          <w:rFonts w:ascii="Garamond" w:eastAsia="Garamond" w:hAnsi="Garamond" w:cs="Garamond"/>
-        </w:rPr>
-      </w:pPr>
-      <w:r>
-        <w:rPr>
-          <w:rFonts w:ascii="Garamond" w:eastAsia="Garamond" w:hAnsi="Garamond" w:cs="Garamond"/>
-          <w:b/>
-          <w:bCs/>
-          <w:sz w:val="23"/>
-          <w:szCs w:val="23"/>
-          <w:u w:val="single"/>
-          <w:lang w:val="es-MX"/>
-        </w:rPr>
-        <w:t xml:space="preserve">CLÁUSULA </w:t>
-      </w:r>
-      <w:proofErr w:type="gramStart"/>
-      <w:r>
-        <w:rPr>
-          <w:rFonts w:ascii="Garamond" w:eastAsia="Garamond" w:hAnsi="Garamond" w:cs="Garamond"/>
-          <w:b/>
-          <w:bCs/>
-          <w:sz w:val="23"/>
-          <w:szCs w:val="23"/>
-          <w:highlight w:val="yellow"/>
-          <w:u w:val="single"/>
-          <w:lang w:val="es-MX"/>
-        </w:rPr>
-        <w:t xml:space="preserve">{{ </w:t>
-      </w:r>
-      <w:proofErr w:type="spellStart"/>
-      <w:r>
-        <w:rPr>
-          <w:rFonts w:ascii="Garamond" w:eastAsia="Garamond" w:hAnsi="Garamond" w:cs="Garamond"/>
-          <w:b/>
-          <w:bCs/>
-          <w:sz w:val="23"/>
-          <w:szCs w:val="23"/>
-          <w:highlight w:val="yellow"/>
-          <w:u w:val="single"/>
-          <w:lang w:val="es-MX"/>
-        </w:rPr>
-        <w:t>NUM</w:t>
-      </w:r>
-      <w:proofErr w:type="gramEnd"/>
-      <w:r>
-        <w:rPr>
-          <w:rFonts w:ascii="Garamond" w:eastAsia="Garamond" w:hAnsi="Garamond" w:cs="Garamond"/>
-          <w:b/>
-          <w:bCs/>
-          <w:sz w:val="23"/>
-          <w:szCs w:val="23"/>
-          <w:highlight w:val="yellow"/>
-          <w:u w:val="single"/>
-          <w:lang w:val="es-MX"/>
-        </w:rPr>
-        <w:t>_BONO_NUEVAS_APERTURAS_PREVIO|</w:t>
-      </w:r>
-      <w:proofErr w:type="gramStart"/>
-      <w:r>
-        <w:rPr>
-          <w:rFonts w:ascii="Garamond" w:eastAsia="Garamond" w:hAnsi="Garamond" w:cs="Garamond"/>
-          <w:b/>
-          <w:bCs/>
-          <w:sz w:val="23"/>
-          <w:szCs w:val="23"/>
-          <w:highlight w:val="yellow"/>
-          <w:u w:val="single"/>
-          <w:lang w:val="es-MX"/>
-        </w:rPr>
-        <w:t>upper</w:t>
-      </w:r>
-      <w:proofErr w:type="spellEnd"/>
-      <w:r>
-        <w:rPr>
-          <w:rFonts w:ascii="Garamond" w:eastAsia="Garamond" w:hAnsi="Garamond" w:cs="Garamond"/>
-          <w:b/>
-          <w:bCs/>
-          <w:sz w:val="23"/>
-          <w:szCs w:val="23"/>
-          <w:highlight w:val="yellow"/>
-          <w:u w:val="single"/>
-          <w:lang w:val="es-MX"/>
-        </w:rPr>
-        <w:t xml:space="preserve"> }</w:t>
-      </w:r>
-      <w:proofErr w:type="gramEnd"/>
-      <w:r>
-        <w:rPr>
-          <w:rFonts w:ascii="Garamond" w:eastAsia="Garamond" w:hAnsi="Garamond" w:cs="Garamond"/>
-          <w:b/>
-          <w:bCs/>
-          <w:sz w:val="23"/>
-          <w:szCs w:val="23"/>
-          <w:highlight w:val="yellow"/>
-          <w:u w:val="single"/>
-          <w:lang w:val="es-MX"/>
-        </w:rPr>
-        <w:t>}</w:t>
-      </w:r>
-      <w:r>
-        <w:rPr>
-          <w:rFonts w:ascii="Garamond" w:eastAsia="Garamond" w:hAnsi="Garamond" w:cs="Garamond"/>
-          <w:b/>
-          <w:bCs/>
-          <w:sz w:val="23"/>
-          <w:szCs w:val="23"/>
-          <w:u w:val="single"/>
-          <w:lang w:val="es-MX"/>
-        </w:rPr>
-        <w:t>.</w:t>
-      </w:r>
-      <w:r>
-        <w:rPr>
-          <w:rFonts w:ascii="Garamond" w:eastAsia="Garamond" w:hAnsi="Garamond" w:cs="Garamond"/>
-          <w:b/>
-          <w:bCs/>
-          <w:sz w:val="23"/>
-          <w:szCs w:val="23"/>
-          <w:u w:val="single"/>
-          <w:lang w:val="es-MX"/>
-        </w:rPr>
-        <w:t xml:space="preserve"> </w:t>
-      </w:r>
-      <w:r>
-        <w:rPr>
-          <w:rFonts w:ascii="Garamond" w:eastAsia="Garamond" w:hAnsi="Garamond" w:cs="Garamond"/>
-          <w:b/>
-          <w:bCs/>
-          <w:u w:val="single"/>
-          <w:lang w:val="es-MX"/>
-        </w:rPr>
-        <w:t xml:space="preserve">- </w:t>
-      </w:r>
-      <w:r>
-        <w:rPr>
-          <w:rFonts w:ascii="Garamond" w:eastAsia="Garamond" w:hAnsi="Garamond" w:cs="Garamond"/>
-          <w:b/>
-          <w:bCs/>
-          <w:u w:val="single"/>
-        </w:rPr>
-        <w:t>Bono Nuevas Aperturas.</w:t>
-      </w:r>
-      <w:r>
-        <w:rPr>
-          <w:rFonts w:ascii="Garamond" w:eastAsia="Garamond" w:hAnsi="Garamond" w:cs="Garamond"/>
-        </w:rPr>
-        <w:t xml:space="preserve"> Rappi otorgará un bono para nuevas aperturas ("</w:t>
-      </w:r>
-      <w:r>
-        <w:rPr>
-          <w:rFonts w:ascii="Garamond" w:eastAsia="Garamond" w:hAnsi="Garamond" w:cs="Garamond"/>
-          <w:u w:val="single"/>
-        </w:rPr>
-        <w:t>Bono para Nuevas Aperturas</w:t>
-      </w:r>
-      <w:r>
-        <w:rPr>
-          <w:rFonts w:ascii="Garamond" w:eastAsia="Garamond" w:hAnsi="Garamond" w:cs="Garamond"/>
-        </w:rPr>
-        <w:t>") por hasta $</w:t>
-      </w:r>
-      <w:proofErr w:type="gramStart"/>
-      <w:r>
-        <w:rPr>
-          <w:rFonts w:ascii="Garamond" w:eastAsia="Garamond" w:hAnsi="Garamond" w:cs="Garamond"/>
-          <w:highlight w:val="yellow"/>
-          <w:lang w:val="es-ES"/>
-        </w:rPr>
-        <w:t>{{ N</w:t>
-      </w:r>
-      <w:proofErr w:type="gramEnd"/>
-      <w:r>
-        <w:rPr>
-          <w:rFonts w:ascii="Garamond" w:eastAsia="Garamond" w:hAnsi="Garamond" w:cs="Garamond"/>
-          <w:highlight w:val="yellow"/>
-          <w:lang w:val="es-ES"/>
-        </w:rPr>
-        <w:t>_BONO_NUEVAS_</w:t>
-      </w:r>
-      <w:proofErr w:type="gramStart"/>
-      <w:r>
-        <w:rPr>
-          <w:rFonts w:ascii="Garamond" w:eastAsia="Garamond" w:hAnsi="Garamond" w:cs="Garamond"/>
-          <w:highlight w:val="yellow"/>
-          <w:lang w:val="es-ES"/>
-        </w:rPr>
-        <w:t>APERTURAS }</w:t>
-      </w:r>
-      <w:proofErr w:type="gramEnd"/>
-      <w:r>
-        <w:rPr>
-          <w:rFonts w:ascii="Garamond" w:eastAsia="Garamond" w:hAnsi="Garamond" w:cs="Garamond"/>
-          <w:highlight w:val="yellow"/>
-          <w:lang w:val="es-ES"/>
-        </w:rPr>
-        <w:t>}</w:t>
-      </w:r>
-      <w:r>
-        <w:rPr>
-          <w:rFonts w:ascii="Garamond" w:eastAsia="Garamond" w:hAnsi="Garamond" w:cs="Garamond"/>
-        </w:rPr>
-        <w:t>.00 M.N. (</w:t>
-      </w:r>
-      <w:r>
-        <w:rPr>
-          <w:rFonts w:ascii="Garamond" w:eastAsia="Garamond" w:hAnsi="Garamond" w:cs="Garamond"/>
-        </w:rPr>
-        <w:t>(</w:t>
-      </w:r>
-      <w:proofErr w:type="gramStart"/>
-      <w:r>
-        <w:rPr>
-          <w:rFonts w:ascii="Garamond" w:eastAsia="Garamond" w:hAnsi="Garamond" w:cs="Garamond"/>
-          <w:sz w:val="23"/>
-          <w:szCs w:val="23"/>
-          <w:highlight w:val="yellow"/>
-        </w:rPr>
-        <w:t xml:space="preserve">{{ </w:t>
-      </w:r>
-      <w:proofErr w:type="spellStart"/>
-      <w:r>
-        <w:rPr>
-          <w:rFonts w:ascii="Garamond" w:eastAsia="Garamond" w:hAnsi="Garamond" w:cs="Garamond"/>
-          <w:sz w:val="23"/>
-          <w:szCs w:val="23"/>
-          <w:highlight w:val="yellow"/>
-        </w:rPr>
-        <w:t>VALOR</w:t>
-      </w:r>
-      <w:proofErr w:type="gramEnd"/>
-      <w:r>
-        <w:rPr>
-          <w:rFonts w:ascii="Garamond" w:eastAsia="Garamond" w:hAnsi="Garamond" w:cs="Garamond"/>
-          <w:sz w:val="23"/>
-          <w:szCs w:val="23"/>
-          <w:highlight w:val="yellow"/>
-        </w:rPr>
-        <w:t>_BONO_NUEVAS_APERTURAS</w:t>
-      </w:r>
-      <w:r>
-        <w:rPr>
-          <w:rFonts w:ascii="Garamond" w:eastAsia="Garamond" w:hAnsi="Garamond" w:cs="Garamond"/>
-          <w:sz w:val="23"/>
-          <w:szCs w:val="23"/>
-          <w:highlight w:val="yellow"/>
-        </w:rPr>
-        <w:t>|</w:t>
-      </w:r>
-      <w:proofErr w:type="gramStart"/>
-      <w:r>
-        <w:rPr>
-          <w:rFonts w:ascii="Garamond" w:eastAsia="Garamond" w:hAnsi="Garamond" w:cs="Garamond"/>
-          <w:sz w:val="23"/>
-          <w:szCs w:val="23"/>
-          <w:highlight w:val="yellow"/>
-        </w:rPr>
-        <w:t>lower</w:t>
-      </w:r>
-      <w:proofErr w:type="spellEnd"/>
-      <w:r>
-        <w:rPr>
-          <w:rFonts w:ascii="Garamond" w:eastAsia="Garamond" w:hAnsi="Garamond" w:cs="Garamond"/>
-          <w:sz w:val="23"/>
-          <w:szCs w:val="23"/>
-          <w:highlight w:val="yellow"/>
-        </w:rPr>
-        <w:t xml:space="preserve"> }</w:t>
-      </w:r>
-      <w:proofErr w:type="gramEnd"/>
-      <w:r>
-        <w:rPr>
-          <w:rFonts w:ascii="Garamond" w:eastAsia="Garamond" w:hAnsi="Garamond" w:cs="Garamond"/>
-          <w:sz w:val="23"/>
-          <w:szCs w:val="23"/>
-          <w:highlight w:val="yellow"/>
-        </w:rPr>
-        <w:t>}</w:t>
-      </w:r>
-      <w:r>
-        <w:rPr>
-          <w:rFonts w:ascii="Garamond" w:eastAsia="Garamond" w:hAnsi="Garamond" w:cs="Garamond"/>
-        </w:rPr>
-        <w:t xml:space="preserve"> pesos 00/100 Moneda Nacional) más IVA, el cual será pagado mediante transferencia bancaria a la cuenta previamente registrada por el Aliado Comercial en Portal </w:t>
-      </w:r>
-      <w:proofErr w:type="spellStart"/>
-      <w:r>
-        <w:rPr>
-          <w:rFonts w:ascii="Garamond" w:eastAsia="Garamond" w:hAnsi="Garamond" w:cs="Garamond"/>
-        </w:rPr>
-        <w:t>Partners</w:t>
-      </w:r>
-      <w:proofErr w:type="spellEnd"/>
-      <w:r>
-        <w:rPr>
-          <w:rFonts w:ascii="Garamond" w:eastAsia="Garamond" w:hAnsi="Garamond" w:cs="Garamond"/>
-        </w:rPr>
-        <w:t xml:space="preserve">. Este Bono para Nuevas Aperturas, que constituye un motivo determinante de la voluntad de las Partes, deberá destinarse exclusivamente a la construcción, apertura y activación en la Plataforma Rappi de hasta </w:t>
-      </w:r>
-      <w:proofErr w:type="gramStart"/>
-      <w:r>
-        <w:rPr>
-          <w:rFonts w:ascii="Garamond" w:eastAsia="Garamond" w:hAnsi="Garamond" w:cs="Garamond"/>
-          <w:sz w:val="23"/>
-          <w:szCs w:val="23"/>
-          <w:highlight w:val="yellow"/>
-        </w:rPr>
-        <w:t>{{ ESTABLECIMIENTOS</w:t>
-      </w:r>
-      <w:proofErr w:type="gramEnd"/>
-      <w:r>
-        <w:rPr>
-          <w:rFonts w:ascii="Garamond" w:eastAsia="Garamond" w:hAnsi="Garamond" w:cs="Garamond"/>
-          <w:sz w:val="23"/>
-          <w:szCs w:val="23"/>
-          <w:highlight w:val="yellow"/>
-        </w:rPr>
-        <w:t xml:space="preserve"> }}</w:t>
-      </w:r>
-      <w:r>
-        <w:rPr>
-          <w:rFonts w:ascii="Garamond" w:eastAsia="Garamond" w:hAnsi="Garamond" w:cs="Garamond"/>
-        </w:rPr>
-        <w:t xml:space="preserve"> (</w:t>
-      </w:r>
-      <w:proofErr w:type="gramStart"/>
-      <w:r>
-        <w:rPr>
-          <w:rFonts w:ascii="Garamond" w:eastAsia="Garamond" w:hAnsi="Garamond" w:cs="Garamond"/>
-          <w:sz w:val="23"/>
-          <w:szCs w:val="23"/>
-          <w:highlight w:val="yellow"/>
-        </w:rPr>
-        <w:t>{{ NUM</w:t>
-      </w:r>
-      <w:proofErr w:type="gramEnd"/>
-      <w:r>
-        <w:rPr>
-          <w:rFonts w:ascii="Garamond" w:eastAsia="Garamond" w:hAnsi="Garamond" w:cs="Garamond"/>
-          <w:sz w:val="23"/>
-          <w:szCs w:val="23"/>
-          <w:highlight w:val="yellow"/>
-        </w:rPr>
-        <w:t>_</w:t>
-      </w:r>
-      <w:proofErr w:type="gramStart"/>
-      <w:r>
-        <w:rPr>
-          <w:rFonts w:ascii="Garamond" w:eastAsia="Garamond" w:hAnsi="Garamond" w:cs="Garamond"/>
-          <w:sz w:val="23"/>
-          <w:szCs w:val="23"/>
-          <w:highlight w:val="yellow"/>
-        </w:rPr>
-        <w:t>ESTABLECIMIENTOS }</w:t>
-      </w:r>
-      <w:proofErr w:type="gramEnd"/>
-      <w:r>
-        <w:rPr>
-          <w:rFonts w:ascii="Garamond" w:eastAsia="Garamond" w:hAnsi="Garamond" w:cs="Garamond"/>
-          <w:sz w:val="23"/>
-          <w:szCs w:val="23"/>
-          <w:highlight w:val="yellow"/>
-        </w:rPr>
-        <w:t>}</w:t>
-      </w:r>
-      <w:r>
-        <w:rPr>
-          <w:rFonts w:ascii="Garamond" w:eastAsia="Garamond" w:hAnsi="Garamond" w:cs="Garamond"/>
-        </w:rPr>
-        <w:t xml:space="preserve">) Establecimientos de Comercio y/o Cocinas Ocultas dedicadas exclusivamente a atender la demanda de órdenes solicitadas por la Plataforma Rappi. </w:t>
-      </w:r>
-      <w:r>
-        <w:rPr>
-          <w:rFonts w:ascii="Garamond" w:eastAsia="Garamond" w:hAnsi="Garamond" w:cs="Garamond"/>
-        </w:rPr>
-        <w:br/>
-        <w:t>.</w:t>
-      </w:r>
-      <w:r>
-        <w:rPr>
-          <w:rFonts w:ascii="Garamond" w:eastAsia="Garamond" w:hAnsi="Garamond" w:cs="Garamond"/>
-        </w:rPr>
-        <w:br/>
-        <w:t xml:space="preserve">Las Partes acuerdan que Rappi desembolsará el Bono para Nuevas Aperturas previo a la construcción de los Establecimientos de Comercio y/o Cocinas Ocultas, bajo el entendido de que el periodo para ejecutar el presente Bono para Nuevas Aperturas y por ende construir o abrir los nuevos Establecimientos de Comercio y/o Cocinas Ocultas será de </w:t>
-      </w:r>
-      <w:proofErr w:type="gramStart"/>
-      <w:r>
-        <w:rPr>
-          <w:rFonts w:ascii="Garamond" w:eastAsia="Garamond" w:hAnsi="Garamond" w:cs="Garamond"/>
-          <w:highlight w:val="yellow"/>
-          <w:lang w:val="es-ES"/>
-        </w:rPr>
-        <w:t>{{ NUM</w:t>
-      </w:r>
-      <w:proofErr w:type="gramEnd"/>
-      <w:r>
-        <w:rPr>
-          <w:rFonts w:ascii="Garamond" w:eastAsia="Garamond" w:hAnsi="Garamond" w:cs="Garamond"/>
-          <w:highlight w:val="yellow"/>
-          <w:lang w:val="es-ES"/>
-        </w:rPr>
-        <w:t>_</w:t>
-      </w:r>
-      <w:proofErr w:type="gramStart"/>
-      <w:r>
-        <w:rPr>
-          <w:rFonts w:ascii="Garamond" w:eastAsia="Garamond" w:hAnsi="Garamond" w:cs="Garamond"/>
-          <w:highlight w:val="yellow"/>
-          <w:lang w:val="es-ES"/>
-        </w:rPr>
-        <w:t>MESES }</w:t>
-      </w:r>
-      <w:proofErr w:type="gramEnd"/>
-      <w:r>
-        <w:rPr>
-          <w:rFonts w:ascii="Garamond" w:eastAsia="Garamond" w:hAnsi="Garamond" w:cs="Garamond"/>
-          <w:highlight w:val="yellow"/>
-          <w:lang w:val="es-ES"/>
-        </w:rPr>
-        <w:t>}</w:t>
-      </w:r>
-      <w:r>
-        <w:rPr>
-          <w:rFonts w:ascii="Garamond" w:eastAsia="Garamond" w:hAnsi="Garamond" w:cs="Garamond"/>
-        </w:rPr>
-        <w:t xml:space="preserve"> (</w:t>
-      </w:r>
-      <w:proofErr w:type="gramStart"/>
-      <w:r>
-        <w:rPr>
-          <w:rFonts w:ascii="Garamond" w:eastAsia="Garamond" w:hAnsi="Garamond" w:cs="Garamond"/>
-          <w:highlight w:val="yellow"/>
-          <w:lang w:val="es-ES"/>
-        </w:rPr>
-        <w:t xml:space="preserve">{{ </w:t>
-      </w:r>
-      <w:proofErr w:type="spellStart"/>
-      <w:r>
-        <w:rPr>
-          <w:rFonts w:ascii="Garamond" w:eastAsia="Garamond" w:hAnsi="Garamond" w:cs="Garamond"/>
-          <w:highlight w:val="yellow"/>
-          <w:lang w:val="es-ES"/>
-        </w:rPr>
-        <w:t>MESES</w:t>
-      </w:r>
-      <w:proofErr w:type="gramEnd"/>
-      <w:r>
-        <w:rPr>
-          <w:rFonts w:ascii="Garamond" w:eastAsia="Garamond" w:hAnsi="Garamond" w:cs="Garamond"/>
-          <w:highlight w:val="yellow"/>
-          <w:lang w:val="es-ES"/>
-        </w:rPr>
-        <w:t>|</w:t>
-      </w:r>
-      <w:proofErr w:type="gramStart"/>
-      <w:r>
-        <w:rPr>
-          <w:rFonts w:ascii="Garamond" w:eastAsia="Garamond" w:hAnsi="Garamond" w:cs="Garamond"/>
-          <w:highlight w:val="yellow"/>
-          <w:lang w:val="es-ES"/>
-        </w:rPr>
-        <w:t>lower</w:t>
-      </w:r>
-      <w:proofErr w:type="spellEnd"/>
-      <w:r>
-        <w:rPr>
-          <w:rFonts w:ascii="Garamond" w:eastAsia="Garamond" w:hAnsi="Garamond" w:cs="Garamond"/>
-          <w:highlight w:val="yellow"/>
-          <w:lang w:val="es-ES"/>
-        </w:rPr>
-        <w:t xml:space="preserve"> }</w:t>
-      </w:r>
-      <w:proofErr w:type="gramEnd"/>
-      <w:r>
-        <w:rPr>
-          <w:rFonts w:ascii="Garamond" w:eastAsia="Garamond" w:hAnsi="Garamond" w:cs="Garamond"/>
-          <w:highlight w:val="yellow"/>
-          <w:lang w:val="es-ES"/>
-        </w:rPr>
-        <w:t>}</w:t>
-      </w:r>
-      <w:r>
-        <w:rPr>
-          <w:rFonts w:ascii="Garamond" w:eastAsia="Garamond" w:hAnsi="Garamond" w:cs="Garamond"/>
-        </w:rPr>
-        <w:t>) meses contados a partir de la firma del presente Acuerdo (“</w:t>
-      </w:r>
-      <w:r>
-        <w:rPr>
-          <w:rFonts w:ascii="Garamond" w:eastAsia="Garamond" w:hAnsi="Garamond" w:cs="Garamond"/>
-          <w:u w:val="single"/>
-        </w:rPr>
-        <w:t>Periodo de Ejecución</w:t>
-      </w:r>
-      <w:r>
-        <w:rPr>
-          <w:rFonts w:ascii="Garamond" w:eastAsia="Garamond" w:hAnsi="Garamond" w:cs="Garamond"/>
-        </w:rPr>
-        <w:t xml:space="preserve">”). Ambas Partes acuerdan que el desembolso de cada bono requiere un plazo de </w:t>
-      </w:r>
-      <w:proofErr w:type="gramStart"/>
-      <w:r>
-        <w:rPr>
-          <w:rFonts w:ascii="Garamond" w:eastAsia="Garamond" w:hAnsi="Garamond" w:cs="Garamond"/>
-        </w:rPr>
-        <w:t>{{ N</w:t>
-      </w:r>
-      <w:proofErr w:type="gramEnd"/>
-      <w:r>
-        <w:rPr>
-          <w:rFonts w:ascii="Garamond" w:eastAsia="Garamond" w:hAnsi="Garamond" w:cs="Garamond"/>
-        </w:rPr>
-        <w:t>_</w:t>
-      </w:r>
-      <w:proofErr w:type="gramStart"/>
-      <w:r>
-        <w:rPr>
-          <w:rFonts w:ascii="Garamond" w:eastAsia="Garamond" w:hAnsi="Garamond" w:cs="Garamond"/>
-        </w:rPr>
-        <w:t>PLAZO }</w:t>
-      </w:r>
-      <w:proofErr w:type="gramEnd"/>
-      <w:r>
-        <w:rPr>
-          <w:rFonts w:ascii="Garamond" w:eastAsia="Garamond" w:hAnsi="Garamond" w:cs="Garamond"/>
-        </w:rPr>
-        <w:t>}</w:t>
-      </w:r>
-      <w:r>
-        <w:rPr>
-          <w:rFonts w:ascii="Garamond" w:eastAsia="Garamond" w:hAnsi="Garamond" w:cs="Garamond"/>
-        </w:rPr>
-        <w:t xml:space="preserve"> (</w:t>
-      </w:r>
-      <w:proofErr w:type="gramStart"/>
-      <w:r>
-        <w:rPr>
-          <w:rFonts w:ascii="Garamond" w:eastAsia="Garamond" w:hAnsi="Garamond" w:cs="Garamond"/>
-        </w:rPr>
-        <w:t>{{ V</w:t>
-      </w:r>
-      <w:proofErr w:type="gramEnd"/>
-      <w:r>
-        <w:rPr>
-          <w:rFonts w:ascii="Garamond" w:eastAsia="Garamond" w:hAnsi="Garamond" w:cs="Garamond"/>
-        </w:rPr>
-        <w:t>_</w:t>
-      </w:r>
-      <w:proofErr w:type="gramStart"/>
-      <w:r>
-        <w:rPr>
-          <w:rFonts w:ascii="Garamond" w:eastAsia="Garamond" w:hAnsi="Garamond" w:cs="Garamond"/>
-        </w:rPr>
-        <w:t>PLAZO }</w:t>
-      </w:r>
-      <w:proofErr w:type="gramEnd"/>
-      <w:r>
-        <w:rPr>
-          <w:rFonts w:ascii="Garamond" w:eastAsia="Garamond" w:hAnsi="Garamond" w:cs="Garamond"/>
-        </w:rPr>
-        <w:t>}</w:t>
-      </w:r>
-      <w:r>
-        <w:rPr>
-          <w:rFonts w:ascii="Garamond" w:eastAsia="Garamond" w:hAnsi="Garamond" w:cs="Garamond"/>
-        </w:rPr>
-        <w:t>) meses de permanencia en la Plataforma Rappi, contados a partir de la apertura de cada Establecimiento de Comercio y/o Cocina Oculta (en adelante “</w:t>
-      </w:r>
-      <w:r>
-        <w:rPr>
-          <w:rFonts w:ascii="Garamond" w:eastAsia="Garamond" w:hAnsi="Garamond" w:cs="Garamond"/>
-          <w:u w:val="single"/>
-        </w:rPr>
-        <w:t>Periodo de Amortización</w:t>
-      </w:r>
-      <w:r>
-        <w:rPr>
-          <w:rFonts w:ascii="Garamond" w:eastAsia="Garamond" w:hAnsi="Garamond" w:cs="Garamond"/>
-        </w:rPr>
-        <w:t xml:space="preserve">”). Este Periodo de Amortización aplicará para todos los Establecimientos de Comercio y/o Cocinas Ocultas operados por el Aliado Comercial en términos del presente Acuerdo, por lo que, si la Vigencia Inicial del Acuerdo fuera inferior a dicho Periodo de Amortización, la vigencia se entenderá automáticamente prorrogada por el tiempo necesario para completar el Periodo de Amortización de cada Establecimiento de Comercio y/o Cocina Oculta que se hayan </w:t>
-      </w:r>
-      <w:proofErr w:type="spellStart"/>
-      <w:r>
-        <w:rPr>
-          <w:rFonts w:ascii="Garamond" w:eastAsia="Garamond" w:hAnsi="Garamond" w:cs="Garamond"/>
-        </w:rPr>
-        <w:t>aperturado</w:t>
-      </w:r>
-      <w:proofErr w:type="spellEnd"/>
-      <w:r>
-        <w:rPr>
-          <w:rFonts w:ascii="Garamond" w:eastAsia="Garamond" w:hAnsi="Garamond" w:cs="Garamond"/>
-        </w:rPr>
-        <w:t xml:space="preserve"> con el Bono para Nuevas Aperturas, sin necesidad de suscribir un nuevo documento.</w:t>
-      </w:r>
-      <w:r>
-        <w:rPr>
-          <w:rFonts w:ascii="Garamond" w:eastAsia="Garamond" w:hAnsi="Garamond" w:cs="Garamond"/>
-        </w:rPr>
-        <w:br/>
-      </w:r>
-      <w:r>
-        <w:rPr>
-          <w:rFonts w:ascii="Garamond" w:eastAsia="Garamond" w:hAnsi="Garamond" w:cs="Garamond"/>
-        </w:rPr>
-        <w:br/>
-      </w:r>
-      <w:r>
-        <w:rPr>
-          <w:rFonts w:ascii="Garamond" w:eastAsia="Garamond" w:hAnsi="Garamond" w:cs="Garamond"/>
-        </w:rPr>
-        <w:lastRenderedPageBreak/>
         <w:t>Como condición previa al desembolso del Bono para Nuevas Aperturas, el Aliado deberá entregar a Rappi lo siguiente: (i) la factura correspondiente previamente emitida y presentada por el Aliado Comercial en donde se establezca dicho monto y demás requisitos legales aplicables; y, (</w:t>
       </w:r>
       <w:proofErr w:type="spellStart"/>
@@ -11292,14 +10123,13 @@
           <w:rFonts w:ascii="Garamond" w:eastAsia="Garamond" w:hAnsi="Garamond" w:cs="Garamond"/>
         </w:rPr>
         <w:br/>
-        <w:t xml:space="preserve">El Fondo de Mercadotecnia se mantendrá vigente siempre que el Aliado no incurra en cualquiera de los </w:t>
       </w:r>
       <w:r>
         <w:rPr>
           <w:rFonts w:ascii="Garamond" w:eastAsia="Garamond" w:hAnsi="Garamond" w:cs="Garamond"/>
         </w:rPr>
         <w:lastRenderedPageBreak/>
-        <w:t xml:space="preserve">siguientes eventos: (i) incumplimiento de la obligación de </w:t>
+        <w:t xml:space="preserve">El Fondo de Mercadotecnia se mantendrá vigente siempre que el Aliado no incurra en cualquiera de los siguientes eventos: (i) incumplimiento de la obligación de </w:t>
       </w:r>
       <w:r>
         <w:rPr>
@@ -11678,14 +10508,22 @@
           <w:rFonts w:ascii="Garamond" w:eastAsia="Garamond" w:hAnsi="Garamond" w:cs="Garamond"/>
           <w:b/>
           <w:bCs/>
+          <w:u w:val="single"/>
         </w:rPr>
         <w:t xml:space="preserve"> – Línea de Crédito Nuevas Aperturas</w:t>
       </w:r>
       <w:r>
         <w:rPr>
           <w:rFonts w:ascii="Garamond" w:eastAsia="Garamond" w:hAnsi="Garamond" w:cs="Garamond"/>
-        </w:rPr>
-        <w:t>. Rappi apoyará al Aliado con una línea de crédito (“Línea de Crédito NA”) por una cantidad de hasta $</w:t>
+          <w:u w:val="single"/>
+        </w:rPr>
+        <w:t>.</w:t>
+      </w:r>
+      <w:r>
+        <w:rPr>
+          <w:rFonts w:ascii="Garamond" w:eastAsia="Garamond" w:hAnsi="Garamond" w:cs="Garamond"/>
+        </w:rPr>
+        <w:t xml:space="preserve"> Rappi apoyará al Aliado con una línea de crédito (“Línea de Crédito NA”) por una cantidad de hasta $</w:t>
       </w:r>
       <w:proofErr w:type="gramStart"/>
       <w:r>
@@ -11895,47 +10733,6 @@
           <w:highlight w:val="yellow"/>
           <w:lang w:val="es-ES"/>
         </w:rPr>
-        <w:t xml:space="preserve">{%p </w:t>
-      </w:r>
-      <w:proofErr w:type="spellStart"/>
-      <w:r>
-        <w:rPr>
-          <w:rFonts w:ascii="Garamond" w:eastAsia="Garamond" w:hAnsi="Garamond" w:cs="Garamond"/>
-          <w:sz w:val="23"/>
-          <w:szCs w:val="23"/>
-          <w:highlight w:val="yellow"/>
-          <w:lang w:val="es-ES"/>
-        </w:rPr>
-        <w:t>endif</w:t>
-      </w:r>
-      <w:proofErr w:type="spellEnd"/>
-      <w:r>
-        <w:rPr>
-          <w:rFonts w:ascii="Garamond" w:eastAsia="Garamond" w:hAnsi="Garamond" w:cs="Garamond"/>
-          <w:sz w:val="23"/>
-          <w:szCs w:val="23"/>
-          <w:highlight w:val="yellow"/>
-          <w:lang w:val="es-ES"/>
-        </w:rPr>
-        <w:t xml:space="preserve"> %}</w:t>
-      </w:r>
-    </w:p>
-    <w:p>
-      <w:pPr>
-        <w:jc w:val="both"/>
-        <w:rPr>
-          <w:rFonts w:ascii="Garamond" w:eastAsia="Garamond" w:hAnsi="Garamond" w:cs="Garamond"/>
-          <w:sz w:val="23"/>
-          <w:szCs w:val="23"/>
-        </w:rPr>
-      </w:pPr>
-      <w:r>
-        <w:rPr>
-          <w:rFonts w:ascii="Garamond" w:eastAsia="Garamond" w:hAnsi="Garamond" w:cs="Garamond"/>
-          <w:sz w:val="23"/>
-          <w:szCs w:val="23"/>
-          <w:highlight w:val="yellow"/>
-        </w:rPr>
         <w:lastRenderedPageBreak/>
         <w:t xml:space="preserve">{%p </w:t>
       </w:r>
@@ -11946,6 +10743,47 @@
           <w:sz w:val="23"/>
           <w:szCs w:val="23"/>
           <w:highlight w:val="yellow"/>
+          <w:lang w:val="es-ES"/>
+        </w:rPr>
+        <w:t>endif</w:t>
+      </w:r>
+      <w:proofErr w:type="spellEnd"/>
+      <w:r>
+        <w:rPr>
+          <w:rFonts w:ascii="Garamond" w:eastAsia="Garamond" w:hAnsi="Garamond" w:cs="Garamond"/>
+          <w:sz w:val="23"/>
+          <w:szCs w:val="23"/>
+          <w:highlight w:val="yellow"/>
+          <w:lang w:val="es-ES"/>
+        </w:rPr>
+        <w:t xml:space="preserve"> %}</w:t>
+      </w:r>
+    </w:p>
+    <w:p>
+      <w:pPr>
+        <w:jc w:val="both"/>
+        <w:rPr>
+          <w:rFonts w:ascii="Garamond" w:eastAsia="Garamond" w:hAnsi="Garamond" w:cs="Garamond"/>
+          <w:sz w:val="23"/>
+          <w:szCs w:val="23"/>
+        </w:rPr>
+      </w:pPr>
+      <w:r>
+        <w:rPr>
+          <w:rFonts w:ascii="Garamond" w:eastAsia="Garamond" w:hAnsi="Garamond" w:cs="Garamond"/>
+          <w:sz w:val="23"/>
+          <w:szCs w:val="23"/>
+          <w:highlight w:val="yellow"/>
+        </w:rPr>
+        <w:t xml:space="preserve">{%p </w:t>
+      </w:r>
+      <w:proofErr w:type="spellStart"/>
+      <w:r>
+        <w:rPr>
+          <w:rFonts w:ascii="Garamond" w:eastAsia="Garamond" w:hAnsi="Garamond" w:cs="Garamond"/>
+          <w:sz w:val="23"/>
+          <w:szCs w:val="23"/>
+          <w:highlight w:val="yellow"/>
         </w:rPr>
         <w:t>if</w:t>
       </w:r>
@@ -12103,24 +10941,9 @@
           <w:rFonts w:ascii="Garamond" w:eastAsia="Garamond" w:hAnsi="Garamond" w:cs="Garamond"/>
           <w:b/>
           <w:bCs/>
-        </w:rPr>
-        <w:t xml:space="preserve">. </w:t>
-      </w:r>
-      <w:r>
-        <w:rPr>
-          <w:rFonts w:ascii="Garamond" w:eastAsia="Garamond" w:hAnsi="Garamond" w:cs="Garamond"/>
-          <w:b/>
-          <w:bCs/>
-        </w:rPr>
-        <w:t xml:space="preserve">-  </w:t>
-      </w:r>
-      <w:r>
-        <w:rPr>
-          <w:rFonts w:ascii="Garamond" w:eastAsia="Garamond" w:hAnsi="Garamond" w:cs="Garamond"/>
-          <w:b/>
-          <w:bCs/>
-        </w:rPr>
-        <w:t>Incumplimiento.</w:t>
+          <w:u w:val="single"/>
+        </w:rPr>
+        <w:t>. -  Incumplimiento.</w:t>
       </w:r>
       <w:r>
         <w:rPr>
@@ -12227,19 +11050,7 @@
           <w:rFonts w:ascii="Garamond" w:eastAsia="Garamond" w:hAnsi="Garamond" w:cs="Garamond"/>
         </w:rPr>
         <w:br/>
-        <w:t xml:space="preserve">El Aliado acepta que los montos señalados anteriormente sean descontados de las ventas semanales generadas a través de la Plataforma Rappi hasta que se cubra la totalidad de la penalidad, y/o mediante depósito bancario a la cuenta que Rappi indique para tal caso dentro de los 30 (treinta) días naturales siguientes a la fecha en la que se actualice algún </w:t>
-      </w:r>
-      <w:r>
-        <w:rPr>
-          <w:rFonts w:ascii="Garamond" w:eastAsia="Garamond" w:hAnsi="Garamond" w:cs="Garamond"/>
-        </w:rPr>
-        <w:t>Incumplimiento</w:t>
-      </w:r>
-      <w:r>
-        <w:rPr>
-          <w:rFonts w:ascii="Garamond" w:eastAsia="Garamond" w:hAnsi="Garamond" w:cs="Garamond"/>
-        </w:rPr>
-        <w:t>.</w:t>
+        <w:t>El Aliado acepta que los montos señalados anteriormente sean descontados de las ventas semanales generadas a través de la Plataforma Rappi hasta que se cubra la totalidad de la penalidad, y/o mediante depósito bancario a la cuenta que Rappi indique para tal caso dentro de los 30 (treinta) días naturales siguientes a la fecha en la que se actualice algún Incumplimiento.</w:t>
       </w:r>
     </w:p>
     <w:p>
@@ -12447,6 +11258,243 @@
           <w:highlight w:val="yellow"/>
           <w:u w:val="single"/>
         </w:rPr>
+        <w:t xml:space="preserve"> </w:t>
+      </w:r>
+      <w:r>
+        <w:rPr>
+          <w:rFonts w:ascii="Garamond" w:eastAsia="Garamond" w:hAnsi="Garamond" w:cs="Garamond"/>
+          <w:b/>
+          <w:bCs/>
+          <w:sz w:val="23"/>
+          <w:szCs w:val="23"/>
+          <w:highlight w:val="yellow"/>
+          <w:u w:val="single"/>
+        </w:rPr>
+        <w:t>}</w:t>
+      </w:r>
+      <w:proofErr w:type="gramEnd"/>
+      <w:r>
+        <w:rPr>
+          <w:rFonts w:ascii="Garamond" w:eastAsia="Garamond" w:hAnsi="Garamond" w:cs="Garamond"/>
+          <w:b/>
+          <w:bCs/>
+          <w:sz w:val="23"/>
+          <w:szCs w:val="23"/>
+          <w:highlight w:val="yellow"/>
+          <w:u w:val="single"/>
+        </w:rPr>
+        <w:t>}</w:t>
+      </w:r>
+      <w:r>
+        <w:rPr>
+          <w:rFonts w:ascii="Garamond" w:eastAsia="Garamond" w:hAnsi="Garamond" w:cs="Garamond"/>
+          <w:b/>
+          <w:bCs/>
+          <w:sz w:val="23"/>
+          <w:szCs w:val="23"/>
+          <w:u w:val="single"/>
+        </w:rPr>
+        <w:t xml:space="preserve">. - </w:t>
+      </w:r>
+      <w:r>
+        <w:rPr>
+          <w:rFonts w:ascii="Garamond" w:eastAsia="Garamond" w:hAnsi="Garamond" w:cs="Garamond"/>
+          <w:b/>
+          <w:bCs/>
+          <w:u w:val="single"/>
+        </w:rPr>
+        <w:t xml:space="preserve"> Incumplimiento.</w:t>
+      </w:r>
+      <w:r>
+        <w:rPr>
+          <w:rFonts w:ascii="Garamond" w:eastAsia="Garamond" w:hAnsi="Garamond" w:cs="Garamond"/>
+        </w:rPr>
+        <w:t xml:space="preserve"> En caso de que el Aliado incumpla con la obligación consagrada en la Cláusula denominada "</w:t>
+      </w:r>
+      <w:proofErr w:type="gramStart"/>
+      <w:r>
+        <w:rPr>
+          <w:rFonts w:ascii="Garamond" w:eastAsia="Garamond" w:hAnsi="Garamond" w:cs="Garamond"/>
+          <w:sz w:val="23"/>
+          <w:szCs w:val="23"/>
+          <w:highlight w:val="yellow"/>
+        </w:rPr>
+        <w:t xml:space="preserve">{{ </w:t>
+      </w:r>
+      <w:proofErr w:type="spellStart"/>
+      <w:r>
+        <w:rPr>
+          <w:rFonts w:ascii="Garamond" w:eastAsia="Garamond" w:hAnsi="Garamond" w:cs="Garamond"/>
+          <w:sz w:val="23"/>
+          <w:szCs w:val="23"/>
+          <w:highlight w:val="yellow"/>
+        </w:rPr>
+        <w:t>EXCLUSIVIDAD</w:t>
+      </w:r>
+      <w:proofErr w:type="gramEnd"/>
+      <w:r>
+        <w:rPr>
+          <w:rFonts w:ascii="Garamond" w:eastAsia="Garamond" w:hAnsi="Garamond" w:cs="Garamond"/>
+          <w:sz w:val="23"/>
+          <w:szCs w:val="23"/>
+          <w:highlight w:val="yellow"/>
+        </w:rPr>
+        <w:t>|</w:t>
+      </w:r>
+      <w:proofErr w:type="gramStart"/>
+      <w:r>
+        <w:rPr>
+          <w:rFonts w:ascii="Garamond" w:eastAsia="Garamond" w:hAnsi="Garamond" w:cs="Garamond"/>
+          <w:sz w:val="23"/>
+          <w:szCs w:val="23"/>
+          <w:highlight w:val="yellow"/>
+        </w:rPr>
+        <w:t>title</w:t>
+      </w:r>
+      <w:proofErr w:type="spellEnd"/>
+      <w:r>
+        <w:rPr>
+          <w:rFonts w:ascii="Garamond" w:eastAsia="Garamond" w:hAnsi="Garamond" w:cs="Garamond"/>
+          <w:sz w:val="23"/>
+          <w:szCs w:val="23"/>
+          <w:highlight w:val="yellow"/>
+        </w:rPr>
+        <w:t xml:space="preserve"> }}</w:t>
+      </w:r>
+      <w:r>
+        <w:rPr>
+          <w:rFonts w:ascii="Garamond" w:eastAsia="Garamond" w:hAnsi="Garamond" w:cs="Garamond"/>
+        </w:rPr>
+        <w:t>"</w:t>
+      </w:r>
+      <w:proofErr w:type="gramEnd"/>
+      <w:r>
+        <w:rPr>
+          <w:rFonts w:ascii="Garamond" w:eastAsia="Garamond" w:hAnsi="Garamond" w:cs="Garamond"/>
+        </w:rPr>
+        <w:t xml:space="preserve"> del Acuerdo frente a Rappi, deberá pagar una penalidad del 10% (diez por ciento) del valor total de las ventas realizadas a través de la Plataforma Rappi hasta el momento en el que se configure el incumplimiento. El Aliado acepta que el monto señalado anteriormente sea descontado de las ventas semanales generadas a través de la Plataforma Rappi hasta que se cubra la totalidad de la penalidad, y/o mediante depósito bancario a la cuenta que Rappi indique para tal caso dentro de los 30 (treinta) días naturales siguientes a la fecha en la que se actualice el incumplimiento.</w:t>
+      </w:r>
+      <w:r>
+        <w:rPr>
+          <w:rFonts w:ascii="Garamond" w:eastAsia="Garamond" w:hAnsi="Garamond" w:cs="Garamond"/>
+        </w:rPr>
+        <w:br/>
+      </w:r>
+      <w:r>
+        <w:rPr>
+          <w:rFonts w:ascii="Garamond" w:eastAsia="Garamond" w:hAnsi="Garamond" w:cs="Garamond"/>
+          <w:sz w:val="23"/>
+          <w:szCs w:val="23"/>
+          <w:highlight w:val="yellow"/>
+          <w:lang w:val="en-US"/>
+        </w:rPr>
+        <w:t>{%p endif %}</w:t>
+      </w:r>
+    </w:p>
+    <w:p>
+      <w:pPr>
+        <w:jc w:val="both"/>
+        <w:rPr>
+          <w:rFonts w:ascii="Garamond" w:eastAsia="Garamond" w:hAnsi="Garamond" w:cs="Garamond"/>
+          <w:sz w:val="23"/>
+          <w:szCs w:val="23"/>
+          <w:lang w:val="en-US"/>
+        </w:rPr>
+      </w:pPr>
+    </w:p>
+    <w:p>
+      <w:pPr>
+        <w:jc w:val="both"/>
+        <w:rPr>
+          <w:rFonts w:ascii="Garamond" w:eastAsia="Garamond" w:hAnsi="Garamond" w:cs="Garamond"/>
+        </w:rPr>
+      </w:pPr>
+      <w:r>
+        <w:rPr>
+          <w:rFonts w:ascii="Garamond" w:eastAsia="Garamond" w:hAnsi="Garamond" w:cs="Garamond"/>
+          <w:b/>
+          <w:bCs/>
+          <w:sz w:val="23"/>
+          <w:szCs w:val="23"/>
+          <w:u w:val="single"/>
+        </w:rPr>
+        <w:t xml:space="preserve">CLÁUSULA </w:t>
+      </w:r>
+      <w:proofErr w:type="gramStart"/>
+      <w:r>
+        <w:rPr>
+          <w:rFonts w:ascii="Garamond" w:eastAsia="Garamond" w:hAnsi="Garamond" w:cs="Garamond"/>
+          <w:b/>
+          <w:bCs/>
+          <w:sz w:val="23"/>
+          <w:szCs w:val="23"/>
+          <w:highlight w:val="yellow"/>
+          <w:u w:val="single"/>
+        </w:rPr>
+        <w:t xml:space="preserve">{{ </w:t>
+      </w:r>
+      <w:proofErr w:type="spellStart"/>
+      <w:r>
+        <w:rPr>
+          <w:rFonts w:ascii="Garamond" w:eastAsia="Garamond" w:hAnsi="Garamond" w:cs="Garamond"/>
+          <w:b/>
+          <w:bCs/>
+          <w:sz w:val="23"/>
+          <w:szCs w:val="23"/>
+          <w:highlight w:val="yellow"/>
+          <w:u w:val="single"/>
+        </w:rPr>
+        <w:t>NUM</w:t>
+      </w:r>
+      <w:proofErr w:type="gramEnd"/>
+      <w:r>
+        <w:rPr>
+          <w:rFonts w:ascii="Garamond" w:eastAsia="Garamond" w:hAnsi="Garamond" w:cs="Garamond"/>
+          <w:b/>
+          <w:bCs/>
+          <w:sz w:val="23"/>
+          <w:szCs w:val="23"/>
+          <w:highlight w:val="yellow"/>
+          <w:u w:val="single"/>
+        </w:rPr>
+        <w:t>_DECLARACIONES_Y_GARANTIAS</w:t>
+      </w:r>
+      <w:r>
+        <w:rPr>
+          <w:rFonts w:ascii="Garamond" w:eastAsia="Garamond" w:hAnsi="Garamond" w:cs="Garamond"/>
+          <w:b/>
+          <w:bCs/>
+          <w:sz w:val="23"/>
+          <w:szCs w:val="23"/>
+          <w:highlight w:val="yellow"/>
+          <w:u w:val="single"/>
+        </w:rPr>
+        <w:t>|</w:t>
+      </w:r>
+      <w:proofErr w:type="gramStart"/>
+      <w:r>
+        <w:rPr>
+          <w:rFonts w:ascii="Garamond" w:eastAsia="Garamond" w:hAnsi="Garamond" w:cs="Garamond"/>
+          <w:b/>
+          <w:bCs/>
+          <w:sz w:val="23"/>
+          <w:szCs w:val="23"/>
+          <w:highlight w:val="yellow"/>
+          <w:u w:val="single"/>
+        </w:rPr>
+        <w:t>upper</w:t>
+      </w:r>
+      <w:proofErr w:type="spellEnd"/>
+      <w:r>
+        <w:rPr>
+          <w:rFonts w:ascii="Garamond" w:eastAsia="Garamond" w:hAnsi="Garamond" w:cs="Garamond"/>
+          <w:b/>
+          <w:bCs/>
+          <w:sz w:val="23"/>
+          <w:szCs w:val="23"/>
+          <w:highlight w:val="yellow"/>
+          <w:u w:val="single"/>
+        </w:rPr>
         <w:t xml:space="preserve"> }</w:t>
       </w:r>
       <w:proofErr w:type="gramEnd"/>
@@ -12471,329 +11519,65 @@
           <w:szCs w:val="23"/>
           <w:u w:val="single"/>
         </w:rPr>
-        <w:t>.</w:t>
-      </w:r>
-      <w:r>
-        <w:rPr>
-          <w:rFonts w:ascii="Garamond" w:eastAsia="Garamond" w:hAnsi="Garamond" w:cs="Garamond"/>
-          <w:b/>
-          <w:bCs/>
-          <w:sz w:val="23"/>
-          <w:szCs w:val="23"/>
-          <w:u w:val="single"/>
-        </w:rPr>
-        <w:t xml:space="preserve"> - </w:t>
-      </w:r>
-      <w:r>
-        <w:rPr>
-          <w:rFonts w:ascii="Garamond" w:eastAsia="Garamond" w:hAnsi="Garamond" w:cs="Garamond"/>
-          <w:b/>
-          <w:bCs/>
-        </w:rPr>
-        <w:t xml:space="preserve"> Incumplimiento.</w:t>
-      </w:r>
-      <w:r>
-        <w:rPr>
-          <w:rFonts w:ascii="Garamond" w:eastAsia="Garamond" w:hAnsi="Garamond" w:cs="Garamond"/>
-        </w:rPr>
-        <w:t xml:space="preserve"> En caso de que el Aliado incumpla con la obligación consagrada en la Cláusula denominada "</w:t>
+        <w:t xml:space="preserve">. </w:t>
+      </w:r>
+      <w:r>
+        <w:rPr>
+          <w:rFonts w:ascii="Garamond" w:eastAsia="Garamond" w:hAnsi="Garamond" w:cs="Garamond"/>
+          <w:b/>
+          <w:bCs/>
+          <w:u w:val="single"/>
+        </w:rPr>
+        <w:t xml:space="preserve">- Declaraciones y Garantías del Aliado Comercial. </w:t>
+      </w:r>
+      <w:r>
+        <w:rPr>
+          <w:rFonts w:ascii="Garamond" w:eastAsia="Garamond" w:hAnsi="Garamond" w:cs="Garamond"/>
+        </w:rPr>
+        <w:t xml:space="preserve">El Aliado Comercial declara y garantiza que es legítimo titular, licenciatario, o se encuentra debidamente autorizado por los titulares correspondientes, para usar, explotar y permitir la exhibición de la Marca en los Estados Unidos Mexicanos, entendiéndose que tiene todos los derechos para exhibir, ofrecer y comercializar Productos identificados con dicha Marca, por medio de la Plataforma Rappi.  </w:t>
+      </w:r>
+    </w:p>
+    <w:p>
+      <w:pPr>
+        <w:jc w:val="both"/>
+        <w:rPr>
+          <w:rFonts w:ascii="Garamond" w:eastAsia="Garamond" w:hAnsi="Garamond" w:cs="Garamond"/>
+        </w:rPr>
+      </w:pPr>
+    </w:p>
+    <w:p>
+      <w:pPr>
+        <w:jc w:val="both"/>
+        <w:rPr>
+          <w:rFonts w:ascii="Garamond" w:eastAsia="Garamond" w:hAnsi="Garamond" w:cs="Garamond"/>
+        </w:rPr>
+      </w:pPr>
+      <w:r>
+        <w:rPr>
+          <w:rFonts w:ascii="Garamond" w:eastAsia="Garamond" w:hAnsi="Garamond" w:cs="Garamond"/>
+        </w:rPr>
+        <w:t xml:space="preserve">En ese sentido, el Aliado Comercial garantiza ser propietario de los nombres comerciales, logotipos, imágenes y/o </w:t>
       </w:r>
       <w:proofErr w:type="gramStart"/>
       <w:r>
         <w:rPr>
           <w:rFonts w:ascii="Garamond" w:eastAsia="Garamond" w:hAnsi="Garamond" w:cs="Garamond"/>
-          <w:sz w:val="23"/>
-          <w:szCs w:val="23"/>
-          <w:highlight w:val="yellow"/>
-        </w:rPr>
-        <w:t xml:space="preserve">{{ </w:t>
-      </w:r>
-      <w:proofErr w:type="spellStart"/>
-      <w:r>
-        <w:rPr>
-          <w:rFonts w:ascii="Garamond" w:eastAsia="Garamond" w:hAnsi="Garamond" w:cs="Garamond"/>
-          <w:sz w:val="23"/>
-          <w:szCs w:val="23"/>
-          <w:highlight w:val="yellow"/>
-        </w:rPr>
-        <w:t>EXCLUSIVIDAD</w:t>
+        </w:rPr>
+        <w:t>fotografías asociados</w:t>
       </w:r>
       <w:proofErr w:type="gramEnd"/>
       <w:r>
         <w:rPr>
           <w:rFonts w:ascii="Garamond" w:eastAsia="Garamond" w:hAnsi="Garamond" w:cs="Garamond"/>
-          <w:sz w:val="23"/>
-          <w:szCs w:val="23"/>
-          <w:highlight w:val="yellow"/>
-        </w:rPr>
-        <w:t>|</w:t>
-      </w:r>
-      <w:proofErr w:type="gramStart"/>
-      <w:r>
-        <w:rPr>
-          <w:rFonts w:ascii="Garamond" w:eastAsia="Garamond" w:hAnsi="Garamond" w:cs="Garamond"/>
-          <w:sz w:val="23"/>
-          <w:szCs w:val="23"/>
-          <w:highlight w:val="yellow"/>
-        </w:rPr>
-        <w:t>title</w:t>
-      </w:r>
-      <w:proofErr w:type="spellEnd"/>
-      <w:r>
-        <w:rPr>
-          <w:rFonts w:ascii="Garamond" w:eastAsia="Garamond" w:hAnsi="Garamond" w:cs="Garamond"/>
-          <w:sz w:val="23"/>
-          <w:szCs w:val="23"/>
-          <w:highlight w:val="yellow"/>
-        </w:rPr>
-        <w:t xml:space="preserve"> }}</w:t>
-      </w:r>
-      <w:r>
-        <w:rPr>
-          <w:rFonts w:ascii="Garamond" w:eastAsia="Garamond" w:hAnsi="Garamond" w:cs="Garamond"/>
-        </w:rPr>
-        <w:t>"</w:t>
-      </w:r>
-      <w:proofErr w:type="gramEnd"/>
-      <w:r>
-        <w:rPr>
-          <w:rFonts w:ascii="Garamond" w:eastAsia="Garamond" w:hAnsi="Garamond" w:cs="Garamond"/>
-        </w:rPr>
-        <w:t xml:space="preserve"> del Acuerdo frente a Rappi, deberá pagar una penalidad del 10% (diez por ciento) del valor total de las ventas realizadas a través de la Plataforma Rappi hasta el momento en el que se configure el incumplimiento. El Aliado acepta que el monto señalado anteriormente sea descontado de las ventas semanales generadas a través de la Plataforma Rappi hasta que se cubra la totalidad de la penalidad, y/o mediante depósito bancario a la cuenta que Rappi indique para tal caso dentro de los 30 (treinta) días naturales siguientes a la fecha en la que se actualice el incumplimiento.</w:t>
-      </w:r>
-      <w:r>
-        <w:rPr>
-          <w:rFonts w:ascii="Garamond" w:eastAsia="Garamond" w:hAnsi="Garamond" w:cs="Garamond"/>
-        </w:rPr>
-        <w:br/>
-      </w:r>
-    </w:p>
-    <w:p>
-      <w:pPr>
-        <w:jc w:val="both"/>
-        <w:rPr>
-          <w:rFonts w:ascii="Garamond" w:eastAsia="Garamond" w:hAnsi="Garamond" w:cs="Garamond"/>
-          <w:b/>
-          <w:bCs/>
-          <w:u w:val="single"/>
-        </w:rPr>
-      </w:pPr>
-    </w:p>
-    <w:p>
-      <w:pPr>
-        <w:jc w:val="both"/>
-        <w:rPr>
-          <w:rFonts w:ascii="Garamond" w:eastAsia="Garamond" w:hAnsi="Garamond" w:cs="Garamond"/>
-          <w:sz w:val="23"/>
-          <w:szCs w:val="23"/>
-          <w:lang w:val="en-US"/>
-        </w:rPr>
-      </w:pPr>
-      <w:r>
-        <w:rPr>
-          <w:rFonts w:ascii="Garamond" w:eastAsia="Garamond" w:hAnsi="Garamond" w:cs="Garamond"/>
-          <w:sz w:val="23"/>
-          <w:szCs w:val="23"/>
-          <w:highlight w:val="yellow"/>
-          <w:lang w:val="en-US"/>
-        </w:rPr>
-        <w:t>{%p endif %}</w:t>
-      </w:r>
-    </w:p>
-    <w:p>
-      <w:pPr>
-        <w:jc w:val="both"/>
-        <w:rPr>
-          <w:rFonts w:ascii="Garamond" w:eastAsia="Garamond" w:hAnsi="Garamond" w:cs="Garamond"/>
-        </w:rPr>
-      </w:pPr>
-      <w:r>
-        <w:rPr>
-          <w:rFonts w:ascii="Garamond" w:eastAsia="Garamond" w:hAnsi="Garamond" w:cs="Garamond"/>
-          <w:b/>
-          <w:bCs/>
-          <w:sz w:val="23"/>
-          <w:szCs w:val="23"/>
-          <w:u w:val="single"/>
-        </w:rPr>
-        <w:t xml:space="preserve">CLÁUSULA </w:t>
-      </w:r>
-      <w:proofErr w:type="gramStart"/>
-      <w:r>
-        <w:rPr>
-          <w:rFonts w:ascii="Garamond" w:eastAsia="Garamond" w:hAnsi="Garamond" w:cs="Garamond"/>
-          <w:b/>
-          <w:bCs/>
-          <w:sz w:val="23"/>
-          <w:szCs w:val="23"/>
-          <w:highlight w:val="yellow"/>
-          <w:u w:val="single"/>
-        </w:rPr>
-        <w:t xml:space="preserve">{{ </w:t>
-      </w:r>
-      <w:proofErr w:type="spellStart"/>
-      <w:r>
-        <w:rPr>
-          <w:rFonts w:ascii="Garamond" w:eastAsia="Garamond" w:hAnsi="Garamond" w:cs="Garamond"/>
-          <w:b/>
-          <w:bCs/>
-          <w:sz w:val="23"/>
-          <w:szCs w:val="23"/>
-          <w:highlight w:val="yellow"/>
-          <w:u w:val="single"/>
-        </w:rPr>
-        <w:t>NUM</w:t>
-      </w:r>
-      <w:proofErr w:type="gramEnd"/>
-      <w:r>
-        <w:rPr>
-          <w:rFonts w:ascii="Garamond" w:eastAsia="Garamond" w:hAnsi="Garamond" w:cs="Garamond"/>
-          <w:b/>
-          <w:bCs/>
-          <w:sz w:val="23"/>
-          <w:szCs w:val="23"/>
-          <w:highlight w:val="yellow"/>
-          <w:u w:val="single"/>
-        </w:rPr>
-        <w:t>_DECLARACIONES_Y_GARANTIAS</w:t>
-      </w:r>
-      <w:r>
-        <w:rPr>
-          <w:rFonts w:ascii="Garamond" w:eastAsia="Garamond" w:hAnsi="Garamond" w:cs="Garamond"/>
-          <w:b/>
-          <w:bCs/>
-          <w:sz w:val="23"/>
-          <w:szCs w:val="23"/>
-          <w:highlight w:val="yellow"/>
-          <w:u w:val="single"/>
-        </w:rPr>
-        <w:t>|</w:t>
-      </w:r>
-      <w:proofErr w:type="gramStart"/>
-      <w:r>
-        <w:rPr>
-          <w:rFonts w:ascii="Garamond" w:eastAsia="Garamond" w:hAnsi="Garamond" w:cs="Garamond"/>
-          <w:b/>
-          <w:bCs/>
-          <w:sz w:val="23"/>
-          <w:szCs w:val="23"/>
-          <w:highlight w:val="yellow"/>
-          <w:u w:val="single"/>
-        </w:rPr>
-        <w:t>upper</w:t>
-      </w:r>
-      <w:proofErr w:type="spellEnd"/>
-      <w:r>
-        <w:rPr>
-          <w:rFonts w:ascii="Garamond" w:eastAsia="Garamond" w:hAnsi="Garamond" w:cs="Garamond"/>
-          <w:b/>
-          <w:bCs/>
-          <w:sz w:val="23"/>
-          <w:szCs w:val="23"/>
-          <w:highlight w:val="yellow"/>
-          <w:u w:val="single"/>
-        </w:rPr>
-        <w:t xml:space="preserve"> }</w:t>
-      </w:r>
-      <w:proofErr w:type="gramEnd"/>
-      <w:r>
-        <w:rPr>
-          <w:rFonts w:ascii="Garamond" w:eastAsia="Garamond" w:hAnsi="Garamond" w:cs="Garamond"/>
-          <w:b/>
-          <w:bCs/>
-          <w:sz w:val="23"/>
-          <w:szCs w:val="23"/>
-          <w:highlight w:val="yellow"/>
-          <w:u w:val="single"/>
-        </w:rPr>
-        <w:t>}</w:t>
-      </w:r>
-      <w:r>
-        <w:rPr>
-          <w:rFonts w:ascii="Garamond" w:eastAsia="Garamond" w:hAnsi="Garamond" w:cs="Garamond"/>
-          <w:b/>
-          <w:bCs/>
-          <w:sz w:val="23"/>
-          <w:szCs w:val="23"/>
-          <w:u w:val="single"/>
-        </w:rPr>
-        <w:t xml:space="preserve">. </w:t>
-      </w:r>
-      <w:r>
-        <w:rPr>
-          <w:rFonts w:ascii="Garamond" w:eastAsia="Garamond" w:hAnsi="Garamond" w:cs="Garamond"/>
-          <w:b/>
-          <w:bCs/>
-          <w:u w:val="single"/>
-        </w:rPr>
-        <w:t>-</w:t>
-      </w:r>
-      <w:r>
-        <w:rPr>
-          <w:rFonts w:ascii="Garamond" w:eastAsia="Garamond" w:hAnsi="Garamond" w:cs="Garamond"/>
-          <w:b/>
-          <w:bCs/>
-          <w:u w:val="single"/>
-        </w:rPr>
-        <w:t xml:space="preserve"> </w:t>
-      </w:r>
-      <w:r>
-        <w:rPr>
-          <w:rFonts w:ascii="Garamond" w:eastAsia="Garamond" w:hAnsi="Garamond" w:cs="Garamond"/>
-          <w:b/>
-          <w:bCs/>
-          <w:u w:val="single"/>
-        </w:rPr>
-        <w:t xml:space="preserve">Declaraciones y Garantías del Aliado Comercial. </w:t>
-      </w:r>
-      <w:r>
-        <w:rPr>
-          <w:rFonts w:ascii="Garamond" w:eastAsia="Garamond" w:hAnsi="Garamond" w:cs="Garamond"/>
-        </w:rPr>
-        <w:t xml:space="preserve">El Aliado Comercial declara y garantiza que es legítimo titular, licenciatario, o se encuentra debidamente autorizado por los titulares correspondientes, para usar, explotar y permitir la exhibición de la Marca en los Estados Unidos Mexicanos, entendiéndose que tiene todos los derechos para exhibir, ofrecer y comercializar Productos identificados con dicha Marca, por medio de la Plataforma Rappi.  </w:t>
-      </w:r>
-    </w:p>
-    <w:p>
-      <w:pPr>
-        <w:jc w:val="both"/>
-        <w:rPr>
-          <w:rFonts w:ascii="Garamond" w:eastAsia="Garamond" w:hAnsi="Garamond" w:cs="Garamond"/>
-        </w:rPr>
-      </w:pPr>
-    </w:p>
-    <w:p>
-      <w:pPr>
-        <w:jc w:val="both"/>
-        <w:rPr>
-          <w:rFonts w:ascii="Garamond" w:eastAsia="Garamond" w:hAnsi="Garamond" w:cs="Garamond"/>
-        </w:rPr>
-      </w:pPr>
-      <w:r>
-        <w:rPr>
-          <w:rFonts w:ascii="Garamond" w:eastAsia="Garamond" w:hAnsi="Garamond" w:cs="Garamond"/>
-        </w:rPr>
-        <w:t xml:space="preserve">En ese sentido, el Aliado Comercial garantiza ser propietario de los nombres comerciales, logotipos, imágenes y/o </w:t>
-      </w:r>
-      <w:proofErr w:type="gramStart"/>
-      <w:r>
-        <w:rPr>
-          <w:rFonts w:ascii="Garamond" w:eastAsia="Garamond" w:hAnsi="Garamond" w:cs="Garamond"/>
-        </w:rPr>
-        <w:t>fotografías asociados</w:t>
-      </w:r>
-      <w:proofErr w:type="gramEnd"/>
-      <w:r>
-        <w:rPr>
-          <w:rFonts w:ascii="Garamond" w:eastAsia="Garamond" w:hAnsi="Garamond" w:cs="Garamond"/>
-        </w:rPr>
-        <w:t xml:space="preserve"> a los Productos que comercializará en la Plataforma Rappi, y, garantiza que cuenta con todos los derechos y facultades necesarios para otorgar la autorización del uso de estas. De esta manera, el Aliado Comercial declara y acepta que será exclusivamente responsable por cualquier infracción de los derechos de terceros sobre la autoría o propiedad de dichos logotipos, </w:t>
+        </w:rPr>
+        <w:t xml:space="preserve"> a los Productos que comercializará en la Plataforma Rappi, y, garantiza que cuenta con todos los derechos y facultades necesarios para otorgar la autorización del uso </w:t>
       </w:r>
       <w:r>
         <w:rPr>
           <w:rFonts w:ascii="Garamond" w:eastAsia="Garamond" w:hAnsi="Garamond" w:cs="Garamond"/>
         </w:rPr>
         <w:lastRenderedPageBreak/>
-        <w:t>imágenes y/o fotografías, sacando en paz y a salvo a Rappi de cualquier reclamación de terceros por este concepto. De conformidad con lo anterior, Rappi podrá eliminar los Productos, imágenes y/o fotografías contenidas en el que infrinjan la Ley Aplicable en materia de propiedad intelectual y/o protección al consumidor.</w:t>
+        <w:t>de estas. De esta manera, el Aliado Comercial declara y acepta que será exclusivamente responsable por cualquier infracción de los derechos de terceros sobre la autoría o propiedad de dichos logotipos, imágenes y/o fotografías, sacando en paz y a salvo a Rappi de cualquier reclamación de terceros por este concepto. De conformidad con lo anterior, Rappi podrá eliminar los Productos, imágenes y/o fotografías contenidas en el que infrinjan la Ley Aplicable en materia de propiedad intelectual y/o protección al consumidor.</w:t>
       </w:r>
       <w:r>
         <w:rPr>
@@ -12939,31 +11723,164 @@
         </w:rPr>
         <w:t xml:space="preserve">. </w:t>
       </w:r>
-      <w:proofErr w:type="gramStart"/>
-      <w:r>
-        <w:rPr>
-          <w:rFonts w:ascii="Garamond" w:eastAsia="Garamond" w:hAnsi="Garamond" w:cs="Garamond"/>
-          <w:b/>
-          <w:bCs/>
-          <w:u w:val="single"/>
+      <w:r>
+        <w:rPr>
+          <w:rFonts w:ascii="Garamond" w:eastAsia="Garamond" w:hAnsi="Garamond" w:cs="Garamond"/>
+          <w:b/>
+          <w:bCs/>
+          <w:u w:val="single"/>
+        </w:rPr>
+        <w:t>- Propiedad Intelectual</w:t>
+      </w:r>
+      <w:r>
+        <w:rPr>
+          <w:rFonts w:ascii="Garamond" w:eastAsia="Garamond" w:hAnsi="Garamond" w:cs="Garamond"/>
+          <w:b/>
+          <w:bCs/>
+        </w:rPr>
+        <w:t xml:space="preserve">. </w:t>
+      </w:r>
+      <w:r>
+        <w:rPr>
+          <w:rFonts w:ascii="Garamond" w:eastAsia="Garamond" w:hAnsi="Garamond" w:cs="Garamond"/>
+        </w:rPr>
+        <w:t xml:space="preserve">Excepto por lo expresamente establecido en este Acuerdo de Cooperación, nada de lo aquí estipulado se considerará que efectúa la transferencia, cesión o asignación de cualquier derecho de propiedad intelectual u otros derechos de propiedad de una Parte a la otra Parte. Bajo ningún supuesto, el presente Acuerdo de Cooperación se podrá entender como transferencia a cualquier título de la tecnología de la cual es propietaria Rappi, su matriz, sus subsidiarias y/o compañías filiales. Rappi es el titular y conserva todos los derechos de propiedad intelectual relacionados con la Plataforma Rappi, la Aplicación Rappi Aliados y el Portal </w:t>
+      </w:r>
+      <w:proofErr w:type="spellStart"/>
+      <w:r>
+        <w:rPr>
+          <w:rFonts w:ascii="Garamond" w:eastAsia="Garamond" w:hAnsi="Garamond" w:cs="Garamond"/>
+        </w:rPr>
+        <w:t>Partners</w:t>
+      </w:r>
+      <w:proofErr w:type="spellEnd"/>
+      <w:r>
+        <w:rPr>
+          <w:rFonts w:ascii="Garamond" w:eastAsia="Garamond" w:hAnsi="Garamond" w:cs="Garamond"/>
+        </w:rPr>
+        <w:t xml:space="preserve">. </w:t>
+      </w:r>
+    </w:p>
+    <w:p>
+      <w:pPr>
+        <w:jc w:val="both"/>
+        <w:rPr>
+          <w:rFonts w:ascii="Garamond" w:eastAsia="Garamond" w:hAnsi="Garamond" w:cs="Garamond"/>
+        </w:rPr>
+      </w:pPr>
+    </w:p>
+    <w:p>
+      <w:pPr>
+        <w:jc w:val="both"/>
+        <w:rPr>
+          <w:rFonts w:ascii="Garamond" w:eastAsia="Garamond" w:hAnsi="Garamond" w:cs="Garamond"/>
+        </w:rPr>
+      </w:pPr>
+      <w:r>
+        <w:rPr>
+          <w:rFonts w:ascii="Garamond" w:eastAsia="Garamond" w:hAnsi="Garamond" w:cs="Garamond"/>
+        </w:rPr>
+        <w:t>El Aliado Comercial declara, reconoce y acepta que tiene todos los derechos y la exclusiva propiedad o titularidad sobre toda la propiedad intelectual, incluyendo fotografías o videos, que sean compartidos con Rappi para generar la(s) tienda(s) virtual(es) del Aliado Comercial dentro de la Plataforma Rappi. El Aliado Comercial mantendrá indemne a Rappi frente a reclamaciones de terceros o por cualquier daño y/o perjuicio generado por el uso de dicha propiedad intelectual.</w:t>
+      </w:r>
+    </w:p>
+    <w:p>
+      <w:pPr>
+        <w:jc w:val="both"/>
+        <w:rPr>
+          <w:rFonts w:ascii="Garamond" w:eastAsia="Garamond" w:hAnsi="Garamond" w:cs="Garamond"/>
+        </w:rPr>
+      </w:pPr>
+    </w:p>
+    <w:p>
+      <w:pPr>
+        <w:jc w:val="both"/>
+        <w:rPr>
+          <w:rFonts w:ascii="Garamond" w:eastAsia="Garamond" w:hAnsi="Garamond" w:cs="Garamond"/>
+        </w:rPr>
+      </w:pPr>
+      <w:r>
+        <w:rPr>
+          <w:rFonts w:ascii="Garamond" w:eastAsia="Garamond" w:hAnsi="Garamond" w:cs="Garamond"/>
+          <w:b/>
+          <w:bCs/>
+          <w:sz w:val="23"/>
+          <w:szCs w:val="23"/>
+          <w:u w:val="single"/>
+          <w:lang w:val="pt-PT"/>
+        </w:rPr>
+        <w:t xml:space="preserve">CLÁUSULA </w:t>
+      </w:r>
+      <w:r>
+        <w:rPr>
+          <w:rFonts w:ascii="Garamond" w:eastAsia="Garamond" w:hAnsi="Garamond" w:cs="Garamond"/>
+          <w:b/>
+          <w:bCs/>
+          <w:sz w:val="23"/>
+          <w:szCs w:val="23"/>
+          <w:highlight w:val="yellow"/>
+          <w:u w:val="single"/>
+          <w:lang w:val="pt-PT"/>
+        </w:rPr>
+        <w:t>{{ NUM_CONFIDENCIALIDAD|upper }}</w:t>
+      </w:r>
+      <w:r>
+        <w:rPr>
+          <w:rFonts w:ascii="Garamond" w:eastAsia="Garamond" w:hAnsi="Garamond" w:cs="Garamond"/>
+          <w:b/>
+          <w:bCs/>
+          <w:sz w:val="23"/>
+          <w:szCs w:val="23"/>
+          <w:u w:val="single"/>
+          <w:lang w:val="pt-PT"/>
+        </w:rPr>
+        <w:t>.</w:t>
+      </w:r>
+      <w:r>
+        <w:rPr>
+          <w:rFonts w:ascii="Garamond" w:eastAsia="Garamond" w:hAnsi="Garamond" w:cs="Garamond"/>
+          <w:b/>
+          <w:bCs/>
+          <w:sz w:val="23"/>
+          <w:szCs w:val="23"/>
+          <w:u w:val="single"/>
+          <w:lang w:val="pt-PT"/>
+        </w:rPr>
+        <w:t xml:space="preserve"> </w:t>
+      </w:r>
+      <w:r>
+        <w:rPr>
+          <w:rFonts w:ascii="Garamond" w:eastAsia="Garamond" w:hAnsi="Garamond" w:cs="Garamond"/>
+          <w:b/>
+          <w:bCs/>
+          <w:u w:val="single"/>
+          <w:lang w:val="pt-PT"/>
         </w:rPr>
         <w:t>-</w:t>
       </w:r>
-      <w:proofErr w:type="gramEnd"/>
-      <w:r>
-        <w:rPr>
-          <w:rFonts w:ascii="Garamond" w:eastAsia="Garamond" w:hAnsi="Garamond" w:cs="Garamond"/>
-          <w:b/>
-          <w:bCs/>
-          <w:u w:val="single"/>
-        </w:rPr>
-        <w:t xml:space="preserve"> Propiedad Intelectual</w:t>
-      </w:r>
-      <w:r>
-        <w:rPr>
-          <w:rFonts w:ascii="Garamond" w:eastAsia="Garamond" w:hAnsi="Garamond" w:cs="Garamond"/>
-          <w:b/>
-          <w:bCs/>
+      <w:r>
+        <w:rPr>
+          <w:rFonts w:ascii="Garamond" w:eastAsia="Garamond" w:hAnsi="Garamond" w:cs="Garamond"/>
+          <w:u w:val="single"/>
+          <w:lang w:val="pt-PT"/>
+        </w:rPr>
+        <w:t xml:space="preserve"> </w:t>
+      </w:r>
+      <w:r>
+        <w:rPr>
+          <w:rFonts w:ascii="Garamond" w:eastAsia="Garamond" w:hAnsi="Garamond" w:cs="Garamond"/>
+          <w:b/>
+          <w:bCs/>
+          <w:u w:val="single"/>
+          <w:lang w:val="pt-PT"/>
+        </w:rPr>
+        <w:t>Confidencialidad</w:t>
+      </w:r>
+      <w:r>
+        <w:rPr>
+          <w:rFonts w:ascii="Garamond" w:eastAsia="Garamond" w:hAnsi="Garamond" w:cs="Garamond"/>
+          <w:b/>
+          <w:bCs/>
+          <w:lang w:val="pt-PT"/>
         </w:rPr>
         <w:t xml:space="preserve">. </w:t>
       </w:r>
@@ -12971,248 +11888,104 @@
         <w:rPr>
           <w:rFonts w:ascii="Garamond" w:eastAsia="Garamond" w:hAnsi="Garamond" w:cs="Garamond"/>
         </w:rPr>
-        <w:t xml:space="preserve">Excepto por lo expresamente establecido en este Acuerdo de Cooperación, nada de lo aquí estipulado se considerará que efectúa la transferencia, cesión o asignación de cualquier derecho de propiedad intelectual u otros derechos de propiedad de una Parte a la otra Parte. Bajo ningún supuesto, el presente Acuerdo de Cooperación se podrá entender como transferencia a cualquier título de la tecnología de la cual es propietaria Rappi, su matriz, sus subsidiarias y/o compañías filiales. Rappi es el titular y conserva todos los derechos de propiedad intelectual relacionados con la Plataforma Rappi, la Aplicación Rappi Aliados y el Portal </w:t>
+        <w:t xml:space="preserve">Será información confidencial cualquier información técnica, comercial, financiera, estratégica, legal y/o de cualquier naturaleza relacionada con las operaciones de negocios presente y futuros de las Partes intervinientes en este Acuerdo de Cooperación, las cuales se revelen y/o entreguen por escrito entre estas, indicando expresamente que dicha información es confidencial o que una Persona al momento de la revelación pueda presumir bajo las circunstancias concretas en que se dio la revelación, que dicha información es confidencial. Se aclara que la información relacionada con las ventas del Aliado Comercial a través de la Plataforma Rappi no corresponde a información confidencial. Igualmente, el Aliado Comercial acepta y reconoce que la información de ventas y niveles mínimos de servicio será compartida por parte de Rappi con el Aliado Comercial sin que esto implique un incumplimiento de la presente Cláusula. </w:t>
+      </w:r>
+    </w:p>
+    <w:p>
+      <w:pPr>
+        <w:jc w:val="both"/>
+        <w:rPr>
+          <w:rFonts w:ascii="Garamond" w:eastAsia="Garamond" w:hAnsi="Garamond" w:cs="Garamond"/>
+        </w:rPr>
+      </w:pPr>
+    </w:p>
+    <w:p>
+      <w:pPr>
+        <w:jc w:val="both"/>
+        <w:rPr>
+          <w:rFonts w:ascii="Garamond" w:eastAsia="Garamond" w:hAnsi="Garamond" w:cs="Garamond"/>
+        </w:rPr>
+      </w:pPr>
+      <w:r>
+        <w:rPr>
+          <w:rFonts w:ascii="Garamond" w:eastAsia="Garamond" w:hAnsi="Garamond" w:cs="Garamond"/>
+        </w:rPr>
+        <w:t xml:space="preserve">El deber de confidencialidad establecido en esta Cláusula estará vigente durante la vigencia del presente Acuerdo de Cooperación y 3 (tres) años posteriores a su terminación. A la finalización de dicho término dejará de regir, salvo en lo que se refiere a la información confidencial que continúe constituyendo secreto comercial debidamente identificado, respecto de la cual, las obligaciones de confidencialidad establecidas en la presente Cláusula, hasta donde lo permita la Ley Aplicable, continuarán en pleno vigor y efecto. </w:t>
+      </w:r>
+    </w:p>
+    <w:p>
+      <w:pPr>
+        <w:jc w:val="both"/>
+        <w:rPr>
+          <w:rFonts w:ascii="Garamond" w:eastAsia="Garamond" w:hAnsi="Garamond" w:cs="Garamond"/>
+        </w:rPr>
+      </w:pPr>
+    </w:p>
+    <w:p>
+      <w:pPr>
+        <w:jc w:val="both"/>
+        <w:rPr>
+          <w:rFonts w:ascii="Garamond" w:eastAsia="Garamond" w:hAnsi="Garamond" w:cs="Garamond"/>
+        </w:rPr>
+      </w:pPr>
+      <w:r>
+        <w:rPr>
+          <w:rFonts w:ascii="Garamond" w:eastAsia="Garamond" w:hAnsi="Garamond" w:cs="Garamond"/>
+        </w:rPr>
+        <w:t xml:space="preserve">El Aliado Comercial declara que cuenta con los medios suficientes para brindar un nivel de seguridad adecuado a la información y a los datos a los que acceda el Aliado Comercial con ocasión a la ejecución del presente Acuerdo de Cooperación. En particular, el Aliado Comercial se obliga a: </w:t>
+      </w:r>
+      <w:r>
+        <w:rPr>
+          <w:rFonts w:ascii="Garamond" w:eastAsia="Garamond" w:hAnsi="Garamond" w:cs="Garamond"/>
+          <w:b/>
+          <w:bCs/>
+        </w:rPr>
+        <w:t>(i)</w:t>
+      </w:r>
+      <w:r>
+        <w:rPr>
+          <w:rFonts w:ascii="Garamond" w:eastAsia="Garamond" w:hAnsi="Garamond" w:cs="Garamond"/>
+        </w:rPr>
+        <w:t xml:space="preserve"> gestionar los riesgos cibernéticos, incluido el acceso no autorizado sobre los sistemas, el secuestro o fuga de información, los ataques dirigidos a los sistemas y la exposición de información confidencial; </w:t>
+      </w:r>
+      <w:r>
+        <w:rPr>
+          <w:rFonts w:ascii="Garamond" w:eastAsia="Garamond" w:hAnsi="Garamond" w:cs="Garamond"/>
+          <w:b/>
+          <w:bCs/>
+        </w:rPr>
+        <w:t>(</w:t>
       </w:r>
       <w:proofErr w:type="spellStart"/>
       <w:r>
         <w:rPr>
           <w:rFonts w:ascii="Garamond" w:eastAsia="Garamond" w:hAnsi="Garamond" w:cs="Garamond"/>
-        </w:rPr>
-        <w:t>Partners</w:t>
+          <w:b/>
+          <w:bCs/>
+        </w:rPr>
+        <w:t>ii</w:t>
       </w:r>
       <w:proofErr w:type="spellEnd"/>
       <w:r>
         <w:rPr>
           <w:rFonts w:ascii="Garamond" w:eastAsia="Garamond" w:hAnsi="Garamond" w:cs="Garamond"/>
-        </w:rPr>
-        <w:t xml:space="preserve">. </w:t>
-      </w:r>
-    </w:p>
-    <w:p>
-      <w:pPr>
-        <w:jc w:val="both"/>
-        <w:rPr>
-          <w:rFonts w:ascii="Garamond" w:eastAsia="Garamond" w:hAnsi="Garamond" w:cs="Garamond"/>
-        </w:rPr>
-      </w:pPr>
-    </w:p>
-    <w:p>
-      <w:pPr>
-        <w:jc w:val="both"/>
-        <w:rPr>
-          <w:rFonts w:ascii="Garamond" w:eastAsia="Garamond" w:hAnsi="Garamond" w:cs="Garamond"/>
-        </w:rPr>
-      </w:pPr>
-      <w:r>
-        <w:rPr>
-          <w:rFonts w:ascii="Garamond" w:eastAsia="Garamond" w:hAnsi="Garamond" w:cs="Garamond"/>
-        </w:rPr>
-        <w:t>El Aliado Comercial declara, reconoce y acepta que tiene todos los derechos y la exclusiva propiedad o titularidad sobre toda la propiedad intelectual, incluyendo fotografías o videos, que sean compartidos con Rappi para generar la(s) tienda(s) virtual(es) del Aliado Comercial dentro de la Plataforma Rappi. El Aliado Comercial mantendrá indemne a Rappi frente a reclamaciones de terceros o por cualquier daño y/o perjuicio generado por el uso de dicha propiedad intelectual.</w:t>
-      </w:r>
-    </w:p>
-    <w:p>
-      <w:pPr>
-        <w:jc w:val="both"/>
-        <w:rPr>
-          <w:rFonts w:ascii="Garamond" w:eastAsia="Garamond" w:hAnsi="Garamond" w:cs="Garamond"/>
-        </w:rPr>
-      </w:pPr>
-    </w:p>
-    <w:p>
-      <w:pPr>
-        <w:jc w:val="both"/>
-        <w:rPr>
-          <w:rFonts w:ascii="Garamond" w:eastAsia="Garamond" w:hAnsi="Garamond" w:cs="Garamond"/>
-        </w:rPr>
-      </w:pPr>
-      <w:r>
-        <w:rPr>
-          <w:rFonts w:ascii="Garamond" w:eastAsia="Garamond" w:hAnsi="Garamond" w:cs="Garamond"/>
-          <w:b/>
-          <w:bCs/>
-          <w:sz w:val="23"/>
-          <w:szCs w:val="23"/>
-          <w:u w:val="single"/>
-          <w:lang w:val="pt-PT"/>
-        </w:rPr>
-        <w:t xml:space="preserve">CLÁUSULA </w:t>
-      </w:r>
-      <w:r>
-        <w:rPr>
-          <w:rFonts w:ascii="Garamond" w:eastAsia="Garamond" w:hAnsi="Garamond" w:cs="Garamond"/>
-          <w:b/>
-          <w:bCs/>
-          <w:sz w:val="23"/>
-          <w:szCs w:val="23"/>
-          <w:highlight w:val="yellow"/>
-          <w:u w:val="single"/>
-          <w:lang w:val="pt-PT"/>
-        </w:rPr>
-        <w:t>{{ NUM_CONFIDENCIALIDAD|upper }}</w:t>
-      </w:r>
-      <w:r>
-        <w:rPr>
-          <w:rFonts w:ascii="Garamond" w:eastAsia="Garamond" w:hAnsi="Garamond" w:cs="Garamond"/>
-          <w:b/>
-          <w:bCs/>
-          <w:sz w:val="23"/>
-          <w:szCs w:val="23"/>
-          <w:u w:val="single"/>
-          <w:lang w:val="pt-PT"/>
-        </w:rPr>
-        <w:t>.</w:t>
-      </w:r>
-      <w:r>
-        <w:rPr>
-          <w:rFonts w:ascii="Garamond" w:eastAsia="Garamond" w:hAnsi="Garamond" w:cs="Garamond"/>
-          <w:b/>
-          <w:bCs/>
-          <w:sz w:val="23"/>
-          <w:szCs w:val="23"/>
-          <w:u w:val="single"/>
-          <w:lang w:val="pt-PT"/>
+          <w:b/>
+          <w:bCs/>
+        </w:rPr>
+        <w:t>)</w:t>
+      </w:r>
+      <w:r>
+        <w:rPr>
+          <w:rFonts w:ascii="Garamond" w:eastAsia="Garamond" w:hAnsi="Garamond" w:cs="Garamond"/>
         </w:rPr>
         <w:t xml:space="preserve"> </w:t>
       </w:r>
       <w:r>
         <w:rPr>
           <w:rFonts w:ascii="Garamond" w:eastAsia="Garamond" w:hAnsi="Garamond" w:cs="Garamond"/>
-          <w:b/>
-          <w:bCs/>
-          <w:u w:val="single"/>
-          <w:lang w:val="pt-PT"/>
-        </w:rPr>
-        <w:t>-</w:t>
-      </w:r>
-      <w:r>
-        <w:rPr>
-          <w:rFonts w:ascii="Garamond" w:eastAsia="Garamond" w:hAnsi="Garamond" w:cs="Garamond"/>
-          <w:u w:val="single"/>
-          <w:lang w:val="pt-PT"/>
-        </w:rPr>
-        <w:t xml:space="preserve"> </w:t>
-      </w:r>
-      <w:r>
-        <w:rPr>
-          <w:rFonts w:ascii="Garamond" w:eastAsia="Garamond" w:hAnsi="Garamond" w:cs="Garamond"/>
-          <w:b/>
-          <w:bCs/>
-          <w:u w:val="single"/>
-          <w:lang w:val="pt-PT"/>
-        </w:rPr>
-        <w:t>Confidencialidad</w:t>
-      </w:r>
-      <w:r>
-        <w:rPr>
-          <w:rFonts w:ascii="Garamond" w:eastAsia="Garamond" w:hAnsi="Garamond" w:cs="Garamond"/>
-          <w:b/>
-          <w:bCs/>
-          <w:lang w:val="pt-PT"/>
-        </w:rPr>
-        <w:t xml:space="preserve">. </w:t>
-      </w:r>
-      <w:r>
-        <w:rPr>
-          <w:rFonts w:ascii="Garamond" w:eastAsia="Garamond" w:hAnsi="Garamond" w:cs="Garamond"/>
-        </w:rPr>
-        <w:t xml:space="preserve">Será información confidencial cualquier información técnica, comercial, financiera, estratégica, legal y/o de cualquier naturaleza relacionada con las operaciones de negocios presente y futuros de las Partes intervinientes en este Acuerdo de Cooperación, las cuales se revelen y/o entreguen por escrito entre estas, indicando expresamente que dicha información es confidencial o que una Persona al momento de la revelación pueda presumir bajo las circunstancias concretas en que se dio la revelación, que dicha información es confidencial. Se aclara que la información relacionada con las ventas del Aliado Comercial a través de la Plataforma Rappi no corresponde a información confidencial. Igualmente, el Aliado Comercial acepta y reconoce que la información de ventas y niveles mínimos de servicio será compartida por parte de Rappi con el Aliado Comercial sin que esto implique un incumplimiento de la presente Cláusula. </w:t>
-      </w:r>
-    </w:p>
-    <w:p>
-      <w:pPr>
-        <w:jc w:val="both"/>
-        <w:rPr>
-          <w:rFonts w:ascii="Garamond" w:eastAsia="Garamond" w:hAnsi="Garamond" w:cs="Garamond"/>
-        </w:rPr>
-      </w:pPr>
-    </w:p>
-    <w:p>
-      <w:pPr>
-        <w:jc w:val="both"/>
-        <w:rPr>
-          <w:rFonts w:ascii="Garamond" w:eastAsia="Garamond" w:hAnsi="Garamond" w:cs="Garamond"/>
-        </w:rPr>
-      </w:pPr>
-      <w:r>
-        <w:rPr>
-          <w:rFonts w:ascii="Garamond" w:eastAsia="Garamond" w:hAnsi="Garamond" w:cs="Garamond"/>
-        </w:rPr>
-        <w:t xml:space="preserve">El deber de confidencialidad establecido en esta Cláusula estará vigente durante la vigencia del presente Acuerdo de Cooperación y 3 (tres) años posteriores a su terminación. A la finalización de dicho término dejará de regir, salvo en lo que se refiere a la información confidencial que continúe constituyendo secreto comercial debidamente identificado, respecto de la cual, las obligaciones de confidencialidad establecidas en la presente Cláusula, hasta donde lo permita la Ley Aplicable, continuarán en pleno vigor y efecto. </w:t>
-      </w:r>
-    </w:p>
-    <w:p>
-      <w:pPr>
-        <w:jc w:val="both"/>
-        <w:rPr>
-          <w:rFonts w:ascii="Garamond" w:eastAsia="Garamond" w:hAnsi="Garamond" w:cs="Garamond"/>
-        </w:rPr>
-      </w:pPr>
-    </w:p>
-    <w:p>
-      <w:pPr>
-        <w:jc w:val="both"/>
-        <w:rPr>
-          <w:rFonts w:ascii="Garamond" w:eastAsia="Garamond" w:hAnsi="Garamond" w:cs="Garamond"/>
-        </w:rPr>
-      </w:pPr>
-      <w:r>
-        <w:rPr>
-          <w:rFonts w:ascii="Garamond" w:eastAsia="Garamond" w:hAnsi="Garamond" w:cs="Garamond"/>
-        </w:rPr>
-        <w:t xml:space="preserve">El Aliado Comercial declara que cuenta con los medios suficientes para brindar un nivel de seguridad adecuado a la información y a los datos a los que acceda el Aliado Comercial con ocasión a la ejecución del presente Acuerdo de Cooperación. En particular, el Aliado Comercial se obliga a: </w:t>
-      </w:r>
-      <w:r>
-        <w:rPr>
-          <w:rFonts w:ascii="Garamond" w:eastAsia="Garamond" w:hAnsi="Garamond" w:cs="Garamond"/>
-          <w:b/>
-          <w:bCs/>
-        </w:rPr>
-        <w:t>(i)</w:t>
-      </w:r>
-      <w:r>
-        <w:rPr>
-          <w:rFonts w:ascii="Garamond" w:eastAsia="Garamond" w:hAnsi="Garamond" w:cs="Garamond"/>
-        </w:rPr>
-        <w:t xml:space="preserve"> gestionar los riesgos cibernéticos, incluido el acceso no autorizado sobre los sistemas, el secuestro o fuga de información, los ataques dirigidos a los sistemas y la exposición de información confidencial; </w:t>
-      </w:r>
-      <w:r>
-        <w:rPr>
-          <w:rFonts w:ascii="Garamond" w:eastAsia="Garamond" w:hAnsi="Garamond" w:cs="Garamond"/>
-          <w:b/>
-          <w:bCs/>
-        </w:rPr>
-        <w:t>(</w:t>
-      </w:r>
-      <w:proofErr w:type="spellStart"/>
-      <w:r>
-        <w:rPr>
-          <w:rFonts w:ascii="Garamond" w:eastAsia="Garamond" w:hAnsi="Garamond" w:cs="Garamond"/>
-          <w:b/>
-          <w:bCs/>
-        </w:rPr>
-        <w:t>ii</w:t>
-      </w:r>
-      <w:proofErr w:type="spellEnd"/>
-      <w:r>
-        <w:rPr>
-          <w:rFonts w:ascii="Garamond" w:eastAsia="Garamond" w:hAnsi="Garamond" w:cs="Garamond"/>
-          <w:b/>
-          <w:bCs/>
-        </w:rPr>
-        <w:t>)</w:t>
-      </w:r>
-      <w:r>
-        <w:rPr>
-          <w:rFonts w:ascii="Garamond" w:eastAsia="Garamond" w:hAnsi="Garamond" w:cs="Garamond"/>
-        </w:rPr>
-        <w:t xml:space="preserve"> garantizar que toda la información a la que tenga acceso con ocasión al presente Acuerdo de Cooperación se encuentre protegida en todo momento contra el acceso, uso no autorizado, uso indebido, daño o </w:t>
-      </w:r>
-      <w:r>
-        <w:rPr>
-          <w:rFonts w:ascii="Garamond" w:eastAsia="Garamond" w:hAnsi="Garamond" w:cs="Garamond"/>
         </w:rPr>
         <w:lastRenderedPageBreak/>
-        <w:t xml:space="preserve">destrucción por parte de un tercero, empleando medidas de protección que no sean menos rigurosas que las requeridas por la Ley Aplicable; </w:t>
+        <w:t xml:space="preserve">garantizar que toda la información a la que tenga acceso con ocasión al presente Acuerdo de Cooperación se encuentre protegida en todo momento contra el acceso, uso no autorizado, uso indebido, daño o destrucción por parte de un tercero, empleando medidas de protección que no sean menos rigurosas que las requeridas por la Ley Aplicable; </w:t>
       </w:r>
       <w:r>
         <w:rPr>
@@ -13376,25 +12149,14 @@
         </w:rPr>
         <w:t xml:space="preserve">. </w:t>
       </w:r>
-      <w:proofErr w:type="gramStart"/>
-      <w:r>
-        <w:rPr>
-          <w:rFonts w:ascii="Garamond" w:eastAsia="Garamond" w:hAnsi="Garamond" w:cs="Garamond"/>
-          <w:b/>
-          <w:bCs/>
-          <w:u w:val="single"/>
-        </w:rPr>
-        <w:t>-</w:t>
-      </w:r>
-      <w:proofErr w:type="gramEnd"/>
-      <w:r>
-        <w:rPr>
-          <w:rFonts w:ascii="Garamond" w:eastAsia="Garamond" w:hAnsi="Garamond" w:cs="Garamond"/>
-          <w:b/>
-          <w:bCs/>
-          <w:u w:val="single"/>
-        </w:rPr>
-        <w:t xml:space="preserve"> Independencia de las Partes</w:t>
+      <w:r>
+        <w:rPr>
+          <w:rFonts w:ascii="Garamond" w:eastAsia="Garamond" w:hAnsi="Garamond" w:cs="Garamond"/>
+          <w:b/>
+          <w:bCs/>
+          <w:u w:val="single"/>
+        </w:rPr>
+        <w:t>- Independencia de las Partes</w:t>
       </w:r>
       <w:r>
         <w:rPr>
@@ -13892,38 +12654,16 @@
           <w:szCs w:val="23"/>
           <w:u w:val="single"/>
         </w:rPr>
-        <w:t>.</w:t>
-      </w:r>
-      <w:r>
-        <w:rPr>
-          <w:rFonts w:ascii="Garamond" w:eastAsia="Garamond" w:hAnsi="Garamond" w:cs="Garamond"/>
-          <w:b/>
-          <w:bCs/>
-          <w:sz w:val="23"/>
-          <w:szCs w:val="23"/>
-          <w:u w:val="single"/>
-        </w:rPr>
-        <w:t xml:space="preserve"> </w:t>
-      </w:r>
-      <w:proofErr w:type="gramStart"/>
-      <w:r>
-        <w:rPr>
-          <w:rFonts w:ascii="Garamond" w:eastAsia="Garamond" w:hAnsi="Garamond" w:cs="Garamond"/>
-          <w:b/>
-          <w:bCs/>
-          <w:u w:val="single"/>
-        </w:rPr>
-        <w:t>-</w:t>
-      </w:r>
-      <w:proofErr w:type="gramEnd"/>
-      <w:r>
-        <w:rPr>
-          <w:rFonts w:ascii="Garamond" w:eastAsia="Garamond" w:hAnsi="Garamond" w:cs="Garamond"/>
-          <w:b/>
-          <w:bCs/>
-          <w:u w:val="single"/>
-        </w:rPr>
-        <w:t xml:space="preserve"> Cumplimiento</w:t>
+        <w:t xml:space="preserve">. </w:t>
+      </w:r>
+      <w:r>
+        <w:rPr>
+          <w:rFonts w:ascii="Garamond" w:eastAsia="Garamond" w:hAnsi="Garamond" w:cs="Garamond"/>
+          <w:b/>
+          <w:bCs/>
+          <w:u w:val="single"/>
+        </w:rPr>
+        <w:t>- Cumplimiento</w:t>
       </w:r>
       <w:r>
         <w:rPr>
@@ -14069,25 +12809,14 @@
         </w:rPr>
         <w:t xml:space="preserve">. </w:t>
       </w:r>
-      <w:proofErr w:type="gramStart"/>
-      <w:r>
-        <w:rPr>
-          <w:rFonts w:ascii="Garamond" w:eastAsia="Garamond" w:hAnsi="Garamond" w:cs="Garamond"/>
-          <w:b/>
-          <w:bCs/>
-          <w:u w:val="single"/>
-        </w:rPr>
-        <w:t>-</w:t>
-      </w:r>
-      <w:proofErr w:type="gramEnd"/>
-      <w:r>
-        <w:rPr>
-          <w:rFonts w:ascii="Garamond" w:eastAsia="Garamond" w:hAnsi="Garamond" w:cs="Garamond"/>
-          <w:b/>
-          <w:bCs/>
-          <w:u w:val="single"/>
-        </w:rPr>
-        <w:t xml:space="preserve"> Resolución de Conflictos</w:t>
+      <w:r>
+        <w:rPr>
+          <w:rFonts w:ascii="Garamond" w:eastAsia="Garamond" w:hAnsi="Garamond" w:cs="Garamond"/>
+          <w:b/>
+          <w:bCs/>
+          <w:u w:val="single"/>
+        </w:rPr>
+        <w:t>- Resolución de Conflictos</w:t>
       </w:r>
       <w:r>
         <w:rPr>
@@ -14141,7 +12870,6 @@
           <w:szCs w:val="23"/>
           <w:u w:val="single"/>
         </w:rPr>
-        <w:lastRenderedPageBreak/>
         <w:t xml:space="preserve">CLÁUSULA </w:t>
       </w:r>
       <w:proofErr w:type="gramStart"/>
@@ -14249,7 +12977,7 @@
           <w:szCs w:val="23"/>
           <w:u w:val="single"/>
         </w:rPr>
-        <w:t>.</w:t>
+        <w:t xml:space="preserve">. </w:t>
       </w:r>
       <w:r>
         <w:rPr>
@@ -14257,33 +12985,9 @@
           <w:b/>
           <w:bCs/>
           <w:color w:val="000000"/>
-          <w:sz w:val="23"/>
-          <w:szCs w:val="23"/>
-          <w:u w:val="single"/>
-        </w:rPr>
-        <w:t xml:space="preserve"> </w:t>
-      </w:r>
-      <w:proofErr w:type="gramStart"/>
-      <w:r>
-        <w:rPr>
-          <w:rFonts w:ascii="Garamond" w:eastAsia="Garamond" w:hAnsi="Garamond" w:cs="Garamond"/>
-          <w:b/>
-          <w:bCs/>
-          <w:color w:val="000000"/>
-          <w:u w:val="single"/>
-        </w:rPr>
-        <w:t>-</w:t>
-      </w:r>
-      <w:proofErr w:type="gramEnd"/>
-      <w:r>
-        <w:rPr>
-          <w:rFonts w:ascii="Garamond" w:eastAsia="Garamond" w:hAnsi="Garamond" w:cs="Garamond"/>
-          <w:b/>
-          <w:bCs/>
-          <w:color w:val="000000"/>
-          <w:u w:val="single"/>
-        </w:rPr>
-        <w:t xml:space="preserve"> Protección de Datos Personales</w:t>
+          <w:u w:val="single"/>
+        </w:rPr>
+        <w:t>- Protección de Datos Personales</w:t>
       </w:r>
       <w:r>
         <w:rPr>
@@ -14645,7 +13349,7 @@
           <w:szCs w:val="23"/>
           <w:u w:val="single"/>
         </w:rPr>
-        <w:t>.</w:t>
+        <w:t xml:space="preserve">. </w:t>
       </w:r>
       <w:r>
         <w:rPr>
@@ -14653,40 +13357,16 @@
           <w:b/>
           <w:bCs/>
           <w:color w:val="000000"/>
-          <w:sz w:val="23"/>
-          <w:szCs w:val="23"/>
-          <w:u w:val="single"/>
-        </w:rPr>
-        <w:t xml:space="preserve"> </w:t>
-      </w:r>
-      <w:proofErr w:type="gramStart"/>
+          <w:u w:val="single"/>
+        </w:rPr>
+        <w:t>- Disposiciones generales</w:t>
+      </w:r>
       <w:r>
         <w:rPr>
           <w:rFonts w:ascii="Garamond" w:eastAsia="Garamond" w:hAnsi="Garamond" w:cs="Garamond"/>
           <w:b/>
           <w:bCs/>
           <w:color w:val="000000"/>
-          <w:u w:val="single"/>
-        </w:rPr>
-        <w:t>-</w:t>
-      </w:r>
-      <w:proofErr w:type="gramEnd"/>
-      <w:r>
-        <w:rPr>
-          <w:rFonts w:ascii="Garamond" w:eastAsia="Garamond" w:hAnsi="Garamond" w:cs="Garamond"/>
-          <w:b/>
-          <w:bCs/>
-          <w:color w:val="000000"/>
-          <w:u w:val="single"/>
-        </w:rPr>
-        <w:t xml:space="preserve"> Disposiciones generales</w:t>
-      </w:r>
-      <w:r>
-        <w:rPr>
-          <w:rFonts w:ascii="Garamond" w:eastAsia="Garamond" w:hAnsi="Garamond" w:cs="Garamond"/>
-          <w:b/>
-          <w:bCs/>
-          <w:color w:val="000000"/>
         </w:rPr>
         <w:t xml:space="preserve">. </w:t>
       </w:r>
@@ -14738,14 +13418,14 @@
         <w:rPr>
           <w:rFonts w:ascii="Garamond" w:eastAsia="Garamond" w:hAnsi="Garamond" w:cs="Garamond"/>
         </w:rPr>
-        <w:t xml:space="preserve">En el caso en el que alguna disposición de este Acuerdo de Cooperación fuera considerada nula, ilegal o no exigible, la validez, legalidad y exigibilidad del resto de las disposiciones no se verá afectada o limitada en forma alguna. La falta o demora de cualquiera de las Partes en ejercer cualquiera de las facultades o derechos consagrados en el presente Acuerdo de Cooperación, o a exigir su cumplimiento, no se interpretará como una renuncia a dichos derechos o facultades ni afectará la validez total o parcial del presente Acuerdo de Cooperación, ni el derecho de la respectiva Parte de ejercer </w:t>
+        <w:t xml:space="preserve">En el caso en el que alguna disposición de este Acuerdo de Cooperación fuera considerada nula, ilegal o no exigible, la validez, legalidad y exigibilidad del resto de las disposiciones no se verá afectada o limitada en forma alguna. La falta o demora de cualquiera de las Partes en ejercer cualquiera de las facultades o derechos consagrados en el presente Acuerdo de Cooperación, o a exigir su cumplimiento, no se interpretará como una renuncia a dichos derechos o facultades ni afectará la validez total o parcial </w:t>
       </w:r>
       <w:r>
         <w:rPr>
           <w:rFonts w:ascii="Garamond" w:eastAsia="Garamond" w:hAnsi="Garamond" w:cs="Garamond"/>
         </w:rPr>
         <w:lastRenderedPageBreak/>
-        <w:t xml:space="preserve">posteriormente tales facultades o derechos, salvo disposición legal o contractual en contrario. </w:t>
+        <w:t xml:space="preserve">del presente Acuerdo de Cooperación, ni el derecho de la respectiva Parte de ejercer posteriormente tales facultades o derechos, salvo disposición legal o contractual en contrario. </w:t>
       </w:r>
     </w:p>
     <w:p>
@@ -15337,18 +14017,19 @@
           <w:rFonts w:ascii="Garamond" w:eastAsia="Garamond" w:hAnsi="Garamond" w:cs="Garamond"/>
           <w:b/>
           <w:bCs/>
-          <w:lang w:val="pt-PT"/>
-        </w:rPr>
-      </w:pPr>
-      <w:r>
-        <w:rPr>
-          <w:rFonts w:ascii="Garamond" w:eastAsia="Garamond" w:hAnsi="Garamond" w:cs="Garamond"/>
-          <w:b/>
-          <w:bCs/>
-          <w:lang w:val="pt-PT"/>
+          <w:lang w:val="es-MX"/>
+        </w:rPr>
+      </w:pPr>
+      <w:r>
+        <w:rPr>
+          <w:rFonts w:ascii="Garamond" w:eastAsia="Garamond" w:hAnsi="Garamond" w:cs="Garamond"/>
+          <w:b/>
+          <w:bCs/>
+          <w:lang w:val="es-MX"/>
         </w:rPr>
         <w:t xml:space="preserve">Aliado Comercial: </w:t>
       </w:r>
+      <w:proofErr w:type="gramStart"/>
       <w:r>
         <w:rPr>
           <w:rFonts w:ascii="Garamond" w:eastAsia="Garamond" w:hAnsi="Garamond" w:cs="Garamond"/>
@@ -15372,8 +14053,9 @@
           <w:u w:val="single"/>
           <w:lang w:val="es-MX"/>
         </w:rPr>
-        <w:t>CORREO_ALIADO</w:t>
-      </w:r>
+        <w:t>CORREO</w:t>
+      </w:r>
+      <w:proofErr w:type="gramEnd"/>
       <w:r>
         <w:rPr>
           <w:rFonts w:ascii="Garamond" w:eastAsia="Garamond" w:hAnsi="Garamond" w:cs="Garamond"/>
@@ -15384,7 +14066,32 @@
           <w:u w:val="single"/>
           <w:lang w:val="es-MX"/>
         </w:rPr>
-        <w:t>|lower</w:t>
+        <w:t>_ALIADO</w:t>
+      </w:r>
+      <w:r>
+        <w:rPr>
+          <w:rFonts w:ascii="Garamond" w:eastAsia="Garamond" w:hAnsi="Garamond" w:cs="Garamond"/>
+          <w:color w:val="467886"/>
+          <w:sz w:val="23"/>
+          <w:szCs w:val="23"/>
+          <w:highlight w:val="yellow"/>
+          <w:u w:val="single"/>
+          <w:lang w:val="es-MX"/>
+        </w:rPr>
+        <w:t>|</w:t>
+      </w:r>
+      <w:proofErr w:type="gramStart"/>
+      <w:r>
+        <w:rPr>
+          <w:rFonts w:ascii="Garamond" w:eastAsia="Garamond" w:hAnsi="Garamond" w:cs="Garamond"/>
+          <w:color w:val="467886"/>
+          <w:sz w:val="23"/>
+          <w:szCs w:val="23"/>
+          <w:highlight w:val="yellow"/>
+          <w:u w:val="single"/>
+          <w:lang w:val="es-MX"/>
+        </w:rPr>
+        <w:t>lower</w:t>
       </w:r>
       <w:proofErr w:type="spellEnd"/>
       <w:r>
@@ -15397,7 +14104,20 @@
           <w:u w:val="single"/>
           <w:lang w:val="es-MX"/>
         </w:rPr>
-        <w:t xml:space="preserve"> }}</w:t>
+        <w:t xml:space="preserve"> }</w:t>
+      </w:r>
+      <w:proofErr w:type="gramEnd"/>
+      <w:r>
+        <w:rPr>
+          <w:rFonts w:ascii="Garamond" w:eastAsia="Garamond" w:hAnsi="Garamond" w:cs="Garamond"/>
+          <w:color w:val="467886"/>
+          <w:sz w:val="23"/>
+          <w:szCs w:val="23"/>
+          <w:highlight w:val="yellow"/>
+          <w:u w:val="single"/>
+          <w:lang w:val="es-MX"/>
+        </w:rPr>
+        <w:t>}</w:t>
       </w:r>
     </w:p>
     <w:p>
@@ -15502,14 +14222,14 @@
         <w:rPr>
           <w:rFonts w:ascii="Garamond" w:eastAsia="Garamond" w:hAnsi="Garamond" w:cs="Garamond"/>
         </w:rPr>
-        <w:t xml:space="preserve">Las Partes convienen que no estarán obligadas a pagar a ningún título, cualquier suma de dinero a la otra Parte, por concepto de beneficios tangibles o intangibles que adquieran en virtud de la exhibición, oferta y comercialización de los Productos por parte del Aliado Comercial a través de la Plataforma </w:t>
+        <w:t xml:space="preserve">Las Partes convienen que no estarán obligadas a pagar a ningún título, cualquier suma de dinero a la otra Parte, por concepto de beneficios tangibles o intangibles que adquieran en virtud de la exhibición, oferta y </w:t>
       </w:r>
       <w:r>
         <w:rPr>
           <w:rFonts w:ascii="Garamond" w:eastAsia="Garamond" w:hAnsi="Garamond" w:cs="Garamond"/>
         </w:rPr>
         <w:lastRenderedPageBreak/>
-        <w:t>Rappi.</w:t>
+        <w:t>comercialización de los Productos por parte del Aliado Comercial a través de la Plataforma Rappi.</w:t>
       </w:r>
     </w:p>
     <w:p>
@@ -15911,7 +14631,14 @@
         <w:rPr>
           <w:rFonts w:ascii="Garamond" w:eastAsia="Garamond" w:hAnsi="Garamond" w:cs="Garamond"/>
         </w:rPr>
-        <w:t xml:space="preserve"> El Aliado Comercial acepta conocer y cumplir la Política de Gestión para la Prevención y Control del Riesgo de Lavado de Activos y de la Financiación del Terrorismo y el Código de Ética de Rappi. </w:t>
+        <w:t xml:space="preserve"> El Aliado Comercial acepta conocer y cumplir la Política de Gestión para la Prevención y Control del Riesgo de Lavado de Activos y de la </w:t>
+      </w:r>
+      <w:r>
+        <w:rPr>
+          <w:rFonts w:ascii="Garamond" w:eastAsia="Garamond" w:hAnsi="Garamond" w:cs="Garamond"/>
+        </w:rPr>
+        <w:lastRenderedPageBreak/>
+        <w:t xml:space="preserve">Financiación del Terrorismo y el Código de Ética de Rappi. </w:t>
       </w:r>
     </w:p>
     <w:p>
@@ -16363,7 +15090,14 @@
         <w:rPr>
           <w:rFonts w:ascii="Garamond" w:eastAsia="Garamond" w:hAnsi="Garamond" w:cs="Garamond"/>
         </w:rPr>
-        <w:t>El Aliado Comercial reconoce y acepta que Rappi tendrá el derecho de revisar y auditar el cumplimiento de las obligaciones establecidas en los numerales (</w:t>
+        <w:t xml:space="preserve">El Aliado Comercial reconoce y acepta que Rappi tendrá el derecho de revisar y auditar el cumplimiento de las obligaciones establecidas en los numerales </w:t>
+      </w:r>
+      <w:r>
+        <w:rPr>
+          <w:rFonts w:ascii="Garamond" w:eastAsia="Garamond" w:hAnsi="Garamond" w:cs="Garamond"/>
+        </w:rPr>
+        <w:lastRenderedPageBreak/>
+        <w:t>(</w:t>
       </w:r>
       <w:proofErr w:type="spellStart"/>
       <w:r>
@@ -16433,14 +15167,7 @@
         <w:rPr>
           <w:rFonts w:ascii="Garamond" w:eastAsia="Garamond" w:hAnsi="Garamond" w:cs="Garamond"/>
         </w:rPr>
-        <w:t xml:space="preserve">) de la presente Cláusula, para lo cual deberá brindar un aviso previo </w:t>
-      </w:r>
-      <w:r>
-        <w:rPr>
-          <w:rFonts w:ascii="Garamond" w:eastAsia="Garamond" w:hAnsi="Garamond" w:cs="Garamond"/>
-        </w:rPr>
-        <w:lastRenderedPageBreak/>
-        <w:t xml:space="preserve">de al menos 5 (cinco) días hábiles al Aliado Comercial.  En el caso en el que como consecuencia de un proceso de revisión y/o auditoría Rappi encontrare cualquier circunstancia que pudiera derivar en un incumplimiento a los numerales referenciados anteriormente: </w:t>
+        <w:t xml:space="preserve">) de la presente Cláusula, para lo cual deberá brindar un aviso previo de al menos 5 (cinco) días hábiles al Aliado Comercial.  En el caso en el que como consecuencia de un proceso de revisión y/o auditoría Rappi encontrare cualquier circunstancia que pudiera derivar en un incumplimiento a los numerales referenciados anteriormente: </w:t>
       </w:r>
       <w:r>
         <w:rPr>
@@ -17320,7 +16047,7 @@
         <w:color w:val="000000"/>
       </w:rPr>
       <w:drawing>
-        <wp:inline distT="0" distB="0" distL="0" distR="0">
+        <wp:inline distT="0" distB="0" distL="0" distR="0" wp14:anchorId="2808177B" wp14:editId="59798028">
           <wp:extent cx="722404" cy="347465"/>
           <wp:effectExtent l="0" t="0" r="0" b="0"/>
           <wp:docPr id="4" name="image1.png" descr="Logo%20Rappi%20Logo.png"/>
@@ -19050,6 +17777,7 @@
   <w:style w:type="character" w:default="1" w:styleId="Fuentedeprrafopredeter">
     <w:name w:val="Default Paragraph Font"/>
     <w:uiPriority w:val="1"/>
+    <w:semiHidden/>
     <w:unhideWhenUsed/>
   </w:style>
   <w:style w:type="table" w:default="1" w:styleId="Tablanormal">

--- a/formatos/New_draft/acuerdo_sin_ads_juridica.docx
+++ b/formatos/New_draft/acuerdo_sin_ads_juridica.docx
@@ -825,17 +825,7 @@
           <w:szCs w:val="23"/>
           <w:highlight w:val="yellow"/>
         </w:rPr>
-        <w:t xml:space="preserve">{{ UBICACIÓN_NOTARIA }}</w:t>
-      </w:r>
-      <w:proofErr w:type="spellStart"/>
-      <w:r>
-        <w:rPr>
-          <w:rFonts w:ascii="Garamond" w:eastAsia="Garamond" w:hAnsi="Garamond" w:cs="Garamond"/>
-          <w:sz w:val="23"/>
-          <w:szCs w:val="23"/>
-          <w:highlight w:val="yellow"/>
-        </w:rPr>
-        <w:t/>
+        <w:t>{{ UBICACIÓN</w:t>
       </w:r>
       <w:proofErr w:type="gramEnd"/>
       <w:r>
@@ -845,7 +835,7 @@
           <w:szCs w:val="23"/>
           <w:highlight w:val="yellow"/>
         </w:rPr>
-        <w:t/>
+        <w:t>_</w:t>
       </w:r>
       <w:proofErr w:type="gramStart"/>
       <w:r>
@@ -855,17 +845,7 @@
           <w:szCs w:val="23"/>
           <w:highlight w:val="yellow"/>
         </w:rPr>
-        <w:t/>
-      </w:r>
-      <w:proofErr w:type="spellEnd"/>
-      <w:r>
-        <w:rPr>
-          <w:rFonts w:ascii="Garamond" w:eastAsia="Garamond" w:hAnsi="Garamond" w:cs="Garamond"/>
-          <w:sz w:val="23"/>
-          <w:szCs w:val="23"/>
-          <w:highlight w:val="yellow"/>
-        </w:rPr>
-        <w:t xml:space="preserve"/>
+        <w:t>NOTARIA }</w:t>
       </w:r>
       <w:proofErr w:type="gramEnd"/>
       <w:r>
@@ -875,15 +855,15 @@
           <w:szCs w:val="23"/>
           <w:highlight w:val="yellow"/>
         </w:rPr>
-        <w:t/>
-      </w:r>
-      <w:r>
-        <w:rPr>
-          <w:rFonts w:ascii="Garamond" w:eastAsia="Garamond" w:hAnsi="Garamond" w:cs="Garamond"/>
-          <w:sz w:val="23"/>
-          <w:szCs w:val="23"/>
-        </w:rPr>
-        <w:t xml:space="preserve"> e </w:t>
+        <w:t>}</w:t>
+      </w:r>
+      <w:r>
+        <w:rPr>
+          <w:rFonts w:ascii="Garamond" w:eastAsia="Garamond" w:hAnsi="Garamond" w:cs="Garamond"/>
+          <w:sz w:val="23"/>
+          <w:szCs w:val="23"/>
+        </w:rPr>
+        <w:t xml:space="preserve"> e inscrita </w:t>
       </w:r>
       <w:r>
         <w:rPr>
@@ -892,7 +872,7 @@
           <w:szCs w:val="23"/>
         </w:rPr>
         <w:lastRenderedPageBreak/>
-        <w:t xml:space="preserve">inscrita en el Registro Público de Propiedad y Comercio bajo el Folio Mercantil Número </w:t>
+        <w:t xml:space="preserve">en el Registro Público de Propiedad y Comercio bajo el Folio Mercantil Número </w:t>
       </w:r>
       <w:proofErr w:type="gramStart"/>
       <w:r>
@@ -3830,9 +3810,9 @@
       <w:r>
         <w:rPr>
           <w:rFonts w:ascii="Garamond" w:eastAsia="Garamond" w:hAnsi="Garamond" w:cs="Garamond"/>
-          <w:sz w:val="23"/>
-          <w:szCs w:val="23"/>
-          <w:b/>
+          <w:b/>
+          <w:sz w:val="23"/>
+          <w:szCs w:val="23"/>
         </w:rPr>
         <w:t xml:space="preserve">{{ ROM_DESCUENTO_MENU }} Realizar un descuento de por lo menos el </w:t>
       </w:r>
@@ -4065,9 +4045,9 @@
       <w:r>
         <w:rPr>
           <w:rFonts w:ascii="Garamond" w:eastAsia="Garamond" w:hAnsi="Garamond" w:cs="Garamond"/>
-          <w:sz w:val="23"/>
-          <w:szCs w:val="23"/>
-          <w:b/>
+          <w:b/>
+          <w:sz w:val="23"/>
+          <w:szCs w:val="23"/>
         </w:rPr>
         <w:t xml:space="preserve">{{ ROM_MARK_DOWN }} Realizar una inversión mensual en promociones del </w:t>
       </w:r>
@@ -4246,9 +4226,9 @@
       <w:r>
         <w:rPr>
           <w:rFonts w:ascii="Garamond" w:eastAsia="Garamond" w:hAnsi="Garamond" w:cs="Garamond"/>
-          <w:sz w:val="23"/>
-          <w:szCs w:val="23"/>
-          <w:b/>
+          <w:b/>
+          <w:sz w:val="23"/>
+          <w:szCs w:val="23"/>
         </w:rPr>
         <w:t xml:space="preserve">{{ ROM_REDES }} Realizar, al menos </w:t>
       </w:r>
@@ -4410,42 +4390,7 @@
           <w:rFonts w:ascii="Garamond" w:eastAsia="Garamond" w:hAnsi="Garamond" w:cs="Garamond"/>
           <w:b/>
         </w:rPr>
-        <w:t xml:space="preserve">{{ ROM_PLATILLOS }} Ofrecer {{ N_CANTIDAD_PLATILLOS }} ({{ VALOR_CANTIDAD_PLATILLOS }}) platillos</w:t>
-      </w:r>
-      <w:r>
-        <w:rPr>
-          <w:rFonts w:ascii="Garamond" w:eastAsia="Garamond" w:hAnsi="Garamond" w:cs="Garamond"/>
-          <w:sz w:val="23"/>
-          <w:szCs w:val="23"/>
-          <w:highlight w:val="yellow"/>
-        </w:rPr>
-        <w:t xml:space="preserve"/>
-      </w:r>
-      <w:r>
-        <w:rPr>
-          <w:rFonts w:ascii="Garamond" w:eastAsia="Garamond" w:hAnsi="Garamond" w:cs="Garamond"/>
-          <w:sz w:val="23"/>
-          <w:szCs w:val="23"/>
-          <w:highlight w:val="yellow"/>
-        </w:rPr>
-        <w:t/>
-      </w:r>
-      <w:r>
-        <w:rPr>
-          <w:rFonts w:ascii="Garamond" w:eastAsia="Garamond" w:hAnsi="Garamond" w:cs="Garamond"/>
-          <w:sz w:val="23"/>
-          <w:szCs w:val="23"/>
-          <w:highlight w:val="yellow"/>
-        </w:rPr>
-        <w:t/>
-      </w:r>
-      <w:r>
-        <w:rPr>
-          <w:rFonts w:ascii="Garamond" w:eastAsia="Garamond" w:hAnsi="Garamond" w:cs="Garamond"/>
-          <w:sz w:val="23"/>
-          <w:szCs w:val="23"/>
-        </w:rPr>
-        <w:t xml:space="preserve"/>
+        <w:t>{{ ROM_PLATILLOS }} Ofrecer {{ N_CANTIDAD_PLATILLOS }} ({{ VALOR_CANTIDAD_PLATILLOS }}) platillos</w:t>
       </w:r>
       <w:r>
         <w:rPr>
@@ -4857,14 +4802,14 @@
         <w:rPr>
           <w:rFonts w:ascii="Garamond" w:eastAsia="Garamond" w:hAnsi="Garamond" w:cs="Garamond"/>
         </w:rPr>
-        <w:t xml:space="preserve">El Aliado Comercial reconoce que es el entero responsable por la calidad, higiene, elaboración y seguridad de los ingredientes de los Productos y acepta cumplir con toda la Ley Aplicable en materia de seguridad alimentaria. Rappi no será responsable en ningún grado por cualquier incumplimiento del Aliado Comercial de los criterios anteriores. En el caso en el que el Usuario/Consumidor presente un reclamo con relación a la calidad, higiene, elaboración y seguridad de los ingredientes de los Productos, el Aliado Comercial deberá asumir el valor de los mismos. </w:t>
+        <w:t xml:space="preserve">El Aliado Comercial reconoce que es el entero responsable por la calidad, higiene, elaboración y seguridad de los ingredientes de los Productos y acepta cumplir con toda la Ley Aplicable en materia de seguridad alimentaria. Rappi no será responsable en ningún grado por cualquier incumplimiento del Aliado Comercial de los criterios anteriores. En el caso en el que el Usuario/Consumidor presente un reclamo con relación a la calidad, higiene, elaboración y </w:t>
       </w:r>
       <w:r>
         <w:rPr>
           <w:rFonts w:ascii="Garamond" w:eastAsia="Garamond" w:hAnsi="Garamond" w:cs="Garamond"/>
         </w:rPr>
         <w:lastRenderedPageBreak/>
-        <w:t>De esta manera, el Aliado Comercial autoriza el descuento semanal de dichos valores del total de sus ventas a través de la Plataforma Rappi. El valor pagadero por parte del Aliado Comercial a Rappi, mencionado anteriormente, es de carácter adicional a aquel pagado por concepto de Uso y Alquiler de la Plataforma Rappi.</w:t>
+        <w:t>seguridad de los ingredientes de los Productos, el Aliado Comercial deberá asumir el valor de los mismos. De esta manera, el Aliado Comercial autoriza el descuento semanal de dichos valores del total de sus ventas a través de la Plataforma Rappi. El valor pagadero por parte del Aliado Comercial a Rappi, mencionado anteriormente, es de carácter adicional a aquel pagado por concepto de Uso y Alquiler de la Plataforma Rappi.</w:t>
       </w:r>
     </w:p>
     <w:p>
@@ -5609,7 +5554,6 @@
           <w:sz w:val="23"/>
           <w:szCs w:val="23"/>
         </w:rPr>
-        <w:lastRenderedPageBreak/>
         <w:t>El porcentaje resultante de cada revisión anual entrará en vigencia a partir del primer día del mes calendario siguiente a la Fecha de Revisión correspondiente, y se mantendrá fijo hasta la próxima Fecha de Revisión, salvo que ambas Partes acuerden lo contrario por escrito. En ningún caso el ajuste tendrá efecto retroactivo sobre órdenes ya liquidadas.</w:t>
       </w:r>
     </w:p>
@@ -5937,9 +5881,9 @@
           <w:szCs w:val="23"/>
           <w:highlight w:val="yellow"/>
         </w:rPr>
-        <w:t xml:space="preserve">Banco: {{ </w:t>
-      </w:r>
-      <w:proofErr w:type="spellStart"/>
+        <w:t xml:space="preserve">Banco: </w:t>
+      </w:r>
+      <w:proofErr w:type="gramStart"/>
       <w:r>
         <w:rPr>
           <w:rFonts w:ascii="Garamond" w:eastAsia="Garamond" w:hAnsi="Garamond" w:cs="Garamond"/>
@@ -5949,9 +5893,9 @@
           <w:szCs w:val="23"/>
           <w:highlight w:val="yellow"/>
         </w:rPr>
-        <w:t>BANCO|upper</w:t>
-      </w:r>
-      <w:proofErr w:type="spellEnd"/>
+        <w:t xml:space="preserve">{{ </w:t>
+      </w:r>
+      <w:proofErr w:type="spellStart"/>
       <w:r>
         <w:rPr>
           <w:rFonts w:ascii="Garamond" w:eastAsia="Garamond" w:hAnsi="Garamond" w:cs="Garamond"/>
@@ -5961,8 +5905,77 @@
           <w:szCs w:val="23"/>
           <w:highlight w:val="yellow"/>
         </w:rPr>
-        <w:t xml:space="preserve"> }}</w:t>
-      </w:r>
+        <w:t>BANCO</w:t>
+      </w:r>
+      <w:proofErr w:type="gramEnd"/>
+      <w:r>
+        <w:rPr>
+          <w:rFonts w:ascii="Garamond" w:eastAsia="Garamond" w:hAnsi="Garamond" w:cs="Garamond"/>
+          <w:i/>
+          <w:iCs/>
+          <w:sz w:val="23"/>
+          <w:szCs w:val="23"/>
+          <w:highlight w:val="yellow"/>
+        </w:rPr>
+        <w:t>|</w:t>
+      </w:r>
+      <w:proofErr w:type="gramStart"/>
+      <w:r>
+        <w:rPr>
+          <w:rFonts w:ascii="Garamond" w:eastAsia="Garamond" w:hAnsi="Garamond" w:cs="Garamond"/>
+          <w:i/>
+          <w:iCs/>
+          <w:sz w:val="23"/>
+          <w:szCs w:val="23"/>
+          <w:highlight w:val="yellow"/>
+        </w:rPr>
+        <w:t>upper</w:t>
+      </w:r>
+      <w:proofErr w:type="spellEnd"/>
+      <w:r>
+        <w:rPr>
+          <w:rFonts w:ascii="Garamond" w:eastAsia="Garamond" w:hAnsi="Garamond" w:cs="Garamond"/>
+          <w:i/>
+          <w:iCs/>
+          <w:sz w:val="23"/>
+          <w:szCs w:val="23"/>
+          <w:highlight w:val="yellow"/>
+        </w:rPr>
+        <w:t xml:space="preserve"> }</w:t>
+      </w:r>
+      <w:proofErr w:type="gramEnd"/>
+      <w:r>
+        <w:rPr>
+          <w:rFonts w:ascii="Garamond" w:eastAsia="Garamond" w:hAnsi="Garamond" w:cs="Garamond"/>
+          <w:i/>
+          <w:iCs/>
+          <w:sz w:val="23"/>
+          <w:szCs w:val="23"/>
+          <w:highlight w:val="yellow"/>
+        </w:rPr>
+        <w:t>}</w:t>
+      </w:r>
+    </w:p>
+    <w:p>
+      <w:pPr>
+        <w:pBdr>
+          <w:top w:val="none" w:sz="0" w:space="0" w:color="000000"/>
+          <w:left w:val="none" w:sz="0" w:space="0" w:color="000000"/>
+          <w:bottom w:val="none" w:sz="0" w:space="0" w:color="000000"/>
+          <w:right w:val="none" w:sz="0" w:space="0" w:color="000000"/>
+          <w:between w:val="none" w:sz="0" w:space="0" w:color="000000"/>
+        </w:pBdr>
+        <w:ind w:left="720"/>
+        <w:jc w:val="both"/>
+        <w:rPr>
+          <w:rFonts w:ascii="Garamond" w:eastAsia="Garamond" w:hAnsi="Garamond" w:cs="Garamond"/>
+          <w:i/>
+          <w:iCs/>
+          <w:sz w:val="23"/>
+          <w:szCs w:val="23"/>
+          <w:highlight w:val="yellow"/>
+        </w:rPr>
+      </w:pPr>
     </w:p>
     <w:p>
       <w:pPr>
@@ -6199,7 +6212,14 @@
         <w:rPr>
           <w:rFonts w:ascii="Garamond" w:eastAsia="Garamond" w:hAnsi="Garamond" w:cs="Garamond"/>
         </w:rPr>
-        <w:t xml:space="preserve"> una orden incompleta; </w:t>
+        <w:t xml:space="preserve"> una orden </w:t>
+      </w:r>
+      <w:r>
+        <w:rPr>
+          <w:rFonts w:ascii="Garamond" w:eastAsia="Garamond" w:hAnsi="Garamond" w:cs="Garamond"/>
+        </w:rPr>
+        <w:lastRenderedPageBreak/>
+        <w:t xml:space="preserve">incompleta; </w:t>
       </w:r>
       <w:r>
         <w:rPr>
@@ -6213,14 +6233,7 @@
         <w:rPr>
           <w:rFonts w:ascii="Garamond" w:eastAsia="Garamond" w:hAnsi="Garamond" w:cs="Garamond"/>
         </w:rPr>
-        <w:t xml:space="preserve"> un Producto en mal estado. El descuento de dichas compensaciones se realizará sobre el valor a reembolsar semanalmente al Aliado Comercial, de conformidad con lo establecido en la Cláusula </w:t>
-      </w:r>
-      <w:r>
-        <w:rPr>
-          <w:rFonts w:ascii="Garamond" w:eastAsia="Garamond" w:hAnsi="Garamond" w:cs="Garamond"/>
-        </w:rPr>
-        <w:lastRenderedPageBreak/>
-        <w:t xml:space="preserve">Octava del presente Acuerdo de Cooperación; </w:t>
+        <w:t xml:space="preserve"> un Producto en mal estado. El descuento de dichas compensaciones se realizará sobre el valor a reembolsar semanalmente al Aliado Comercial, de conformidad con lo establecido en la Cláusula Octava del presente Acuerdo de Cooperación; </w:t>
       </w:r>
       <w:r>
         <w:rPr>
@@ -6697,15 +6710,7 @@
           <w:rFonts w:ascii="Garamond" w:eastAsia="Garamond" w:hAnsi="Garamond" w:cs="Garamond"/>
           <w:color w:val="000000"/>
         </w:rPr>
-        <w:t xml:space="preserve">Por parte del Aliado Comercial de forma unilateral de manera anticipada con un periodo no </w:t>
-      </w:r>
-      <w:r>
-        <w:rPr>
-          <w:rFonts w:ascii="Garamond" w:eastAsia="Garamond" w:hAnsi="Garamond" w:cs="Garamond"/>
-          <w:color w:val="000000"/>
-        </w:rPr>
-        <w:lastRenderedPageBreak/>
-        <w:t>inferior a 90 (noventa) días calendario a la fecha de terminación deseada. De igual manera, se obligará al Aliado Comercial a pagarle a Rappi la penalidad de mayor valor de las siguientes 2 (dos) penalidades:</w:t>
+        <w:t>Por parte del Aliado Comercial de forma unilateral de manera anticipada con un periodo no inferior a 90 (noventa) días calendario a la fecha de terminación deseada. De igual manera, se obligará al Aliado Comercial a pagarle a Rappi la penalidad de mayor valor de las siguientes 2 (dos) penalidades:</w:t>
       </w:r>
     </w:p>
     <w:p>
@@ -7112,7 +7117,15 @@
           <w:rFonts w:ascii="Garamond" w:eastAsia="Garamond" w:hAnsi="Garamond" w:cs="Garamond"/>
           <w:color w:val="000000"/>
         </w:rPr>
-        <w:t xml:space="preserve">, en la Aplicación Rappi Aliados y/o en la(s) tienda(s) virtual(es) del Aliado Comercial al interior de la Plataforma Rappi. </w:t>
+        <w:t xml:space="preserve">, </w:t>
+      </w:r>
+      <w:r>
+        <w:rPr>
+          <w:rFonts w:ascii="Garamond" w:eastAsia="Garamond" w:hAnsi="Garamond" w:cs="Garamond"/>
+          <w:color w:val="000000"/>
+        </w:rPr>
+        <w:lastRenderedPageBreak/>
+        <w:t xml:space="preserve">en la Aplicación Rappi Aliados y/o en la(s) tienda(s) virtual(es) del Aliado Comercial al interior de la Plataforma Rappi. </w:t>
       </w:r>
     </w:p>
     <w:p>
@@ -7625,6 +7638,7 @@
           <w:szCs w:val="23"/>
           <w:u w:val="single"/>
         </w:rPr>
+        <w:lastRenderedPageBreak/>
         <w:t xml:space="preserve">CLÁUSULA </w:t>
       </w:r>
       <w:r>
@@ -7702,14 +7716,7 @@
         <w:rPr>
           <w:rFonts w:ascii="Garamond" w:eastAsia="Garamond" w:hAnsi="Garamond" w:cs="Garamond"/>
         </w:rPr>
-        <w:t xml:space="preserve">”) por la </w:t>
-      </w:r>
-      <w:r>
-        <w:rPr>
-          <w:rFonts w:ascii="Garamond" w:eastAsia="Garamond" w:hAnsi="Garamond" w:cs="Garamond"/>
-        </w:rPr>
-        <w:lastRenderedPageBreak/>
-        <w:t>cantidad total de $</w:t>
+        <w:t>”) por la cantidad total de $</w:t>
       </w:r>
       <w:r>
         <w:rPr>
@@ -8135,15 +8142,9 @@
         <w:rPr>
           <w:rFonts w:ascii="Garamond" w:eastAsia="Garamond" w:hAnsi="Garamond" w:cs="Garamond"/>
         </w:rPr>
+        <w:lastRenderedPageBreak/>
         <w:br/>
-        <w:t xml:space="preserve">El desembolso del Bono de Mercadotecnia se realizará dentro de los 30 (treinta) días hábiles siguientes a </w:t>
-      </w:r>
-      <w:r>
-        <w:rPr>
-          <w:rFonts w:ascii="Garamond" w:eastAsia="Garamond" w:hAnsi="Garamond" w:cs="Garamond"/>
-        </w:rPr>
-        <w:lastRenderedPageBreak/>
-        <w:t>la aceptación por parte de Rappi de la factura correspondiente previamente emitida y presentada por el Aliado Comercial en donde se establezca dicho monto y demás requisitos legales aplicables; siempre y cuando el Aliado Comercial se encuentre realizando de forma activa e ininterrumpida operaciones de exhibición, ofrecimiento y comercialización de sus Productos en la Plataforma Rappi.</w:t>
+        <w:t>El desembolso del Bono de Mercadotecnia se realizará dentro de los 30 (treinta) días hábiles siguientes a la aceptación por parte de Rappi de la factura correspondiente previamente emitida y presentada por el Aliado Comercial en donde se establezca dicho monto y demás requisitos legales aplicables; siempre y cuando el Aliado Comercial se encuentre realizando de forma activa e ininterrumpida operaciones de exhibición, ofrecimiento y comercialización de sus Productos en la Plataforma Rappi.</w:t>
       </w:r>
       <w:r>
         <w:rPr>
@@ -8839,7 +8840,14 @@
         <w:rPr>
           <w:rFonts w:ascii="Garamond" w:eastAsia="Garamond" w:hAnsi="Garamond" w:cs="Garamond"/>
         </w:rPr>
-        <w:t xml:space="preserve">”). Este Periodo de Amortización aplicará para todos los Establecimientos de Comercio y/o Cocinas Ocultas operados por el Aliado Comercial en términos del presente Acuerdo, por lo que, si la Vigencia Inicial del Acuerdo fuera inferior a dicho Periodo de Amortización, la vigencia del Acuerdo se entenderá automáticamente prorrogada por el tiempo necesario para completar el Periodo de Amortización de cada Establecimiento de Comercio y/o Cocina Oculta que se hayan </w:t>
+        <w:t xml:space="preserve">”). Este Periodo de Amortización aplicará para todos los Establecimientos de Comercio y/o Cocinas Ocultas operados por el Aliado Comercial en términos del presente Acuerdo, por lo que, si la Vigencia Inicial del Acuerdo fuera inferior a dicho Periodo de Amortización, la vigencia del Acuerdo se entenderá automáticamente prorrogada por el tiempo necesario </w:t>
+      </w:r>
+      <w:r>
+        <w:rPr>
+          <w:rFonts w:ascii="Garamond" w:eastAsia="Garamond" w:hAnsi="Garamond" w:cs="Garamond"/>
+        </w:rPr>
+        <w:lastRenderedPageBreak/>
+        <w:t xml:space="preserve">para completar el Periodo de Amortización de cada Establecimiento de Comercio y/o Cocina Oculta que se hayan </w:t>
       </w:r>
       <w:proofErr w:type="spellStart"/>
       <w:r>
@@ -8853,14 +8861,7 @@
         <w:rPr>
           <w:rFonts w:ascii="Garamond" w:eastAsia="Garamond" w:hAnsi="Garamond" w:cs="Garamond"/>
         </w:rPr>
-        <w:t xml:space="preserve"> con el Bono para Nuevas Aperturas, sin necesidad de suscribir un nuevo </w:t>
-      </w:r>
-      <w:r>
-        <w:rPr>
-          <w:rFonts w:ascii="Garamond" w:eastAsia="Garamond" w:hAnsi="Garamond" w:cs="Garamond"/>
-        </w:rPr>
-        <w:lastRenderedPageBreak/>
-        <w:t>documento.</w:t>
+        <w:t xml:space="preserve"> con el Bono para Nuevas Aperturas, sin necesidad de suscribir un nuevo documento.</w:t>
       </w:r>
       <w:r>
         <w:rPr>
@@ -9593,7 +9594,14 @@
         <w:rPr>
           <w:rFonts w:ascii="Garamond" w:eastAsia="Garamond" w:hAnsi="Garamond" w:cs="Garamond"/>
         </w:rPr>
-        <w:t xml:space="preserve">”). Este Periodo de Amortización aplicará para todos los Establecimientos de Comercio y/o Cocinas Ocultas operados por el Aliado Comercial en términos del presente Acuerdo, por lo que, si la Vigencia Inicial del Acuerdo fuera inferior a dicho Periodo de Amortización, la vigencia se entenderá automáticamente prorrogada por el tiempo necesario para completar el Periodo de Amortización de cada Establecimiento de Comercio y/o Cocina Oculta que se hayan </w:t>
+        <w:t xml:space="preserve">”). Este Periodo de Amortización aplicará para todos los Establecimientos de Comercio y/o Cocinas Ocultas operados por el Aliado Comercial en términos del presente Acuerdo, por lo que, si la Vigencia Inicial del Acuerdo fuera inferior a dicho Periodo de Amortización, la vigencia se entenderá automáticamente prorrogada por el tiempo necesario para completar el Periodo de Amortización de cada Establecimiento de Comercio y/o Cocina </w:t>
+      </w:r>
+      <w:r>
+        <w:rPr>
+          <w:rFonts w:ascii="Garamond" w:eastAsia="Garamond" w:hAnsi="Garamond" w:cs="Garamond"/>
+        </w:rPr>
+        <w:lastRenderedPageBreak/>
+        <w:t xml:space="preserve">Oculta que se hayan </w:t>
       </w:r>
       <w:proofErr w:type="spellStart"/>
       <w:r>
@@ -9619,7 +9627,6 @@
         <w:rPr>
           <w:rFonts w:ascii="Garamond" w:eastAsia="Garamond" w:hAnsi="Garamond" w:cs="Garamond"/>
         </w:rPr>
-        <w:lastRenderedPageBreak/>
         <w:br/>
         <w:t>Como condición previa al desembolso del Bono para Nuevas Aperturas, el Aliado deberá entregar a Rappi lo siguiente: (i) la factura correspondiente previamente emitida y presentada por el Aliado Comercial en donde se establezca dicho monto y demás requisitos legales aplicables; y, (</w:t>
       </w:r>
@@ -10110,7 +10117,14 @@
         <w:rPr>
           <w:rFonts w:ascii="Garamond" w:eastAsia="Garamond" w:hAnsi="Garamond" w:cs="Garamond"/>
         </w:rPr>
-        <w:t xml:space="preserve"> y así mismo Rappi comunicará al Aliado, cuando este lo solicite, los conceptos y rubros invertidos en virtud del Fondo de Mercadotecnia. </w:t>
+        <w:t xml:space="preserve"> y así mismo Rappi comunicará al Aliado, cuando este lo solicite, los conceptos y rubros invertidos en virtud del Fondo de </w:t>
+      </w:r>
+      <w:r>
+        <w:rPr>
+          <w:rFonts w:ascii="Garamond" w:eastAsia="Garamond" w:hAnsi="Garamond" w:cs="Garamond"/>
+        </w:rPr>
+        <w:lastRenderedPageBreak/>
+        <w:t xml:space="preserve">Mercadotecnia. </w:t>
       </w:r>
       <w:r>
         <w:rPr>
@@ -10123,12 +10137,6 @@
           <w:rFonts w:ascii="Garamond" w:eastAsia="Garamond" w:hAnsi="Garamond" w:cs="Garamond"/>
         </w:rPr>
         <w:br/>
-      </w:r>
-      <w:r>
-        <w:rPr>
-          <w:rFonts w:ascii="Garamond" w:eastAsia="Garamond" w:hAnsi="Garamond" w:cs="Garamond"/>
-        </w:rPr>
-        <w:lastRenderedPageBreak/>
         <w:t xml:space="preserve">El Fondo de Mercadotecnia se mantendrá vigente siempre que el Aliado no incurra en cualquiera de los siguientes eventos: (i) incumplimiento de la obligación de </w:t>
       </w:r>
       <w:r>
@@ -10713,7 +10721,14 @@
           <w:rFonts w:ascii="Garamond" w:eastAsia="Garamond" w:hAnsi="Garamond" w:cs="Garamond"/>
         </w:rPr>
         <w:br/>
-        <w:t>El Aliado acepta y reconoce que deberá de sacar en paz y a salvo a Rappi de cualquier sanción fiscal y financiera que, en su caso, las autoridades tributarias pudieren imponer al Aliado con respecto a la Línea de Crédito NA establecida en la presente Cláusula.</w:t>
+        <w:t xml:space="preserve">El Aliado acepta y reconoce que deberá de sacar en paz y a salvo a Rappi de cualquier sanción fiscal y </w:t>
+      </w:r>
+      <w:r>
+        <w:rPr>
+          <w:rFonts w:ascii="Garamond" w:eastAsia="Garamond" w:hAnsi="Garamond" w:cs="Garamond"/>
+        </w:rPr>
+        <w:lastRenderedPageBreak/>
+        <w:t>financiera que, en su caso, las autoridades tributarias pudieren imponer al Aliado con respecto a la Línea de Crédito NA establecida en la presente Cláusula.</w:t>
       </w:r>
     </w:p>
     <w:p>
@@ -10733,7 +10748,6 @@
           <w:highlight w:val="yellow"/>
           <w:lang w:val="es-ES"/>
         </w:rPr>
-        <w:lastRenderedPageBreak/>
         <w:t xml:space="preserve">{%p </w:t>
       </w:r>
       <w:proofErr w:type="spellStart"/>
@@ -11556,7 +11570,14 @@
         <w:rPr>
           <w:rFonts w:ascii="Garamond" w:eastAsia="Garamond" w:hAnsi="Garamond" w:cs="Garamond"/>
         </w:rPr>
-        <w:t xml:space="preserve">En ese sentido, el Aliado Comercial garantiza ser propietario de los nombres comerciales, logotipos, imágenes y/o </w:t>
+        <w:t xml:space="preserve">En ese sentido, el Aliado Comercial garantiza ser propietario de los nombres comerciales, logotipos, </w:t>
+      </w:r>
+      <w:r>
+        <w:rPr>
+          <w:rFonts w:ascii="Garamond" w:eastAsia="Garamond" w:hAnsi="Garamond" w:cs="Garamond"/>
+        </w:rPr>
+        <w:lastRenderedPageBreak/>
+        <w:t xml:space="preserve">imágenes y/o </w:t>
       </w:r>
       <w:proofErr w:type="gramStart"/>
       <w:r>
@@ -11570,14 +11591,7 @@
         <w:rPr>
           <w:rFonts w:ascii="Garamond" w:eastAsia="Garamond" w:hAnsi="Garamond" w:cs="Garamond"/>
         </w:rPr>
-        <w:t xml:space="preserve"> a los Productos que comercializará en la Plataforma Rappi, y, garantiza que cuenta con todos los derechos y facultades necesarios para otorgar la autorización del uso </w:t>
-      </w:r>
-      <w:r>
-        <w:rPr>
-          <w:rFonts w:ascii="Garamond" w:eastAsia="Garamond" w:hAnsi="Garamond" w:cs="Garamond"/>
-        </w:rPr>
-        <w:lastRenderedPageBreak/>
-        <w:t>de estas. De esta manera, el Aliado Comercial declara y acepta que será exclusivamente responsable por cualquier infracción de los derechos de terceros sobre la autoría o propiedad de dichos logotipos, imágenes y/o fotografías, sacando en paz y a salvo a Rappi de cualquier reclamación de terceros por este concepto. De conformidad con lo anterior, Rappi podrá eliminar los Productos, imágenes y/o fotografías contenidas en el que infrinjan la Ley Aplicable en materia de propiedad intelectual y/o protección al consumidor.</w:t>
+        <w:t xml:space="preserve"> a los Productos que comercializará en la Plataforma Rappi, y, garantiza que cuenta con todos los derechos y facultades necesarios para otorgar la autorización del uso de estas. De esta manera, el Aliado Comercial declara y acepta que será exclusivamente responsable por cualquier infracción de los derechos de terceros sobre la autoría o propiedad de dichos logotipos, imágenes y/o fotografías, sacando en paz y a salvo a Rappi de cualquier reclamación de terceros por este concepto. De conformidad con lo anterior, Rappi podrá eliminar los Productos, imágenes y/o fotografías contenidas en el que infrinjan la Ley Aplicable en materia de propiedad intelectual y/o protección al consumidor.</w:t>
       </w:r>
       <w:r>
         <w:rPr>
@@ -11946,7 +11960,14 @@
         <w:rPr>
           <w:rFonts w:ascii="Garamond" w:eastAsia="Garamond" w:hAnsi="Garamond" w:cs="Garamond"/>
         </w:rPr>
-        <w:t xml:space="preserve"> gestionar los riesgos cibernéticos, incluido el acceso no autorizado sobre los sistemas, el secuestro o fuga de información, los ataques dirigidos a los sistemas y la exposición de información confidencial; </w:t>
+        <w:t xml:space="preserve"> gestionar los </w:t>
+      </w:r>
+      <w:r>
+        <w:rPr>
+          <w:rFonts w:ascii="Garamond" w:eastAsia="Garamond" w:hAnsi="Garamond" w:cs="Garamond"/>
+        </w:rPr>
+        <w:lastRenderedPageBreak/>
+        <w:t xml:space="preserve">riesgos cibernéticos, incluido el acceso no autorizado sobre los sistemas, el secuestro o fuga de información, los ataques dirigidos a los sistemas y la exposición de información confidencial; </w:t>
       </w:r>
       <w:r>
         <w:rPr>
@@ -11978,14 +11999,7 @@
         <w:rPr>
           <w:rFonts w:ascii="Garamond" w:eastAsia="Garamond" w:hAnsi="Garamond" w:cs="Garamond"/>
         </w:rPr>
-        <w:t xml:space="preserve"> </w:t>
-      </w:r>
-      <w:r>
-        <w:rPr>
-          <w:rFonts w:ascii="Garamond" w:eastAsia="Garamond" w:hAnsi="Garamond" w:cs="Garamond"/>
-        </w:rPr>
-        <w:lastRenderedPageBreak/>
-        <w:t xml:space="preserve">garantizar que toda la información a la que tenga acceso con ocasión al presente Acuerdo de Cooperación se encuentre protegida en todo momento contra el acceso, uso no autorizado, uso indebido, daño o destrucción por parte de un tercero, empleando medidas de protección que no sean menos rigurosas que las requeridas por la Ley Aplicable; </w:t>
+        <w:t xml:space="preserve"> garantizar que toda la información a la que tenga acceso con ocasión al presente Acuerdo de Cooperación se encuentre protegida en todo momento contra el acceso, uso no autorizado, uso indebido, daño o destrucción por parte de un tercero, empleando medidas de protección que no sean menos rigurosas que las requeridas por la Ley Aplicable; </w:t>
       </w:r>
       <w:r>
         <w:rPr>
@@ -12830,7 +12844,14 @@
         <w:rPr>
           <w:rFonts w:ascii="Garamond" w:eastAsia="Garamond" w:hAnsi="Garamond" w:cs="Garamond"/>
         </w:rPr>
-        <w:t>Toda controversia o diferencia generada con ocasión del presente Acuerdo de Cooperación o su ejecución, se intentará resolver en primera instancia mediante arreglo directo entre las Partes. Si transcurridos 30 (treinta) días calendario de surgida la controversia ésta no se ha resuelto, las Partes se someterán a los tribunales de la jurisdicción de la Ciudad de México, renunciando expresamente a cualquier otra jurisdicción que pudiera corresponderles en razón de sus domicilios presentes o futuros.</w:t>
+        <w:t xml:space="preserve">Toda controversia o diferencia generada con ocasión del presente Acuerdo de Cooperación o su ejecución, se intentará resolver en primera instancia mediante arreglo directo entre las Partes. Si transcurridos 30 (treinta) días calendario de surgida la controversia ésta no se ha resuelto, las Partes se someterán a los tribunales de la </w:t>
+      </w:r>
+      <w:r>
+        <w:rPr>
+          <w:rFonts w:ascii="Garamond" w:eastAsia="Garamond" w:hAnsi="Garamond" w:cs="Garamond"/>
+        </w:rPr>
+        <w:lastRenderedPageBreak/>
+        <w:t>jurisdicción de la Ciudad de México, renunciando expresamente a cualquier otra jurisdicción que pudiera corresponderles en razón de sus domicilios presentes o futuros.</w:t>
       </w:r>
     </w:p>
     <w:p>
@@ -13418,14 +13439,14 @@
         <w:rPr>
           <w:rFonts w:ascii="Garamond" w:eastAsia="Garamond" w:hAnsi="Garamond" w:cs="Garamond"/>
         </w:rPr>
-        <w:t xml:space="preserve">En el caso en el que alguna disposición de este Acuerdo de Cooperación fuera considerada nula, ilegal o no exigible, la validez, legalidad y exigibilidad del resto de las disposiciones no se verá afectada o limitada en forma alguna. La falta o demora de cualquiera de las Partes en ejercer cualquiera de las facultades o derechos consagrados en el presente Acuerdo de Cooperación, o a exigir su cumplimiento, no se interpretará como una renuncia a dichos derechos o facultades ni afectará la validez total o parcial </w:t>
+        <w:t xml:space="preserve">En el caso en el que alguna disposición de este Acuerdo de Cooperación fuera considerada nula, ilegal o no exigible, la validez, legalidad y exigibilidad del resto de las disposiciones no se verá afectada o limitada en forma alguna. La falta o demora de cualquiera de las Partes en ejercer cualquiera de las facultades o derechos </w:t>
       </w:r>
       <w:r>
         <w:rPr>
           <w:rFonts w:ascii="Garamond" w:eastAsia="Garamond" w:hAnsi="Garamond" w:cs="Garamond"/>
         </w:rPr>
         <w:lastRenderedPageBreak/>
-        <w:t xml:space="preserve">del presente Acuerdo de Cooperación, ni el derecho de la respectiva Parte de ejercer posteriormente tales facultades o derechos, salvo disposición legal o contractual en contrario. </w:t>
+        <w:t xml:space="preserve">consagrados en el presente Acuerdo de Cooperación, o a exigir su cumplimiento, no se interpretará como una renuncia a dichos derechos o facultades ni afectará la validez total o parcial del presente Acuerdo de Cooperación, ni el derecho de la respectiva Parte de ejercer posteriormente tales facultades o derechos, salvo disposición legal o contractual en contrario. </w:t>
       </w:r>
     </w:p>
     <w:p>
@@ -14222,14 +14243,14 @@
         <w:rPr>
           <w:rFonts w:ascii="Garamond" w:eastAsia="Garamond" w:hAnsi="Garamond" w:cs="Garamond"/>
         </w:rPr>
-        <w:t xml:space="preserve">Las Partes convienen que no estarán obligadas a pagar a ningún título, cualquier suma de dinero a la otra Parte, por concepto de beneficios tangibles o intangibles que adquieran en virtud de la exhibición, oferta y </w:t>
+        <w:t xml:space="preserve">Las Partes convienen que no estarán </w:t>
       </w:r>
       <w:r>
         <w:rPr>
           <w:rFonts w:ascii="Garamond" w:eastAsia="Garamond" w:hAnsi="Garamond" w:cs="Garamond"/>
         </w:rPr>
         <w:lastRenderedPageBreak/>
-        <w:t>comercialización de los Productos por parte del Aliado Comercial a través de la Plataforma Rappi.</w:t>
+        <w:t>obligadas a pagar a ningún título, cualquier suma de dinero a la otra Parte, por concepto de beneficios tangibles o intangibles que adquieran en virtud de la exhibición, oferta y comercialización de los Productos por parte del Aliado Comercial a través de la Plataforma Rappi.</w:t>
       </w:r>
     </w:p>
     <w:p>
@@ -14589,515 +14610,503 @@
           <w:rFonts w:ascii="Garamond" w:eastAsia="Garamond" w:hAnsi="Garamond" w:cs="Garamond"/>
           <w:b/>
           <w:bCs/>
-        </w:rPr>
-        <w:t>(</w:t>
-      </w:r>
-      <w:proofErr w:type="spellStart"/>
-      <w:r>
-        <w:rPr>
-          <w:rFonts w:ascii="Garamond" w:eastAsia="Garamond" w:hAnsi="Garamond" w:cs="Garamond"/>
-          <w:b/>
-          <w:bCs/>
-        </w:rPr>
-        <w:t>xiv</w:t>
-      </w:r>
-      <w:proofErr w:type="spellEnd"/>
-      <w:r>
-        <w:rPr>
-          <w:rFonts w:ascii="Garamond" w:eastAsia="Garamond" w:hAnsi="Garamond" w:cs="Garamond"/>
-          <w:b/>
-          <w:bCs/>
-        </w:rPr>
-        <w:t xml:space="preserve">) </w:t>
-      </w:r>
-      <w:r>
-        <w:rPr>
-          <w:rFonts w:ascii="Garamond" w:eastAsia="Garamond" w:hAnsi="Garamond" w:cs="Garamond"/>
-          <w:b/>
-          <w:bCs/>
-          <w:u w:val="single"/>
-        </w:rPr>
-        <w:t>Política de Gestión y Código de Ética</w:t>
-      </w:r>
-      <w:r>
-        <w:rPr>
-          <w:rFonts w:ascii="Garamond" w:eastAsia="Garamond" w:hAnsi="Garamond" w:cs="Garamond"/>
-          <w:b/>
-          <w:bCs/>
-        </w:rPr>
-        <w:t>.</w:t>
-      </w:r>
-      <w:r>
-        <w:rPr>
-          <w:rFonts w:ascii="Garamond" w:eastAsia="Garamond" w:hAnsi="Garamond" w:cs="Garamond"/>
-        </w:rPr>
-        <w:t xml:space="preserve"> El Aliado Comercial acepta conocer y cumplir la Política de Gestión para la Prevención y Control del Riesgo de Lavado de Activos y de la </w:t>
-      </w:r>
-      <w:r>
-        <w:rPr>
-          <w:rFonts w:ascii="Garamond" w:eastAsia="Garamond" w:hAnsi="Garamond" w:cs="Garamond"/>
-        </w:rPr>
-        <w:lastRenderedPageBreak/>
-        <w:t xml:space="preserve">Financiación del Terrorismo y el Código de Ética de Rappi. </w:t>
-      </w:r>
-    </w:p>
-    <w:p>
-      <w:pPr>
-        <w:ind w:left="720"/>
-        <w:jc w:val="both"/>
-        <w:rPr>
-          <w:rFonts w:ascii="Garamond" w:eastAsia="Garamond" w:hAnsi="Garamond" w:cs="Garamond"/>
-        </w:rPr>
-      </w:pPr>
-    </w:p>
-    <w:p>
-      <w:pPr>
-        <w:ind w:left="720"/>
-        <w:jc w:val="both"/>
-        <w:rPr>
-          <w:rFonts w:ascii="Garamond" w:eastAsia="Garamond" w:hAnsi="Garamond" w:cs="Garamond"/>
-        </w:rPr>
-      </w:pPr>
-      <w:r>
-        <w:rPr>
-          <w:rFonts w:ascii="Garamond" w:eastAsia="Garamond" w:hAnsi="Garamond" w:cs="Garamond"/>
-          <w:b/>
-          <w:bCs/>
-        </w:rPr>
-        <w:t>(</w:t>
-      </w:r>
-      <w:proofErr w:type="spellStart"/>
-      <w:r>
-        <w:rPr>
-          <w:rFonts w:ascii="Garamond" w:eastAsia="Garamond" w:hAnsi="Garamond" w:cs="Garamond"/>
-          <w:b/>
-          <w:bCs/>
-        </w:rPr>
-        <w:t>xv</w:t>
-      </w:r>
-      <w:proofErr w:type="spellEnd"/>
-      <w:r>
-        <w:rPr>
-          <w:rFonts w:ascii="Garamond" w:eastAsia="Garamond" w:hAnsi="Garamond" w:cs="Garamond"/>
-          <w:b/>
-          <w:bCs/>
-        </w:rPr>
-        <w:t>)</w:t>
-      </w:r>
-      <w:r>
-        <w:rPr>
-          <w:rFonts w:ascii="Garamond" w:eastAsia="Garamond" w:hAnsi="Garamond" w:cs="Garamond"/>
-        </w:rPr>
-        <w:t xml:space="preserve"> </w:t>
-      </w:r>
-      <w:r>
-        <w:rPr>
-          <w:rFonts w:ascii="Garamond" w:eastAsia="Garamond" w:hAnsi="Garamond" w:cs="Garamond"/>
-          <w:b/>
-          <w:bCs/>
-          <w:u w:val="single"/>
-        </w:rPr>
-        <w:t>Ética en los Negocios y Anticorrupción</w:t>
-      </w:r>
-      <w:r>
-        <w:rPr>
-          <w:rFonts w:ascii="Garamond" w:eastAsia="Garamond" w:hAnsi="Garamond" w:cs="Garamond"/>
-          <w:b/>
-          <w:bCs/>
-        </w:rPr>
-        <w:t xml:space="preserve">. </w:t>
-      </w:r>
-      <w:r>
-        <w:rPr>
-          <w:rFonts w:ascii="Garamond" w:eastAsia="Garamond" w:hAnsi="Garamond" w:cs="Garamond"/>
-        </w:rPr>
-        <w:t xml:space="preserve">Las Partes se comprometen a implementar mecanismos de control interno con el fin de evitar que se presenten actos de corrupción en las negociaciones que se lleven a cabo. De acuerdo con lo anterior, las Partes se obligan a no recibir ni ofrecer, directa o indirectamente, de y a los empleados, administradores, o subordinados de la otra Parte: </w:t>
-      </w:r>
-      <w:r>
-        <w:rPr>
-          <w:rFonts w:ascii="Garamond" w:eastAsia="Garamond" w:hAnsi="Garamond" w:cs="Garamond"/>
-          <w:b/>
-          <w:bCs/>
-        </w:rPr>
-        <w:t>(i)</w:t>
-      </w:r>
-      <w:r>
-        <w:rPr>
-          <w:rFonts w:ascii="Garamond" w:eastAsia="Garamond" w:hAnsi="Garamond" w:cs="Garamond"/>
-        </w:rPr>
-        <w:t xml:space="preserve"> sumas de dinero, </w:t>
-      </w:r>
-      <w:r>
-        <w:rPr>
-          <w:rFonts w:ascii="Garamond" w:eastAsia="Garamond" w:hAnsi="Garamond" w:cs="Garamond"/>
-          <w:b/>
-          <w:bCs/>
-        </w:rPr>
-        <w:t>(</w:t>
-      </w:r>
-      <w:proofErr w:type="spellStart"/>
-      <w:r>
-        <w:rPr>
-          <w:rFonts w:ascii="Garamond" w:eastAsia="Garamond" w:hAnsi="Garamond" w:cs="Garamond"/>
-          <w:b/>
-          <w:bCs/>
-        </w:rPr>
-        <w:t>ii</w:t>
-      </w:r>
-      <w:proofErr w:type="spellEnd"/>
-      <w:r>
-        <w:rPr>
-          <w:rFonts w:ascii="Garamond" w:eastAsia="Garamond" w:hAnsi="Garamond" w:cs="Garamond"/>
-          <w:b/>
-          <w:bCs/>
-        </w:rPr>
-        <w:t>)</w:t>
-      </w:r>
-      <w:r>
-        <w:rPr>
-          <w:rFonts w:ascii="Garamond" w:eastAsia="Garamond" w:hAnsi="Garamond" w:cs="Garamond"/>
-        </w:rPr>
-        <w:t xml:space="preserve"> cualquier objeto de valor pecuniario; u </w:t>
-      </w:r>
-      <w:r>
-        <w:rPr>
-          <w:rFonts w:ascii="Garamond" w:eastAsia="Garamond" w:hAnsi="Garamond" w:cs="Garamond"/>
-          <w:b/>
-          <w:bCs/>
-        </w:rPr>
-        <w:t>(</w:t>
-      </w:r>
-      <w:proofErr w:type="spellStart"/>
-      <w:r>
-        <w:rPr>
-          <w:rFonts w:ascii="Garamond" w:eastAsia="Garamond" w:hAnsi="Garamond" w:cs="Garamond"/>
-          <w:b/>
-          <w:bCs/>
-        </w:rPr>
-        <w:t>iii</w:t>
-      </w:r>
-      <w:proofErr w:type="spellEnd"/>
-      <w:r>
-        <w:rPr>
-          <w:rFonts w:ascii="Garamond" w:eastAsia="Garamond" w:hAnsi="Garamond" w:cs="Garamond"/>
-          <w:b/>
-          <w:bCs/>
-        </w:rPr>
-        <w:t>)</w:t>
-      </w:r>
-      <w:r>
-        <w:rPr>
-          <w:rFonts w:ascii="Garamond" w:eastAsia="Garamond" w:hAnsi="Garamond" w:cs="Garamond"/>
-        </w:rPr>
-        <w:t xml:space="preserve"> otro beneficio o utilidad, a cambio de:</w:t>
-      </w:r>
-      <w:r>
-        <w:rPr>
-          <w:rFonts w:ascii="Garamond" w:eastAsia="Garamond" w:hAnsi="Garamond" w:cs="Garamond"/>
-          <w:b/>
-          <w:bCs/>
-        </w:rPr>
-        <w:t xml:space="preserve"> (a) </w:t>
-      </w:r>
-      <w:r>
-        <w:rPr>
-          <w:rFonts w:ascii="Garamond" w:eastAsia="Garamond" w:hAnsi="Garamond" w:cs="Garamond"/>
-        </w:rPr>
-        <w:t xml:space="preserve">realizar; </w:t>
-      </w:r>
-      <w:r>
-        <w:rPr>
-          <w:rFonts w:ascii="Garamond" w:eastAsia="Garamond" w:hAnsi="Garamond" w:cs="Garamond"/>
-          <w:b/>
-          <w:bCs/>
-        </w:rPr>
-        <w:t>(b)</w:t>
-      </w:r>
-      <w:r>
-        <w:rPr>
-          <w:rFonts w:ascii="Garamond" w:eastAsia="Garamond" w:hAnsi="Garamond" w:cs="Garamond"/>
-        </w:rPr>
-        <w:t xml:space="preserve"> omitir; o </w:t>
-      </w:r>
-      <w:r>
-        <w:rPr>
-          <w:rFonts w:ascii="Garamond" w:eastAsia="Garamond" w:hAnsi="Garamond" w:cs="Garamond"/>
-          <w:b/>
-          <w:bCs/>
-        </w:rPr>
-        <w:t>(c)</w:t>
-      </w:r>
-      <w:r>
-        <w:rPr>
-          <w:rFonts w:ascii="Garamond" w:eastAsia="Garamond" w:hAnsi="Garamond" w:cs="Garamond"/>
-        </w:rPr>
-        <w:t xml:space="preserve"> retardar, cualquier acto relacionado con el ejercicio de sus funciones. Las Partes declaran y garantizan que tanto ellas como sus funcionarios, empleados, directivos,  o subcontratistas cumplen la Ley Aplicable en materia de anticorrupción, incluyendo, pero sin limitarse a la Ley General de Responsabilidades Administrativas, la Ley sobre Prácticas Corruptas en el Extranjero de EE.UU. de 1977, la Ley sobre Sobornos del Reino Unido de 2010 o aquellas que la modifiquen, subroguen, reglamenten o desarrollen, así como aquellas regulaciones nacionales e internacionales relativas a la prevención del fraude, el soborno, la corrupción, el lavado de dinero y el terrorismo. Igualmente, las Partes declaran y garantizan que ni ellas ni sus funcionarios, empleados, directivos, o subcontratistas son objeto de investigaciones, acusaciones o procesos relativos a la violación de la Ley Aplicable en materia de anticorrupción ni han sido objeto de sanciones penales, disciplinarias o contractuales derivadas de la violación de tal Ley Aplicable. Las Partes se obligan a cumplir la Ley Aplicable en materia de anticorrupción y declaran que cualquier incumplimiento constituye una violación al presente Acuerdo de Cooperación, que da derecho exclusivo a la otra Parte de terminar el presente Acuerdo de Cooperación.    Igualmente, cada Parte se obliga a notificar a la otra Parte cualquier notificación asociada a una investigación, procedimiento, sanción o similar, iniciado en su contra o en contra de cualquiera de sus funcionarios, empleados, directivos, o subcontratistas, dentro de las 24 (veinticuatro) horas siguientes a la fecha en la que tenga conocimiento de la notificación de la investigación. </w:t>
-      </w:r>
-    </w:p>
-    <w:p>
-      <w:pPr>
-        <w:ind w:left="720"/>
-        <w:jc w:val="both"/>
-        <w:rPr>
-          <w:rFonts w:ascii="Garamond" w:eastAsia="Garamond" w:hAnsi="Garamond" w:cs="Garamond"/>
-        </w:rPr>
-      </w:pPr>
-    </w:p>
-    <w:p>
-      <w:pPr>
-        <w:ind w:left="720"/>
-        <w:jc w:val="both"/>
-        <w:rPr>
-          <w:rFonts w:ascii="Garamond" w:eastAsia="Garamond" w:hAnsi="Garamond" w:cs="Garamond"/>
-        </w:rPr>
-      </w:pPr>
-      <w:r>
-        <w:rPr>
-          <w:rFonts w:ascii="Garamond" w:eastAsia="Garamond" w:hAnsi="Garamond" w:cs="Garamond"/>
-          <w:b/>
-          <w:bCs/>
-        </w:rPr>
-        <w:t>(</w:t>
-      </w:r>
-      <w:proofErr w:type="spellStart"/>
-      <w:r>
-        <w:rPr>
-          <w:rFonts w:ascii="Garamond" w:eastAsia="Garamond" w:hAnsi="Garamond" w:cs="Garamond"/>
-          <w:b/>
-          <w:bCs/>
-        </w:rPr>
-        <w:t>xvi</w:t>
-      </w:r>
-      <w:proofErr w:type="spellEnd"/>
-      <w:r>
-        <w:rPr>
-          <w:rFonts w:ascii="Garamond" w:eastAsia="Garamond" w:hAnsi="Garamond" w:cs="Garamond"/>
-          <w:b/>
-          <w:bCs/>
-        </w:rPr>
-        <w:t xml:space="preserve">) </w:t>
-      </w:r>
-      <w:proofErr w:type="spellStart"/>
-      <w:r>
-        <w:rPr>
-          <w:rFonts w:ascii="Garamond" w:eastAsia="Garamond" w:hAnsi="Garamond" w:cs="Garamond"/>
-          <w:b/>
-          <w:bCs/>
-          <w:u w:val="single"/>
-        </w:rPr>
-        <w:t>Sourcing</w:t>
-      </w:r>
-      <w:proofErr w:type="spellEnd"/>
-      <w:r>
-        <w:rPr>
-          <w:rFonts w:ascii="Garamond" w:eastAsia="Garamond" w:hAnsi="Garamond" w:cs="Garamond"/>
-          <w:b/>
-          <w:bCs/>
-        </w:rPr>
-        <w:t xml:space="preserve">. </w:t>
-      </w:r>
-      <w:r>
-        <w:rPr>
-          <w:rFonts w:ascii="Garamond" w:eastAsia="Garamond" w:hAnsi="Garamond" w:cs="Garamond"/>
-        </w:rPr>
-        <w:t xml:space="preserve">El Aliado Comercial se compromete a no tener ni mantener una relación comercial con un proveedor que incumpla con la Ley Aplicable con relación a: </w:t>
-      </w:r>
-      <w:r>
-        <w:rPr>
-          <w:rFonts w:ascii="Garamond" w:eastAsia="Garamond" w:hAnsi="Garamond" w:cs="Garamond"/>
-          <w:b/>
-          <w:bCs/>
-        </w:rPr>
-        <w:t>(a)</w:t>
-      </w:r>
-      <w:r>
-        <w:rPr>
-          <w:rFonts w:ascii="Garamond" w:eastAsia="Garamond" w:hAnsi="Garamond" w:cs="Garamond"/>
-        </w:rPr>
-        <w:t xml:space="preserve"> la discriminación por motivos de raza o género; </w:t>
-      </w:r>
-      <w:r>
-        <w:rPr>
-          <w:rFonts w:ascii="Garamond" w:eastAsia="Garamond" w:hAnsi="Garamond" w:cs="Garamond"/>
-          <w:b/>
-          <w:bCs/>
-        </w:rPr>
-        <w:t>(b)</w:t>
-      </w:r>
-      <w:r>
-        <w:rPr>
-          <w:rFonts w:ascii="Garamond" w:eastAsia="Garamond" w:hAnsi="Garamond" w:cs="Garamond"/>
-        </w:rPr>
-        <w:t xml:space="preserve"> el trabajo infantil; </w:t>
-      </w:r>
-      <w:r>
-        <w:rPr>
-          <w:rFonts w:ascii="Garamond" w:eastAsia="Garamond" w:hAnsi="Garamond" w:cs="Garamond"/>
-          <w:b/>
-          <w:bCs/>
-        </w:rPr>
-        <w:t>(c)</w:t>
-      </w:r>
-      <w:r>
-        <w:rPr>
-          <w:rFonts w:ascii="Garamond" w:eastAsia="Garamond" w:hAnsi="Garamond" w:cs="Garamond"/>
-        </w:rPr>
-        <w:t xml:space="preserve"> el trabajo esclavo o degradante; y </w:t>
-      </w:r>
-      <w:r>
-        <w:rPr>
-          <w:rFonts w:ascii="Garamond" w:eastAsia="Garamond" w:hAnsi="Garamond" w:cs="Garamond"/>
-          <w:b/>
-          <w:bCs/>
-        </w:rPr>
-        <w:t>(d)</w:t>
-      </w:r>
-      <w:r>
-        <w:rPr>
-          <w:rFonts w:ascii="Garamond" w:eastAsia="Garamond" w:hAnsi="Garamond" w:cs="Garamond"/>
-        </w:rPr>
-        <w:t xml:space="preserve"> el acoso moral o sexual o derivado de actividades ilícitas o relacionadas con el narcotráfico o el financiamiento del terrorismo. De conformidad con lo anterior, el Aliado Comercial declara y se compromete a que los Productos comercializados a través de la Plataforma Rappi sean fabricados y adquiridos legalmente, respetando la Ley Aplicable con relación a la cadena de valor. </w:t>
-      </w:r>
-    </w:p>
-    <w:p>
-      <w:pPr>
-        <w:ind w:left="720"/>
-        <w:jc w:val="both"/>
-        <w:rPr>
-          <w:rFonts w:ascii="Garamond" w:eastAsia="Garamond" w:hAnsi="Garamond" w:cs="Garamond"/>
-        </w:rPr>
-      </w:pPr>
-    </w:p>
-    <w:p>
-      <w:pPr>
-        <w:ind w:left="720"/>
-        <w:jc w:val="both"/>
-        <w:rPr>
-          <w:rFonts w:ascii="Garamond" w:eastAsia="Garamond" w:hAnsi="Garamond" w:cs="Garamond"/>
-        </w:rPr>
-      </w:pPr>
-      <w:r>
-        <w:rPr>
-          <w:rFonts w:ascii="Garamond" w:eastAsia="Garamond" w:hAnsi="Garamond" w:cs="Garamond"/>
-          <w:b/>
-          <w:bCs/>
-        </w:rPr>
-        <w:t>(</w:t>
-      </w:r>
-      <w:proofErr w:type="spellStart"/>
-      <w:r>
-        <w:rPr>
-          <w:rFonts w:ascii="Garamond" w:eastAsia="Garamond" w:hAnsi="Garamond" w:cs="Garamond"/>
-          <w:b/>
-          <w:bCs/>
-        </w:rPr>
-        <w:t>xvii</w:t>
-      </w:r>
-      <w:proofErr w:type="spellEnd"/>
-      <w:r>
-        <w:rPr>
-          <w:rFonts w:ascii="Garamond" w:eastAsia="Garamond" w:hAnsi="Garamond" w:cs="Garamond"/>
-          <w:b/>
-          <w:bCs/>
-        </w:rPr>
-        <w:t xml:space="preserve">) </w:t>
-      </w:r>
-      <w:r>
-        <w:rPr>
-          <w:rFonts w:ascii="Garamond" w:eastAsia="Garamond" w:hAnsi="Garamond" w:cs="Garamond"/>
-          <w:b/>
-          <w:bCs/>
-          <w:u w:val="single"/>
-        </w:rPr>
-        <w:t>Cumplimiento de la Ley</w:t>
-      </w:r>
-      <w:r>
-        <w:rPr>
-          <w:rFonts w:ascii="Garamond" w:eastAsia="Garamond" w:hAnsi="Garamond" w:cs="Garamond"/>
-          <w:b/>
-          <w:bCs/>
-        </w:rPr>
-        <w:t xml:space="preserve">. </w:t>
-      </w:r>
-      <w:r>
-        <w:rPr>
-          <w:rFonts w:ascii="Garamond" w:eastAsia="Garamond" w:hAnsi="Garamond" w:cs="Garamond"/>
-        </w:rPr>
-        <w:t xml:space="preserve">Las Partes, de manera expresa, se comprometen y obligan a cumplir con la Ley Aplicable de los Estados Unidos Mexicanos y la ley internacional vigente, relacionada, directa o indirectamente, con la ejecución del presente Acuerdo de Cooperación. Cada Parte se compromete a reportar a la otra Parte cualquier incumplimiento del presente numeral dentro de los 2 (dos) días hábiles siguientes al incumplimiento, con el fin de que la otra Parte pueda llevar a cabo las acciones respectivas para salvaguardar su operación y derechos. </w:t>
-      </w:r>
-    </w:p>
-    <w:p>
-      <w:pPr>
-        <w:ind w:left="720"/>
-        <w:jc w:val="both"/>
-        <w:rPr>
-          <w:rFonts w:ascii="Garamond" w:eastAsia="Garamond" w:hAnsi="Garamond" w:cs="Garamond"/>
-        </w:rPr>
-      </w:pPr>
-    </w:p>
-    <w:p>
-      <w:pPr>
-        <w:ind w:left="720"/>
-        <w:jc w:val="both"/>
-        <w:rPr>
-          <w:rFonts w:ascii="Garamond" w:eastAsia="Garamond" w:hAnsi="Garamond" w:cs="Garamond"/>
-        </w:rPr>
-      </w:pPr>
-      <w:r>
-        <w:rPr>
-          <w:rFonts w:ascii="Garamond" w:eastAsia="Garamond" w:hAnsi="Garamond" w:cs="Garamond"/>
-          <w:b/>
-          <w:bCs/>
-        </w:rPr>
-        <w:t>(</w:t>
-      </w:r>
-      <w:proofErr w:type="spellStart"/>
-      <w:r>
-        <w:rPr>
-          <w:rFonts w:ascii="Garamond" w:eastAsia="Garamond" w:hAnsi="Garamond" w:cs="Garamond"/>
-          <w:b/>
-          <w:bCs/>
-        </w:rPr>
-        <w:t>xviii</w:t>
-      </w:r>
-      <w:proofErr w:type="spellEnd"/>
-      <w:r>
-        <w:rPr>
-          <w:rFonts w:ascii="Garamond" w:eastAsia="Garamond" w:hAnsi="Garamond" w:cs="Garamond"/>
-          <w:b/>
-          <w:bCs/>
-        </w:rPr>
-        <w:t xml:space="preserve">) </w:t>
-      </w:r>
-      <w:r>
-        <w:rPr>
-          <w:rFonts w:ascii="Garamond" w:eastAsia="Garamond" w:hAnsi="Garamond" w:cs="Garamond"/>
-          <w:b/>
-          <w:bCs/>
-          <w:u w:val="single"/>
-        </w:rPr>
-        <w:t>Derecho de revisión.</w:t>
-      </w:r>
-      <w:r>
-        <w:rPr>
-          <w:rFonts w:ascii="Garamond" w:eastAsia="Garamond" w:hAnsi="Garamond" w:cs="Garamond"/>
-          <w:b/>
-          <w:bCs/>
-        </w:rPr>
-        <w:t xml:space="preserve"> </w:t>
-      </w:r>
-      <w:r>
-        <w:rPr>
-          <w:rFonts w:ascii="Garamond" w:eastAsia="Garamond" w:hAnsi="Garamond" w:cs="Garamond"/>
-        </w:rPr>
-        <w:t xml:space="preserve">El Aliado Comercial reconoce y acepta que Rappi tendrá el derecho de revisar y auditar el cumplimiento de las obligaciones establecidas en los numerales </w:t>
-      </w:r>
-      <w:r>
-        <w:rPr>
-          <w:rFonts w:ascii="Garamond" w:eastAsia="Garamond" w:hAnsi="Garamond" w:cs="Garamond"/>
         </w:rPr>
         <w:lastRenderedPageBreak/>
         <w:t>(</w:t>
+      </w:r>
+      <w:proofErr w:type="spellStart"/>
+      <w:r>
+        <w:rPr>
+          <w:rFonts w:ascii="Garamond" w:eastAsia="Garamond" w:hAnsi="Garamond" w:cs="Garamond"/>
+          <w:b/>
+          <w:bCs/>
+        </w:rPr>
+        <w:t>xiv</w:t>
+      </w:r>
+      <w:proofErr w:type="spellEnd"/>
+      <w:r>
+        <w:rPr>
+          <w:rFonts w:ascii="Garamond" w:eastAsia="Garamond" w:hAnsi="Garamond" w:cs="Garamond"/>
+          <w:b/>
+          <w:bCs/>
+        </w:rPr>
+        <w:t xml:space="preserve">) </w:t>
+      </w:r>
+      <w:r>
+        <w:rPr>
+          <w:rFonts w:ascii="Garamond" w:eastAsia="Garamond" w:hAnsi="Garamond" w:cs="Garamond"/>
+          <w:b/>
+          <w:bCs/>
+          <w:u w:val="single"/>
+        </w:rPr>
+        <w:t>Política de Gestión y Código de Ética</w:t>
+      </w:r>
+      <w:r>
+        <w:rPr>
+          <w:rFonts w:ascii="Garamond" w:eastAsia="Garamond" w:hAnsi="Garamond" w:cs="Garamond"/>
+          <w:b/>
+          <w:bCs/>
+        </w:rPr>
+        <w:t>.</w:t>
+      </w:r>
+      <w:r>
+        <w:rPr>
+          <w:rFonts w:ascii="Garamond" w:eastAsia="Garamond" w:hAnsi="Garamond" w:cs="Garamond"/>
+        </w:rPr>
+        <w:t xml:space="preserve"> El Aliado Comercial acepta conocer y cumplir la Política de Gestión para la Prevención y Control del Riesgo de Lavado de Activos y de la Financiación del Terrorismo y el Código de Ética de Rappi. </w:t>
+      </w:r>
+    </w:p>
+    <w:p>
+      <w:pPr>
+        <w:ind w:left="720"/>
+        <w:jc w:val="both"/>
+        <w:rPr>
+          <w:rFonts w:ascii="Garamond" w:eastAsia="Garamond" w:hAnsi="Garamond" w:cs="Garamond"/>
+        </w:rPr>
+      </w:pPr>
+    </w:p>
+    <w:p>
+      <w:pPr>
+        <w:ind w:left="720"/>
+        <w:jc w:val="both"/>
+        <w:rPr>
+          <w:rFonts w:ascii="Garamond" w:eastAsia="Garamond" w:hAnsi="Garamond" w:cs="Garamond"/>
+        </w:rPr>
+      </w:pPr>
+      <w:r>
+        <w:rPr>
+          <w:rFonts w:ascii="Garamond" w:eastAsia="Garamond" w:hAnsi="Garamond" w:cs="Garamond"/>
+          <w:b/>
+          <w:bCs/>
+        </w:rPr>
+        <w:t>(</w:t>
+      </w:r>
+      <w:proofErr w:type="spellStart"/>
+      <w:r>
+        <w:rPr>
+          <w:rFonts w:ascii="Garamond" w:eastAsia="Garamond" w:hAnsi="Garamond" w:cs="Garamond"/>
+          <w:b/>
+          <w:bCs/>
+        </w:rPr>
+        <w:t>xv</w:t>
+      </w:r>
+      <w:proofErr w:type="spellEnd"/>
+      <w:r>
+        <w:rPr>
+          <w:rFonts w:ascii="Garamond" w:eastAsia="Garamond" w:hAnsi="Garamond" w:cs="Garamond"/>
+          <w:b/>
+          <w:bCs/>
+        </w:rPr>
+        <w:t>)</w:t>
+      </w:r>
+      <w:r>
+        <w:rPr>
+          <w:rFonts w:ascii="Garamond" w:eastAsia="Garamond" w:hAnsi="Garamond" w:cs="Garamond"/>
+        </w:rPr>
+        <w:t xml:space="preserve"> </w:t>
+      </w:r>
+      <w:r>
+        <w:rPr>
+          <w:rFonts w:ascii="Garamond" w:eastAsia="Garamond" w:hAnsi="Garamond" w:cs="Garamond"/>
+          <w:b/>
+          <w:bCs/>
+          <w:u w:val="single"/>
+        </w:rPr>
+        <w:t>Ética en los Negocios y Anticorrupción</w:t>
+      </w:r>
+      <w:r>
+        <w:rPr>
+          <w:rFonts w:ascii="Garamond" w:eastAsia="Garamond" w:hAnsi="Garamond" w:cs="Garamond"/>
+          <w:b/>
+          <w:bCs/>
+        </w:rPr>
+        <w:t xml:space="preserve">. </w:t>
+      </w:r>
+      <w:r>
+        <w:rPr>
+          <w:rFonts w:ascii="Garamond" w:eastAsia="Garamond" w:hAnsi="Garamond" w:cs="Garamond"/>
+        </w:rPr>
+        <w:t xml:space="preserve">Las Partes se comprometen a implementar mecanismos de control interno con el fin de evitar que se presenten actos de corrupción en las negociaciones que se lleven a cabo. De acuerdo con lo anterior, las Partes se obligan a no recibir ni ofrecer, directa o indirectamente, de y a los empleados, administradores, o subordinados de la otra Parte: </w:t>
+      </w:r>
+      <w:r>
+        <w:rPr>
+          <w:rFonts w:ascii="Garamond" w:eastAsia="Garamond" w:hAnsi="Garamond" w:cs="Garamond"/>
+          <w:b/>
+          <w:bCs/>
+        </w:rPr>
+        <w:t>(i)</w:t>
+      </w:r>
+      <w:r>
+        <w:rPr>
+          <w:rFonts w:ascii="Garamond" w:eastAsia="Garamond" w:hAnsi="Garamond" w:cs="Garamond"/>
+        </w:rPr>
+        <w:t xml:space="preserve"> sumas de dinero, </w:t>
+      </w:r>
+      <w:r>
+        <w:rPr>
+          <w:rFonts w:ascii="Garamond" w:eastAsia="Garamond" w:hAnsi="Garamond" w:cs="Garamond"/>
+          <w:b/>
+          <w:bCs/>
+        </w:rPr>
+        <w:t>(</w:t>
+      </w:r>
+      <w:proofErr w:type="spellStart"/>
+      <w:r>
+        <w:rPr>
+          <w:rFonts w:ascii="Garamond" w:eastAsia="Garamond" w:hAnsi="Garamond" w:cs="Garamond"/>
+          <w:b/>
+          <w:bCs/>
+        </w:rPr>
+        <w:t>ii</w:t>
+      </w:r>
+      <w:proofErr w:type="spellEnd"/>
+      <w:r>
+        <w:rPr>
+          <w:rFonts w:ascii="Garamond" w:eastAsia="Garamond" w:hAnsi="Garamond" w:cs="Garamond"/>
+          <w:b/>
+          <w:bCs/>
+        </w:rPr>
+        <w:t>)</w:t>
+      </w:r>
+      <w:r>
+        <w:rPr>
+          <w:rFonts w:ascii="Garamond" w:eastAsia="Garamond" w:hAnsi="Garamond" w:cs="Garamond"/>
+        </w:rPr>
+        <w:t xml:space="preserve"> cualquier objeto de valor pecuniario; u </w:t>
+      </w:r>
+      <w:r>
+        <w:rPr>
+          <w:rFonts w:ascii="Garamond" w:eastAsia="Garamond" w:hAnsi="Garamond" w:cs="Garamond"/>
+          <w:b/>
+          <w:bCs/>
+        </w:rPr>
+        <w:t>(</w:t>
+      </w:r>
+      <w:proofErr w:type="spellStart"/>
+      <w:r>
+        <w:rPr>
+          <w:rFonts w:ascii="Garamond" w:eastAsia="Garamond" w:hAnsi="Garamond" w:cs="Garamond"/>
+          <w:b/>
+          <w:bCs/>
+        </w:rPr>
+        <w:t>iii</w:t>
+      </w:r>
+      <w:proofErr w:type="spellEnd"/>
+      <w:r>
+        <w:rPr>
+          <w:rFonts w:ascii="Garamond" w:eastAsia="Garamond" w:hAnsi="Garamond" w:cs="Garamond"/>
+          <w:b/>
+          <w:bCs/>
+        </w:rPr>
+        <w:t>)</w:t>
+      </w:r>
+      <w:r>
+        <w:rPr>
+          <w:rFonts w:ascii="Garamond" w:eastAsia="Garamond" w:hAnsi="Garamond" w:cs="Garamond"/>
+        </w:rPr>
+        <w:t xml:space="preserve"> otro beneficio o utilidad, a cambio de:</w:t>
+      </w:r>
+      <w:r>
+        <w:rPr>
+          <w:rFonts w:ascii="Garamond" w:eastAsia="Garamond" w:hAnsi="Garamond" w:cs="Garamond"/>
+          <w:b/>
+          <w:bCs/>
+        </w:rPr>
+        <w:t xml:space="preserve"> (a) </w:t>
+      </w:r>
+      <w:r>
+        <w:rPr>
+          <w:rFonts w:ascii="Garamond" w:eastAsia="Garamond" w:hAnsi="Garamond" w:cs="Garamond"/>
+        </w:rPr>
+        <w:t xml:space="preserve">realizar; </w:t>
+      </w:r>
+      <w:r>
+        <w:rPr>
+          <w:rFonts w:ascii="Garamond" w:eastAsia="Garamond" w:hAnsi="Garamond" w:cs="Garamond"/>
+          <w:b/>
+          <w:bCs/>
+        </w:rPr>
+        <w:t>(b)</w:t>
+      </w:r>
+      <w:r>
+        <w:rPr>
+          <w:rFonts w:ascii="Garamond" w:eastAsia="Garamond" w:hAnsi="Garamond" w:cs="Garamond"/>
+        </w:rPr>
+        <w:t xml:space="preserve"> omitir; o </w:t>
+      </w:r>
+      <w:r>
+        <w:rPr>
+          <w:rFonts w:ascii="Garamond" w:eastAsia="Garamond" w:hAnsi="Garamond" w:cs="Garamond"/>
+          <w:b/>
+          <w:bCs/>
+        </w:rPr>
+        <w:t>(c)</w:t>
+      </w:r>
+      <w:r>
+        <w:rPr>
+          <w:rFonts w:ascii="Garamond" w:eastAsia="Garamond" w:hAnsi="Garamond" w:cs="Garamond"/>
+        </w:rPr>
+        <w:t xml:space="preserve"> retardar, cualquier acto relacionado con el ejercicio de sus funciones. Las Partes declaran y garantizan que tanto ellas como sus funcionarios, empleados, directivos,  o subcontratistas cumplen la Ley Aplicable en materia de anticorrupción, incluyendo, pero sin limitarse a la Ley General de Responsabilidades Administrativas, la Ley sobre Prácticas Corruptas en el Extranjero de EE.UU. de 1977, la Ley sobre Sobornos del Reino Unido de 2010 o aquellas que la modifiquen, subroguen, reglamenten o desarrollen, así como aquellas regulaciones nacionales e internacionales relativas a la prevención del fraude, el soborno, la corrupción, el lavado de dinero y el terrorismo. Igualmente, las Partes declaran y garantizan que ni ellas ni sus funcionarios, empleados, directivos, o subcontratistas son objeto de investigaciones, acusaciones o procesos relativos a la violación de la Ley Aplicable en materia de anticorrupción ni han sido objeto de sanciones penales, disciplinarias o contractuales derivadas de la violación de tal Ley Aplicable. Las Partes se obligan a cumplir la Ley Aplicable en materia de anticorrupción y declaran que cualquier incumplimiento constituye una violación al presente Acuerdo de Cooperación, que da derecho exclusivo a la otra Parte de terminar el presente Acuerdo de Cooperación.    Igualmente, cada Parte se obliga a notificar a la otra Parte cualquier notificación asociada a una investigación, procedimiento, sanción o similar, iniciado en su contra o en contra de cualquiera de sus funcionarios, empleados, directivos, o subcontratistas, dentro de las 24 (veinticuatro) horas siguientes a la fecha en la que tenga conocimiento de la notificación de la investigación. </w:t>
+      </w:r>
+    </w:p>
+    <w:p>
+      <w:pPr>
+        <w:ind w:left="720"/>
+        <w:jc w:val="both"/>
+        <w:rPr>
+          <w:rFonts w:ascii="Garamond" w:eastAsia="Garamond" w:hAnsi="Garamond" w:cs="Garamond"/>
+        </w:rPr>
+      </w:pPr>
+    </w:p>
+    <w:p>
+      <w:pPr>
+        <w:ind w:left="720"/>
+        <w:jc w:val="both"/>
+        <w:rPr>
+          <w:rFonts w:ascii="Garamond" w:eastAsia="Garamond" w:hAnsi="Garamond" w:cs="Garamond"/>
+        </w:rPr>
+      </w:pPr>
+      <w:r>
+        <w:rPr>
+          <w:rFonts w:ascii="Garamond" w:eastAsia="Garamond" w:hAnsi="Garamond" w:cs="Garamond"/>
+          <w:b/>
+          <w:bCs/>
+        </w:rPr>
+        <w:t>(</w:t>
+      </w:r>
+      <w:proofErr w:type="spellStart"/>
+      <w:r>
+        <w:rPr>
+          <w:rFonts w:ascii="Garamond" w:eastAsia="Garamond" w:hAnsi="Garamond" w:cs="Garamond"/>
+          <w:b/>
+          <w:bCs/>
+        </w:rPr>
+        <w:t>xvi</w:t>
+      </w:r>
+      <w:proofErr w:type="spellEnd"/>
+      <w:r>
+        <w:rPr>
+          <w:rFonts w:ascii="Garamond" w:eastAsia="Garamond" w:hAnsi="Garamond" w:cs="Garamond"/>
+          <w:b/>
+          <w:bCs/>
+        </w:rPr>
+        <w:t xml:space="preserve">) </w:t>
+      </w:r>
+      <w:proofErr w:type="spellStart"/>
+      <w:r>
+        <w:rPr>
+          <w:rFonts w:ascii="Garamond" w:eastAsia="Garamond" w:hAnsi="Garamond" w:cs="Garamond"/>
+          <w:b/>
+          <w:bCs/>
+          <w:u w:val="single"/>
+        </w:rPr>
+        <w:t>Sourcing</w:t>
+      </w:r>
+      <w:proofErr w:type="spellEnd"/>
+      <w:r>
+        <w:rPr>
+          <w:rFonts w:ascii="Garamond" w:eastAsia="Garamond" w:hAnsi="Garamond" w:cs="Garamond"/>
+          <w:b/>
+          <w:bCs/>
+        </w:rPr>
+        <w:t xml:space="preserve">. </w:t>
+      </w:r>
+      <w:r>
+        <w:rPr>
+          <w:rFonts w:ascii="Garamond" w:eastAsia="Garamond" w:hAnsi="Garamond" w:cs="Garamond"/>
+        </w:rPr>
+        <w:t xml:space="preserve">El Aliado Comercial se compromete a no tener ni mantener una relación comercial con un proveedor que incumpla con la Ley Aplicable con relación a: </w:t>
+      </w:r>
+      <w:r>
+        <w:rPr>
+          <w:rFonts w:ascii="Garamond" w:eastAsia="Garamond" w:hAnsi="Garamond" w:cs="Garamond"/>
+          <w:b/>
+          <w:bCs/>
+        </w:rPr>
+        <w:t>(a)</w:t>
+      </w:r>
+      <w:r>
+        <w:rPr>
+          <w:rFonts w:ascii="Garamond" w:eastAsia="Garamond" w:hAnsi="Garamond" w:cs="Garamond"/>
+        </w:rPr>
+        <w:t xml:space="preserve"> la discriminación por motivos de raza o género; </w:t>
+      </w:r>
+      <w:r>
+        <w:rPr>
+          <w:rFonts w:ascii="Garamond" w:eastAsia="Garamond" w:hAnsi="Garamond" w:cs="Garamond"/>
+          <w:b/>
+          <w:bCs/>
+        </w:rPr>
+        <w:t>(b)</w:t>
+      </w:r>
+      <w:r>
+        <w:rPr>
+          <w:rFonts w:ascii="Garamond" w:eastAsia="Garamond" w:hAnsi="Garamond" w:cs="Garamond"/>
+        </w:rPr>
+        <w:t xml:space="preserve"> el trabajo infantil; </w:t>
+      </w:r>
+      <w:r>
+        <w:rPr>
+          <w:rFonts w:ascii="Garamond" w:eastAsia="Garamond" w:hAnsi="Garamond" w:cs="Garamond"/>
+          <w:b/>
+          <w:bCs/>
+        </w:rPr>
+        <w:t>(c)</w:t>
+      </w:r>
+      <w:r>
+        <w:rPr>
+          <w:rFonts w:ascii="Garamond" w:eastAsia="Garamond" w:hAnsi="Garamond" w:cs="Garamond"/>
+        </w:rPr>
+        <w:t xml:space="preserve"> el trabajo esclavo o degradante; y </w:t>
+      </w:r>
+      <w:r>
+        <w:rPr>
+          <w:rFonts w:ascii="Garamond" w:eastAsia="Garamond" w:hAnsi="Garamond" w:cs="Garamond"/>
+          <w:b/>
+          <w:bCs/>
+        </w:rPr>
+        <w:t>(d)</w:t>
+      </w:r>
+      <w:r>
+        <w:rPr>
+          <w:rFonts w:ascii="Garamond" w:eastAsia="Garamond" w:hAnsi="Garamond" w:cs="Garamond"/>
+        </w:rPr>
+        <w:t xml:space="preserve"> el acoso moral o sexual o derivado de actividades ilícitas o relacionadas con el narcotráfico o el financiamiento del terrorismo. De conformidad con lo anterior, el Aliado Comercial declara y se compromete a que los Productos comercializados a través de la Plataforma Rappi sean fabricados y adquiridos legalmente, respetando la Ley Aplicable con relación a la cadena de valor. </w:t>
+      </w:r>
+    </w:p>
+    <w:p>
+      <w:pPr>
+        <w:ind w:left="720"/>
+        <w:jc w:val="both"/>
+        <w:rPr>
+          <w:rFonts w:ascii="Garamond" w:eastAsia="Garamond" w:hAnsi="Garamond" w:cs="Garamond"/>
+        </w:rPr>
+      </w:pPr>
+    </w:p>
+    <w:p>
+      <w:pPr>
+        <w:ind w:left="720"/>
+        <w:jc w:val="both"/>
+        <w:rPr>
+          <w:rFonts w:ascii="Garamond" w:eastAsia="Garamond" w:hAnsi="Garamond" w:cs="Garamond"/>
+        </w:rPr>
+      </w:pPr>
+      <w:r>
+        <w:rPr>
+          <w:rFonts w:ascii="Garamond" w:eastAsia="Garamond" w:hAnsi="Garamond" w:cs="Garamond"/>
+          <w:b/>
+          <w:bCs/>
+        </w:rPr>
+        <w:t>(</w:t>
+      </w:r>
+      <w:proofErr w:type="spellStart"/>
+      <w:r>
+        <w:rPr>
+          <w:rFonts w:ascii="Garamond" w:eastAsia="Garamond" w:hAnsi="Garamond" w:cs="Garamond"/>
+          <w:b/>
+          <w:bCs/>
+        </w:rPr>
+        <w:t>xvii</w:t>
+      </w:r>
+      <w:proofErr w:type="spellEnd"/>
+      <w:r>
+        <w:rPr>
+          <w:rFonts w:ascii="Garamond" w:eastAsia="Garamond" w:hAnsi="Garamond" w:cs="Garamond"/>
+          <w:b/>
+          <w:bCs/>
+        </w:rPr>
+        <w:t xml:space="preserve">) </w:t>
+      </w:r>
+      <w:r>
+        <w:rPr>
+          <w:rFonts w:ascii="Garamond" w:eastAsia="Garamond" w:hAnsi="Garamond" w:cs="Garamond"/>
+          <w:b/>
+          <w:bCs/>
+          <w:u w:val="single"/>
+        </w:rPr>
+        <w:t>Cumplimiento de la Ley</w:t>
+      </w:r>
+      <w:r>
+        <w:rPr>
+          <w:rFonts w:ascii="Garamond" w:eastAsia="Garamond" w:hAnsi="Garamond" w:cs="Garamond"/>
+          <w:b/>
+          <w:bCs/>
+        </w:rPr>
+        <w:t xml:space="preserve">. </w:t>
+      </w:r>
+      <w:r>
+        <w:rPr>
+          <w:rFonts w:ascii="Garamond" w:eastAsia="Garamond" w:hAnsi="Garamond" w:cs="Garamond"/>
+        </w:rPr>
+        <w:t xml:space="preserve">Las Partes, de manera expresa, se comprometen y obligan a cumplir con la Ley Aplicable de los Estados Unidos Mexicanos y la ley internacional vigente, relacionada, directa o indirectamente, con la ejecución del presente Acuerdo de Cooperación. Cada Parte se compromete a reportar a la otra Parte cualquier incumplimiento del presente numeral dentro de los 2 (dos) días hábiles siguientes al incumplimiento, con el fin de que la otra Parte pueda llevar a cabo las acciones respectivas para salvaguardar su operación y derechos. </w:t>
+      </w:r>
+    </w:p>
+    <w:p>
+      <w:pPr>
+        <w:ind w:left="720"/>
+        <w:jc w:val="both"/>
+        <w:rPr>
+          <w:rFonts w:ascii="Garamond" w:eastAsia="Garamond" w:hAnsi="Garamond" w:cs="Garamond"/>
+        </w:rPr>
+      </w:pPr>
+    </w:p>
+    <w:p>
+      <w:pPr>
+        <w:ind w:left="720"/>
+        <w:jc w:val="both"/>
+        <w:rPr>
+          <w:rFonts w:ascii="Garamond" w:eastAsia="Garamond" w:hAnsi="Garamond" w:cs="Garamond"/>
+        </w:rPr>
+      </w:pPr>
+      <w:r>
+        <w:rPr>
+          <w:rFonts w:ascii="Garamond" w:eastAsia="Garamond" w:hAnsi="Garamond" w:cs="Garamond"/>
+          <w:b/>
+          <w:bCs/>
+        </w:rPr>
+        <w:lastRenderedPageBreak/>
+        <w:t>(</w:t>
+      </w:r>
+      <w:proofErr w:type="spellStart"/>
+      <w:r>
+        <w:rPr>
+          <w:rFonts w:ascii="Garamond" w:eastAsia="Garamond" w:hAnsi="Garamond" w:cs="Garamond"/>
+          <w:b/>
+          <w:bCs/>
+        </w:rPr>
+        <w:t>xviii</w:t>
+      </w:r>
+      <w:proofErr w:type="spellEnd"/>
+      <w:r>
+        <w:rPr>
+          <w:rFonts w:ascii="Garamond" w:eastAsia="Garamond" w:hAnsi="Garamond" w:cs="Garamond"/>
+          <w:b/>
+          <w:bCs/>
+        </w:rPr>
+        <w:t xml:space="preserve">) </w:t>
+      </w:r>
+      <w:r>
+        <w:rPr>
+          <w:rFonts w:ascii="Garamond" w:eastAsia="Garamond" w:hAnsi="Garamond" w:cs="Garamond"/>
+          <w:b/>
+          <w:bCs/>
+          <w:u w:val="single"/>
+        </w:rPr>
+        <w:t>Derecho de revisión.</w:t>
+      </w:r>
+      <w:r>
+        <w:rPr>
+          <w:rFonts w:ascii="Garamond" w:eastAsia="Garamond" w:hAnsi="Garamond" w:cs="Garamond"/>
+          <w:b/>
+          <w:bCs/>
+        </w:rPr>
+        <w:t xml:space="preserve"> </w:t>
+      </w:r>
+      <w:r>
+        <w:rPr>
+          <w:rFonts w:ascii="Garamond" w:eastAsia="Garamond" w:hAnsi="Garamond" w:cs="Garamond"/>
+        </w:rPr>
+        <w:t>El Aliado Comercial reconoce y acepta que Rappi tendrá el derecho de revisar y auditar el cumplimiento de las obligaciones establecidas en los numerales (</w:t>
       </w:r>
       <w:proofErr w:type="spellStart"/>
       <w:r>
